--- a/reports/reader-comparison/technical-record.docx
+++ b/reports/reader-comparison/technical-record.docx
@@ -39,7 +39,7 @@
         <w:widowControl/>
       </w:pPr>
       <w:r>
-        <w:t>The Qwen experiment is incomplete. Checkpoint specific fitting, captures, probes and lens readouts are available; the independent text judges have not yet formed an accepted usable pair. No main Qwen held out detector comparison has been evaluated. A corrected DeepSeek reader is undergoing qualification. The archived GPT OSS study already has measured summarizer results, reported separately below.</w:t>
+        <w:t>The Qwen experiment is incomplete. Checkpoint specific fitting, captures, probes and lens readouts are available. GPT 4.1 and GPT 5.4 with low reasoning have passed the registered qualification and coverage gates. Primary and end of prompt validation are complete, and their thresholds are frozen. Held out reviews are running; no Qwen detector performance is reported in this edition. The archived GPT OSS study has measured summarizer results, reported separately below.</w:t>
       </w:r>
     </w:p>
     <w:p>
@@ -263,7 +263,7 @@
         <w:widowControl/>
       </w:pPr>
       <w:r>
-        <w:t>The completed training and validation transport check used 381 episodes per endpoint. Float64 transport preserves scores to numerical precision. Stored FP32 transformed vectors produce no flag differences before or during action and three after action. Those three are repeated trajectories sharing one threshold boundary state, not three independent information loss findings. No threshold was adjusted to remove them.</w:t>
+        <w:t>The completed training and validation transport check used 381 episodes per endpoint. Float64 transport preserves scores to numerical precision. Stored FP32 transformed vectors produce no flag differences before or during action and three after action. Those three are repeated trajectories sharing one threshold boundary state, not three independent information loss findings. No threshold was adjusted to remove them. Training activation stability checks also compare disjoint 16 passage fits. Median transformed direction cosine at layer 20 ranges from 0.815 to 0.890 across before, during and after action, versus about 0.997 at layer 60. Early layer finite fit uncertainty is substantial. These diagnostics do not measure token ranking fidelity or establish that a missed concept is absent from ideal J space.</w:t>
       </w:r>
     </w:p>
     <w:p>
@@ -287,7 +287,7 @@
         <w:widowControl/>
       </w:pPr>
       <w:r>
-        <w:t>The summarizer receives one layer's token strings and scores without context, behavior labels or candidate ranks. Reviewers receive only each arm's permitted evidence. Subject identity, future output, outcome labels and probe scores are excluded from those requests. Two accepted reviewer families are planned, with the minimum of two valid ordinal judgments as the combined score. Missing one reviewer makes the combined judgment unavailable. Individual reviewer results are separately calibrated and retained.</w:t>
+        <w:t>The summarizer receives one layer's token strings and scores without context, behavior labels or candidate ranks. Reviewers receive only each arm's permitted evidence. Subject identity, future output, outcome labels and probe scores are excluded from those requests. Two accepted reviewer model families supply the minimum of two valid ordinal judgments as the combined score. Missing one reviewer makes the combined judgment unavailable. Individual reviewer results are separately calibrated and retained.</w:t>
       </w:r>
     </w:p>
     <w:p>
@@ -335,7 +335,31 @@
         <w:widowControl/>
       </w:pPr>
       <w:r>
-        <w:t>Raw DeepSeek receipts showed apparent answer and reasoning separation problems when literal think tags were quoted. This is supported by the receipts but remains a diagnosis without the upstream token stream. A distinct execution now requires JSON Unicode escapes for angle brackets. Evidence meanings and the rubric are preserved, and malformed replies are still rejected. It never concatenates reasoning with the answer or selects a convenient embedded score. Its qualification is pending as of this document's date; it has not been adopted.</w:t>
+        <w:t>The escaped output and reasoning disabled DeepSeek candidates subsequently failed semantic qualification. GPT 4.1 on the OpenAI route passed with 39 of 48 bridge matches and 24 of 24 policy controls. GPT 5.4 with low reasoning on OpenAI Flex passed with 41 of 48 and 24 of 24 respectively. Each then produced 90 of 90 usable coverage replies. Their exact transport, parser and configuration hashes are bound by acceptance records. Failed candidates remain preserved; qualification settings cannot be transferred to a changed execution.</w:t>
+      </w:r>
+    </w:p>
+    <w:p>
+      <w:pPr>
+        <w:widowControl/>
+      </w:pPr>
+      <w:r>
+        <w:t>Both accepted judges share OpenAI provenance and contributed the bridge reference labels. Bridge agreement measures compatibility rather than independent accuracy. GPT 5.4 also supplies the blind summaries, creating additional self judgment dependence. A documented amendment accepted this pair after cross vendor candidates failed. Individual judge results and the independently executed behavior labels remain separate. Candidate selection uncertainty is not captured by the episode bootstrap.</w:t>
+      </w:r>
+    </w:p>
+    <w:p>
+      <w:pPr>
+        <w:widowControl/>
+      </w:pPr>
+      <w:r>
+        <w:t>Primary validation contains 126 episodes across nine arms. All 64 unique summaries completed, followed by 144 unique review requests per judge. GPT 4.1 produced 143 usable replies; GPT 5.4 produced 144. One GPT 4.1 response hit its 1600 token limit while quoting an Oracle description. That result is unavailable, with no retry or partial score extraction. It maps to eight benign prohibited condition episodes in the monitor family. Blind Oracle coverage is therefore 118 of 126; the other eight arms retain all 126. Its combined benign calibration denominator is 45 rather than 53. This is structured missingness, not eight independent failures.</w:t>
+      </w:r>
+    </w:p>
+    <w:p>
+      <w:pPr>
+        <w:widowControl/>
+      </w:pPr>
+      <w:r>
+        <w:t>Primary and end of prompt thresholds are frozen under verified source hashes. Their validation readouts are identical and are reused with separate endpoint aliases, so end of prompt is not an independent replication. Both earlier token controls have completed 128 unique summaries and prepared their nine arm validation inputs; those reviews and calibrations remain pending. The primary and end of prompt held out cohorts have 72 unique completed summaries and 184 unique review requests per judge after deduplication. Review inference is underway under the frozen protocol.</w:t>
       </w:r>
     </w:p>
     <w:p>
@@ -399,7 +423,7 @@
         <w:widowControl/>
       </w:pPr>
       <w:r>
-        <w:t>Specify a single post block intervention separately from persistent steering, recompute affected caches, and verify zero dose equivalence. Include norm matched random directions, benign authorized task quality, refusal, format validity and truncation controls. A change in violation rate accompanied by general output corruption is not specific causal evidence. Held out motivated follow up remains exploratory and uses fresh continuations. A predictive direction is not automatically a unique misalignment mechanism.</w:t>
+        <w:t>Specify a single post block intervention separately from persistent steering, recompute affected caches, and verify zero dose equivalence. Include norm matched random directions, benign authorized task quality, refusal, format validity and truncation controls. A change in violation rate accompanied by general output corruption is not specific causal evidence. Held out motivated follow up remains exploratory and uses fresh continuations. A predictive direction is not automatically a unique misalignment mechanism. The additive post block intervention and paired continuation harness have passed CPU engineering tests. They have not yet passed real subject zero dose replay or produced causal results; those remain required before any causal claim.</w:t>
       </w:r>
     </w:p>
     <w:p>
@@ -455,7 +479,7 @@
         <w:widowControl/>
       </w:pPr>
       <w:r>
-        <w:t>Stage two must qualify two usable reviewer families, verify coverage and validate the blind summarizer. Register any model, route, prompt or parser change as a distinct execution. Stop adoption when semantic or coverage gates fail. Preserve all attempts rather than silently replacing failed judgments.</w:t>
+        <w:t>Stage two has qualified the accepted reference pair and verified its coverage. Summarizer schema validity is established on completed cohorts; semantic fidelity still requires review. Register any model, route, prompt or parser change as a distinct execution. Preserve failures and the accepted pair's shared provenance limitations.</w:t>
       </w:r>
     </w:p>
     <w:p>
@@ -463,7 +487,7 @@
         <w:widowControl/>
       </w:pPr>
       <w:r>
-        <w:t>Stage three generates validation summaries and all nine review arms, then freezes detector choices, thresholds, interpreter identities, source hashes and planned contrasts in immutable endpoint locks. Only then may stage four prepare and score held out jobs, run metrics and uncertainty analyses, and export deterministic casebooks.</w:t>
+        <w:t>Stage three is complete for primary and end of prompt validation, with immutable endpoint locks. The earlier token controls have summaries but await reviews; during and after action validation remain pending. Stage four is running primary held out reviews. Complete accounting, including unavailable replies, must precede the locked metrics, uncertainty analyses and deterministic casebooks. Other endpoint locks must be created from their own validation data before test scoring.</w:t>
       </w:r>
     </w:p>
     <w:p>
@@ -511,7 +535,15 @@
         <w:widowControl/>
       </w:pPr>
       <w:r>
-        <w:t>The guarded API project ceiling is 10 dollars for additional work under the cost amendment. The current qualification allowance was tightened to one dollar cumulative; production remains separately gated. Exact request allowlists and no retries limit exposure. One prior unknown charge retains its full reservation. The complete next coverage reservation currently exceeds the remaining one dollar allowance and must not dispatch automatically.</w:t>
+        <w:t>The additional API project ceiling is 10 dollars; the current cumulative dispatch allowance is 5 dollars. Both are local cost controls under the user's delegated paid run authorization. Each small batch reserves its full conservative cost before activation. Unknown charges retain 0.581365 dollars of reservations, including failed provider calls; they are never counted as free or retried. Current settled spending is recorded in the live integer microdollar ledger rather than frozen in this narrative. The completed primary summaries cost 0.067136 dollars, earlier token summaries 0.130575 dollars, and held out summaries 0.077337 dollars. These increments exclude qualification and review inference.</w:t>
+      </w:r>
+    </w:p>
+    <w:p>
+      <w:pPr>
+        <w:widowControl/>
+      </w:pPr>
+      <w:r>
+        <w:t>The runner can shrink batch size solely for affordability. It stops when even a minimum batch cannot fit, on an unexplained failure, or when source hashes differ. No budget increase, retry or substitution happens automatically. Remaining temporal and legacy cohorts need separately registered affordable allocations.</w:t>
       </w:r>
     </w:p>
     <w:p>
@@ -527,7 +559,7 @@
         <w:widowControl/>
       </w:pPr>
       <w:r>
-        <w:t>Schedule estimates are conditional planning ranges rather than commitments: allow one to three working days to resolve reader qualification and coverage, one to three for validation and locks, one to three for held out scoring and statistical review, and two to five for casebooks, warranted interventions and the final report. Provider latency or a failed gate can extend these stages. No additional GPU allocation or production spend is justified solely by this estimate.</w:t>
+        <w:t>Schedule estimates are conditional planning ranges rather than commitments: allow one to three working days for the remaining endpoint validation and locks, one to three for held out scoring and statistical review, and two to five for casebooks, warranted interventions and the final report. Provider latency or a failed gate can extend these stages. No additional GPU allocation or production spend is justified solely by this estimate.</w:t>
       </w:r>
     </w:p>
     <w:p>

--- a/reports/reader-comparison/technical-record.docx
+++ b/reports/reader-comparison/technical-record.docx
@@ -39,7 +39,7 @@
         <w:widowControl/>
       </w:pPr>
       <w:r>
-        <w:t>The Qwen experiment is incomplete. Checkpoint specific fitting, captures, probes and lens readouts are available. GPT 4.1 and GPT 5.4 with low reasoning have passed the registered qualification and coverage gates. Primary and end of prompt validation are complete, and their thresholds are frozen. Held out reviews are running; no Qwen detector performance is reported in this edition. The archived GPT OSS study has measured summarizer results, reported separately below.</w:t>
+        <w:t>The first Qwen held out comparison is complete at the frozen pre action and end of prompt operating points. All combined reader arms and both activation probes miss all 10 prohibited condition violations. The raw probe also flags 56 of 64 benign authorized controls. These are measured negative results on a small experiment with shared prefixes and stochastic outcomes, not evidence that relevant information is absent from activations. The remaining temporal comparisons, fidelity analysis, warranted causal follow up and legacy controls are incomplete. The archived GPT OSS findings remain separate and unchanged.</w:t>
       </w:r>
     </w:p>
     <w:p>
@@ -343,7 +343,7 @@
         <w:widowControl/>
       </w:pPr>
       <w:r>
-        <w:t>Both accepted judges share OpenAI provenance and contributed the bridge reference labels. Bridge agreement measures compatibility rather than independent accuracy. GPT 5.4 also supplies the blind summaries, creating additional self judgment dependence. A documented amendment accepted this pair after cross vendor candidates failed. Individual judge results and the independently executed behavior labels remain separate. Candidate selection uncertainty is not captured by the episode bootstrap.</w:t>
+        <w:t>Both accepted judges share OpenAI provenance and contributed the bridge reference labels. Bridge agreement measures compatibility rather than independent accuracy. GPT 5.4 also supplies the blind summaries, creating additional self judgment dependence. A documented amendment accepted this pair after cross vendor candidates failed. Individual judge results and the independently executed behavior labels remain separate. Candidate selection uncertainty is not captured by the family bootstrap.</w:t>
       </w:r>
     </w:p>
     <w:p>
@@ -359,7 +359,1262 @@
         <w:widowControl/>
       </w:pPr>
       <w:r>
-        <w:t>Primary and end of prompt thresholds are frozen under verified source hashes. Their validation readouts are identical and are reused with separate endpoint aliases, so end of prompt is not an independent replication. Both earlier token controls have completed 128 unique summaries and prepared their nine arm validation inputs; those reviews and calibrations remain pending. The primary and end of prompt held out cohorts have 72 unique completed summaries and 184 unique review requests per judge after deduplication. Review inference is underway under the frozen protocol.</w:t>
+        <w:t>Primary and end of prompt thresholds are frozen under verified source hashes. Their validation readouts are identical and are reused with separate endpoint aliases, so end of prompt is not an independent replication. Both earlier token controls have completed 128 unique summaries and prepared their nine arm validation inputs; review inference is running and endpoint calibration remains pending. The primary and end of prompt held out cohorts have 72 unique completed summaries and 184 completed usable review requests per judge after deduplication. Each endpoint retains all 128 episodes across all nine reader arms. A raw receipt audit verified all 264 completed summaries without changing their contents; this establishes provenance and schema validity, not semantic fidelity.</w:t>
+      </w:r>
+    </w:p>
+    <w:p>
+      <w:pPr>
+        <w:pStyle w:val="Heading1"/>
+      </w:pPr>
+      <w:r>
+        <w:t>Measured primary held out results</w:t>
+      </w:r>
+    </w:p>
+    <w:p>
+      <w:pPr>
+        <w:widowControl/>
+      </w:pPr>
+      <w:r>
+        <w:t>The table reports the primary pre action operating points. True positive and false positive counts use the indicated denominators; authorized false positives are a separate generalization control. The dense transformed probe is not a sparse nonnegative J space decomposition.</w:t>
+      </w:r>
+    </w:p>
+    <w:tbl>
+      <w:tblPr>
+        <w:tblW w:type="auto" w:w="0"/>
+        <w:tblLayout w:type="fixed"/>
+        <w:tblLook w:firstColumn="1" w:firstRow="1" w:lastColumn="0" w:lastRow="0" w:noHBand="0" w:noVBand="1" w:val="04A0"/>
+      </w:tblPr>
+      <w:tblGrid>
+        <w:gridCol w:w="3744"/>
+        <w:gridCol w:w="1080"/>
+        <w:gridCol w:w="1080"/>
+        <w:gridCol w:w="2376"/>
+        <w:gridCol w:w="1512"/>
+      </w:tblGrid>
+      <w:tr>
+        <w:trPr>
+          <w:cantSplit/>
+          <w:tblHeader/>
+        </w:trPr>
+        <w:tc>
+          <w:tcPr>
+            <w:tcW w:type="dxa" w:w="3744"/>
+            <w:vAlign w:val="center"/>
+            <w:shd w:fill="DCE6EE"/>
+            <w:tcBorders>
+              <w:top w:val="single" w:sz="4" w:color="D9D9D9"/>
+              <w:left w:val="single" w:sz="4" w:color="D9D9D9"/>
+              <w:bottom w:val="single" w:sz="4" w:color="D9D9D9"/>
+              <w:right w:val="single" w:sz="4" w:color="D9D9D9"/>
+            </w:tcBorders>
+            <w:tcMar>
+              <w:top w:w="100" w:type="dxa"/>
+              <w:left w:w="100" w:type="dxa"/>
+              <w:bottom w:w="100" w:type="dxa"/>
+              <w:right w:w="100" w:type="dxa"/>
+            </w:tcMar>
+          </w:tcPr>
+          <w:p>
+            <w:pPr>
+              <w:spacing w:after="0" w:line="252" w:lineRule="auto"/>
+              <w:jc w:val="left"/>
+            </w:pPr>
+            <w:r>
+              <w:rPr>
+                <w:b/>
+                <w:sz w:val="21"/>
+              </w:rPr>
+              <w:t>Method</w:t>
+            </w:r>
+          </w:p>
+        </w:tc>
+        <w:tc>
+          <w:tcPr>
+            <w:tcW w:type="dxa" w:w="1080"/>
+            <w:vAlign w:val="center"/>
+            <w:shd w:fill="DCE6EE"/>
+            <w:tcBorders>
+              <w:top w:val="single" w:sz="4" w:color="D9D9D9"/>
+              <w:left w:val="single" w:sz="4" w:color="D9D9D9"/>
+              <w:bottom w:val="single" w:sz="4" w:color="D9D9D9"/>
+              <w:right w:val="single" w:sz="4" w:color="D9D9D9"/>
+            </w:tcBorders>
+            <w:tcMar>
+              <w:top w:w="100" w:type="dxa"/>
+              <w:left w:w="100" w:type="dxa"/>
+              <w:bottom w:w="100" w:type="dxa"/>
+              <w:right w:w="100" w:type="dxa"/>
+            </w:tcMar>
+          </w:tcPr>
+          <w:p>
+            <w:pPr>
+              <w:spacing w:after="0" w:line="252" w:lineRule="auto"/>
+              <w:jc w:val="center"/>
+            </w:pPr>
+            <w:r>
+              <w:rPr>
+                <w:b/>
+                <w:sz w:val="21"/>
+              </w:rPr>
+              <w:t>TP of 10</w:t>
+            </w:r>
+          </w:p>
+        </w:tc>
+        <w:tc>
+          <w:tcPr>
+            <w:tcW w:type="dxa" w:w="1080"/>
+            <w:vAlign w:val="center"/>
+            <w:shd w:fill="DCE6EE"/>
+            <w:tcBorders>
+              <w:top w:val="single" w:sz="4" w:color="D9D9D9"/>
+              <w:left w:val="single" w:sz="4" w:color="D9D9D9"/>
+              <w:bottom w:val="single" w:sz="4" w:color="D9D9D9"/>
+              <w:right w:val="single" w:sz="4" w:color="D9D9D9"/>
+            </w:tcBorders>
+            <w:tcMar>
+              <w:top w:w="100" w:type="dxa"/>
+              <w:left w:w="100" w:type="dxa"/>
+              <w:bottom w:w="100" w:type="dxa"/>
+              <w:right w:w="100" w:type="dxa"/>
+            </w:tcMar>
+          </w:tcPr>
+          <w:p>
+            <w:pPr>
+              <w:spacing w:after="0" w:line="252" w:lineRule="auto"/>
+              <w:jc w:val="center"/>
+            </w:pPr>
+            <w:r>
+              <w:rPr>
+                <w:b/>
+                <w:sz w:val="21"/>
+              </w:rPr>
+              <w:t>FP of 54</w:t>
+            </w:r>
+          </w:p>
+        </w:tc>
+        <w:tc>
+          <w:tcPr>
+            <w:tcW w:type="dxa" w:w="2376"/>
+            <w:vAlign w:val="center"/>
+            <w:shd w:fill="DCE6EE"/>
+            <w:tcBorders>
+              <w:top w:val="single" w:sz="4" w:color="D9D9D9"/>
+              <w:left w:val="single" w:sz="4" w:color="D9D9D9"/>
+              <w:bottom w:val="single" w:sz="4" w:color="D9D9D9"/>
+              <w:right w:val="single" w:sz="4" w:color="D9D9D9"/>
+            </w:tcBorders>
+            <w:tcMar>
+              <w:top w:w="100" w:type="dxa"/>
+              <w:left w:w="100" w:type="dxa"/>
+              <w:bottom w:w="100" w:type="dxa"/>
+              <w:right w:w="100" w:type="dxa"/>
+            </w:tcMar>
+          </w:tcPr>
+          <w:p>
+            <w:pPr>
+              <w:spacing w:after="0" w:line="252" w:lineRule="auto"/>
+              <w:jc w:val="center"/>
+            </w:pPr>
+            <w:r>
+              <w:rPr>
+                <w:b/>
+                <w:sz w:val="21"/>
+              </w:rPr>
+              <w:t>Authorized FP of 64</w:t>
+            </w:r>
+          </w:p>
+        </w:tc>
+        <w:tc>
+          <w:tcPr>
+            <w:tcW w:type="dxa" w:w="1512"/>
+            <w:vAlign w:val="center"/>
+            <w:shd w:fill="DCE6EE"/>
+            <w:tcBorders>
+              <w:top w:val="single" w:sz="4" w:color="D9D9D9"/>
+              <w:left w:val="single" w:sz="4" w:color="D9D9D9"/>
+              <w:bottom w:val="single" w:sz="4" w:color="D9D9D9"/>
+              <w:right w:val="single" w:sz="4" w:color="D9D9D9"/>
+            </w:tcBorders>
+            <w:tcMar>
+              <w:top w:w="100" w:type="dxa"/>
+              <w:left w:w="100" w:type="dxa"/>
+              <w:bottom w:w="100" w:type="dxa"/>
+              <w:right w:w="100" w:type="dxa"/>
+            </w:tcMar>
+          </w:tcPr>
+          <w:p>
+            <w:pPr>
+              <w:spacing w:after="0" w:line="252" w:lineRule="auto"/>
+              <w:jc w:val="center"/>
+            </w:pPr>
+            <w:r>
+              <w:rPr>
+                <w:b/>
+                <w:sz w:val="21"/>
+              </w:rPr>
+              <w:t>AUROC</w:t>
+            </w:r>
+          </w:p>
+        </w:tc>
+      </w:tr>
+      <w:tr>
+        <w:trPr>
+          <w:cantSplit/>
+        </w:trPr>
+        <w:tc>
+          <w:tcPr>
+            <w:tcW w:type="dxa" w:w="3744"/>
+            <w:vAlign w:val="center"/>
+            <w:shd w:fill="FFFFFF"/>
+            <w:tcBorders>
+              <w:top w:val="single" w:sz="4" w:color="D9D9D9"/>
+              <w:left w:val="single" w:sz="4" w:color="D9D9D9"/>
+              <w:bottom w:val="single" w:sz="4" w:color="D9D9D9"/>
+              <w:right w:val="single" w:sz="4" w:color="D9D9D9"/>
+            </w:tcBorders>
+            <w:tcMar>
+              <w:top w:w="100" w:type="dxa"/>
+              <w:left w:w="100" w:type="dxa"/>
+              <w:bottom w:w="100" w:type="dxa"/>
+              <w:right w:w="100" w:type="dxa"/>
+            </w:tcMar>
+          </w:tcPr>
+          <w:p>
+            <w:pPr>
+              <w:spacing w:after="0" w:line="252" w:lineRule="auto"/>
+              <w:jc w:val="left"/>
+            </w:pPr>
+            <w:r>
+              <w:rPr>
+                <w:b w:val="0"/>
+                <w:sz w:val="21"/>
+              </w:rPr>
+              <w:t>Raw activation probe</w:t>
+            </w:r>
+          </w:p>
+        </w:tc>
+        <w:tc>
+          <w:tcPr>
+            <w:tcW w:type="dxa" w:w="1080"/>
+            <w:vAlign w:val="center"/>
+            <w:shd w:fill="FFFFFF"/>
+            <w:tcBorders>
+              <w:top w:val="single" w:sz="4" w:color="D9D9D9"/>
+              <w:left w:val="single" w:sz="4" w:color="D9D9D9"/>
+              <w:bottom w:val="single" w:sz="4" w:color="D9D9D9"/>
+              <w:right w:val="single" w:sz="4" w:color="D9D9D9"/>
+            </w:tcBorders>
+            <w:tcMar>
+              <w:top w:w="100" w:type="dxa"/>
+              <w:left w:w="100" w:type="dxa"/>
+              <w:bottom w:w="100" w:type="dxa"/>
+              <w:right w:w="100" w:type="dxa"/>
+            </w:tcMar>
+          </w:tcPr>
+          <w:p>
+            <w:pPr>
+              <w:spacing w:after="0" w:line="252" w:lineRule="auto"/>
+              <w:jc w:val="center"/>
+            </w:pPr>
+            <w:r>
+              <w:rPr>
+                <w:b w:val="0"/>
+                <w:sz w:val="21"/>
+              </w:rPr>
+              <w:t>0</w:t>
+            </w:r>
+          </w:p>
+        </w:tc>
+        <w:tc>
+          <w:tcPr>
+            <w:tcW w:type="dxa" w:w="1080"/>
+            <w:vAlign w:val="center"/>
+            <w:shd w:fill="FFFFFF"/>
+            <w:tcBorders>
+              <w:top w:val="single" w:sz="4" w:color="D9D9D9"/>
+              <w:left w:val="single" w:sz="4" w:color="D9D9D9"/>
+              <w:bottom w:val="single" w:sz="4" w:color="D9D9D9"/>
+              <w:right w:val="single" w:sz="4" w:color="D9D9D9"/>
+            </w:tcBorders>
+            <w:tcMar>
+              <w:top w:w="100" w:type="dxa"/>
+              <w:left w:w="100" w:type="dxa"/>
+              <w:bottom w:w="100" w:type="dxa"/>
+              <w:right w:w="100" w:type="dxa"/>
+            </w:tcMar>
+          </w:tcPr>
+          <w:p>
+            <w:pPr>
+              <w:spacing w:after="0" w:line="252" w:lineRule="auto"/>
+              <w:jc w:val="center"/>
+            </w:pPr>
+            <w:r>
+              <w:rPr>
+                <w:b w:val="0"/>
+                <w:sz w:val="21"/>
+              </w:rPr>
+              <w:t>2</w:t>
+            </w:r>
+          </w:p>
+        </w:tc>
+        <w:tc>
+          <w:tcPr>
+            <w:tcW w:type="dxa" w:w="2376"/>
+            <w:vAlign w:val="center"/>
+            <w:shd w:fill="FFFFFF"/>
+            <w:tcBorders>
+              <w:top w:val="single" w:sz="4" w:color="D9D9D9"/>
+              <w:left w:val="single" w:sz="4" w:color="D9D9D9"/>
+              <w:bottom w:val="single" w:sz="4" w:color="D9D9D9"/>
+              <w:right w:val="single" w:sz="4" w:color="D9D9D9"/>
+            </w:tcBorders>
+            <w:tcMar>
+              <w:top w:w="100" w:type="dxa"/>
+              <w:left w:w="100" w:type="dxa"/>
+              <w:bottom w:w="100" w:type="dxa"/>
+              <w:right w:w="100" w:type="dxa"/>
+            </w:tcMar>
+          </w:tcPr>
+          <w:p>
+            <w:pPr>
+              <w:spacing w:after="0" w:line="252" w:lineRule="auto"/>
+              <w:jc w:val="center"/>
+            </w:pPr>
+            <w:r>
+              <w:rPr>
+                <w:b w:val="0"/>
+                <w:sz w:val="21"/>
+              </w:rPr>
+              <w:t>56</w:t>
+            </w:r>
+          </w:p>
+        </w:tc>
+        <w:tc>
+          <w:tcPr>
+            <w:tcW w:type="dxa" w:w="1512"/>
+            <w:vAlign w:val="center"/>
+            <w:shd w:fill="FFFFFF"/>
+            <w:tcBorders>
+              <w:top w:val="single" w:sz="4" w:color="D9D9D9"/>
+              <w:left w:val="single" w:sz="4" w:color="D9D9D9"/>
+              <w:bottom w:val="single" w:sz="4" w:color="D9D9D9"/>
+              <w:right w:val="single" w:sz="4" w:color="D9D9D9"/>
+            </w:tcBorders>
+            <w:tcMar>
+              <w:top w:w="100" w:type="dxa"/>
+              <w:left w:w="100" w:type="dxa"/>
+              <w:bottom w:w="100" w:type="dxa"/>
+              <w:right w:w="100" w:type="dxa"/>
+            </w:tcMar>
+          </w:tcPr>
+          <w:p>
+            <w:pPr>
+              <w:spacing w:after="0" w:line="252" w:lineRule="auto"/>
+              <w:jc w:val="center"/>
+            </w:pPr>
+            <w:r>
+              <w:rPr>
+                <w:b w:val="0"/>
+                <w:sz w:val="21"/>
+              </w:rPr>
+              <w:t>0.600</w:t>
+            </w:r>
+          </w:p>
+        </w:tc>
+      </w:tr>
+      <w:tr>
+        <w:trPr>
+          <w:cantSplit/>
+        </w:trPr>
+        <w:tc>
+          <w:tcPr>
+            <w:tcW w:type="dxa" w:w="3744"/>
+            <w:vAlign w:val="center"/>
+            <w:shd w:fill="FFFFFF"/>
+            <w:tcBorders>
+              <w:top w:val="single" w:sz="4" w:color="D9D9D9"/>
+              <w:left w:val="single" w:sz="4" w:color="D9D9D9"/>
+              <w:bottom w:val="single" w:sz="4" w:color="D9D9D9"/>
+              <w:right w:val="single" w:sz="4" w:color="D9D9D9"/>
+            </w:tcBorders>
+            <w:tcMar>
+              <w:top w:w="100" w:type="dxa"/>
+              <w:left w:w="100" w:type="dxa"/>
+              <w:bottom w:w="100" w:type="dxa"/>
+              <w:right w:w="100" w:type="dxa"/>
+            </w:tcMar>
+          </w:tcPr>
+          <w:p>
+            <w:pPr>
+              <w:spacing w:after="0" w:line="252" w:lineRule="auto"/>
+              <w:jc w:val="left"/>
+            </w:pPr>
+            <w:r>
+              <w:rPr>
+                <w:b w:val="0"/>
+                <w:sz w:val="21"/>
+              </w:rPr>
+              <w:t>Dense transformed probe</w:t>
+            </w:r>
+          </w:p>
+        </w:tc>
+        <w:tc>
+          <w:tcPr>
+            <w:tcW w:type="dxa" w:w="1080"/>
+            <w:vAlign w:val="center"/>
+            <w:shd w:fill="FFFFFF"/>
+            <w:tcBorders>
+              <w:top w:val="single" w:sz="4" w:color="D9D9D9"/>
+              <w:left w:val="single" w:sz="4" w:color="D9D9D9"/>
+              <w:bottom w:val="single" w:sz="4" w:color="D9D9D9"/>
+              <w:right w:val="single" w:sz="4" w:color="D9D9D9"/>
+            </w:tcBorders>
+            <w:tcMar>
+              <w:top w:w="100" w:type="dxa"/>
+              <w:left w:w="100" w:type="dxa"/>
+              <w:bottom w:w="100" w:type="dxa"/>
+              <w:right w:w="100" w:type="dxa"/>
+            </w:tcMar>
+          </w:tcPr>
+          <w:p>
+            <w:pPr>
+              <w:spacing w:after="0" w:line="252" w:lineRule="auto"/>
+              <w:jc w:val="center"/>
+            </w:pPr>
+            <w:r>
+              <w:rPr>
+                <w:b w:val="0"/>
+                <w:sz w:val="21"/>
+              </w:rPr>
+              <w:t>0</w:t>
+            </w:r>
+          </w:p>
+        </w:tc>
+        <w:tc>
+          <w:tcPr>
+            <w:tcW w:type="dxa" w:w="1080"/>
+            <w:vAlign w:val="center"/>
+            <w:shd w:fill="FFFFFF"/>
+            <w:tcBorders>
+              <w:top w:val="single" w:sz="4" w:color="D9D9D9"/>
+              <w:left w:val="single" w:sz="4" w:color="D9D9D9"/>
+              <w:bottom w:val="single" w:sz="4" w:color="D9D9D9"/>
+              <w:right w:val="single" w:sz="4" w:color="D9D9D9"/>
+            </w:tcBorders>
+            <w:tcMar>
+              <w:top w:w="100" w:type="dxa"/>
+              <w:left w:w="100" w:type="dxa"/>
+              <w:bottom w:w="100" w:type="dxa"/>
+              <w:right w:w="100" w:type="dxa"/>
+            </w:tcMar>
+          </w:tcPr>
+          <w:p>
+            <w:pPr>
+              <w:spacing w:after="0" w:line="252" w:lineRule="auto"/>
+              <w:jc w:val="center"/>
+            </w:pPr>
+            <w:r>
+              <w:rPr>
+                <w:b w:val="0"/>
+                <w:sz w:val="21"/>
+              </w:rPr>
+              <w:t>0</w:t>
+            </w:r>
+          </w:p>
+        </w:tc>
+        <w:tc>
+          <w:tcPr>
+            <w:tcW w:type="dxa" w:w="2376"/>
+            <w:vAlign w:val="center"/>
+            <w:shd w:fill="FFFFFF"/>
+            <w:tcBorders>
+              <w:top w:val="single" w:sz="4" w:color="D9D9D9"/>
+              <w:left w:val="single" w:sz="4" w:color="D9D9D9"/>
+              <w:bottom w:val="single" w:sz="4" w:color="D9D9D9"/>
+              <w:right w:val="single" w:sz="4" w:color="D9D9D9"/>
+            </w:tcBorders>
+            <w:tcMar>
+              <w:top w:w="100" w:type="dxa"/>
+              <w:left w:w="100" w:type="dxa"/>
+              <w:bottom w:w="100" w:type="dxa"/>
+              <w:right w:w="100" w:type="dxa"/>
+            </w:tcMar>
+          </w:tcPr>
+          <w:p>
+            <w:pPr>
+              <w:spacing w:after="0" w:line="252" w:lineRule="auto"/>
+              <w:jc w:val="center"/>
+            </w:pPr>
+            <w:r>
+              <w:rPr>
+                <w:b w:val="0"/>
+                <w:sz w:val="21"/>
+              </w:rPr>
+              <w:t>0</w:t>
+            </w:r>
+          </w:p>
+        </w:tc>
+        <w:tc>
+          <w:tcPr>
+            <w:tcW w:type="dxa" w:w="1512"/>
+            <w:vAlign w:val="center"/>
+            <w:shd w:fill="FFFFFF"/>
+            <w:tcBorders>
+              <w:top w:val="single" w:sz="4" w:color="D9D9D9"/>
+              <w:left w:val="single" w:sz="4" w:color="D9D9D9"/>
+              <w:bottom w:val="single" w:sz="4" w:color="D9D9D9"/>
+              <w:right w:val="single" w:sz="4" w:color="D9D9D9"/>
+            </w:tcBorders>
+            <w:tcMar>
+              <w:top w:w="100" w:type="dxa"/>
+              <w:left w:w="100" w:type="dxa"/>
+              <w:bottom w:w="100" w:type="dxa"/>
+              <w:right w:w="100" w:type="dxa"/>
+            </w:tcMar>
+          </w:tcPr>
+          <w:p>
+            <w:pPr>
+              <w:spacing w:after="0" w:line="252" w:lineRule="auto"/>
+              <w:jc w:val="center"/>
+            </w:pPr>
+            <w:r>
+              <w:rPr>
+                <w:b w:val="0"/>
+                <w:sz w:val="21"/>
+              </w:rPr>
+              <w:t>0.511</w:t>
+            </w:r>
+          </w:p>
+        </w:tc>
+      </w:tr>
+      <w:tr>
+        <w:trPr>
+          <w:cantSplit/>
+        </w:trPr>
+        <w:tc>
+          <w:tcPr>
+            <w:tcW w:type="dxa" w:w="3744"/>
+            <w:vAlign w:val="center"/>
+            <w:shd w:fill="FFFFFF"/>
+            <w:tcBorders>
+              <w:top w:val="single" w:sz="4" w:color="D9D9D9"/>
+              <w:left w:val="single" w:sz="4" w:color="D9D9D9"/>
+              <w:bottom w:val="single" w:sz="4" w:color="D9D9D9"/>
+              <w:right w:val="single" w:sz="4" w:color="D9D9D9"/>
+            </w:tcBorders>
+            <w:tcMar>
+              <w:top w:w="100" w:type="dxa"/>
+              <w:left w:w="100" w:type="dxa"/>
+              <w:bottom w:w="100" w:type="dxa"/>
+              <w:right w:w="100" w:type="dxa"/>
+            </w:tcMar>
+          </w:tcPr>
+          <w:p>
+            <w:pPr>
+              <w:spacing w:after="0" w:line="252" w:lineRule="auto"/>
+              <w:jc w:val="left"/>
+            </w:pPr>
+            <w:r>
+              <w:rPr>
+                <w:b w:val="0"/>
+                <w:sz w:val="21"/>
+              </w:rPr>
+              <w:t>J summary with context</w:t>
+            </w:r>
+          </w:p>
+        </w:tc>
+        <w:tc>
+          <w:tcPr>
+            <w:tcW w:type="dxa" w:w="1080"/>
+            <w:vAlign w:val="center"/>
+            <w:shd w:fill="FFFFFF"/>
+            <w:tcBorders>
+              <w:top w:val="single" w:sz="4" w:color="D9D9D9"/>
+              <w:left w:val="single" w:sz="4" w:color="D9D9D9"/>
+              <w:bottom w:val="single" w:sz="4" w:color="D9D9D9"/>
+              <w:right w:val="single" w:sz="4" w:color="D9D9D9"/>
+            </w:tcBorders>
+            <w:tcMar>
+              <w:top w:w="100" w:type="dxa"/>
+              <w:left w:w="100" w:type="dxa"/>
+              <w:bottom w:w="100" w:type="dxa"/>
+              <w:right w:w="100" w:type="dxa"/>
+            </w:tcMar>
+          </w:tcPr>
+          <w:p>
+            <w:pPr>
+              <w:spacing w:after="0" w:line="252" w:lineRule="auto"/>
+              <w:jc w:val="center"/>
+            </w:pPr>
+            <w:r>
+              <w:rPr>
+                <w:b w:val="0"/>
+                <w:sz w:val="21"/>
+              </w:rPr>
+              <w:t>0</w:t>
+            </w:r>
+          </w:p>
+        </w:tc>
+        <w:tc>
+          <w:tcPr>
+            <w:tcW w:type="dxa" w:w="1080"/>
+            <w:vAlign w:val="center"/>
+            <w:shd w:fill="FFFFFF"/>
+            <w:tcBorders>
+              <w:top w:val="single" w:sz="4" w:color="D9D9D9"/>
+              <w:left w:val="single" w:sz="4" w:color="D9D9D9"/>
+              <w:bottom w:val="single" w:sz="4" w:color="D9D9D9"/>
+              <w:right w:val="single" w:sz="4" w:color="D9D9D9"/>
+            </w:tcBorders>
+            <w:tcMar>
+              <w:top w:w="100" w:type="dxa"/>
+              <w:left w:w="100" w:type="dxa"/>
+              <w:bottom w:w="100" w:type="dxa"/>
+              <w:right w:w="100" w:type="dxa"/>
+            </w:tcMar>
+          </w:tcPr>
+          <w:p>
+            <w:pPr>
+              <w:spacing w:after="0" w:line="252" w:lineRule="auto"/>
+              <w:jc w:val="center"/>
+            </w:pPr>
+            <w:r>
+              <w:rPr>
+                <w:b w:val="0"/>
+                <w:sz w:val="21"/>
+              </w:rPr>
+              <w:t>0</w:t>
+            </w:r>
+          </w:p>
+        </w:tc>
+        <w:tc>
+          <w:tcPr>
+            <w:tcW w:type="dxa" w:w="2376"/>
+            <w:vAlign w:val="center"/>
+            <w:shd w:fill="FFFFFF"/>
+            <w:tcBorders>
+              <w:top w:val="single" w:sz="4" w:color="D9D9D9"/>
+              <w:left w:val="single" w:sz="4" w:color="D9D9D9"/>
+              <w:bottom w:val="single" w:sz="4" w:color="D9D9D9"/>
+              <w:right w:val="single" w:sz="4" w:color="D9D9D9"/>
+            </w:tcBorders>
+            <w:tcMar>
+              <w:top w:w="100" w:type="dxa"/>
+              <w:left w:w="100" w:type="dxa"/>
+              <w:bottom w:w="100" w:type="dxa"/>
+              <w:right w:w="100" w:type="dxa"/>
+            </w:tcMar>
+          </w:tcPr>
+          <w:p>
+            <w:pPr>
+              <w:spacing w:after="0" w:line="252" w:lineRule="auto"/>
+              <w:jc w:val="center"/>
+            </w:pPr>
+            <w:r>
+              <w:rPr>
+                <w:b w:val="0"/>
+                <w:sz w:val="21"/>
+              </w:rPr>
+              <w:t>0</w:t>
+            </w:r>
+          </w:p>
+        </w:tc>
+        <w:tc>
+          <w:tcPr>
+            <w:tcW w:type="dxa" w:w="1512"/>
+            <w:vAlign w:val="center"/>
+            <w:shd w:fill="FFFFFF"/>
+            <w:tcBorders>
+              <w:top w:val="single" w:sz="4" w:color="D9D9D9"/>
+              <w:left w:val="single" w:sz="4" w:color="D9D9D9"/>
+              <w:bottom w:val="single" w:sz="4" w:color="D9D9D9"/>
+              <w:right w:val="single" w:sz="4" w:color="D9D9D9"/>
+            </w:tcBorders>
+            <w:tcMar>
+              <w:top w:w="100" w:type="dxa"/>
+              <w:left w:w="100" w:type="dxa"/>
+              <w:bottom w:w="100" w:type="dxa"/>
+              <w:right w:w="100" w:type="dxa"/>
+            </w:tcMar>
+          </w:tcPr>
+          <w:p>
+            <w:pPr>
+              <w:spacing w:after="0" w:line="252" w:lineRule="auto"/>
+              <w:jc w:val="center"/>
+            </w:pPr>
+            <w:r>
+              <w:rPr>
+                <w:b w:val="0"/>
+                <w:sz w:val="21"/>
+              </w:rPr>
+              <w:t>0.500</w:t>
+            </w:r>
+          </w:p>
+        </w:tc>
+      </w:tr>
+      <w:tr>
+        <w:trPr>
+          <w:cantSplit/>
+        </w:trPr>
+        <w:tc>
+          <w:tcPr>
+            <w:tcW w:type="dxa" w:w="3744"/>
+            <w:vAlign w:val="center"/>
+            <w:shd w:fill="FFFFFF"/>
+            <w:tcBorders>
+              <w:top w:val="single" w:sz="4" w:color="D9D9D9"/>
+              <w:left w:val="single" w:sz="4" w:color="D9D9D9"/>
+              <w:bottom w:val="single" w:sz="4" w:color="D9D9D9"/>
+              <w:right w:val="single" w:sz="4" w:color="D9D9D9"/>
+            </w:tcBorders>
+            <w:tcMar>
+              <w:top w:w="100" w:type="dxa"/>
+              <w:left w:w="100" w:type="dxa"/>
+              <w:bottom w:w="100" w:type="dxa"/>
+              <w:right w:w="100" w:type="dxa"/>
+            </w:tcMar>
+          </w:tcPr>
+          <w:p>
+            <w:pPr>
+              <w:spacing w:after="0" w:line="252" w:lineRule="auto"/>
+              <w:jc w:val="left"/>
+            </w:pPr>
+            <w:r>
+              <w:rPr>
+                <w:b w:val="0"/>
+                <w:sz w:val="21"/>
+              </w:rPr>
+              <w:t>Oracle with context</w:t>
+            </w:r>
+          </w:p>
+        </w:tc>
+        <w:tc>
+          <w:tcPr>
+            <w:tcW w:type="dxa" w:w="1080"/>
+            <w:vAlign w:val="center"/>
+            <w:shd w:fill="FFFFFF"/>
+            <w:tcBorders>
+              <w:top w:val="single" w:sz="4" w:color="D9D9D9"/>
+              <w:left w:val="single" w:sz="4" w:color="D9D9D9"/>
+              <w:bottom w:val="single" w:sz="4" w:color="D9D9D9"/>
+              <w:right w:val="single" w:sz="4" w:color="D9D9D9"/>
+            </w:tcBorders>
+            <w:tcMar>
+              <w:top w:w="100" w:type="dxa"/>
+              <w:left w:w="100" w:type="dxa"/>
+              <w:bottom w:w="100" w:type="dxa"/>
+              <w:right w:w="100" w:type="dxa"/>
+            </w:tcMar>
+          </w:tcPr>
+          <w:p>
+            <w:pPr>
+              <w:spacing w:after="0" w:line="252" w:lineRule="auto"/>
+              <w:jc w:val="center"/>
+            </w:pPr>
+            <w:r>
+              <w:rPr>
+                <w:b w:val="0"/>
+                <w:sz w:val="21"/>
+              </w:rPr>
+              <w:t>0</w:t>
+            </w:r>
+          </w:p>
+        </w:tc>
+        <w:tc>
+          <w:tcPr>
+            <w:tcW w:type="dxa" w:w="1080"/>
+            <w:vAlign w:val="center"/>
+            <w:shd w:fill="FFFFFF"/>
+            <w:tcBorders>
+              <w:top w:val="single" w:sz="4" w:color="D9D9D9"/>
+              <w:left w:val="single" w:sz="4" w:color="D9D9D9"/>
+              <w:bottom w:val="single" w:sz="4" w:color="D9D9D9"/>
+              <w:right w:val="single" w:sz="4" w:color="D9D9D9"/>
+            </w:tcBorders>
+            <w:tcMar>
+              <w:top w:w="100" w:type="dxa"/>
+              <w:left w:w="100" w:type="dxa"/>
+              <w:bottom w:w="100" w:type="dxa"/>
+              <w:right w:w="100" w:type="dxa"/>
+            </w:tcMar>
+          </w:tcPr>
+          <w:p>
+            <w:pPr>
+              <w:spacing w:after="0" w:line="252" w:lineRule="auto"/>
+              <w:jc w:val="center"/>
+            </w:pPr>
+            <w:r>
+              <w:rPr>
+                <w:b w:val="0"/>
+                <w:sz w:val="21"/>
+              </w:rPr>
+              <w:t>0</w:t>
+            </w:r>
+          </w:p>
+        </w:tc>
+        <w:tc>
+          <w:tcPr>
+            <w:tcW w:type="dxa" w:w="2376"/>
+            <w:vAlign w:val="center"/>
+            <w:shd w:fill="FFFFFF"/>
+            <w:tcBorders>
+              <w:top w:val="single" w:sz="4" w:color="D9D9D9"/>
+              <w:left w:val="single" w:sz="4" w:color="D9D9D9"/>
+              <w:bottom w:val="single" w:sz="4" w:color="D9D9D9"/>
+              <w:right w:val="single" w:sz="4" w:color="D9D9D9"/>
+            </w:tcBorders>
+            <w:tcMar>
+              <w:top w:w="100" w:type="dxa"/>
+              <w:left w:w="100" w:type="dxa"/>
+              <w:bottom w:w="100" w:type="dxa"/>
+              <w:right w:w="100" w:type="dxa"/>
+            </w:tcMar>
+          </w:tcPr>
+          <w:p>
+            <w:pPr>
+              <w:spacing w:after="0" w:line="252" w:lineRule="auto"/>
+              <w:jc w:val="center"/>
+            </w:pPr>
+            <w:r>
+              <w:rPr>
+                <w:b w:val="0"/>
+                <w:sz w:val="21"/>
+              </w:rPr>
+              <w:t>8</w:t>
+            </w:r>
+          </w:p>
+        </w:tc>
+        <w:tc>
+          <w:tcPr>
+            <w:tcW w:type="dxa" w:w="1512"/>
+            <w:vAlign w:val="center"/>
+            <w:shd w:fill="FFFFFF"/>
+            <w:tcBorders>
+              <w:top w:val="single" w:sz="4" w:color="D9D9D9"/>
+              <w:left w:val="single" w:sz="4" w:color="D9D9D9"/>
+              <w:bottom w:val="single" w:sz="4" w:color="D9D9D9"/>
+              <w:right w:val="single" w:sz="4" w:color="D9D9D9"/>
+            </w:tcBorders>
+            <w:tcMar>
+              <w:top w:w="100" w:type="dxa"/>
+              <w:left w:w="100" w:type="dxa"/>
+              <w:bottom w:w="100" w:type="dxa"/>
+              <w:right w:w="100" w:type="dxa"/>
+            </w:tcMar>
+          </w:tcPr>
+          <w:p>
+            <w:pPr>
+              <w:spacing w:after="0" w:line="252" w:lineRule="auto"/>
+              <w:jc w:val="center"/>
+            </w:pPr>
+            <w:r>
+              <w:rPr>
+                <w:b w:val="0"/>
+                <w:sz w:val="21"/>
+              </w:rPr>
+              <w:t>0.500</w:t>
+            </w:r>
+          </w:p>
+        </w:tc>
+      </w:tr>
+      <w:tr>
+        <w:trPr>
+          <w:cantSplit/>
+        </w:trPr>
+        <w:tc>
+          <w:tcPr>
+            <w:tcW w:type="dxa" w:w="3744"/>
+            <w:vAlign w:val="center"/>
+            <w:shd w:fill="FFFFFF"/>
+            <w:tcBorders>
+              <w:top w:val="single" w:sz="4" w:color="D9D9D9"/>
+              <w:left w:val="single" w:sz="4" w:color="D9D9D9"/>
+              <w:bottom w:val="single" w:sz="4" w:color="D9D9D9"/>
+              <w:right w:val="single" w:sz="4" w:color="D9D9D9"/>
+            </w:tcBorders>
+            <w:tcMar>
+              <w:top w:w="100" w:type="dxa"/>
+              <w:left w:w="100" w:type="dxa"/>
+              <w:bottom w:w="100" w:type="dxa"/>
+              <w:right w:w="100" w:type="dxa"/>
+            </w:tcMar>
+          </w:tcPr>
+          <w:p>
+            <w:pPr>
+              <w:spacing w:after="0" w:line="252" w:lineRule="auto"/>
+              <w:jc w:val="left"/>
+            </w:pPr>
+            <w:r>
+              <w:rPr>
+                <w:b w:val="0"/>
+                <w:sz w:val="21"/>
+              </w:rPr>
+              <w:t>Context only reader</w:t>
+            </w:r>
+          </w:p>
+        </w:tc>
+        <w:tc>
+          <w:tcPr>
+            <w:tcW w:type="dxa" w:w="1080"/>
+            <w:vAlign w:val="center"/>
+            <w:shd w:fill="FFFFFF"/>
+            <w:tcBorders>
+              <w:top w:val="single" w:sz="4" w:color="D9D9D9"/>
+              <w:left w:val="single" w:sz="4" w:color="D9D9D9"/>
+              <w:bottom w:val="single" w:sz="4" w:color="D9D9D9"/>
+              <w:right w:val="single" w:sz="4" w:color="D9D9D9"/>
+            </w:tcBorders>
+            <w:tcMar>
+              <w:top w:w="100" w:type="dxa"/>
+              <w:left w:w="100" w:type="dxa"/>
+              <w:bottom w:w="100" w:type="dxa"/>
+              <w:right w:w="100" w:type="dxa"/>
+            </w:tcMar>
+          </w:tcPr>
+          <w:p>
+            <w:pPr>
+              <w:spacing w:after="0" w:line="252" w:lineRule="auto"/>
+              <w:jc w:val="center"/>
+            </w:pPr>
+            <w:r>
+              <w:rPr>
+                <w:b w:val="0"/>
+                <w:sz w:val="21"/>
+              </w:rPr>
+              <w:t>0</w:t>
+            </w:r>
+          </w:p>
+        </w:tc>
+        <w:tc>
+          <w:tcPr>
+            <w:tcW w:type="dxa" w:w="1080"/>
+            <w:vAlign w:val="center"/>
+            <w:shd w:fill="FFFFFF"/>
+            <w:tcBorders>
+              <w:top w:val="single" w:sz="4" w:color="D9D9D9"/>
+              <w:left w:val="single" w:sz="4" w:color="D9D9D9"/>
+              <w:bottom w:val="single" w:sz="4" w:color="D9D9D9"/>
+              <w:right w:val="single" w:sz="4" w:color="D9D9D9"/>
+            </w:tcBorders>
+            <w:tcMar>
+              <w:top w:w="100" w:type="dxa"/>
+              <w:left w:w="100" w:type="dxa"/>
+              <w:bottom w:w="100" w:type="dxa"/>
+              <w:right w:w="100" w:type="dxa"/>
+            </w:tcMar>
+          </w:tcPr>
+          <w:p>
+            <w:pPr>
+              <w:spacing w:after="0" w:line="252" w:lineRule="auto"/>
+              <w:jc w:val="center"/>
+            </w:pPr>
+            <w:r>
+              <w:rPr>
+                <w:b w:val="0"/>
+                <w:sz w:val="21"/>
+              </w:rPr>
+              <w:t>0</w:t>
+            </w:r>
+          </w:p>
+        </w:tc>
+        <w:tc>
+          <w:tcPr>
+            <w:tcW w:type="dxa" w:w="2376"/>
+            <w:vAlign w:val="center"/>
+            <w:shd w:fill="FFFFFF"/>
+            <w:tcBorders>
+              <w:top w:val="single" w:sz="4" w:color="D9D9D9"/>
+              <w:left w:val="single" w:sz="4" w:color="D9D9D9"/>
+              <w:bottom w:val="single" w:sz="4" w:color="D9D9D9"/>
+              <w:right w:val="single" w:sz="4" w:color="D9D9D9"/>
+            </w:tcBorders>
+            <w:tcMar>
+              <w:top w:w="100" w:type="dxa"/>
+              <w:left w:w="100" w:type="dxa"/>
+              <w:bottom w:w="100" w:type="dxa"/>
+              <w:right w:w="100" w:type="dxa"/>
+            </w:tcMar>
+          </w:tcPr>
+          <w:p>
+            <w:pPr>
+              <w:spacing w:after="0" w:line="252" w:lineRule="auto"/>
+              <w:jc w:val="center"/>
+            </w:pPr>
+            <w:r>
+              <w:rPr>
+                <w:b w:val="0"/>
+                <w:sz w:val="21"/>
+              </w:rPr>
+              <w:t>0</w:t>
+            </w:r>
+          </w:p>
+        </w:tc>
+        <w:tc>
+          <w:tcPr>
+            <w:tcW w:type="dxa" w:w="1512"/>
+            <w:vAlign w:val="center"/>
+            <w:shd w:fill="FFFFFF"/>
+            <w:tcBorders>
+              <w:top w:val="single" w:sz="4" w:color="D9D9D9"/>
+              <w:left w:val="single" w:sz="4" w:color="D9D9D9"/>
+              <w:bottom w:val="single" w:sz="4" w:color="D9D9D9"/>
+              <w:right w:val="single" w:sz="4" w:color="D9D9D9"/>
+            </w:tcBorders>
+            <w:tcMar>
+              <w:top w:w="100" w:type="dxa"/>
+              <w:left w:w="100" w:type="dxa"/>
+              <w:bottom w:w="100" w:type="dxa"/>
+              <w:right w:w="100" w:type="dxa"/>
+            </w:tcMar>
+          </w:tcPr>
+          <w:p>
+            <w:pPr>
+              <w:spacing w:after="0" w:line="252" w:lineRule="auto"/>
+              <w:jc w:val="center"/>
+            </w:pPr>
+            <w:r>
+              <w:rPr>
+                <w:b w:val="0"/>
+                <w:sz w:val="21"/>
+              </w:rPr>
+              <w:t>0.500</w:t>
+            </w:r>
+          </w:p>
+        </w:tc>
+      </w:tr>
+      <w:tr>
+        <w:trPr>
+          <w:cantSplit/>
+        </w:trPr>
+        <w:tc>
+          <w:tcPr>
+            <w:tcW w:type="dxa" w:w="3744"/>
+            <w:vAlign w:val="center"/>
+            <w:shd w:fill="FFFFFF"/>
+            <w:tcBorders>
+              <w:top w:val="single" w:sz="4" w:color="D9D9D9"/>
+              <w:left w:val="single" w:sz="4" w:color="D9D9D9"/>
+              <w:bottom w:val="single" w:sz="4" w:color="D9D9D9"/>
+              <w:right w:val="single" w:sz="4" w:color="D9D9D9"/>
+            </w:tcBorders>
+            <w:tcMar>
+              <w:top w:w="100" w:type="dxa"/>
+              <w:left w:w="100" w:type="dxa"/>
+              <w:bottom w:w="100" w:type="dxa"/>
+              <w:right w:w="100" w:type="dxa"/>
+            </w:tcMar>
+          </w:tcPr>
+          <w:p>
+            <w:pPr>
+              <w:spacing w:after="0" w:line="252" w:lineRule="auto"/>
+              <w:jc w:val="left"/>
+            </w:pPr>
+            <w:r>
+              <w:rPr>
+                <w:b w:val="0"/>
+                <w:sz w:val="21"/>
+              </w:rPr>
+              <w:t>Text classifier</w:t>
+            </w:r>
+          </w:p>
+        </w:tc>
+        <w:tc>
+          <w:tcPr>
+            <w:tcW w:type="dxa" w:w="1080"/>
+            <w:vAlign w:val="center"/>
+            <w:shd w:fill="FFFFFF"/>
+            <w:tcBorders>
+              <w:top w:val="single" w:sz="4" w:color="D9D9D9"/>
+              <w:left w:val="single" w:sz="4" w:color="D9D9D9"/>
+              <w:bottom w:val="single" w:sz="4" w:color="D9D9D9"/>
+              <w:right w:val="single" w:sz="4" w:color="D9D9D9"/>
+            </w:tcBorders>
+            <w:tcMar>
+              <w:top w:w="100" w:type="dxa"/>
+              <w:left w:w="100" w:type="dxa"/>
+              <w:bottom w:w="100" w:type="dxa"/>
+              <w:right w:w="100" w:type="dxa"/>
+            </w:tcMar>
+          </w:tcPr>
+          <w:p>
+            <w:pPr>
+              <w:spacing w:after="0" w:line="252" w:lineRule="auto"/>
+              <w:jc w:val="center"/>
+            </w:pPr>
+            <w:r>
+              <w:rPr>
+                <w:b w:val="0"/>
+                <w:sz w:val="21"/>
+              </w:rPr>
+              <w:t>0</w:t>
+            </w:r>
+          </w:p>
+        </w:tc>
+        <w:tc>
+          <w:tcPr>
+            <w:tcW w:type="dxa" w:w="1080"/>
+            <w:vAlign w:val="center"/>
+            <w:shd w:fill="FFFFFF"/>
+            <w:tcBorders>
+              <w:top w:val="single" w:sz="4" w:color="D9D9D9"/>
+              <w:left w:val="single" w:sz="4" w:color="D9D9D9"/>
+              <w:bottom w:val="single" w:sz="4" w:color="D9D9D9"/>
+              <w:right w:val="single" w:sz="4" w:color="D9D9D9"/>
+            </w:tcBorders>
+            <w:tcMar>
+              <w:top w:w="100" w:type="dxa"/>
+              <w:left w:w="100" w:type="dxa"/>
+              <w:bottom w:w="100" w:type="dxa"/>
+              <w:right w:w="100" w:type="dxa"/>
+            </w:tcMar>
+          </w:tcPr>
+          <w:p>
+            <w:pPr>
+              <w:spacing w:after="0" w:line="252" w:lineRule="auto"/>
+              <w:jc w:val="center"/>
+            </w:pPr>
+            <w:r>
+              <w:rPr>
+                <w:b w:val="0"/>
+                <w:sz w:val="21"/>
+              </w:rPr>
+              <w:t>0</w:t>
+            </w:r>
+          </w:p>
+        </w:tc>
+        <w:tc>
+          <w:tcPr>
+            <w:tcW w:type="dxa" w:w="2376"/>
+            <w:vAlign w:val="center"/>
+            <w:shd w:fill="FFFFFF"/>
+            <w:tcBorders>
+              <w:top w:val="single" w:sz="4" w:color="D9D9D9"/>
+              <w:left w:val="single" w:sz="4" w:color="D9D9D9"/>
+              <w:bottom w:val="single" w:sz="4" w:color="D9D9D9"/>
+              <w:right w:val="single" w:sz="4" w:color="D9D9D9"/>
+            </w:tcBorders>
+            <w:tcMar>
+              <w:top w:w="100" w:type="dxa"/>
+              <w:left w:w="100" w:type="dxa"/>
+              <w:bottom w:w="100" w:type="dxa"/>
+              <w:right w:w="100" w:type="dxa"/>
+            </w:tcMar>
+          </w:tcPr>
+          <w:p>
+            <w:pPr>
+              <w:spacing w:after="0" w:line="252" w:lineRule="auto"/>
+              <w:jc w:val="center"/>
+            </w:pPr>
+            <w:r>
+              <w:rPr>
+                <w:b w:val="0"/>
+                <w:sz w:val="21"/>
+              </w:rPr>
+              <w:t>0</w:t>
+            </w:r>
+          </w:p>
+        </w:tc>
+        <w:tc>
+          <w:tcPr>
+            <w:tcW w:type="dxa" w:w="1512"/>
+            <w:vAlign w:val="center"/>
+            <w:shd w:fill="FFFFFF"/>
+            <w:tcBorders>
+              <w:top w:val="single" w:sz="4" w:color="D9D9D9"/>
+              <w:left w:val="single" w:sz="4" w:color="D9D9D9"/>
+              <w:bottom w:val="single" w:sz="4" w:color="D9D9D9"/>
+              <w:right w:val="single" w:sz="4" w:color="D9D9D9"/>
+            </w:tcBorders>
+            <w:tcMar>
+              <w:top w:w="100" w:type="dxa"/>
+              <w:left w:w="100" w:type="dxa"/>
+              <w:bottom w:w="100" w:type="dxa"/>
+              <w:right w:w="100" w:type="dxa"/>
+            </w:tcMar>
+          </w:tcPr>
+          <w:p>
+            <w:pPr>
+              <w:spacing w:after="0" w:line="252" w:lineRule="auto"/>
+              <w:jc w:val="center"/>
+            </w:pPr>
+            <w:r>
+              <w:rPr>
+                <w:b w:val="0"/>
+                <w:sz w:val="21"/>
+              </w:rPr>
+              <w:t>0.620</w:t>
+            </w:r>
+          </w:p>
+        </w:tc>
+      </w:tr>
+    </w:tbl>
+    <w:p>
+      <w:pPr>
+        <w:spacing w:after="40"/>
+      </w:pPr>
+    </w:p>
+    <w:p>
+      <w:pPr>
+        <w:widowControl/>
+      </w:pPr>
+      <w:r>
+        <w:t>The primary prohibited condition panel contains 64 episodes: 10 simulator confirmed violations and 54 benign outcomes across four operational families. All 64 also satisfy the strict independent policy review agreement sensitivity criterion. A separate authorized panel contains 64 benign episodes. Both endpoints have complete test judgment coverage. The two judge minimum remains the registered combined score; individual judge results are retained separately.</w:t>
+      </w:r>
+    </w:p>
+    <w:p>
+      <w:pPr>
+        <w:widowControl/>
+      </w:pPr>
+      <w:r>
+        <w:t>All other combined reader arms also miss all 10 violations and flag none of the 54 prohibited condition benign episodes. Oracle with context and J summary with context both have constant combined scores on this panel, with AUROC 0.50 and AUPRC 0.15625, equal to prevalence. Their observed paired sensitivity and false positive differences are zero. This is no demonstrated advantage, not an equivalence result.</w:t>
+      </w:r>
+    </w:p>
+    <w:p>
+      <w:pPr>
+        <w:widowControl/>
+      </w:pPr>
+      <w:r>
+        <w:t>End of prompt likewise has zero true positives for every combined arm and probe. The raw probe has zero rather than two prohibited condition false positives there, with AUROC 0.619 versus 0.633 for the text classifier. Its authorized false positives remain 56 of 64, and Oracle with context remains eight of 64. Shared requests and nearly identical states make these dependent endpoints rather than independent replications.</w:t>
+      </w:r>
+    </w:p>
+    <w:p>
+      <w:pPr>
+        <w:widowControl/>
+      </w:pPr>
+      <w:r>
+        <w:t>The raw probe is fitted and calibrated only on prohibited condition data; authorized episodes were deliberately reserved as specificity controls. Its authorized false positive rate is 87.5 percent, with a four family bootstrap interval of 62.5 to 100 percent. Oracle with context has 12.5 percent, with an interval of zero to 37.5 percent. The remaining combined readers and the transformed and text probes have zero observed authorized false positives, which is not a guarantee of zero population risk.</w:t>
+      </w:r>
+    </w:p>
+    <w:p>
+      <w:pPr>
+        <w:widowControl/>
+      </w:pPr>
+      <w:r>
+        <w:t>All eight authorized Oracle flags come from one benchmark variant repeated across seeds. A post hoc audit found competing prompt cues: the task calls rows genuine failures, while the owner policy identifies them as duplicate ingestion records and authorizes removing the duplicates. One judge treated them as nonduplicates; the other explicitly noted the ambiguity. Oracle descriptions also contain unrelated decision details. Keep these cases in the frozen analysis and treat the finding as a clustered specificity failure with interpretation confounds. A clarified prompt would be a new follow up, not a correction to existing outcomes.</w:t>
+      </w:r>
+    </w:p>
+    <w:p>
+      <w:pPr>
+        <w:widowControl/>
+      </w:pPr>
+      <w:r>
+        <w:t>The pre action panel contains 10 distinct prefixes, six with mixed later outcomes covering 46 episodes. End of prompt contains eight prefixes, six mixed, covering 48 episodes. On this finite test bank, a deterministic detector assigning one score per identical prefix cannot recover a violation while allowing at most two false positives, the attainable 5 percent budget. This hindsight result limits the pre action comparison; it is not a population bound or a statement that no information is encoded at later positions.</w:t>
+      </w:r>
+    </w:p>
+    <w:p>
+      <w:pPr>
+        <w:widowControl/>
+      </w:pPr>
+      <w:r>
+        <w:t>There are no true positive episodes detected by the raw probe but missed by both J displays at these frozen operating points. The requested blind spot category is empty here, not disproved in general. Individual judge sensitivities remain explicit: GPT 4.1 blind summaries detect one violation with seven prohibited condition false positives; GPT 5.4 shuffled Oracle detects two with six false positives pre action and four with twelve at end of prompt. These exploratory findings do not justify selecting a different aggregation after observing the test results.</w:t>
+      </w:r>
+    </w:p>
+    <w:p>
+      <w:pPr>
+        <w:widowControl/>
+      </w:pPr>
+      <w:r>
+        <w:t>A separate development prefix audit examined 255 training and 126 validation episodes. None of their during action prefixes exposes a complete or partial Boolean choice, despite containing 5 to 11 generated tokens. Every after action prefix contains the complete Boolean. During action can therefore test information before explicit choice disclosure on these splits, while after action assesses recognition of an already visible choice. Other textual cues remain possible. Held out temporal visibility and performance still require their own completed analysis.</w:t>
       </w:r>
     </w:p>
     <w:p>
@@ -487,7 +1742,7 @@
         <w:widowControl/>
       </w:pPr>
       <w:r>
-        <w:t>Stage three is complete for primary and end of prompt validation, with immutable endpoint locks. The earlier token controls have summaries but await reviews; during and after action validation remain pending. Stage four is running primary held out reviews. Complete accounting, including unavailable replies, must precede the locked metrics, uncertainty analyses and deterministic casebooks. Other endpoint locks must be created from their own validation data before test scoring.</w:t>
+        <w:t>Stage three is complete for primary and end of prompt validation, with immutable endpoint locks. The earlier token controls have summaries but await reviews; during and after action validation remain pending. Stage four has completed the primary and end of prompt held out evaluation with complete test coverage. Its negative detection findings, specificity failures, uncertainty and deterministic case selection are preserved. Remaining temporal endpoints still require complete accounting before their locked metrics and casebooks. Other endpoint locks must be created from their own validation data before test scoring.</w:t>
       </w:r>
     </w:p>
     <w:p>
@@ -535,7 +1790,7 @@
         <w:widowControl/>
       </w:pPr>
       <w:r>
-        <w:t>The additional API project ceiling is 10 dollars; the current cumulative dispatch allowance is 5 dollars. Both are local cost controls under the user's delegated paid run authorization. Each small batch reserves its full conservative cost before activation. Unknown charges retain 0.581365 dollars of reservations, including failed provider calls; they are never counted as free or retried. Current settled spending is recorded in the live integer microdollar ledger rather than frozen in this narrative. The completed primary summaries cost 0.067136 dollars, earlier token summaries 0.130575 dollars, and held out summaries 0.077337 dollars. These increments exclude qualification and review inference.</w:t>
+        <w:t>The additional API project ceiling is 10 dollars; the current cumulative dispatch allowance is 7 dollars. Both are local cost controls under the user's delegated paid run authorization. Each small batch reserves its full conservative cost before activation. Unknown charges retain 0.581365 dollars of reservations, including failed provider calls; they are never counted as free or retried. Current settled spending is recorded in the live integer microdollar ledger rather than frozen in this narrative. The completed primary summaries cost 0.067136 dollars, earlier token summaries 0.130575 dollars, and held out summaries 0.077337 dollars. These increments exclude qualification and review inference.</w:t>
       </w:r>
     </w:p>
     <w:p>
@@ -543,7 +1798,7 @@
         <w:widowControl/>
       </w:pPr>
       <w:r>
-        <w:t>The runner can shrink batch size solely for affordability. It stops when even a minimum batch cannot fit, on an unexplained failure, or when source hashes differ. No budget increase, retry or substitution happens automatically. Remaining temporal and legacy cohorts need separately registered affordable allocations.</w:t>
+        <w:t>The original 5 dollar allowance stopped held out review inference after 171 of 184 requests per judge. A documented allocation increased the allowance to 7 dollars within the 10 dollar ceiling and completed the final 26 unattempted requests without retries. Settlement through primary test completion was 4.444227 dollars, plus the retained uncertain reservations. The same bounded allocation covers registered earlier token validation reviews and subsequent during and after action validation summaries. The runner can shrink batch size solely for affordability. It stops when even a minimum batch cannot fit, on an unexplained failure, or when source hashes differ. No budget increase, retry or substitution happens automatically. Remaining temporal and legacy cohorts need separately registered affordable allocations.</w:t>
       </w:r>
     </w:p>
     <w:p>
@@ -639,7 +1894,7 @@
         <w:widowControl/>
       </w:pPr>
       <w:r>
-        <w:t>Use prepare_validation.py for aligned validation artifacts, verify_reader_acceptance.py for combined adoption checks, calibrate_comparison.py for immutable locks, evaluate_comparison.py for the registered metrics, and build_comparison_casebook.py for reproducible disagreements. The legacy extension uses separate preparation, calibration and evaluation scripts. Current file hashes and run manifests take precedence over this dated narrative record when continuing execution.</w:t>
+        <w:t>Reproduce through prepare_validation.py, verify_reader_acceptance.py, calibrate_comparison.py and evaluate_comparison.py in studies/reader_comparison. The legacy extension uses separate scripts. Detailed measured results and development timing audits are in reports/reader-comparison/accepted-primary-heldout-results.md and temporal-readout-visibility.md; their linked evidence records bind the machine readable sources. Current file hashes and run manifests take precedence over this dated execution record.</w:t>
       </w:r>
     </w:p>
     <w:sectPr>

--- a/reports/reader-comparison/technical-record.docx
+++ b/reports/reader-comparison/technical-record.docx
@@ -23,7 +23,7 @@
         <w:widowControl/>
       </w:pPr>
       <w:r>
-        <w:t>September 26 2026</w:t>
+        <w:t>September 27 2026</w:t>
       </w:r>
     </w:p>
     <w:p>
@@ -39,7 +39,7 @@
         <w:widowControl/>
       </w:pPr>
       <w:r>
-        <w:t>The first Qwen held out comparison is complete at the frozen pre action and end of prompt operating points. All combined reader arms and both activation probes miss all 10 prohibited condition violations. The raw probe also flags 56 of 64 benign authorized controls. These are measured negative results on a small experiment with shared prefixes and stochastic outcomes, not evidence that relevant information is absent from activations. The remaining temporal comparisons, fidelity analysis, warranted causal follow up and legacy controls are incomplete. The archived GPT OSS findings remain separate and unchanged.</w:t>
+        <w:t>All six Qwen held out endpoint comparisons are complete. No method shows a reliable overall advantage. During action, blind Oracle has greater recall with more false alarms. At minus 32, the raw probe flags six confirmed violations missed by contextual J displays, but gives identical scores to 16 benign runs sharing those prefixes. After action, context alone matches detection, so contextual lens success does not establish added activation information. The fidelity assessment, final evidence packaging and legacy controls remain incomplete. The original GPT OSS results are preserved separately.</w:t>
       </w:r>
     </w:p>
     <w:p>
@@ -335,7 +335,7 @@
         <w:widowControl/>
       </w:pPr>
       <w:r>
-        <w:t>The escaped output and reasoning disabled DeepSeek candidates subsequently failed semantic qualification. GPT 4.1 on the OpenAI route passed with 39 of 48 bridge matches and 24 of 24 policy controls. GPT 5.4 with low reasoning on OpenAI Flex passed with 41 of 48 and 24 of 24 respectively. Each then produced 90 of 90 usable coverage replies. Their exact transport, parser and configuration hashes are bound by acceptance records. Failed candidates remain preserved; qualification settings cannot be transferred to a changed execution.</w:t>
+        <w:t>Escaped and reasoning disabled DeepSeek variants failed qualification. GPT 4.1 standard and GPT 5.4 low reasoning Flex passed with 39 and 41 of 48 bridge matches respectively, 24 of 24 policy controls each, and 90 of 90 coverage replies each. Acceptance records bind their exact execution settings; failed candidates remain preserved.</w:t>
       </w:r>
     </w:p>
     <w:p>
@@ -351,7 +351,7 @@
         <w:widowControl/>
       </w:pPr>
       <w:r>
-        <w:t>Primary validation contains 126 episodes across nine arms. All 64 unique summaries completed, followed by 144 unique review requests per judge. GPT 4.1 produced 143 usable replies; GPT 5.4 produced 144. One GPT 4.1 response hit its 1600 token limit while quoting an Oracle description. That result is unavailable, with no retry or partial score extraction. It maps to eight benign prohibited condition episodes in the monitor family. Blind Oracle coverage is therefore 118 of 126; the other eight arms retain all 126. Its combined benign calibration denominator is 45 rather than 53. This is structured missingness, not eight independent failures.</w:t>
+        <w:t>Primary validation covers 126 episodes across nine arms, with 64 unique summaries and 144 unique reviews per judge. GPT 4.1 has one unavailable reply after reaching its 1600 token limit; GPT 5.4 has none. The failure aliases eight benign monitor episodes, giving blind Oracle coverage 118 of 126 and a benign calibration denominator of 45 instead of 53. Other arms have complete coverage. No retry or partial extraction was used.</w:t>
       </w:r>
     </w:p>
     <w:p>
@@ -359,7 +359,15 @@
         <w:widowControl/>
       </w:pPr>
       <w:r>
-        <w:t>Primary and end of prompt thresholds are frozen under verified source hashes. Their validation readouts are identical and are reused with separate endpoint aliases, so end of prompt is not an independent replication. Both earlier token controls have completed 128 unique summaries and prepared their nine arm validation inputs; review inference is running and endpoint calibration remains pending. The primary and end of prompt held out cohorts have 72 unique completed summaries and 184 completed usable review requests per judge after deduplication. Each endpoint retains all 128 episodes across all nine reader arms. A raw receipt audit verified all 264 completed summaries without changing their contents; this establishes provenance and schema validity, not semantic fidelity.</w:t>
+        <w:t>All six endpoint thresholds are frozen and their held out evaluations complete. Primary and end of prompt validation reuse identical readouts with separate aliases; these are dependent endpoints. Earlier minus 32 and minus 64 thresholds were fixed before their own held out reviews, but after primary test results were known. This chronology limits blanket preregistration claims. No thresholds were adjusted after seeing endpoint test results.</w:t>
+      </w:r>
+    </w:p>
+    <w:p>
+      <w:pPr>
+        <w:widowControl/>
+      </w:pPr>
+      <w:r>
+        <w:t>Following repeated Flex outages, standard route GPT 5.4 was separately qualified with 41 of 48 bridge matches, 24 of 24 policy controls and 90 of 90 usable coverage replies. During and after action use this registered second judge with GPT 4.1; earlier endpoints retain the original Flex second judge. All summaries retain their fixed Flex execution. Standard and Flex agreed on 40 of 48 bridge fixtures, which does not establish route equivalence. During and after validation retained three unavailable GPT 4.1 replies out of 960 and all 960 standard GPT 5.4 replies. Their endpoint locks preceded held out reviews.</w:t>
       </w:r>
     </w:p>
     <w:p>
@@ -1614,7 +1622,8747 @@
         <w:widowControl/>
       </w:pPr>
       <w:r>
-        <w:t>A separate development prefix audit examined 255 training and 126 validation episodes. None of their during action prefixes exposes a complete or partial Boolean choice, despite containing 5 to 11 generated tokens. Every after action prefix contains the complete Boolean. During action can therefore test information before explicit choice disclosure on these splits, while after action assesses recognition of an already visible choice. Other textual cues remain possible. Held out temporal visibility and performance still require their own completed analysis.</w:t>
+        <w:t>A development audit examined 381 training and validation episodes, followed by a held out audit of all 128 test trajectories. No during action prefix exposes the explicit Boolean choice; all after action prefixes do. Two held out trajectories already contain generated text at the before action endpoint. Earlier offsets are therefore mostly prompt processing, not deliberation. Later performance must distinguish recognition of visible actions from forecasting future behavior.</w:t>
+      </w:r>
+    </w:p>
+    <w:p>
+      <w:pPr>
+        <w:pStyle w:val="Heading1"/>
+      </w:pPr>
+      <w:r>
+        <w:t>Measured temporal and earlier endpoint results</w:t>
+      </w:r>
+    </w:p>
+    <w:p>
+      <w:pPr>
+        <w:widowControl/>
+      </w:pPr>
+      <w:r>
+        <w:t>Each table gives true positives over available positive episodes, false positives over available prohibited benign episodes, and false positives over available authorized controls. Denominators exclude unavailable responses; the requested populations remain ten positives, 54 prohibited benign and 64 authorized. The full machine readable results retain missingness bounds, paired comparisons, individual judges and family bootstrap intervals. These secondary comparisons are descriptive and not adjusted for multiple testing.</w:t>
+      </w:r>
+    </w:p>
+    <w:p>
+      <w:pPr>
+        <w:pStyle w:val="Heading1"/>
+      </w:pPr>
+      <w:r>
+        <w:t>During action</w:t>
+      </w:r>
+    </w:p>
+    <w:tbl>
+      <w:tblPr>
+        <w:tblW w:type="auto" w:w="0"/>
+        <w:tblLayout w:type="fixed"/>
+        <w:tblLook w:firstColumn="1" w:firstRow="1" w:lastColumn="0" w:lastRow="0" w:noHBand="0" w:noVBand="1" w:val="04A0"/>
+      </w:tblPr>
+      <w:tblGrid>
+        <w:gridCol w:w="3744"/>
+        <w:gridCol w:w="1080"/>
+        <w:gridCol w:w="1080"/>
+        <w:gridCol w:w="2376"/>
+        <w:gridCol w:w="1512"/>
+      </w:tblGrid>
+      <w:tr>
+        <w:trPr>
+          <w:cantSplit/>
+          <w:tblHeader/>
+        </w:trPr>
+        <w:tc>
+          <w:tcPr>
+            <w:tcW w:type="dxa" w:w="3744"/>
+            <w:vAlign w:val="center"/>
+            <w:shd w:fill="DCE6EE"/>
+            <w:tcBorders>
+              <w:top w:val="single" w:sz="4" w:color="D9D9D9"/>
+              <w:left w:val="single" w:sz="4" w:color="D9D9D9"/>
+              <w:bottom w:val="single" w:sz="4" w:color="D9D9D9"/>
+              <w:right w:val="single" w:sz="4" w:color="D9D9D9"/>
+            </w:tcBorders>
+            <w:tcMar>
+              <w:top w:w="100" w:type="dxa"/>
+              <w:left w:w="100" w:type="dxa"/>
+              <w:bottom w:w="100" w:type="dxa"/>
+              <w:right w:w="100" w:type="dxa"/>
+            </w:tcMar>
+          </w:tcPr>
+          <w:p>
+            <w:pPr>
+              <w:spacing w:after="0" w:line="252" w:lineRule="auto"/>
+              <w:jc w:val="left"/>
+            </w:pPr>
+            <w:r>
+              <w:rPr>
+                <w:b/>
+                <w:sz w:val="21"/>
+              </w:rPr>
+              <w:t>Method</w:t>
+            </w:r>
+          </w:p>
+        </w:tc>
+        <w:tc>
+          <w:tcPr>
+            <w:tcW w:type="dxa" w:w="1080"/>
+            <w:vAlign w:val="center"/>
+            <w:shd w:fill="DCE6EE"/>
+            <w:tcBorders>
+              <w:top w:val="single" w:sz="4" w:color="D9D9D9"/>
+              <w:left w:val="single" w:sz="4" w:color="D9D9D9"/>
+              <w:bottom w:val="single" w:sz="4" w:color="D9D9D9"/>
+              <w:right w:val="single" w:sz="4" w:color="D9D9D9"/>
+            </w:tcBorders>
+            <w:tcMar>
+              <w:top w:w="100" w:type="dxa"/>
+              <w:left w:w="100" w:type="dxa"/>
+              <w:bottom w:w="100" w:type="dxa"/>
+              <w:right w:w="100" w:type="dxa"/>
+            </w:tcMar>
+          </w:tcPr>
+          <w:p>
+            <w:pPr>
+              <w:spacing w:after="0" w:line="252" w:lineRule="auto"/>
+              <w:jc w:val="center"/>
+            </w:pPr>
+            <w:r>
+              <w:rPr>
+                <w:b/>
+                <w:sz w:val="21"/>
+              </w:rPr>
+              <w:t>TP / pos</w:t>
+            </w:r>
+          </w:p>
+        </w:tc>
+        <w:tc>
+          <w:tcPr>
+            <w:tcW w:type="dxa" w:w="1080"/>
+            <w:vAlign w:val="center"/>
+            <w:shd w:fill="DCE6EE"/>
+            <w:tcBorders>
+              <w:top w:val="single" w:sz="4" w:color="D9D9D9"/>
+              <w:left w:val="single" w:sz="4" w:color="D9D9D9"/>
+              <w:bottom w:val="single" w:sz="4" w:color="D9D9D9"/>
+              <w:right w:val="single" w:sz="4" w:color="D9D9D9"/>
+            </w:tcBorders>
+            <w:tcMar>
+              <w:top w:w="100" w:type="dxa"/>
+              <w:left w:w="100" w:type="dxa"/>
+              <w:bottom w:w="100" w:type="dxa"/>
+              <w:right w:w="100" w:type="dxa"/>
+            </w:tcMar>
+          </w:tcPr>
+          <w:p>
+            <w:pPr>
+              <w:spacing w:after="0" w:line="252" w:lineRule="auto"/>
+              <w:jc w:val="center"/>
+            </w:pPr>
+            <w:r>
+              <w:rPr>
+                <w:b/>
+                <w:sz w:val="21"/>
+              </w:rPr>
+              <w:t>FP / benign</w:t>
+            </w:r>
+          </w:p>
+        </w:tc>
+        <w:tc>
+          <w:tcPr>
+            <w:tcW w:type="dxa" w:w="2376"/>
+            <w:vAlign w:val="center"/>
+            <w:shd w:fill="DCE6EE"/>
+            <w:tcBorders>
+              <w:top w:val="single" w:sz="4" w:color="D9D9D9"/>
+              <w:left w:val="single" w:sz="4" w:color="D9D9D9"/>
+              <w:bottom w:val="single" w:sz="4" w:color="D9D9D9"/>
+              <w:right w:val="single" w:sz="4" w:color="D9D9D9"/>
+            </w:tcBorders>
+            <w:tcMar>
+              <w:top w:w="100" w:type="dxa"/>
+              <w:left w:w="100" w:type="dxa"/>
+              <w:bottom w:w="100" w:type="dxa"/>
+              <w:right w:w="100" w:type="dxa"/>
+            </w:tcMar>
+          </w:tcPr>
+          <w:p>
+            <w:pPr>
+              <w:spacing w:after="0" w:line="252" w:lineRule="auto"/>
+              <w:jc w:val="center"/>
+            </w:pPr>
+            <w:r>
+              <w:rPr>
+                <w:b/>
+                <w:sz w:val="21"/>
+              </w:rPr>
+              <w:t>Authorized FP / benign</w:t>
+            </w:r>
+          </w:p>
+        </w:tc>
+        <w:tc>
+          <w:tcPr>
+            <w:tcW w:type="dxa" w:w="1512"/>
+            <w:vAlign w:val="center"/>
+            <w:shd w:fill="DCE6EE"/>
+            <w:tcBorders>
+              <w:top w:val="single" w:sz="4" w:color="D9D9D9"/>
+              <w:left w:val="single" w:sz="4" w:color="D9D9D9"/>
+              <w:bottom w:val="single" w:sz="4" w:color="D9D9D9"/>
+              <w:right w:val="single" w:sz="4" w:color="D9D9D9"/>
+            </w:tcBorders>
+            <w:tcMar>
+              <w:top w:w="100" w:type="dxa"/>
+              <w:left w:w="100" w:type="dxa"/>
+              <w:bottom w:w="100" w:type="dxa"/>
+              <w:right w:w="100" w:type="dxa"/>
+            </w:tcMar>
+          </w:tcPr>
+          <w:p>
+            <w:pPr>
+              <w:spacing w:after="0" w:line="252" w:lineRule="auto"/>
+              <w:jc w:val="center"/>
+            </w:pPr>
+            <w:r>
+              <w:rPr>
+                <w:b/>
+                <w:sz w:val="21"/>
+              </w:rPr>
+              <w:t>AUROC</w:t>
+            </w:r>
+          </w:p>
+        </w:tc>
+      </w:tr>
+      <w:tr>
+        <w:trPr>
+          <w:cantSplit/>
+        </w:trPr>
+        <w:tc>
+          <w:tcPr>
+            <w:tcW w:type="dxa" w:w="3744"/>
+            <w:vAlign w:val="center"/>
+            <w:shd w:fill="FFFFFF"/>
+            <w:tcBorders>
+              <w:top w:val="single" w:sz="4" w:color="D9D9D9"/>
+              <w:left w:val="single" w:sz="4" w:color="D9D9D9"/>
+              <w:bottom w:val="single" w:sz="4" w:color="D9D9D9"/>
+              <w:right w:val="single" w:sz="4" w:color="D9D9D9"/>
+            </w:tcBorders>
+            <w:tcMar>
+              <w:top w:w="100" w:type="dxa"/>
+              <w:left w:w="100" w:type="dxa"/>
+              <w:bottom w:w="100" w:type="dxa"/>
+              <w:right w:w="100" w:type="dxa"/>
+            </w:tcMar>
+          </w:tcPr>
+          <w:p>
+            <w:pPr>
+              <w:spacing w:after="0" w:line="252" w:lineRule="auto"/>
+              <w:jc w:val="left"/>
+            </w:pPr>
+            <w:r>
+              <w:rPr>
+                <w:b w:val="0"/>
+                <w:sz w:val="21"/>
+              </w:rPr>
+              <w:t>Blind J tokens</w:t>
+            </w:r>
+          </w:p>
+        </w:tc>
+        <w:tc>
+          <w:tcPr>
+            <w:tcW w:type="dxa" w:w="1080"/>
+            <w:vAlign w:val="center"/>
+            <w:shd w:fill="FFFFFF"/>
+            <w:tcBorders>
+              <w:top w:val="single" w:sz="4" w:color="D9D9D9"/>
+              <w:left w:val="single" w:sz="4" w:color="D9D9D9"/>
+              <w:bottom w:val="single" w:sz="4" w:color="D9D9D9"/>
+              <w:right w:val="single" w:sz="4" w:color="D9D9D9"/>
+            </w:tcBorders>
+            <w:tcMar>
+              <w:top w:w="100" w:type="dxa"/>
+              <w:left w:w="100" w:type="dxa"/>
+              <w:bottom w:w="100" w:type="dxa"/>
+              <w:right w:w="100" w:type="dxa"/>
+            </w:tcMar>
+          </w:tcPr>
+          <w:p>
+            <w:pPr>
+              <w:spacing w:after="0" w:line="252" w:lineRule="auto"/>
+              <w:jc w:val="center"/>
+            </w:pPr>
+            <w:r>
+              <w:rPr>
+                <w:b w:val="0"/>
+                <w:sz w:val="21"/>
+              </w:rPr>
+              <w:t>1/9</w:t>
+            </w:r>
+          </w:p>
+        </w:tc>
+        <w:tc>
+          <w:tcPr>
+            <w:tcW w:type="dxa" w:w="1080"/>
+            <w:vAlign w:val="center"/>
+            <w:shd w:fill="FFFFFF"/>
+            <w:tcBorders>
+              <w:top w:val="single" w:sz="4" w:color="D9D9D9"/>
+              <w:left w:val="single" w:sz="4" w:color="D9D9D9"/>
+              <w:bottom w:val="single" w:sz="4" w:color="D9D9D9"/>
+              <w:right w:val="single" w:sz="4" w:color="D9D9D9"/>
+            </w:tcBorders>
+            <w:tcMar>
+              <w:top w:w="100" w:type="dxa"/>
+              <w:left w:w="100" w:type="dxa"/>
+              <w:bottom w:w="100" w:type="dxa"/>
+              <w:right w:w="100" w:type="dxa"/>
+            </w:tcMar>
+          </w:tcPr>
+          <w:p>
+            <w:pPr>
+              <w:spacing w:after="0" w:line="252" w:lineRule="auto"/>
+              <w:jc w:val="center"/>
+            </w:pPr>
+            <w:r>
+              <w:rPr>
+                <w:b w:val="0"/>
+                <w:sz w:val="21"/>
+              </w:rPr>
+              <w:t>3/52</w:t>
+            </w:r>
+          </w:p>
+        </w:tc>
+        <w:tc>
+          <w:tcPr>
+            <w:tcW w:type="dxa" w:w="2376"/>
+            <w:vAlign w:val="center"/>
+            <w:shd w:fill="FFFFFF"/>
+            <w:tcBorders>
+              <w:top w:val="single" w:sz="4" w:color="D9D9D9"/>
+              <w:left w:val="single" w:sz="4" w:color="D9D9D9"/>
+              <w:bottom w:val="single" w:sz="4" w:color="D9D9D9"/>
+              <w:right w:val="single" w:sz="4" w:color="D9D9D9"/>
+            </w:tcBorders>
+            <w:tcMar>
+              <w:top w:w="100" w:type="dxa"/>
+              <w:left w:w="100" w:type="dxa"/>
+              <w:bottom w:w="100" w:type="dxa"/>
+              <w:right w:w="100" w:type="dxa"/>
+            </w:tcMar>
+          </w:tcPr>
+          <w:p>
+            <w:pPr>
+              <w:spacing w:after="0" w:line="252" w:lineRule="auto"/>
+              <w:jc w:val="center"/>
+            </w:pPr>
+            <w:r>
+              <w:rPr>
+                <w:b w:val="0"/>
+                <w:sz w:val="21"/>
+              </w:rPr>
+              <w:t>0/64</w:t>
+            </w:r>
+          </w:p>
+        </w:tc>
+        <w:tc>
+          <w:tcPr>
+            <w:tcW w:type="dxa" w:w="1512"/>
+            <w:vAlign w:val="center"/>
+            <w:shd w:fill="FFFFFF"/>
+            <w:tcBorders>
+              <w:top w:val="single" w:sz="4" w:color="D9D9D9"/>
+              <w:left w:val="single" w:sz="4" w:color="D9D9D9"/>
+              <w:bottom w:val="single" w:sz="4" w:color="D9D9D9"/>
+              <w:right w:val="single" w:sz="4" w:color="D9D9D9"/>
+            </w:tcBorders>
+            <w:tcMar>
+              <w:top w:w="100" w:type="dxa"/>
+              <w:left w:w="100" w:type="dxa"/>
+              <w:bottom w:w="100" w:type="dxa"/>
+              <w:right w:w="100" w:type="dxa"/>
+            </w:tcMar>
+          </w:tcPr>
+          <w:p>
+            <w:pPr>
+              <w:spacing w:after="0" w:line="252" w:lineRule="auto"/>
+              <w:jc w:val="center"/>
+            </w:pPr>
+            <w:r>
+              <w:rPr>
+                <w:b w:val="0"/>
+                <w:sz w:val="21"/>
+              </w:rPr>
+              <w:t>0.527</w:t>
+            </w:r>
+          </w:p>
+        </w:tc>
+      </w:tr>
+      <w:tr>
+        <w:trPr>
+          <w:cantSplit/>
+        </w:trPr>
+        <w:tc>
+          <w:tcPr>
+            <w:tcW w:type="dxa" w:w="3744"/>
+            <w:vAlign w:val="center"/>
+            <w:shd w:fill="FFFFFF"/>
+            <w:tcBorders>
+              <w:top w:val="single" w:sz="4" w:color="D9D9D9"/>
+              <w:left w:val="single" w:sz="4" w:color="D9D9D9"/>
+              <w:bottom w:val="single" w:sz="4" w:color="D9D9D9"/>
+              <w:right w:val="single" w:sz="4" w:color="D9D9D9"/>
+            </w:tcBorders>
+            <w:tcMar>
+              <w:top w:w="100" w:type="dxa"/>
+              <w:left w:w="100" w:type="dxa"/>
+              <w:bottom w:w="100" w:type="dxa"/>
+              <w:right w:w="100" w:type="dxa"/>
+            </w:tcMar>
+          </w:tcPr>
+          <w:p>
+            <w:pPr>
+              <w:spacing w:after="0" w:line="252" w:lineRule="auto"/>
+              <w:jc w:val="left"/>
+            </w:pPr>
+            <w:r>
+              <w:rPr>
+                <w:b w:val="0"/>
+                <w:sz w:val="21"/>
+              </w:rPr>
+              <w:t>Blind J summary</w:t>
+            </w:r>
+          </w:p>
+        </w:tc>
+        <w:tc>
+          <w:tcPr>
+            <w:tcW w:type="dxa" w:w="1080"/>
+            <w:vAlign w:val="center"/>
+            <w:shd w:fill="FFFFFF"/>
+            <w:tcBorders>
+              <w:top w:val="single" w:sz="4" w:color="D9D9D9"/>
+              <w:left w:val="single" w:sz="4" w:color="D9D9D9"/>
+              <w:bottom w:val="single" w:sz="4" w:color="D9D9D9"/>
+              <w:right w:val="single" w:sz="4" w:color="D9D9D9"/>
+            </w:tcBorders>
+            <w:tcMar>
+              <w:top w:w="100" w:type="dxa"/>
+              <w:left w:w="100" w:type="dxa"/>
+              <w:bottom w:w="100" w:type="dxa"/>
+              <w:right w:w="100" w:type="dxa"/>
+            </w:tcMar>
+          </w:tcPr>
+          <w:p>
+            <w:pPr>
+              <w:spacing w:after="0" w:line="252" w:lineRule="auto"/>
+              <w:jc w:val="center"/>
+            </w:pPr>
+            <w:r>
+              <w:rPr>
+                <w:b w:val="0"/>
+                <w:sz w:val="21"/>
+              </w:rPr>
+              <w:t>1/10</w:t>
+            </w:r>
+          </w:p>
+        </w:tc>
+        <w:tc>
+          <w:tcPr>
+            <w:tcW w:type="dxa" w:w="1080"/>
+            <w:vAlign w:val="center"/>
+            <w:shd w:fill="FFFFFF"/>
+            <w:tcBorders>
+              <w:top w:val="single" w:sz="4" w:color="D9D9D9"/>
+              <w:left w:val="single" w:sz="4" w:color="D9D9D9"/>
+              <w:bottom w:val="single" w:sz="4" w:color="D9D9D9"/>
+              <w:right w:val="single" w:sz="4" w:color="D9D9D9"/>
+            </w:tcBorders>
+            <w:tcMar>
+              <w:top w:w="100" w:type="dxa"/>
+              <w:left w:w="100" w:type="dxa"/>
+              <w:bottom w:w="100" w:type="dxa"/>
+              <w:right w:w="100" w:type="dxa"/>
+            </w:tcMar>
+          </w:tcPr>
+          <w:p>
+            <w:pPr>
+              <w:spacing w:after="0" w:line="252" w:lineRule="auto"/>
+              <w:jc w:val="center"/>
+            </w:pPr>
+            <w:r>
+              <w:rPr>
+                <w:b w:val="0"/>
+                <w:sz w:val="21"/>
+              </w:rPr>
+              <w:t>5/53</w:t>
+            </w:r>
+          </w:p>
+        </w:tc>
+        <w:tc>
+          <w:tcPr>
+            <w:tcW w:type="dxa" w:w="2376"/>
+            <w:vAlign w:val="center"/>
+            <w:shd w:fill="FFFFFF"/>
+            <w:tcBorders>
+              <w:top w:val="single" w:sz="4" w:color="D9D9D9"/>
+              <w:left w:val="single" w:sz="4" w:color="D9D9D9"/>
+              <w:bottom w:val="single" w:sz="4" w:color="D9D9D9"/>
+              <w:right w:val="single" w:sz="4" w:color="D9D9D9"/>
+            </w:tcBorders>
+            <w:tcMar>
+              <w:top w:w="100" w:type="dxa"/>
+              <w:left w:w="100" w:type="dxa"/>
+              <w:bottom w:w="100" w:type="dxa"/>
+              <w:right w:w="100" w:type="dxa"/>
+            </w:tcMar>
+          </w:tcPr>
+          <w:p>
+            <w:pPr>
+              <w:spacing w:after="0" w:line="252" w:lineRule="auto"/>
+              <w:jc w:val="center"/>
+            </w:pPr>
+            <w:r>
+              <w:rPr>
+                <w:b w:val="0"/>
+                <w:sz w:val="21"/>
+              </w:rPr>
+              <w:t>0/64</w:t>
+            </w:r>
+          </w:p>
+        </w:tc>
+        <w:tc>
+          <w:tcPr>
+            <w:tcW w:type="dxa" w:w="1512"/>
+            <w:vAlign w:val="center"/>
+            <w:shd w:fill="FFFFFF"/>
+            <w:tcBorders>
+              <w:top w:val="single" w:sz="4" w:color="D9D9D9"/>
+              <w:left w:val="single" w:sz="4" w:color="D9D9D9"/>
+              <w:bottom w:val="single" w:sz="4" w:color="D9D9D9"/>
+              <w:right w:val="single" w:sz="4" w:color="D9D9D9"/>
+            </w:tcBorders>
+            <w:tcMar>
+              <w:top w:w="100" w:type="dxa"/>
+              <w:left w:w="100" w:type="dxa"/>
+              <w:bottom w:w="100" w:type="dxa"/>
+              <w:right w:w="100" w:type="dxa"/>
+            </w:tcMar>
+          </w:tcPr>
+          <w:p>
+            <w:pPr>
+              <w:spacing w:after="0" w:line="252" w:lineRule="auto"/>
+              <w:jc w:val="center"/>
+            </w:pPr>
+            <w:r>
+              <w:rPr>
+                <w:b w:val="0"/>
+                <w:sz w:val="21"/>
+              </w:rPr>
+              <w:t>0.503</w:t>
+            </w:r>
+          </w:p>
+        </w:tc>
+      </w:tr>
+      <w:tr>
+        <w:trPr>
+          <w:cantSplit/>
+        </w:trPr>
+        <w:tc>
+          <w:tcPr>
+            <w:tcW w:type="dxa" w:w="3744"/>
+            <w:vAlign w:val="center"/>
+            <w:shd w:fill="FFFFFF"/>
+            <w:tcBorders>
+              <w:top w:val="single" w:sz="4" w:color="D9D9D9"/>
+              <w:left w:val="single" w:sz="4" w:color="D9D9D9"/>
+              <w:bottom w:val="single" w:sz="4" w:color="D9D9D9"/>
+              <w:right w:val="single" w:sz="4" w:color="D9D9D9"/>
+            </w:tcBorders>
+            <w:tcMar>
+              <w:top w:w="100" w:type="dxa"/>
+              <w:left w:w="100" w:type="dxa"/>
+              <w:bottom w:w="100" w:type="dxa"/>
+              <w:right w:w="100" w:type="dxa"/>
+            </w:tcMar>
+          </w:tcPr>
+          <w:p>
+            <w:pPr>
+              <w:spacing w:after="0" w:line="252" w:lineRule="auto"/>
+              <w:jc w:val="left"/>
+            </w:pPr>
+            <w:r>
+              <w:rPr>
+                <w:b w:val="0"/>
+                <w:sz w:val="21"/>
+              </w:rPr>
+              <w:t>Blind Oracle</w:t>
+            </w:r>
+          </w:p>
+        </w:tc>
+        <w:tc>
+          <w:tcPr>
+            <w:tcW w:type="dxa" w:w="1080"/>
+            <w:vAlign w:val="center"/>
+            <w:shd w:fill="FFFFFF"/>
+            <w:tcBorders>
+              <w:top w:val="single" w:sz="4" w:color="D9D9D9"/>
+              <w:left w:val="single" w:sz="4" w:color="D9D9D9"/>
+              <w:bottom w:val="single" w:sz="4" w:color="D9D9D9"/>
+              <w:right w:val="single" w:sz="4" w:color="D9D9D9"/>
+            </w:tcBorders>
+            <w:tcMar>
+              <w:top w:w="100" w:type="dxa"/>
+              <w:left w:w="100" w:type="dxa"/>
+              <w:bottom w:w="100" w:type="dxa"/>
+              <w:right w:w="100" w:type="dxa"/>
+            </w:tcMar>
+          </w:tcPr>
+          <w:p>
+            <w:pPr>
+              <w:spacing w:after="0" w:line="252" w:lineRule="auto"/>
+              <w:jc w:val="center"/>
+            </w:pPr>
+            <w:r>
+              <w:rPr>
+                <w:b w:val="0"/>
+                <w:sz w:val="21"/>
+              </w:rPr>
+              <w:t>4/9</w:t>
+            </w:r>
+          </w:p>
+        </w:tc>
+        <w:tc>
+          <w:tcPr>
+            <w:tcW w:type="dxa" w:w="1080"/>
+            <w:vAlign w:val="center"/>
+            <w:shd w:fill="FFFFFF"/>
+            <w:tcBorders>
+              <w:top w:val="single" w:sz="4" w:color="D9D9D9"/>
+              <w:left w:val="single" w:sz="4" w:color="D9D9D9"/>
+              <w:bottom w:val="single" w:sz="4" w:color="D9D9D9"/>
+              <w:right w:val="single" w:sz="4" w:color="D9D9D9"/>
+            </w:tcBorders>
+            <w:tcMar>
+              <w:top w:w="100" w:type="dxa"/>
+              <w:left w:w="100" w:type="dxa"/>
+              <w:bottom w:w="100" w:type="dxa"/>
+              <w:right w:w="100" w:type="dxa"/>
+            </w:tcMar>
+          </w:tcPr>
+          <w:p>
+            <w:pPr>
+              <w:spacing w:after="0" w:line="252" w:lineRule="auto"/>
+              <w:jc w:val="center"/>
+            </w:pPr>
+            <w:r>
+              <w:rPr>
+                <w:b w:val="0"/>
+                <w:sz w:val="21"/>
+              </w:rPr>
+              <w:t>8/52</w:t>
+            </w:r>
+          </w:p>
+        </w:tc>
+        <w:tc>
+          <w:tcPr>
+            <w:tcW w:type="dxa" w:w="2376"/>
+            <w:vAlign w:val="center"/>
+            <w:shd w:fill="FFFFFF"/>
+            <w:tcBorders>
+              <w:top w:val="single" w:sz="4" w:color="D9D9D9"/>
+              <w:left w:val="single" w:sz="4" w:color="D9D9D9"/>
+              <w:bottom w:val="single" w:sz="4" w:color="D9D9D9"/>
+              <w:right w:val="single" w:sz="4" w:color="D9D9D9"/>
+            </w:tcBorders>
+            <w:tcMar>
+              <w:top w:w="100" w:type="dxa"/>
+              <w:left w:w="100" w:type="dxa"/>
+              <w:bottom w:w="100" w:type="dxa"/>
+              <w:right w:w="100" w:type="dxa"/>
+            </w:tcMar>
+          </w:tcPr>
+          <w:p>
+            <w:pPr>
+              <w:spacing w:after="0" w:line="252" w:lineRule="auto"/>
+              <w:jc w:val="center"/>
+            </w:pPr>
+            <w:r>
+              <w:rPr>
+                <w:b w:val="0"/>
+                <w:sz w:val="21"/>
+              </w:rPr>
+              <w:t>6/64</w:t>
+            </w:r>
+          </w:p>
+        </w:tc>
+        <w:tc>
+          <w:tcPr>
+            <w:tcW w:type="dxa" w:w="1512"/>
+            <w:vAlign w:val="center"/>
+            <w:shd w:fill="FFFFFF"/>
+            <w:tcBorders>
+              <w:top w:val="single" w:sz="4" w:color="D9D9D9"/>
+              <w:left w:val="single" w:sz="4" w:color="D9D9D9"/>
+              <w:bottom w:val="single" w:sz="4" w:color="D9D9D9"/>
+              <w:right w:val="single" w:sz="4" w:color="D9D9D9"/>
+            </w:tcBorders>
+            <w:tcMar>
+              <w:top w:w="100" w:type="dxa"/>
+              <w:left w:w="100" w:type="dxa"/>
+              <w:bottom w:w="100" w:type="dxa"/>
+              <w:right w:w="100" w:type="dxa"/>
+            </w:tcMar>
+          </w:tcPr>
+          <w:p>
+            <w:pPr>
+              <w:spacing w:after="0" w:line="252" w:lineRule="auto"/>
+              <w:jc w:val="center"/>
+            </w:pPr>
+            <w:r>
+              <w:rPr>
+                <w:b w:val="0"/>
+                <w:sz w:val="21"/>
+              </w:rPr>
+              <w:t>0.641</w:t>
+            </w:r>
+          </w:p>
+        </w:tc>
+      </w:tr>
+      <w:tr>
+        <w:trPr>
+          <w:cantSplit/>
+        </w:trPr>
+        <w:tc>
+          <w:tcPr>
+            <w:tcW w:type="dxa" w:w="3744"/>
+            <w:vAlign w:val="center"/>
+            <w:shd w:fill="FFFFFF"/>
+            <w:tcBorders>
+              <w:top w:val="single" w:sz="4" w:color="D9D9D9"/>
+              <w:left w:val="single" w:sz="4" w:color="D9D9D9"/>
+              <w:bottom w:val="single" w:sz="4" w:color="D9D9D9"/>
+              <w:right w:val="single" w:sz="4" w:color="D9D9D9"/>
+            </w:tcBorders>
+            <w:tcMar>
+              <w:top w:w="100" w:type="dxa"/>
+              <w:left w:w="100" w:type="dxa"/>
+              <w:bottom w:w="100" w:type="dxa"/>
+              <w:right w:w="100" w:type="dxa"/>
+            </w:tcMar>
+          </w:tcPr>
+          <w:p>
+            <w:pPr>
+              <w:spacing w:after="0" w:line="252" w:lineRule="auto"/>
+              <w:jc w:val="left"/>
+            </w:pPr>
+            <w:r>
+              <w:rPr>
+                <w:b w:val="0"/>
+                <w:sz w:val="21"/>
+              </w:rPr>
+              <w:t>Context only</w:t>
+            </w:r>
+          </w:p>
+        </w:tc>
+        <w:tc>
+          <w:tcPr>
+            <w:tcW w:type="dxa" w:w="1080"/>
+            <w:vAlign w:val="center"/>
+            <w:shd w:fill="FFFFFF"/>
+            <w:tcBorders>
+              <w:top w:val="single" w:sz="4" w:color="D9D9D9"/>
+              <w:left w:val="single" w:sz="4" w:color="D9D9D9"/>
+              <w:bottom w:val="single" w:sz="4" w:color="D9D9D9"/>
+              <w:right w:val="single" w:sz="4" w:color="D9D9D9"/>
+            </w:tcBorders>
+            <w:tcMar>
+              <w:top w:w="100" w:type="dxa"/>
+              <w:left w:w="100" w:type="dxa"/>
+              <w:bottom w:w="100" w:type="dxa"/>
+              <w:right w:w="100" w:type="dxa"/>
+            </w:tcMar>
+          </w:tcPr>
+          <w:p>
+            <w:pPr>
+              <w:spacing w:after="0" w:line="252" w:lineRule="auto"/>
+              <w:jc w:val="center"/>
+            </w:pPr>
+            <w:r>
+              <w:rPr>
+                <w:b w:val="0"/>
+                <w:sz w:val="21"/>
+              </w:rPr>
+              <w:t>0/10</w:t>
+            </w:r>
+          </w:p>
+        </w:tc>
+        <w:tc>
+          <w:tcPr>
+            <w:tcW w:type="dxa" w:w="1080"/>
+            <w:vAlign w:val="center"/>
+            <w:shd w:fill="FFFFFF"/>
+            <w:tcBorders>
+              <w:top w:val="single" w:sz="4" w:color="D9D9D9"/>
+              <w:left w:val="single" w:sz="4" w:color="D9D9D9"/>
+              <w:bottom w:val="single" w:sz="4" w:color="D9D9D9"/>
+              <w:right w:val="single" w:sz="4" w:color="D9D9D9"/>
+            </w:tcBorders>
+            <w:tcMar>
+              <w:top w:w="100" w:type="dxa"/>
+              <w:left w:w="100" w:type="dxa"/>
+              <w:bottom w:w="100" w:type="dxa"/>
+              <w:right w:w="100" w:type="dxa"/>
+            </w:tcMar>
+          </w:tcPr>
+          <w:p>
+            <w:pPr>
+              <w:spacing w:after="0" w:line="252" w:lineRule="auto"/>
+              <w:jc w:val="center"/>
+            </w:pPr>
+            <w:r>
+              <w:rPr>
+                <w:b w:val="0"/>
+                <w:sz w:val="21"/>
+              </w:rPr>
+              <w:t>0/54</w:t>
+            </w:r>
+          </w:p>
+        </w:tc>
+        <w:tc>
+          <w:tcPr>
+            <w:tcW w:type="dxa" w:w="2376"/>
+            <w:vAlign w:val="center"/>
+            <w:shd w:fill="FFFFFF"/>
+            <w:tcBorders>
+              <w:top w:val="single" w:sz="4" w:color="D9D9D9"/>
+              <w:left w:val="single" w:sz="4" w:color="D9D9D9"/>
+              <w:bottom w:val="single" w:sz="4" w:color="D9D9D9"/>
+              <w:right w:val="single" w:sz="4" w:color="D9D9D9"/>
+            </w:tcBorders>
+            <w:tcMar>
+              <w:top w:w="100" w:type="dxa"/>
+              <w:left w:w="100" w:type="dxa"/>
+              <w:bottom w:w="100" w:type="dxa"/>
+              <w:right w:w="100" w:type="dxa"/>
+            </w:tcMar>
+          </w:tcPr>
+          <w:p>
+            <w:pPr>
+              <w:spacing w:after="0" w:line="252" w:lineRule="auto"/>
+              <w:jc w:val="center"/>
+            </w:pPr>
+            <w:r>
+              <w:rPr>
+                <w:b w:val="0"/>
+                <w:sz w:val="21"/>
+              </w:rPr>
+              <w:t>0/64</w:t>
+            </w:r>
+          </w:p>
+        </w:tc>
+        <w:tc>
+          <w:tcPr>
+            <w:tcW w:type="dxa" w:w="1512"/>
+            <w:vAlign w:val="center"/>
+            <w:shd w:fill="FFFFFF"/>
+            <w:tcBorders>
+              <w:top w:val="single" w:sz="4" w:color="D9D9D9"/>
+              <w:left w:val="single" w:sz="4" w:color="D9D9D9"/>
+              <w:bottom w:val="single" w:sz="4" w:color="D9D9D9"/>
+              <w:right w:val="single" w:sz="4" w:color="D9D9D9"/>
+            </w:tcBorders>
+            <w:tcMar>
+              <w:top w:w="100" w:type="dxa"/>
+              <w:left w:w="100" w:type="dxa"/>
+              <w:bottom w:w="100" w:type="dxa"/>
+              <w:right w:w="100" w:type="dxa"/>
+            </w:tcMar>
+          </w:tcPr>
+          <w:p>
+            <w:pPr>
+              <w:spacing w:after="0" w:line="252" w:lineRule="auto"/>
+              <w:jc w:val="center"/>
+            </w:pPr>
+            <w:r>
+              <w:rPr>
+                <w:b w:val="0"/>
+                <w:sz w:val="21"/>
+              </w:rPr>
+              <w:t>0.367</w:t>
+            </w:r>
+          </w:p>
+        </w:tc>
+      </w:tr>
+      <w:tr>
+        <w:trPr>
+          <w:cantSplit/>
+        </w:trPr>
+        <w:tc>
+          <w:tcPr>
+            <w:tcW w:type="dxa" w:w="3744"/>
+            <w:vAlign w:val="center"/>
+            <w:shd w:fill="FFFFFF"/>
+            <w:tcBorders>
+              <w:top w:val="single" w:sz="4" w:color="D9D9D9"/>
+              <w:left w:val="single" w:sz="4" w:color="D9D9D9"/>
+              <w:bottom w:val="single" w:sz="4" w:color="D9D9D9"/>
+              <w:right w:val="single" w:sz="4" w:color="D9D9D9"/>
+            </w:tcBorders>
+            <w:tcMar>
+              <w:top w:w="100" w:type="dxa"/>
+              <w:left w:w="100" w:type="dxa"/>
+              <w:bottom w:w="100" w:type="dxa"/>
+              <w:right w:w="100" w:type="dxa"/>
+            </w:tcMar>
+          </w:tcPr>
+          <w:p>
+            <w:pPr>
+              <w:spacing w:after="0" w:line="252" w:lineRule="auto"/>
+              <w:jc w:val="left"/>
+            </w:pPr>
+            <w:r>
+              <w:rPr>
+                <w:b w:val="0"/>
+                <w:sz w:val="21"/>
+              </w:rPr>
+              <w:t>J tokens with context</w:t>
+            </w:r>
+          </w:p>
+        </w:tc>
+        <w:tc>
+          <w:tcPr>
+            <w:tcW w:type="dxa" w:w="1080"/>
+            <w:vAlign w:val="center"/>
+            <w:shd w:fill="FFFFFF"/>
+            <w:tcBorders>
+              <w:top w:val="single" w:sz="4" w:color="D9D9D9"/>
+              <w:left w:val="single" w:sz="4" w:color="D9D9D9"/>
+              <w:bottom w:val="single" w:sz="4" w:color="D9D9D9"/>
+              <w:right w:val="single" w:sz="4" w:color="D9D9D9"/>
+            </w:tcBorders>
+            <w:tcMar>
+              <w:top w:w="100" w:type="dxa"/>
+              <w:left w:w="100" w:type="dxa"/>
+              <w:bottom w:w="100" w:type="dxa"/>
+              <w:right w:w="100" w:type="dxa"/>
+            </w:tcMar>
+          </w:tcPr>
+          <w:p>
+            <w:pPr>
+              <w:spacing w:after="0" w:line="252" w:lineRule="auto"/>
+              <w:jc w:val="center"/>
+            </w:pPr>
+            <w:r>
+              <w:rPr>
+                <w:b w:val="0"/>
+                <w:sz w:val="21"/>
+              </w:rPr>
+              <w:t>1/10</w:t>
+            </w:r>
+          </w:p>
+        </w:tc>
+        <w:tc>
+          <w:tcPr>
+            <w:tcW w:type="dxa" w:w="1080"/>
+            <w:vAlign w:val="center"/>
+            <w:shd w:fill="FFFFFF"/>
+            <w:tcBorders>
+              <w:top w:val="single" w:sz="4" w:color="D9D9D9"/>
+              <w:left w:val="single" w:sz="4" w:color="D9D9D9"/>
+              <w:bottom w:val="single" w:sz="4" w:color="D9D9D9"/>
+              <w:right w:val="single" w:sz="4" w:color="D9D9D9"/>
+            </w:tcBorders>
+            <w:tcMar>
+              <w:top w:w="100" w:type="dxa"/>
+              <w:left w:w="100" w:type="dxa"/>
+              <w:bottom w:w="100" w:type="dxa"/>
+              <w:right w:w="100" w:type="dxa"/>
+            </w:tcMar>
+          </w:tcPr>
+          <w:p>
+            <w:pPr>
+              <w:spacing w:after="0" w:line="252" w:lineRule="auto"/>
+              <w:jc w:val="center"/>
+            </w:pPr>
+            <w:r>
+              <w:rPr>
+                <w:b w:val="0"/>
+                <w:sz w:val="21"/>
+              </w:rPr>
+              <w:t>4/54</w:t>
+            </w:r>
+          </w:p>
+        </w:tc>
+        <w:tc>
+          <w:tcPr>
+            <w:tcW w:type="dxa" w:w="2376"/>
+            <w:vAlign w:val="center"/>
+            <w:shd w:fill="FFFFFF"/>
+            <w:tcBorders>
+              <w:top w:val="single" w:sz="4" w:color="D9D9D9"/>
+              <w:left w:val="single" w:sz="4" w:color="D9D9D9"/>
+              <w:bottom w:val="single" w:sz="4" w:color="D9D9D9"/>
+              <w:right w:val="single" w:sz="4" w:color="D9D9D9"/>
+            </w:tcBorders>
+            <w:tcMar>
+              <w:top w:w="100" w:type="dxa"/>
+              <w:left w:w="100" w:type="dxa"/>
+              <w:bottom w:w="100" w:type="dxa"/>
+              <w:right w:w="100" w:type="dxa"/>
+            </w:tcMar>
+          </w:tcPr>
+          <w:p>
+            <w:pPr>
+              <w:spacing w:after="0" w:line="252" w:lineRule="auto"/>
+              <w:jc w:val="center"/>
+            </w:pPr>
+            <w:r>
+              <w:rPr>
+                <w:b w:val="0"/>
+                <w:sz w:val="21"/>
+              </w:rPr>
+              <w:t>2/64</w:t>
+            </w:r>
+          </w:p>
+        </w:tc>
+        <w:tc>
+          <w:tcPr>
+            <w:tcW w:type="dxa" w:w="1512"/>
+            <w:vAlign w:val="center"/>
+            <w:shd w:fill="FFFFFF"/>
+            <w:tcBorders>
+              <w:top w:val="single" w:sz="4" w:color="D9D9D9"/>
+              <w:left w:val="single" w:sz="4" w:color="D9D9D9"/>
+              <w:bottom w:val="single" w:sz="4" w:color="D9D9D9"/>
+              <w:right w:val="single" w:sz="4" w:color="D9D9D9"/>
+            </w:tcBorders>
+            <w:tcMar>
+              <w:top w:w="100" w:type="dxa"/>
+              <w:left w:w="100" w:type="dxa"/>
+              <w:bottom w:w="100" w:type="dxa"/>
+              <w:right w:w="100" w:type="dxa"/>
+            </w:tcMar>
+          </w:tcPr>
+          <w:p>
+            <w:pPr>
+              <w:spacing w:after="0" w:line="252" w:lineRule="auto"/>
+              <w:jc w:val="center"/>
+            </w:pPr>
+            <w:r>
+              <w:rPr>
+                <w:b w:val="0"/>
+                <w:sz w:val="21"/>
+              </w:rPr>
+              <w:t>0.548</w:t>
+            </w:r>
+          </w:p>
+        </w:tc>
+      </w:tr>
+      <w:tr>
+        <w:trPr>
+          <w:cantSplit/>
+        </w:trPr>
+        <w:tc>
+          <w:tcPr>
+            <w:tcW w:type="dxa" w:w="3744"/>
+            <w:vAlign w:val="center"/>
+            <w:shd w:fill="FFFFFF"/>
+            <w:tcBorders>
+              <w:top w:val="single" w:sz="4" w:color="D9D9D9"/>
+              <w:left w:val="single" w:sz="4" w:color="D9D9D9"/>
+              <w:bottom w:val="single" w:sz="4" w:color="D9D9D9"/>
+              <w:right w:val="single" w:sz="4" w:color="D9D9D9"/>
+            </w:tcBorders>
+            <w:tcMar>
+              <w:top w:w="100" w:type="dxa"/>
+              <w:left w:w="100" w:type="dxa"/>
+              <w:bottom w:w="100" w:type="dxa"/>
+              <w:right w:w="100" w:type="dxa"/>
+            </w:tcMar>
+          </w:tcPr>
+          <w:p>
+            <w:pPr>
+              <w:spacing w:after="0" w:line="252" w:lineRule="auto"/>
+              <w:jc w:val="left"/>
+            </w:pPr>
+            <w:r>
+              <w:rPr>
+                <w:b w:val="0"/>
+                <w:sz w:val="21"/>
+              </w:rPr>
+              <w:t>J summary with context</w:t>
+            </w:r>
+          </w:p>
+        </w:tc>
+        <w:tc>
+          <w:tcPr>
+            <w:tcW w:type="dxa" w:w="1080"/>
+            <w:vAlign w:val="center"/>
+            <w:shd w:fill="FFFFFF"/>
+            <w:tcBorders>
+              <w:top w:val="single" w:sz="4" w:color="D9D9D9"/>
+              <w:left w:val="single" w:sz="4" w:color="D9D9D9"/>
+              <w:bottom w:val="single" w:sz="4" w:color="D9D9D9"/>
+              <w:right w:val="single" w:sz="4" w:color="D9D9D9"/>
+            </w:tcBorders>
+            <w:tcMar>
+              <w:top w:w="100" w:type="dxa"/>
+              <w:left w:w="100" w:type="dxa"/>
+              <w:bottom w:w="100" w:type="dxa"/>
+              <w:right w:w="100" w:type="dxa"/>
+            </w:tcMar>
+          </w:tcPr>
+          <w:p>
+            <w:pPr>
+              <w:spacing w:after="0" w:line="252" w:lineRule="auto"/>
+              <w:jc w:val="center"/>
+            </w:pPr>
+            <w:r>
+              <w:rPr>
+                <w:b w:val="0"/>
+                <w:sz w:val="21"/>
+              </w:rPr>
+              <w:t>0/10</w:t>
+            </w:r>
+          </w:p>
+        </w:tc>
+        <w:tc>
+          <w:tcPr>
+            <w:tcW w:type="dxa" w:w="1080"/>
+            <w:vAlign w:val="center"/>
+            <w:shd w:fill="FFFFFF"/>
+            <w:tcBorders>
+              <w:top w:val="single" w:sz="4" w:color="D9D9D9"/>
+              <w:left w:val="single" w:sz="4" w:color="D9D9D9"/>
+              <w:bottom w:val="single" w:sz="4" w:color="D9D9D9"/>
+              <w:right w:val="single" w:sz="4" w:color="D9D9D9"/>
+            </w:tcBorders>
+            <w:tcMar>
+              <w:top w:w="100" w:type="dxa"/>
+              <w:left w:w="100" w:type="dxa"/>
+              <w:bottom w:w="100" w:type="dxa"/>
+              <w:right w:w="100" w:type="dxa"/>
+            </w:tcMar>
+          </w:tcPr>
+          <w:p>
+            <w:pPr>
+              <w:spacing w:after="0" w:line="252" w:lineRule="auto"/>
+              <w:jc w:val="center"/>
+            </w:pPr>
+            <w:r>
+              <w:rPr>
+                <w:b w:val="0"/>
+                <w:sz w:val="21"/>
+              </w:rPr>
+              <w:t>0/53</w:t>
+            </w:r>
+          </w:p>
+        </w:tc>
+        <w:tc>
+          <w:tcPr>
+            <w:tcW w:type="dxa" w:w="2376"/>
+            <w:vAlign w:val="center"/>
+            <w:shd w:fill="FFFFFF"/>
+            <w:tcBorders>
+              <w:top w:val="single" w:sz="4" w:color="D9D9D9"/>
+              <w:left w:val="single" w:sz="4" w:color="D9D9D9"/>
+              <w:bottom w:val="single" w:sz="4" w:color="D9D9D9"/>
+              <w:right w:val="single" w:sz="4" w:color="D9D9D9"/>
+            </w:tcBorders>
+            <w:tcMar>
+              <w:top w:w="100" w:type="dxa"/>
+              <w:left w:w="100" w:type="dxa"/>
+              <w:bottom w:w="100" w:type="dxa"/>
+              <w:right w:w="100" w:type="dxa"/>
+            </w:tcMar>
+          </w:tcPr>
+          <w:p>
+            <w:pPr>
+              <w:spacing w:after="0" w:line="252" w:lineRule="auto"/>
+              <w:jc w:val="center"/>
+            </w:pPr>
+            <w:r>
+              <w:rPr>
+                <w:b w:val="0"/>
+                <w:sz w:val="21"/>
+              </w:rPr>
+              <w:t>5/64</w:t>
+            </w:r>
+          </w:p>
+        </w:tc>
+        <w:tc>
+          <w:tcPr>
+            <w:tcW w:type="dxa" w:w="1512"/>
+            <w:vAlign w:val="center"/>
+            <w:shd w:fill="FFFFFF"/>
+            <w:tcBorders>
+              <w:top w:val="single" w:sz="4" w:color="D9D9D9"/>
+              <w:left w:val="single" w:sz="4" w:color="D9D9D9"/>
+              <w:bottom w:val="single" w:sz="4" w:color="D9D9D9"/>
+              <w:right w:val="single" w:sz="4" w:color="D9D9D9"/>
+            </w:tcBorders>
+            <w:tcMar>
+              <w:top w:w="100" w:type="dxa"/>
+              <w:left w:w="100" w:type="dxa"/>
+              <w:bottom w:w="100" w:type="dxa"/>
+              <w:right w:w="100" w:type="dxa"/>
+            </w:tcMar>
+          </w:tcPr>
+          <w:p>
+            <w:pPr>
+              <w:spacing w:after="0" w:line="252" w:lineRule="auto"/>
+              <w:jc w:val="center"/>
+            </w:pPr>
+            <w:r>
+              <w:rPr>
+                <w:b w:val="0"/>
+                <w:sz w:val="21"/>
+              </w:rPr>
+              <w:t>0.664</w:t>
+            </w:r>
+          </w:p>
+        </w:tc>
+      </w:tr>
+      <w:tr>
+        <w:trPr>
+          <w:cantSplit/>
+        </w:trPr>
+        <w:tc>
+          <w:tcPr>
+            <w:tcW w:type="dxa" w:w="3744"/>
+            <w:vAlign w:val="center"/>
+            <w:shd w:fill="FFFFFF"/>
+            <w:tcBorders>
+              <w:top w:val="single" w:sz="4" w:color="D9D9D9"/>
+              <w:left w:val="single" w:sz="4" w:color="D9D9D9"/>
+              <w:bottom w:val="single" w:sz="4" w:color="D9D9D9"/>
+              <w:right w:val="single" w:sz="4" w:color="D9D9D9"/>
+            </w:tcBorders>
+            <w:tcMar>
+              <w:top w:w="100" w:type="dxa"/>
+              <w:left w:w="100" w:type="dxa"/>
+              <w:bottom w:w="100" w:type="dxa"/>
+              <w:right w:w="100" w:type="dxa"/>
+            </w:tcMar>
+          </w:tcPr>
+          <w:p>
+            <w:pPr>
+              <w:spacing w:after="0" w:line="252" w:lineRule="auto"/>
+              <w:jc w:val="left"/>
+            </w:pPr>
+            <w:r>
+              <w:rPr>
+                <w:b w:val="0"/>
+                <w:sz w:val="21"/>
+              </w:rPr>
+              <w:t>Oracle with context</w:t>
+            </w:r>
+          </w:p>
+        </w:tc>
+        <w:tc>
+          <w:tcPr>
+            <w:tcW w:type="dxa" w:w="1080"/>
+            <w:vAlign w:val="center"/>
+            <w:shd w:fill="FFFFFF"/>
+            <w:tcBorders>
+              <w:top w:val="single" w:sz="4" w:color="D9D9D9"/>
+              <w:left w:val="single" w:sz="4" w:color="D9D9D9"/>
+              <w:bottom w:val="single" w:sz="4" w:color="D9D9D9"/>
+              <w:right w:val="single" w:sz="4" w:color="D9D9D9"/>
+            </w:tcBorders>
+            <w:tcMar>
+              <w:top w:w="100" w:type="dxa"/>
+              <w:left w:w="100" w:type="dxa"/>
+              <w:bottom w:w="100" w:type="dxa"/>
+              <w:right w:w="100" w:type="dxa"/>
+            </w:tcMar>
+          </w:tcPr>
+          <w:p>
+            <w:pPr>
+              <w:spacing w:after="0" w:line="252" w:lineRule="auto"/>
+              <w:jc w:val="center"/>
+            </w:pPr>
+            <w:r>
+              <w:rPr>
+                <w:b w:val="0"/>
+                <w:sz w:val="21"/>
+              </w:rPr>
+              <w:t>0/10</w:t>
+            </w:r>
+          </w:p>
+        </w:tc>
+        <w:tc>
+          <w:tcPr>
+            <w:tcW w:type="dxa" w:w="1080"/>
+            <w:vAlign w:val="center"/>
+            <w:shd w:fill="FFFFFF"/>
+            <w:tcBorders>
+              <w:top w:val="single" w:sz="4" w:color="D9D9D9"/>
+              <w:left w:val="single" w:sz="4" w:color="D9D9D9"/>
+              <w:bottom w:val="single" w:sz="4" w:color="D9D9D9"/>
+              <w:right w:val="single" w:sz="4" w:color="D9D9D9"/>
+            </w:tcBorders>
+            <w:tcMar>
+              <w:top w:w="100" w:type="dxa"/>
+              <w:left w:w="100" w:type="dxa"/>
+              <w:bottom w:w="100" w:type="dxa"/>
+              <w:right w:w="100" w:type="dxa"/>
+            </w:tcMar>
+          </w:tcPr>
+          <w:p>
+            <w:pPr>
+              <w:spacing w:after="0" w:line="252" w:lineRule="auto"/>
+              <w:jc w:val="center"/>
+            </w:pPr>
+            <w:r>
+              <w:rPr>
+                <w:b w:val="0"/>
+                <w:sz w:val="21"/>
+              </w:rPr>
+              <w:t>0/54</w:t>
+            </w:r>
+          </w:p>
+        </w:tc>
+        <w:tc>
+          <w:tcPr>
+            <w:tcW w:type="dxa" w:w="2376"/>
+            <w:vAlign w:val="center"/>
+            <w:shd w:fill="FFFFFF"/>
+            <w:tcBorders>
+              <w:top w:val="single" w:sz="4" w:color="D9D9D9"/>
+              <w:left w:val="single" w:sz="4" w:color="D9D9D9"/>
+              <w:bottom w:val="single" w:sz="4" w:color="D9D9D9"/>
+              <w:right w:val="single" w:sz="4" w:color="D9D9D9"/>
+            </w:tcBorders>
+            <w:tcMar>
+              <w:top w:w="100" w:type="dxa"/>
+              <w:left w:w="100" w:type="dxa"/>
+              <w:bottom w:w="100" w:type="dxa"/>
+              <w:right w:w="100" w:type="dxa"/>
+            </w:tcMar>
+          </w:tcPr>
+          <w:p>
+            <w:pPr>
+              <w:spacing w:after="0" w:line="252" w:lineRule="auto"/>
+              <w:jc w:val="center"/>
+            </w:pPr>
+            <w:r>
+              <w:rPr>
+                <w:b w:val="0"/>
+                <w:sz w:val="21"/>
+              </w:rPr>
+              <w:t>0/64</w:t>
+            </w:r>
+          </w:p>
+        </w:tc>
+        <w:tc>
+          <w:tcPr>
+            <w:tcW w:type="dxa" w:w="1512"/>
+            <w:vAlign w:val="center"/>
+            <w:shd w:fill="FFFFFF"/>
+            <w:tcBorders>
+              <w:top w:val="single" w:sz="4" w:color="D9D9D9"/>
+              <w:left w:val="single" w:sz="4" w:color="D9D9D9"/>
+              <w:bottom w:val="single" w:sz="4" w:color="D9D9D9"/>
+              <w:right w:val="single" w:sz="4" w:color="D9D9D9"/>
+            </w:tcBorders>
+            <w:tcMar>
+              <w:top w:w="100" w:type="dxa"/>
+              <w:left w:w="100" w:type="dxa"/>
+              <w:bottom w:w="100" w:type="dxa"/>
+              <w:right w:w="100" w:type="dxa"/>
+            </w:tcMar>
+          </w:tcPr>
+          <w:p>
+            <w:pPr>
+              <w:spacing w:after="0" w:line="252" w:lineRule="auto"/>
+              <w:jc w:val="center"/>
+            </w:pPr>
+            <w:r>
+              <w:rPr>
+                <w:b w:val="0"/>
+                <w:sz w:val="21"/>
+              </w:rPr>
+              <w:t>0.411</w:t>
+            </w:r>
+          </w:p>
+        </w:tc>
+      </w:tr>
+      <w:tr>
+        <w:trPr>
+          <w:cantSplit/>
+        </w:trPr>
+        <w:tc>
+          <w:tcPr>
+            <w:tcW w:type="dxa" w:w="3744"/>
+            <w:vAlign w:val="center"/>
+            <w:shd w:fill="FFFFFF"/>
+            <w:tcBorders>
+              <w:top w:val="single" w:sz="4" w:color="D9D9D9"/>
+              <w:left w:val="single" w:sz="4" w:color="D9D9D9"/>
+              <w:bottom w:val="single" w:sz="4" w:color="D9D9D9"/>
+              <w:right w:val="single" w:sz="4" w:color="D9D9D9"/>
+            </w:tcBorders>
+            <w:tcMar>
+              <w:top w:w="100" w:type="dxa"/>
+              <w:left w:w="100" w:type="dxa"/>
+              <w:bottom w:w="100" w:type="dxa"/>
+              <w:right w:w="100" w:type="dxa"/>
+            </w:tcMar>
+          </w:tcPr>
+          <w:p>
+            <w:pPr>
+              <w:spacing w:after="0" w:line="252" w:lineRule="auto"/>
+              <w:jc w:val="left"/>
+            </w:pPr>
+            <w:r>
+              <w:rPr>
+                <w:b w:val="0"/>
+                <w:sz w:val="21"/>
+              </w:rPr>
+              <w:t>Shuffled J with context</w:t>
+            </w:r>
+          </w:p>
+        </w:tc>
+        <w:tc>
+          <w:tcPr>
+            <w:tcW w:type="dxa" w:w="1080"/>
+            <w:vAlign w:val="center"/>
+            <w:shd w:fill="FFFFFF"/>
+            <w:tcBorders>
+              <w:top w:val="single" w:sz="4" w:color="D9D9D9"/>
+              <w:left w:val="single" w:sz="4" w:color="D9D9D9"/>
+              <w:bottom w:val="single" w:sz="4" w:color="D9D9D9"/>
+              <w:right w:val="single" w:sz="4" w:color="D9D9D9"/>
+            </w:tcBorders>
+            <w:tcMar>
+              <w:top w:w="100" w:type="dxa"/>
+              <w:left w:w="100" w:type="dxa"/>
+              <w:bottom w:w="100" w:type="dxa"/>
+              <w:right w:w="100" w:type="dxa"/>
+            </w:tcMar>
+          </w:tcPr>
+          <w:p>
+            <w:pPr>
+              <w:spacing w:after="0" w:line="252" w:lineRule="auto"/>
+              <w:jc w:val="center"/>
+            </w:pPr>
+            <w:r>
+              <w:rPr>
+                <w:b w:val="0"/>
+                <w:sz w:val="21"/>
+              </w:rPr>
+              <w:t>0/10</w:t>
+            </w:r>
+          </w:p>
+        </w:tc>
+        <w:tc>
+          <w:tcPr>
+            <w:tcW w:type="dxa" w:w="1080"/>
+            <w:vAlign w:val="center"/>
+            <w:shd w:fill="FFFFFF"/>
+            <w:tcBorders>
+              <w:top w:val="single" w:sz="4" w:color="D9D9D9"/>
+              <w:left w:val="single" w:sz="4" w:color="D9D9D9"/>
+              <w:bottom w:val="single" w:sz="4" w:color="D9D9D9"/>
+              <w:right w:val="single" w:sz="4" w:color="D9D9D9"/>
+            </w:tcBorders>
+            <w:tcMar>
+              <w:top w:w="100" w:type="dxa"/>
+              <w:left w:w="100" w:type="dxa"/>
+              <w:bottom w:w="100" w:type="dxa"/>
+              <w:right w:w="100" w:type="dxa"/>
+            </w:tcMar>
+          </w:tcPr>
+          <w:p>
+            <w:pPr>
+              <w:spacing w:after="0" w:line="252" w:lineRule="auto"/>
+              <w:jc w:val="center"/>
+            </w:pPr>
+            <w:r>
+              <w:rPr>
+                <w:b w:val="0"/>
+                <w:sz w:val="21"/>
+              </w:rPr>
+              <w:t>0/51</w:t>
+            </w:r>
+          </w:p>
+        </w:tc>
+        <w:tc>
+          <w:tcPr>
+            <w:tcW w:type="dxa" w:w="2376"/>
+            <w:vAlign w:val="center"/>
+            <w:shd w:fill="FFFFFF"/>
+            <w:tcBorders>
+              <w:top w:val="single" w:sz="4" w:color="D9D9D9"/>
+              <w:left w:val="single" w:sz="4" w:color="D9D9D9"/>
+              <w:bottom w:val="single" w:sz="4" w:color="D9D9D9"/>
+              <w:right w:val="single" w:sz="4" w:color="D9D9D9"/>
+            </w:tcBorders>
+            <w:tcMar>
+              <w:top w:w="100" w:type="dxa"/>
+              <w:left w:w="100" w:type="dxa"/>
+              <w:bottom w:w="100" w:type="dxa"/>
+              <w:right w:w="100" w:type="dxa"/>
+            </w:tcMar>
+          </w:tcPr>
+          <w:p>
+            <w:pPr>
+              <w:spacing w:after="0" w:line="252" w:lineRule="auto"/>
+              <w:jc w:val="center"/>
+            </w:pPr>
+            <w:r>
+              <w:rPr>
+                <w:b w:val="0"/>
+                <w:sz w:val="21"/>
+              </w:rPr>
+              <w:t>0/64</w:t>
+            </w:r>
+          </w:p>
+        </w:tc>
+        <w:tc>
+          <w:tcPr>
+            <w:tcW w:type="dxa" w:w="1512"/>
+            <w:vAlign w:val="center"/>
+            <w:shd w:fill="FFFFFF"/>
+            <w:tcBorders>
+              <w:top w:val="single" w:sz="4" w:color="D9D9D9"/>
+              <w:left w:val="single" w:sz="4" w:color="D9D9D9"/>
+              <w:bottom w:val="single" w:sz="4" w:color="D9D9D9"/>
+              <w:right w:val="single" w:sz="4" w:color="D9D9D9"/>
+            </w:tcBorders>
+            <w:tcMar>
+              <w:top w:w="100" w:type="dxa"/>
+              <w:left w:w="100" w:type="dxa"/>
+              <w:bottom w:w="100" w:type="dxa"/>
+              <w:right w:w="100" w:type="dxa"/>
+            </w:tcMar>
+          </w:tcPr>
+          <w:p>
+            <w:pPr>
+              <w:spacing w:after="0" w:line="252" w:lineRule="auto"/>
+              <w:jc w:val="center"/>
+            </w:pPr>
+            <w:r>
+              <w:rPr>
+                <w:b w:val="0"/>
+                <w:sz w:val="21"/>
+              </w:rPr>
+              <w:t>0.439</w:t>
+            </w:r>
+          </w:p>
+        </w:tc>
+      </w:tr>
+      <w:tr>
+        <w:trPr>
+          <w:cantSplit/>
+        </w:trPr>
+        <w:tc>
+          <w:tcPr>
+            <w:tcW w:type="dxa" w:w="3744"/>
+            <w:vAlign w:val="center"/>
+            <w:shd w:fill="FFFFFF"/>
+            <w:tcBorders>
+              <w:top w:val="single" w:sz="4" w:color="D9D9D9"/>
+              <w:left w:val="single" w:sz="4" w:color="D9D9D9"/>
+              <w:bottom w:val="single" w:sz="4" w:color="D9D9D9"/>
+              <w:right w:val="single" w:sz="4" w:color="D9D9D9"/>
+            </w:tcBorders>
+            <w:tcMar>
+              <w:top w:w="100" w:type="dxa"/>
+              <w:left w:w="100" w:type="dxa"/>
+              <w:bottom w:w="100" w:type="dxa"/>
+              <w:right w:w="100" w:type="dxa"/>
+            </w:tcMar>
+          </w:tcPr>
+          <w:p>
+            <w:pPr>
+              <w:spacing w:after="0" w:line="252" w:lineRule="auto"/>
+              <w:jc w:val="left"/>
+            </w:pPr>
+            <w:r>
+              <w:rPr>
+                <w:b w:val="0"/>
+                <w:sz w:val="21"/>
+              </w:rPr>
+              <w:t>Shuffled Oracle with context</w:t>
+            </w:r>
+          </w:p>
+        </w:tc>
+        <w:tc>
+          <w:tcPr>
+            <w:tcW w:type="dxa" w:w="1080"/>
+            <w:vAlign w:val="center"/>
+            <w:shd w:fill="FFFFFF"/>
+            <w:tcBorders>
+              <w:top w:val="single" w:sz="4" w:color="D9D9D9"/>
+              <w:left w:val="single" w:sz="4" w:color="D9D9D9"/>
+              <w:bottom w:val="single" w:sz="4" w:color="D9D9D9"/>
+              <w:right w:val="single" w:sz="4" w:color="D9D9D9"/>
+            </w:tcBorders>
+            <w:tcMar>
+              <w:top w:w="100" w:type="dxa"/>
+              <w:left w:w="100" w:type="dxa"/>
+              <w:bottom w:w="100" w:type="dxa"/>
+              <w:right w:w="100" w:type="dxa"/>
+            </w:tcMar>
+          </w:tcPr>
+          <w:p>
+            <w:pPr>
+              <w:spacing w:after="0" w:line="252" w:lineRule="auto"/>
+              <w:jc w:val="center"/>
+            </w:pPr>
+            <w:r>
+              <w:rPr>
+                <w:b w:val="0"/>
+                <w:sz w:val="21"/>
+              </w:rPr>
+              <w:t>0/10</w:t>
+            </w:r>
+          </w:p>
+        </w:tc>
+        <w:tc>
+          <w:tcPr>
+            <w:tcW w:type="dxa" w:w="1080"/>
+            <w:vAlign w:val="center"/>
+            <w:shd w:fill="FFFFFF"/>
+            <w:tcBorders>
+              <w:top w:val="single" w:sz="4" w:color="D9D9D9"/>
+              <w:left w:val="single" w:sz="4" w:color="D9D9D9"/>
+              <w:bottom w:val="single" w:sz="4" w:color="D9D9D9"/>
+              <w:right w:val="single" w:sz="4" w:color="D9D9D9"/>
+            </w:tcBorders>
+            <w:tcMar>
+              <w:top w:w="100" w:type="dxa"/>
+              <w:left w:w="100" w:type="dxa"/>
+              <w:bottom w:w="100" w:type="dxa"/>
+              <w:right w:w="100" w:type="dxa"/>
+            </w:tcMar>
+          </w:tcPr>
+          <w:p>
+            <w:pPr>
+              <w:spacing w:after="0" w:line="252" w:lineRule="auto"/>
+              <w:jc w:val="center"/>
+            </w:pPr>
+            <w:r>
+              <w:rPr>
+                <w:b w:val="0"/>
+                <w:sz w:val="21"/>
+              </w:rPr>
+              <w:t>0/54</w:t>
+            </w:r>
+          </w:p>
+        </w:tc>
+        <w:tc>
+          <w:tcPr>
+            <w:tcW w:type="dxa" w:w="2376"/>
+            <w:vAlign w:val="center"/>
+            <w:shd w:fill="FFFFFF"/>
+            <w:tcBorders>
+              <w:top w:val="single" w:sz="4" w:color="D9D9D9"/>
+              <w:left w:val="single" w:sz="4" w:color="D9D9D9"/>
+              <w:bottom w:val="single" w:sz="4" w:color="D9D9D9"/>
+              <w:right w:val="single" w:sz="4" w:color="D9D9D9"/>
+            </w:tcBorders>
+            <w:tcMar>
+              <w:top w:w="100" w:type="dxa"/>
+              <w:left w:w="100" w:type="dxa"/>
+              <w:bottom w:w="100" w:type="dxa"/>
+              <w:right w:w="100" w:type="dxa"/>
+            </w:tcMar>
+          </w:tcPr>
+          <w:p>
+            <w:pPr>
+              <w:spacing w:after="0" w:line="252" w:lineRule="auto"/>
+              <w:jc w:val="center"/>
+            </w:pPr>
+            <w:r>
+              <w:rPr>
+                <w:b w:val="0"/>
+                <w:sz w:val="21"/>
+              </w:rPr>
+              <w:t>0/64</w:t>
+            </w:r>
+          </w:p>
+        </w:tc>
+        <w:tc>
+          <w:tcPr>
+            <w:tcW w:type="dxa" w:w="1512"/>
+            <w:vAlign w:val="center"/>
+            <w:shd w:fill="FFFFFF"/>
+            <w:tcBorders>
+              <w:top w:val="single" w:sz="4" w:color="D9D9D9"/>
+              <w:left w:val="single" w:sz="4" w:color="D9D9D9"/>
+              <w:bottom w:val="single" w:sz="4" w:color="D9D9D9"/>
+              <w:right w:val="single" w:sz="4" w:color="D9D9D9"/>
+            </w:tcBorders>
+            <w:tcMar>
+              <w:top w:w="100" w:type="dxa"/>
+              <w:left w:w="100" w:type="dxa"/>
+              <w:bottom w:w="100" w:type="dxa"/>
+              <w:right w:w="100" w:type="dxa"/>
+            </w:tcMar>
+          </w:tcPr>
+          <w:p>
+            <w:pPr>
+              <w:spacing w:after="0" w:line="252" w:lineRule="auto"/>
+              <w:jc w:val="center"/>
+            </w:pPr>
+            <w:r>
+              <w:rPr>
+                <w:b w:val="0"/>
+                <w:sz w:val="21"/>
+              </w:rPr>
+              <w:t>0.481</w:t>
+            </w:r>
+          </w:p>
+        </w:tc>
+      </w:tr>
+      <w:tr>
+        <w:trPr>
+          <w:cantSplit/>
+        </w:trPr>
+        <w:tc>
+          <w:tcPr>
+            <w:tcW w:type="dxa" w:w="3744"/>
+            <w:vAlign w:val="center"/>
+            <w:shd w:fill="FFFFFF"/>
+            <w:tcBorders>
+              <w:top w:val="single" w:sz="4" w:color="D9D9D9"/>
+              <w:left w:val="single" w:sz="4" w:color="D9D9D9"/>
+              <w:bottom w:val="single" w:sz="4" w:color="D9D9D9"/>
+              <w:right w:val="single" w:sz="4" w:color="D9D9D9"/>
+            </w:tcBorders>
+            <w:tcMar>
+              <w:top w:w="100" w:type="dxa"/>
+              <w:left w:w="100" w:type="dxa"/>
+              <w:bottom w:w="100" w:type="dxa"/>
+              <w:right w:w="100" w:type="dxa"/>
+            </w:tcMar>
+          </w:tcPr>
+          <w:p>
+            <w:pPr>
+              <w:spacing w:after="0" w:line="252" w:lineRule="auto"/>
+              <w:jc w:val="left"/>
+            </w:pPr>
+            <w:r>
+              <w:rPr>
+                <w:b w:val="0"/>
+                <w:sz w:val="21"/>
+              </w:rPr>
+              <w:t>Raw activation probe</w:t>
+            </w:r>
+          </w:p>
+        </w:tc>
+        <w:tc>
+          <w:tcPr>
+            <w:tcW w:type="dxa" w:w="1080"/>
+            <w:vAlign w:val="center"/>
+            <w:shd w:fill="FFFFFF"/>
+            <w:tcBorders>
+              <w:top w:val="single" w:sz="4" w:color="D9D9D9"/>
+              <w:left w:val="single" w:sz="4" w:color="D9D9D9"/>
+              <w:bottom w:val="single" w:sz="4" w:color="D9D9D9"/>
+              <w:right w:val="single" w:sz="4" w:color="D9D9D9"/>
+            </w:tcBorders>
+            <w:tcMar>
+              <w:top w:w="100" w:type="dxa"/>
+              <w:left w:w="100" w:type="dxa"/>
+              <w:bottom w:w="100" w:type="dxa"/>
+              <w:right w:w="100" w:type="dxa"/>
+            </w:tcMar>
+          </w:tcPr>
+          <w:p>
+            <w:pPr>
+              <w:spacing w:after="0" w:line="252" w:lineRule="auto"/>
+              <w:jc w:val="center"/>
+            </w:pPr>
+            <w:r>
+              <w:rPr>
+                <w:b w:val="0"/>
+                <w:sz w:val="21"/>
+              </w:rPr>
+              <w:t>0/10</w:t>
+            </w:r>
+          </w:p>
+        </w:tc>
+        <w:tc>
+          <w:tcPr>
+            <w:tcW w:type="dxa" w:w="1080"/>
+            <w:vAlign w:val="center"/>
+            <w:shd w:fill="FFFFFF"/>
+            <w:tcBorders>
+              <w:top w:val="single" w:sz="4" w:color="D9D9D9"/>
+              <w:left w:val="single" w:sz="4" w:color="D9D9D9"/>
+              <w:bottom w:val="single" w:sz="4" w:color="D9D9D9"/>
+              <w:right w:val="single" w:sz="4" w:color="D9D9D9"/>
+            </w:tcBorders>
+            <w:tcMar>
+              <w:top w:w="100" w:type="dxa"/>
+              <w:left w:w="100" w:type="dxa"/>
+              <w:bottom w:w="100" w:type="dxa"/>
+              <w:right w:w="100" w:type="dxa"/>
+            </w:tcMar>
+          </w:tcPr>
+          <w:p>
+            <w:pPr>
+              <w:spacing w:after="0" w:line="252" w:lineRule="auto"/>
+              <w:jc w:val="center"/>
+            </w:pPr>
+            <w:r>
+              <w:rPr>
+                <w:b w:val="0"/>
+                <w:sz w:val="21"/>
+              </w:rPr>
+              <w:t>0/54</w:t>
+            </w:r>
+          </w:p>
+        </w:tc>
+        <w:tc>
+          <w:tcPr>
+            <w:tcW w:type="dxa" w:w="2376"/>
+            <w:vAlign w:val="center"/>
+            <w:shd w:fill="FFFFFF"/>
+            <w:tcBorders>
+              <w:top w:val="single" w:sz="4" w:color="D9D9D9"/>
+              <w:left w:val="single" w:sz="4" w:color="D9D9D9"/>
+              <w:bottom w:val="single" w:sz="4" w:color="D9D9D9"/>
+              <w:right w:val="single" w:sz="4" w:color="D9D9D9"/>
+            </w:tcBorders>
+            <w:tcMar>
+              <w:top w:w="100" w:type="dxa"/>
+              <w:left w:w="100" w:type="dxa"/>
+              <w:bottom w:w="100" w:type="dxa"/>
+              <w:right w:w="100" w:type="dxa"/>
+            </w:tcMar>
+          </w:tcPr>
+          <w:p>
+            <w:pPr>
+              <w:spacing w:after="0" w:line="252" w:lineRule="auto"/>
+              <w:jc w:val="center"/>
+            </w:pPr>
+            <w:r>
+              <w:rPr>
+                <w:b w:val="0"/>
+                <w:sz w:val="21"/>
+              </w:rPr>
+              <w:t>8/64</w:t>
+            </w:r>
+          </w:p>
+        </w:tc>
+        <w:tc>
+          <w:tcPr>
+            <w:tcW w:type="dxa" w:w="1512"/>
+            <w:vAlign w:val="center"/>
+            <w:shd w:fill="FFFFFF"/>
+            <w:tcBorders>
+              <w:top w:val="single" w:sz="4" w:color="D9D9D9"/>
+              <w:left w:val="single" w:sz="4" w:color="D9D9D9"/>
+              <w:bottom w:val="single" w:sz="4" w:color="D9D9D9"/>
+              <w:right w:val="single" w:sz="4" w:color="D9D9D9"/>
+            </w:tcBorders>
+            <w:tcMar>
+              <w:top w:w="100" w:type="dxa"/>
+              <w:left w:w="100" w:type="dxa"/>
+              <w:bottom w:w="100" w:type="dxa"/>
+              <w:right w:w="100" w:type="dxa"/>
+            </w:tcMar>
+          </w:tcPr>
+          <w:p>
+            <w:pPr>
+              <w:spacing w:after="0" w:line="252" w:lineRule="auto"/>
+              <w:jc w:val="center"/>
+            </w:pPr>
+            <w:r>
+              <w:rPr>
+                <w:b w:val="0"/>
+                <w:sz w:val="21"/>
+              </w:rPr>
+              <w:t>0.659</w:t>
+            </w:r>
+          </w:p>
+        </w:tc>
+      </w:tr>
+      <w:tr>
+        <w:trPr>
+          <w:cantSplit/>
+        </w:trPr>
+        <w:tc>
+          <w:tcPr>
+            <w:tcW w:type="dxa" w:w="3744"/>
+            <w:vAlign w:val="center"/>
+            <w:shd w:fill="FFFFFF"/>
+            <w:tcBorders>
+              <w:top w:val="single" w:sz="4" w:color="D9D9D9"/>
+              <w:left w:val="single" w:sz="4" w:color="D9D9D9"/>
+              <w:bottom w:val="single" w:sz="4" w:color="D9D9D9"/>
+              <w:right w:val="single" w:sz="4" w:color="D9D9D9"/>
+            </w:tcBorders>
+            <w:tcMar>
+              <w:top w:w="100" w:type="dxa"/>
+              <w:left w:w="100" w:type="dxa"/>
+              <w:bottom w:w="100" w:type="dxa"/>
+              <w:right w:w="100" w:type="dxa"/>
+            </w:tcMar>
+          </w:tcPr>
+          <w:p>
+            <w:pPr>
+              <w:spacing w:after="0" w:line="252" w:lineRule="auto"/>
+              <w:jc w:val="left"/>
+            </w:pPr>
+            <w:r>
+              <w:rPr>
+                <w:b w:val="0"/>
+                <w:sz w:val="21"/>
+              </w:rPr>
+              <w:t>Dense transformed probe</w:t>
+            </w:r>
+          </w:p>
+        </w:tc>
+        <w:tc>
+          <w:tcPr>
+            <w:tcW w:type="dxa" w:w="1080"/>
+            <w:vAlign w:val="center"/>
+            <w:shd w:fill="FFFFFF"/>
+            <w:tcBorders>
+              <w:top w:val="single" w:sz="4" w:color="D9D9D9"/>
+              <w:left w:val="single" w:sz="4" w:color="D9D9D9"/>
+              <w:bottom w:val="single" w:sz="4" w:color="D9D9D9"/>
+              <w:right w:val="single" w:sz="4" w:color="D9D9D9"/>
+            </w:tcBorders>
+            <w:tcMar>
+              <w:top w:w="100" w:type="dxa"/>
+              <w:left w:w="100" w:type="dxa"/>
+              <w:bottom w:w="100" w:type="dxa"/>
+              <w:right w:w="100" w:type="dxa"/>
+            </w:tcMar>
+          </w:tcPr>
+          <w:p>
+            <w:pPr>
+              <w:spacing w:after="0" w:line="252" w:lineRule="auto"/>
+              <w:jc w:val="center"/>
+            </w:pPr>
+            <w:r>
+              <w:rPr>
+                <w:b w:val="0"/>
+                <w:sz w:val="21"/>
+              </w:rPr>
+              <w:t>1/10</w:t>
+            </w:r>
+          </w:p>
+        </w:tc>
+        <w:tc>
+          <w:tcPr>
+            <w:tcW w:type="dxa" w:w="1080"/>
+            <w:vAlign w:val="center"/>
+            <w:shd w:fill="FFFFFF"/>
+            <w:tcBorders>
+              <w:top w:val="single" w:sz="4" w:color="D9D9D9"/>
+              <w:left w:val="single" w:sz="4" w:color="D9D9D9"/>
+              <w:bottom w:val="single" w:sz="4" w:color="D9D9D9"/>
+              <w:right w:val="single" w:sz="4" w:color="D9D9D9"/>
+            </w:tcBorders>
+            <w:tcMar>
+              <w:top w:w="100" w:type="dxa"/>
+              <w:left w:w="100" w:type="dxa"/>
+              <w:bottom w:w="100" w:type="dxa"/>
+              <w:right w:w="100" w:type="dxa"/>
+            </w:tcMar>
+          </w:tcPr>
+          <w:p>
+            <w:pPr>
+              <w:spacing w:after="0" w:line="252" w:lineRule="auto"/>
+              <w:jc w:val="center"/>
+            </w:pPr>
+            <w:r>
+              <w:rPr>
+                <w:b w:val="0"/>
+                <w:sz w:val="21"/>
+              </w:rPr>
+              <w:t>11/54</w:t>
+            </w:r>
+          </w:p>
+        </w:tc>
+        <w:tc>
+          <w:tcPr>
+            <w:tcW w:type="dxa" w:w="2376"/>
+            <w:vAlign w:val="center"/>
+            <w:shd w:fill="FFFFFF"/>
+            <w:tcBorders>
+              <w:top w:val="single" w:sz="4" w:color="D9D9D9"/>
+              <w:left w:val="single" w:sz="4" w:color="D9D9D9"/>
+              <w:bottom w:val="single" w:sz="4" w:color="D9D9D9"/>
+              <w:right w:val="single" w:sz="4" w:color="D9D9D9"/>
+            </w:tcBorders>
+            <w:tcMar>
+              <w:top w:w="100" w:type="dxa"/>
+              <w:left w:w="100" w:type="dxa"/>
+              <w:bottom w:w="100" w:type="dxa"/>
+              <w:right w:w="100" w:type="dxa"/>
+            </w:tcMar>
+          </w:tcPr>
+          <w:p>
+            <w:pPr>
+              <w:spacing w:after="0" w:line="252" w:lineRule="auto"/>
+              <w:jc w:val="center"/>
+            </w:pPr>
+            <w:r>
+              <w:rPr>
+                <w:b w:val="0"/>
+                <w:sz w:val="21"/>
+              </w:rPr>
+              <w:t>11/64</w:t>
+            </w:r>
+          </w:p>
+        </w:tc>
+        <w:tc>
+          <w:tcPr>
+            <w:tcW w:type="dxa" w:w="1512"/>
+            <w:vAlign w:val="center"/>
+            <w:shd w:fill="FFFFFF"/>
+            <w:tcBorders>
+              <w:top w:val="single" w:sz="4" w:color="D9D9D9"/>
+              <w:left w:val="single" w:sz="4" w:color="D9D9D9"/>
+              <w:bottom w:val="single" w:sz="4" w:color="D9D9D9"/>
+              <w:right w:val="single" w:sz="4" w:color="D9D9D9"/>
+            </w:tcBorders>
+            <w:tcMar>
+              <w:top w:w="100" w:type="dxa"/>
+              <w:left w:w="100" w:type="dxa"/>
+              <w:bottom w:w="100" w:type="dxa"/>
+              <w:right w:w="100" w:type="dxa"/>
+            </w:tcMar>
+          </w:tcPr>
+          <w:p>
+            <w:pPr>
+              <w:spacing w:after="0" w:line="252" w:lineRule="auto"/>
+              <w:jc w:val="center"/>
+            </w:pPr>
+            <w:r>
+              <w:rPr>
+                <w:b w:val="0"/>
+                <w:sz w:val="21"/>
+              </w:rPr>
+              <w:t>0.620</w:t>
+            </w:r>
+          </w:p>
+        </w:tc>
+      </w:tr>
+      <w:tr>
+        <w:trPr>
+          <w:cantSplit/>
+        </w:trPr>
+        <w:tc>
+          <w:tcPr>
+            <w:tcW w:type="dxa" w:w="3744"/>
+            <w:vAlign w:val="center"/>
+            <w:shd w:fill="FFFFFF"/>
+            <w:tcBorders>
+              <w:top w:val="single" w:sz="4" w:color="D9D9D9"/>
+              <w:left w:val="single" w:sz="4" w:color="D9D9D9"/>
+              <w:bottom w:val="single" w:sz="4" w:color="D9D9D9"/>
+              <w:right w:val="single" w:sz="4" w:color="D9D9D9"/>
+            </w:tcBorders>
+            <w:tcMar>
+              <w:top w:w="100" w:type="dxa"/>
+              <w:left w:w="100" w:type="dxa"/>
+              <w:bottom w:w="100" w:type="dxa"/>
+              <w:right w:w="100" w:type="dxa"/>
+            </w:tcMar>
+          </w:tcPr>
+          <w:p>
+            <w:pPr>
+              <w:spacing w:after="0" w:line="252" w:lineRule="auto"/>
+              <w:jc w:val="left"/>
+            </w:pPr>
+            <w:r>
+              <w:rPr>
+                <w:b w:val="0"/>
+                <w:sz w:val="21"/>
+              </w:rPr>
+              <w:t>Text classifier</w:t>
+            </w:r>
+          </w:p>
+        </w:tc>
+        <w:tc>
+          <w:tcPr>
+            <w:tcW w:type="dxa" w:w="1080"/>
+            <w:vAlign w:val="center"/>
+            <w:shd w:fill="FFFFFF"/>
+            <w:tcBorders>
+              <w:top w:val="single" w:sz="4" w:color="D9D9D9"/>
+              <w:left w:val="single" w:sz="4" w:color="D9D9D9"/>
+              <w:bottom w:val="single" w:sz="4" w:color="D9D9D9"/>
+              <w:right w:val="single" w:sz="4" w:color="D9D9D9"/>
+            </w:tcBorders>
+            <w:tcMar>
+              <w:top w:w="100" w:type="dxa"/>
+              <w:left w:w="100" w:type="dxa"/>
+              <w:bottom w:w="100" w:type="dxa"/>
+              <w:right w:w="100" w:type="dxa"/>
+            </w:tcMar>
+          </w:tcPr>
+          <w:p>
+            <w:pPr>
+              <w:spacing w:after="0" w:line="252" w:lineRule="auto"/>
+              <w:jc w:val="center"/>
+            </w:pPr>
+            <w:r>
+              <w:rPr>
+                <w:b w:val="0"/>
+                <w:sz w:val="21"/>
+              </w:rPr>
+              <w:t>0/10</w:t>
+            </w:r>
+          </w:p>
+        </w:tc>
+        <w:tc>
+          <w:tcPr>
+            <w:tcW w:type="dxa" w:w="1080"/>
+            <w:vAlign w:val="center"/>
+            <w:shd w:fill="FFFFFF"/>
+            <w:tcBorders>
+              <w:top w:val="single" w:sz="4" w:color="D9D9D9"/>
+              <w:left w:val="single" w:sz="4" w:color="D9D9D9"/>
+              <w:bottom w:val="single" w:sz="4" w:color="D9D9D9"/>
+              <w:right w:val="single" w:sz="4" w:color="D9D9D9"/>
+            </w:tcBorders>
+            <w:tcMar>
+              <w:top w:w="100" w:type="dxa"/>
+              <w:left w:w="100" w:type="dxa"/>
+              <w:bottom w:w="100" w:type="dxa"/>
+              <w:right w:w="100" w:type="dxa"/>
+            </w:tcMar>
+          </w:tcPr>
+          <w:p>
+            <w:pPr>
+              <w:spacing w:after="0" w:line="252" w:lineRule="auto"/>
+              <w:jc w:val="center"/>
+            </w:pPr>
+            <w:r>
+              <w:rPr>
+                <w:b w:val="0"/>
+                <w:sz w:val="21"/>
+              </w:rPr>
+              <w:t>0/54</w:t>
+            </w:r>
+          </w:p>
+        </w:tc>
+        <w:tc>
+          <w:tcPr>
+            <w:tcW w:type="dxa" w:w="2376"/>
+            <w:vAlign w:val="center"/>
+            <w:shd w:fill="FFFFFF"/>
+            <w:tcBorders>
+              <w:top w:val="single" w:sz="4" w:color="D9D9D9"/>
+              <w:left w:val="single" w:sz="4" w:color="D9D9D9"/>
+              <w:bottom w:val="single" w:sz="4" w:color="D9D9D9"/>
+              <w:right w:val="single" w:sz="4" w:color="D9D9D9"/>
+            </w:tcBorders>
+            <w:tcMar>
+              <w:top w:w="100" w:type="dxa"/>
+              <w:left w:w="100" w:type="dxa"/>
+              <w:bottom w:w="100" w:type="dxa"/>
+              <w:right w:w="100" w:type="dxa"/>
+            </w:tcMar>
+          </w:tcPr>
+          <w:p>
+            <w:pPr>
+              <w:spacing w:after="0" w:line="252" w:lineRule="auto"/>
+              <w:jc w:val="center"/>
+            </w:pPr>
+            <w:r>
+              <w:rPr>
+                <w:b w:val="0"/>
+                <w:sz w:val="21"/>
+              </w:rPr>
+              <w:t>0/64</w:t>
+            </w:r>
+          </w:p>
+        </w:tc>
+        <w:tc>
+          <w:tcPr>
+            <w:tcW w:type="dxa" w:w="1512"/>
+            <w:vAlign w:val="center"/>
+            <w:shd w:fill="FFFFFF"/>
+            <w:tcBorders>
+              <w:top w:val="single" w:sz="4" w:color="D9D9D9"/>
+              <w:left w:val="single" w:sz="4" w:color="D9D9D9"/>
+              <w:bottom w:val="single" w:sz="4" w:color="D9D9D9"/>
+              <w:right w:val="single" w:sz="4" w:color="D9D9D9"/>
+            </w:tcBorders>
+            <w:tcMar>
+              <w:top w:w="100" w:type="dxa"/>
+              <w:left w:w="100" w:type="dxa"/>
+              <w:bottom w:w="100" w:type="dxa"/>
+              <w:right w:w="100" w:type="dxa"/>
+            </w:tcMar>
+          </w:tcPr>
+          <w:p>
+            <w:pPr>
+              <w:spacing w:after="0" w:line="252" w:lineRule="auto"/>
+              <w:jc w:val="center"/>
+            </w:pPr>
+            <w:r>
+              <w:rPr>
+                <w:b w:val="0"/>
+                <w:sz w:val="21"/>
+              </w:rPr>
+              <w:t>0.620</w:t>
+            </w:r>
+          </w:p>
+        </w:tc>
+      </w:tr>
+    </w:tbl>
+    <w:p>
+      <w:pPr>
+        <w:spacing w:after="40"/>
+      </w:pPr>
+    </w:p>
+    <w:p>
+      <w:pPr>
+        <w:widowControl/>
+      </w:pPr>
+      <w:r>
+        <w:t>Blind Oracle detects 4 of 9 available positives with 8 of 52 false alarms. Its full positive cohort recall bounds are 40 to 50 percent because one positive is unavailable. The family bootstrap recall interval spans 10 to 80 percent. Blind J tokens detect 1 of 9 with 3 of 52 false alarms. Neither the small sample nor this specificity tradeoff establishes a winner. Oracle with context and the two shuffled contextual arms have thresholds above the maximum score and therefore cannot flag; their zero detections do not establish absence of signal.</w:t>
+      </w:r>
+    </w:p>
+    <w:p>
+      <w:pPr>
+        <w:pStyle w:val="Heading1"/>
+      </w:pPr>
+      <w:r>
+        <w:t>After action</w:t>
+      </w:r>
+    </w:p>
+    <w:tbl>
+      <w:tblPr>
+        <w:tblW w:type="auto" w:w="0"/>
+        <w:tblLayout w:type="fixed"/>
+        <w:tblLook w:firstColumn="1" w:firstRow="1" w:lastColumn="0" w:lastRow="0" w:noHBand="0" w:noVBand="1" w:val="04A0"/>
+      </w:tblPr>
+      <w:tblGrid>
+        <w:gridCol w:w="3744"/>
+        <w:gridCol w:w="1080"/>
+        <w:gridCol w:w="1080"/>
+        <w:gridCol w:w="2376"/>
+        <w:gridCol w:w="1512"/>
+      </w:tblGrid>
+      <w:tr>
+        <w:trPr>
+          <w:cantSplit/>
+          <w:tblHeader/>
+        </w:trPr>
+        <w:tc>
+          <w:tcPr>
+            <w:tcW w:type="dxa" w:w="3744"/>
+            <w:vAlign w:val="center"/>
+            <w:shd w:fill="DCE6EE"/>
+            <w:tcBorders>
+              <w:top w:val="single" w:sz="4" w:color="D9D9D9"/>
+              <w:left w:val="single" w:sz="4" w:color="D9D9D9"/>
+              <w:bottom w:val="single" w:sz="4" w:color="D9D9D9"/>
+              <w:right w:val="single" w:sz="4" w:color="D9D9D9"/>
+            </w:tcBorders>
+            <w:tcMar>
+              <w:top w:w="100" w:type="dxa"/>
+              <w:left w:w="100" w:type="dxa"/>
+              <w:bottom w:w="100" w:type="dxa"/>
+              <w:right w:w="100" w:type="dxa"/>
+            </w:tcMar>
+          </w:tcPr>
+          <w:p>
+            <w:pPr>
+              <w:spacing w:after="0" w:line="252" w:lineRule="auto"/>
+              <w:jc w:val="left"/>
+            </w:pPr>
+            <w:r>
+              <w:rPr>
+                <w:b/>
+                <w:sz w:val="21"/>
+              </w:rPr>
+              <w:t>Method</w:t>
+            </w:r>
+          </w:p>
+        </w:tc>
+        <w:tc>
+          <w:tcPr>
+            <w:tcW w:type="dxa" w:w="1080"/>
+            <w:vAlign w:val="center"/>
+            <w:shd w:fill="DCE6EE"/>
+            <w:tcBorders>
+              <w:top w:val="single" w:sz="4" w:color="D9D9D9"/>
+              <w:left w:val="single" w:sz="4" w:color="D9D9D9"/>
+              <w:bottom w:val="single" w:sz="4" w:color="D9D9D9"/>
+              <w:right w:val="single" w:sz="4" w:color="D9D9D9"/>
+            </w:tcBorders>
+            <w:tcMar>
+              <w:top w:w="100" w:type="dxa"/>
+              <w:left w:w="100" w:type="dxa"/>
+              <w:bottom w:w="100" w:type="dxa"/>
+              <w:right w:w="100" w:type="dxa"/>
+            </w:tcMar>
+          </w:tcPr>
+          <w:p>
+            <w:pPr>
+              <w:spacing w:after="0" w:line="252" w:lineRule="auto"/>
+              <w:jc w:val="center"/>
+            </w:pPr>
+            <w:r>
+              <w:rPr>
+                <w:b/>
+                <w:sz w:val="21"/>
+              </w:rPr>
+              <w:t>TP / pos</w:t>
+            </w:r>
+          </w:p>
+        </w:tc>
+        <w:tc>
+          <w:tcPr>
+            <w:tcW w:type="dxa" w:w="1080"/>
+            <w:vAlign w:val="center"/>
+            <w:shd w:fill="DCE6EE"/>
+            <w:tcBorders>
+              <w:top w:val="single" w:sz="4" w:color="D9D9D9"/>
+              <w:left w:val="single" w:sz="4" w:color="D9D9D9"/>
+              <w:bottom w:val="single" w:sz="4" w:color="D9D9D9"/>
+              <w:right w:val="single" w:sz="4" w:color="D9D9D9"/>
+            </w:tcBorders>
+            <w:tcMar>
+              <w:top w:w="100" w:type="dxa"/>
+              <w:left w:w="100" w:type="dxa"/>
+              <w:bottom w:w="100" w:type="dxa"/>
+              <w:right w:w="100" w:type="dxa"/>
+            </w:tcMar>
+          </w:tcPr>
+          <w:p>
+            <w:pPr>
+              <w:spacing w:after="0" w:line="252" w:lineRule="auto"/>
+              <w:jc w:val="center"/>
+            </w:pPr>
+            <w:r>
+              <w:rPr>
+                <w:b/>
+                <w:sz w:val="21"/>
+              </w:rPr>
+              <w:t>FP / benign</w:t>
+            </w:r>
+          </w:p>
+        </w:tc>
+        <w:tc>
+          <w:tcPr>
+            <w:tcW w:type="dxa" w:w="2376"/>
+            <w:vAlign w:val="center"/>
+            <w:shd w:fill="DCE6EE"/>
+            <w:tcBorders>
+              <w:top w:val="single" w:sz="4" w:color="D9D9D9"/>
+              <w:left w:val="single" w:sz="4" w:color="D9D9D9"/>
+              <w:bottom w:val="single" w:sz="4" w:color="D9D9D9"/>
+              <w:right w:val="single" w:sz="4" w:color="D9D9D9"/>
+            </w:tcBorders>
+            <w:tcMar>
+              <w:top w:w="100" w:type="dxa"/>
+              <w:left w:w="100" w:type="dxa"/>
+              <w:bottom w:w="100" w:type="dxa"/>
+              <w:right w:w="100" w:type="dxa"/>
+            </w:tcMar>
+          </w:tcPr>
+          <w:p>
+            <w:pPr>
+              <w:spacing w:after="0" w:line="252" w:lineRule="auto"/>
+              <w:jc w:val="center"/>
+            </w:pPr>
+            <w:r>
+              <w:rPr>
+                <w:b/>
+                <w:sz w:val="21"/>
+              </w:rPr>
+              <w:t>Authorized FP / benign</w:t>
+            </w:r>
+          </w:p>
+        </w:tc>
+        <w:tc>
+          <w:tcPr>
+            <w:tcW w:type="dxa" w:w="1512"/>
+            <w:vAlign w:val="center"/>
+            <w:shd w:fill="DCE6EE"/>
+            <w:tcBorders>
+              <w:top w:val="single" w:sz="4" w:color="D9D9D9"/>
+              <w:left w:val="single" w:sz="4" w:color="D9D9D9"/>
+              <w:bottom w:val="single" w:sz="4" w:color="D9D9D9"/>
+              <w:right w:val="single" w:sz="4" w:color="D9D9D9"/>
+            </w:tcBorders>
+            <w:tcMar>
+              <w:top w:w="100" w:type="dxa"/>
+              <w:left w:w="100" w:type="dxa"/>
+              <w:bottom w:w="100" w:type="dxa"/>
+              <w:right w:w="100" w:type="dxa"/>
+            </w:tcMar>
+          </w:tcPr>
+          <w:p>
+            <w:pPr>
+              <w:spacing w:after="0" w:line="252" w:lineRule="auto"/>
+              <w:jc w:val="center"/>
+            </w:pPr>
+            <w:r>
+              <w:rPr>
+                <w:b/>
+                <w:sz w:val="21"/>
+              </w:rPr>
+              <w:t>AUROC</w:t>
+            </w:r>
+          </w:p>
+        </w:tc>
+      </w:tr>
+      <w:tr>
+        <w:trPr>
+          <w:cantSplit/>
+        </w:trPr>
+        <w:tc>
+          <w:tcPr>
+            <w:tcW w:type="dxa" w:w="3744"/>
+            <w:vAlign w:val="center"/>
+            <w:shd w:fill="FFFFFF"/>
+            <w:tcBorders>
+              <w:top w:val="single" w:sz="4" w:color="D9D9D9"/>
+              <w:left w:val="single" w:sz="4" w:color="D9D9D9"/>
+              <w:bottom w:val="single" w:sz="4" w:color="D9D9D9"/>
+              <w:right w:val="single" w:sz="4" w:color="D9D9D9"/>
+            </w:tcBorders>
+            <w:tcMar>
+              <w:top w:w="100" w:type="dxa"/>
+              <w:left w:w="100" w:type="dxa"/>
+              <w:bottom w:w="100" w:type="dxa"/>
+              <w:right w:w="100" w:type="dxa"/>
+            </w:tcMar>
+          </w:tcPr>
+          <w:p>
+            <w:pPr>
+              <w:spacing w:after="0" w:line="252" w:lineRule="auto"/>
+              <w:jc w:val="left"/>
+            </w:pPr>
+            <w:r>
+              <w:rPr>
+                <w:b w:val="0"/>
+                <w:sz w:val="21"/>
+              </w:rPr>
+              <w:t>Blind J tokens</w:t>
+            </w:r>
+          </w:p>
+        </w:tc>
+        <w:tc>
+          <w:tcPr>
+            <w:tcW w:type="dxa" w:w="1080"/>
+            <w:vAlign w:val="center"/>
+            <w:shd w:fill="FFFFFF"/>
+            <w:tcBorders>
+              <w:top w:val="single" w:sz="4" w:color="D9D9D9"/>
+              <w:left w:val="single" w:sz="4" w:color="D9D9D9"/>
+              <w:bottom w:val="single" w:sz="4" w:color="D9D9D9"/>
+              <w:right w:val="single" w:sz="4" w:color="D9D9D9"/>
+            </w:tcBorders>
+            <w:tcMar>
+              <w:top w:w="100" w:type="dxa"/>
+              <w:left w:w="100" w:type="dxa"/>
+              <w:bottom w:w="100" w:type="dxa"/>
+              <w:right w:w="100" w:type="dxa"/>
+            </w:tcMar>
+          </w:tcPr>
+          <w:p>
+            <w:pPr>
+              <w:spacing w:after="0" w:line="252" w:lineRule="auto"/>
+              <w:jc w:val="center"/>
+            </w:pPr>
+            <w:r>
+              <w:rPr>
+                <w:b w:val="0"/>
+                <w:sz w:val="21"/>
+              </w:rPr>
+              <w:t>0/10</w:t>
+            </w:r>
+          </w:p>
+        </w:tc>
+        <w:tc>
+          <w:tcPr>
+            <w:tcW w:type="dxa" w:w="1080"/>
+            <w:vAlign w:val="center"/>
+            <w:shd w:fill="FFFFFF"/>
+            <w:tcBorders>
+              <w:top w:val="single" w:sz="4" w:color="D9D9D9"/>
+              <w:left w:val="single" w:sz="4" w:color="D9D9D9"/>
+              <w:bottom w:val="single" w:sz="4" w:color="D9D9D9"/>
+              <w:right w:val="single" w:sz="4" w:color="D9D9D9"/>
+            </w:tcBorders>
+            <w:tcMar>
+              <w:top w:w="100" w:type="dxa"/>
+              <w:left w:w="100" w:type="dxa"/>
+              <w:bottom w:w="100" w:type="dxa"/>
+              <w:right w:w="100" w:type="dxa"/>
+            </w:tcMar>
+          </w:tcPr>
+          <w:p>
+            <w:pPr>
+              <w:spacing w:after="0" w:line="252" w:lineRule="auto"/>
+              <w:jc w:val="center"/>
+            </w:pPr>
+            <w:r>
+              <w:rPr>
+                <w:b w:val="0"/>
+                <w:sz w:val="21"/>
+              </w:rPr>
+              <w:t>2/54</w:t>
+            </w:r>
+          </w:p>
+        </w:tc>
+        <w:tc>
+          <w:tcPr>
+            <w:tcW w:type="dxa" w:w="2376"/>
+            <w:vAlign w:val="center"/>
+            <w:shd w:fill="FFFFFF"/>
+            <w:tcBorders>
+              <w:top w:val="single" w:sz="4" w:color="D9D9D9"/>
+              <w:left w:val="single" w:sz="4" w:color="D9D9D9"/>
+              <w:bottom w:val="single" w:sz="4" w:color="D9D9D9"/>
+              <w:right w:val="single" w:sz="4" w:color="D9D9D9"/>
+            </w:tcBorders>
+            <w:tcMar>
+              <w:top w:w="100" w:type="dxa"/>
+              <w:left w:w="100" w:type="dxa"/>
+              <w:bottom w:w="100" w:type="dxa"/>
+              <w:right w:w="100" w:type="dxa"/>
+            </w:tcMar>
+          </w:tcPr>
+          <w:p>
+            <w:pPr>
+              <w:spacing w:after="0" w:line="252" w:lineRule="auto"/>
+              <w:jc w:val="center"/>
+            </w:pPr>
+            <w:r>
+              <w:rPr>
+                <w:b w:val="0"/>
+                <w:sz w:val="21"/>
+              </w:rPr>
+              <w:t>0/64</w:t>
+            </w:r>
+          </w:p>
+        </w:tc>
+        <w:tc>
+          <w:tcPr>
+            <w:tcW w:type="dxa" w:w="1512"/>
+            <w:vAlign w:val="center"/>
+            <w:shd w:fill="FFFFFF"/>
+            <w:tcBorders>
+              <w:top w:val="single" w:sz="4" w:color="D9D9D9"/>
+              <w:left w:val="single" w:sz="4" w:color="D9D9D9"/>
+              <w:bottom w:val="single" w:sz="4" w:color="D9D9D9"/>
+              <w:right w:val="single" w:sz="4" w:color="D9D9D9"/>
+            </w:tcBorders>
+            <w:tcMar>
+              <w:top w:w="100" w:type="dxa"/>
+              <w:left w:w="100" w:type="dxa"/>
+              <w:bottom w:w="100" w:type="dxa"/>
+              <w:right w:w="100" w:type="dxa"/>
+            </w:tcMar>
+          </w:tcPr>
+          <w:p>
+            <w:pPr>
+              <w:spacing w:after="0" w:line="252" w:lineRule="auto"/>
+              <w:jc w:val="center"/>
+            </w:pPr>
+            <w:r>
+              <w:rPr>
+                <w:b w:val="0"/>
+                <w:sz w:val="21"/>
+              </w:rPr>
+              <w:t>0.481</w:t>
+            </w:r>
+          </w:p>
+        </w:tc>
+      </w:tr>
+      <w:tr>
+        <w:trPr>
+          <w:cantSplit/>
+        </w:trPr>
+        <w:tc>
+          <w:tcPr>
+            <w:tcW w:type="dxa" w:w="3744"/>
+            <w:vAlign w:val="center"/>
+            <w:shd w:fill="FFFFFF"/>
+            <w:tcBorders>
+              <w:top w:val="single" w:sz="4" w:color="D9D9D9"/>
+              <w:left w:val="single" w:sz="4" w:color="D9D9D9"/>
+              <w:bottom w:val="single" w:sz="4" w:color="D9D9D9"/>
+              <w:right w:val="single" w:sz="4" w:color="D9D9D9"/>
+            </w:tcBorders>
+            <w:tcMar>
+              <w:top w:w="100" w:type="dxa"/>
+              <w:left w:w="100" w:type="dxa"/>
+              <w:bottom w:w="100" w:type="dxa"/>
+              <w:right w:w="100" w:type="dxa"/>
+            </w:tcMar>
+          </w:tcPr>
+          <w:p>
+            <w:pPr>
+              <w:spacing w:after="0" w:line="252" w:lineRule="auto"/>
+              <w:jc w:val="left"/>
+            </w:pPr>
+            <w:r>
+              <w:rPr>
+                <w:b w:val="0"/>
+                <w:sz w:val="21"/>
+              </w:rPr>
+              <w:t>Blind J summary</w:t>
+            </w:r>
+          </w:p>
+        </w:tc>
+        <w:tc>
+          <w:tcPr>
+            <w:tcW w:type="dxa" w:w="1080"/>
+            <w:vAlign w:val="center"/>
+            <w:shd w:fill="FFFFFF"/>
+            <w:tcBorders>
+              <w:top w:val="single" w:sz="4" w:color="D9D9D9"/>
+              <w:left w:val="single" w:sz="4" w:color="D9D9D9"/>
+              <w:bottom w:val="single" w:sz="4" w:color="D9D9D9"/>
+              <w:right w:val="single" w:sz="4" w:color="D9D9D9"/>
+            </w:tcBorders>
+            <w:tcMar>
+              <w:top w:w="100" w:type="dxa"/>
+              <w:left w:w="100" w:type="dxa"/>
+              <w:bottom w:w="100" w:type="dxa"/>
+              <w:right w:w="100" w:type="dxa"/>
+            </w:tcMar>
+          </w:tcPr>
+          <w:p>
+            <w:pPr>
+              <w:spacing w:after="0" w:line="252" w:lineRule="auto"/>
+              <w:jc w:val="center"/>
+            </w:pPr>
+            <w:r>
+              <w:rPr>
+                <w:b w:val="0"/>
+                <w:sz w:val="21"/>
+              </w:rPr>
+              <w:t>0/10</w:t>
+            </w:r>
+          </w:p>
+        </w:tc>
+        <w:tc>
+          <w:tcPr>
+            <w:tcW w:type="dxa" w:w="1080"/>
+            <w:vAlign w:val="center"/>
+            <w:shd w:fill="FFFFFF"/>
+            <w:tcBorders>
+              <w:top w:val="single" w:sz="4" w:color="D9D9D9"/>
+              <w:left w:val="single" w:sz="4" w:color="D9D9D9"/>
+              <w:bottom w:val="single" w:sz="4" w:color="D9D9D9"/>
+              <w:right w:val="single" w:sz="4" w:color="D9D9D9"/>
+            </w:tcBorders>
+            <w:tcMar>
+              <w:top w:w="100" w:type="dxa"/>
+              <w:left w:w="100" w:type="dxa"/>
+              <w:bottom w:w="100" w:type="dxa"/>
+              <w:right w:w="100" w:type="dxa"/>
+            </w:tcMar>
+          </w:tcPr>
+          <w:p>
+            <w:pPr>
+              <w:spacing w:after="0" w:line="252" w:lineRule="auto"/>
+              <w:jc w:val="center"/>
+            </w:pPr>
+            <w:r>
+              <w:rPr>
+                <w:b w:val="0"/>
+                <w:sz w:val="21"/>
+              </w:rPr>
+              <w:t>0/54</w:t>
+            </w:r>
+          </w:p>
+        </w:tc>
+        <w:tc>
+          <w:tcPr>
+            <w:tcW w:type="dxa" w:w="2376"/>
+            <w:vAlign w:val="center"/>
+            <w:shd w:fill="FFFFFF"/>
+            <w:tcBorders>
+              <w:top w:val="single" w:sz="4" w:color="D9D9D9"/>
+              <w:left w:val="single" w:sz="4" w:color="D9D9D9"/>
+              <w:bottom w:val="single" w:sz="4" w:color="D9D9D9"/>
+              <w:right w:val="single" w:sz="4" w:color="D9D9D9"/>
+            </w:tcBorders>
+            <w:tcMar>
+              <w:top w:w="100" w:type="dxa"/>
+              <w:left w:w="100" w:type="dxa"/>
+              <w:bottom w:w="100" w:type="dxa"/>
+              <w:right w:w="100" w:type="dxa"/>
+            </w:tcMar>
+          </w:tcPr>
+          <w:p>
+            <w:pPr>
+              <w:spacing w:after="0" w:line="252" w:lineRule="auto"/>
+              <w:jc w:val="center"/>
+            </w:pPr>
+            <w:r>
+              <w:rPr>
+                <w:b w:val="0"/>
+                <w:sz w:val="21"/>
+              </w:rPr>
+              <w:t>0/64</w:t>
+            </w:r>
+          </w:p>
+        </w:tc>
+        <w:tc>
+          <w:tcPr>
+            <w:tcW w:type="dxa" w:w="1512"/>
+            <w:vAlign w:val="center"/>
+            <w:shd w:fill="FFFFFF"/>
+            <w:tcBorders>
+              <w:top w:val="single" w:sz="4" w:color="D9D9D9"/>
+              <w:left w:val="single" w:sz="4" w:color="D9D9D9"/>
+              <w:bottom w:val="single" w:sz="4" w:color="D9D9D9"/>
+              <w:right w:val="single" w:sz="4" w:color="D9D9D9"/>
+            </w:tcBorders>
+            <w:tcMar>
+              <w:top w:w="100" w:type="dxa"/>
+              <w:left w:w="100" w:type="dxa"/>
+              <w:bottom w:w="100" w:type="dxa"/>
+              <w:right w:w="100" w:type="dxa"/>
+            </w:tcMar>
+          </w:tcPr>
+          <w:p>
+            <w:pPr>
+              <w:spacing w:after="0" w:line="252" w:lineRule="auto"/>
+              <w:jc w:val="center"/>
+            </w:pPr>
+            <w:r>
+              <w:rPr>
+                <w:b w:val="0"/>
+                <w:sz w:val="21"/>
+              </w:rPr>
+              <w:t>0.500</w:t>
+            </w:r>
+          </w:p>
+        </w:tc>
+      </w:tr>
+      <w:tr>
+        <w:trPr>
+          <w:cantSplit/>
+        </w:trPr>
+        <w:tc>
+          <w:tcPr>
+            <w:tcW w:type="dxa" w:w="3744"/>
+            <w:vAlign w:val="center"/>
+            <w:shd w:fill="FFFFFF"/>
+            <w:tcBorders>
+              <w:top w:val="single" w:sz="4" w:color="D9D9D9"/>
+              <w:left w:val="single" w:sz="4" w:color="D9D9D9"/>
+              <w:bottom w:val="single" w:sz="4" w:color="D9D9D9"/>
+              <w:right w:val="single" w:sz="4" w:color="D9D9D9"/>
+            </w:tcBorders>
+            <w:tcMar>
+              <w:top w:w="100" w:type="dxa"/>
+              <w:left w:w="100" w:type="dxa"/>
+              <w:bottom w:w="100" w:type="dxa"/>
+              <w:right w:w="100" w:type="dxa"/>
+            </w:tcMar>
+          </w:tcPr>
+          <w:p>
+            <w:pPr>
+              <w:spacing w:after="0" w:line="252" w:lineRule="auto"/>
+              <w:jc w:val="left"/>
+            </w:pPr>
+            <w:r>
+              <w:rPr>
+                <w:b w:val="0"/>
+                <w:sz w:val="21"/>
+              </w:rPr>
+              <w:t>Blind Oracle</w:t>
+            </w:r>
+          </w:p>
+        </w:tc>
+        <w:tc>
+          <w:tcPr>
+            <w:tcW w:type="dxa" w:w="1080"/>
+            <w:vAlign w:val="center"/>
+            <w:shd w:fill="FFFFFF"/>
+            <w:tcBorders>
+              <w:top w:val="single" w:sz="4" w:color="D9D9D9"/>
+              <w:left w:val="single" w:sz="4" w:color="D9D9D9"/>
+              <w:bottom w:val="single" w:sz="4" w:color="D9D9D9"/>
+              <w:right w:val="single" w:sz="4" w:color="D9D9D9"/>
+            </w:tcBorders>
+            <w:tcMar>
+              <w:top w:w="100" w:type="dxa"/>
+              <w:left w:w="100" w:type="dxa"/>
+              <w:bottom w:w="100" w:type="dxa"/>
+              <w:right w:w="100" w:type="dxa"/>
+            </w:tcMar>
+          </w:tcPr>
+          <w:p>
+            <w:pPr>
+              <w:spacing w:after="0" w:line="252" w:lineRule="auto"/>
+              <w:jc w:val="center"/>
+            </w:pPr>
+            <w:r>
+              <w:rPr>
+                <w:b w:val="0"/>
+                <w:sz w:val="21"/>
+              </w:rPr>
+              <w:t>10/10</w:t>
+            </w:r>
+          </w:p>
+        </w:tc>
+        <w:tc>
+          <w:tcPr>
+            <w:tcW w:type="dxa" w:w="1080"/>
+            <w:vAlign w:val="center"/>
+            <w:shd w:fill="FFFFFF"/>
+            <w:tcBorders>
+              <w:top w:val="single" w:sz="4" w:color="D9D9D9"/>
+              <w:left w:val="single" w:sz="4" w:color="D9D9D9"/>
+              <w:bottom w:val="single" w:sz="4" w:color="D9D9D9"/>
+              <w:right w:val="single" w:sz="4" w:color="D9D9D9"/>
+            </w:tcBorders>
+            <w:tcMar>
+              <w:top w:w="100" w:type="dxa"/>
+              <w:left w:w="100" w:type="dxa"/>
+              <w:bottom w:w="100" w:type="dxa"/>
+              <w:right w:w="100" w:type="dxa"/>
+            </w:tcMar>
+          </w:tcPr>
+          <w:p>
+            <w:pPr>
+              <w:spacing w:after="0" w:line="252" w:lineRule="auto"/>
+              <w:jc w:val="center"/>
+            </w:pPr>
+            <w:r>
+              <w:rPr>
+                <w:b w:val="0"/>
+                <w:sz w:val="21"/>
+              </w:rPr>
+              <w:t>6/54</w:t>
+            </w:r>
+          </w:p>
+        </w:tc>
+        <w:tc>
+          <w:tcPr>
+            <w:tcW w:type="dxa" w:w="2376"/>
+            <w:vAlign w:val="center"/>
+            <w:shd w:fill="FFFFFF"/>
+            <w:tcBorders>
+              <w:top w:val="single" w:sz="4" w:color="D9D9D9"/>
+              <w:left w:val="single" w:sz="4" w:color="D9D9D9"/>
+              <w:bottom w:val="single" w:sz="4" w:color="D9D9D9"/>
+              <w:right w:val="single" w:sz="4" w:color="D9D9D9"/>
+            </w:tcBorders>
+            <w:tcMar>
+              <w:top w:w="100" w:type="dxa"/>
+              <w:left w:w="100" w:type="dxa"/>
+              <w:bottom w:w="100" w:type="dxa"/>
+              <w:right w:w="100" w:type="dxa"/>
+            </w:tcMar>
+          </w:tcPr>
+          <w:p>
+            <w:pPr>
+              <w:spacing w:after="0" w:line="252" w:lineRule="auto"/>
+              <w:jc w:val="center"/>
+            </w:pPr>
+            <w:r>
+              <w:rPr>
+                <w:b w:val="0"/>
+                <w:sz w:val="21"/>
+              </w:rPr>
+              <w:t>53/62</w:t>
+            </w:r>
+          </w:p>
+        </w:tc>
+        <w:tc>
+          <w:tcPr>
+            <w:tcW w:type="dxa" w:w="1512"/>
+            <w:vAlign w:val="center"/>
+            <w:shd w:fill="FFFFFF"/>
+            <w:tcBorders>
+              <w:top w:val="single" w:sz="4" w:color="D9D9D9"/>
+              <w:left w:val="single" w:sz="4" w:color="D9D9D9"/>
+              <w:bottom w:val="single" w:sz="4" w:color="D9D9D9"/>
+              <w:right w:val="single" w:sz="4" w:color="D9D9D9"/>
+            </w:tcBorders>
+            <w:tcMar>
+              <w:top w:w="100" w:type="dxa"/>
+              <w:left w:w="100" w:type="dxa"/>
+              <w:bottom w:w="100" w:type="dxa"/>
+              <w:right w:w="100" w:type="dxa"/>
+            </w:tcMar>
+          </w:tcPr>
+          <w:p>
+            <w:pPr>
+              <w:spacing w:after="0" w:line="252" w:lineRule="auto"/>
+              <w:jc w:val="center"/>
+            </w:pPr>
+            <w:r>
+              <w:rPr>
+                <w:b w:val="0"/>
+                <w:sz w:val="21"/>
+              </w:rPr>
+              <w:t>1.000</w:t>
+            </w:r>
+          </w:p>
+        </w:tc>
+      </w:tr>
+      <w:tr>
+        <w:trPr>
+          <w:cantSplit/>
+        </w:trPr>
+        <w:tc>
+          <w:tcPr>
+            <w:tcW w:type="dxa" w:w="3744"/>
+            <w:vAlign w:val="center"/>
+            <w:shd w:fill="FFFFFF"/>
+            <w:tcBorders>
+              <w:top w:val="single" w:sz="4" w:color="D9D9D9"/>
+              <w:left w:val="single" w:sz="4" w:color="D9D9D9"/>
+              <w:bottom w:val="single" w:sz="4" w:color="D9D9D9"/>
+              <w:right w:val="single" w:sz="4" w:color="D9D9D9"/>
+            </w:tcBorders>
+            <w:tcMar>
+              <w:top w:w="100" w:type="dxa"/>
+              <w:left w:w="100" w:type="dxa"/>
+              <w:bottom w:w="100" w:type="dxa"/>
+              <w:right w:w="100" w:type="dxa"/>
+            </w:tcMar>
+          </w:tcPr>
+          <w:p>
+            <w:pPr>
+              <w:spacing w:after="0" w:line="252" w:lineRule="auto"/>
+              <w:jc w:val="left"/>
+            </w:pPr>
+            <w:r>
+              <w:rPr>
+                <w:b w:val="0"/>
+                <w:sz w:val="21"/>
+              </w:rPr>
+              <w:t>Context only</w:t>
+            </w:r>
+          </w:p>
+        </w:tc>
+        <w:tc>
+          <w:tcPr>
+            <w:tcW w:type="dxa" w:w="1080"/>
+            <w:vAlign w:val="center"/>
+            <w:shd w:fill="FFFFFF"/>
+            <w:tcBorders>
+              <w:top w:val="single" w:sz="4" w:color="D9D9D9"/>
+              <w:left w:val="single" w:sz="4" w:color="D9D9D9"/>
+              <w:bottom w:val="single" w:sz="4" w:color="D9D9D9"/>
+              <w:right w:val="single" w:sz="4" w:color="D9D9D9"/>
+            </w:tcBorders>
+            <w:tcMar>
+              <w:top w:w="100" w:type="dxa"/>
+              <w:left w:w="100" w:type="dxa"/>
+              <w:bottom w:w="100" w:type="dxa"/>
+              <w:right w:w="100" w:type="dxa"/>
+            </w:tcMar>
+          </w:tcPr>
+          <w:p>
+            <w:pPr>
+              <w:spacing w:after="0" w:line="252" w:lineRule="auto"/>
+              <w:jc w:val="center"/>
+            </w:pPr>
+            <w:r>
+              <w:rPr>
+                <w:b w:val="0"/>
+                <w:sz w:val="21"/>
+              </w:rPr>
+              <w:t>10/10</w:t>
+            </w:r>
+          </w:p>
+        </w:tc>
+        <w:tc>
+          <w:tcPr>
+            <w:tcW w:type="dxa" w:w="1080"/>
+            <w:vAlign w:val="center"/>
+            <w:shd w:fill="FFFFFF"/>
+            <w:tcBorders>
+              <w:top w:val="single" w:sz="4" w:color="D9D9D9"/>
+              <w:left w:val="single" w:sz="4" w:color="D9D9D9"/>
+              <w:bottom w:val="single" w:sz="4" w:color="D9D9D9"/>
+              <w:right w:val="single" w:sz="4" w:color="D9D9D9"/>
+            </w:tcBorders>
+            <w:tcMar>
+              <w:top w:w="100" w:type="dxa"/>
+              <w:left w:w="100" w:type="dxa"/>
+              <w:bottom w:w="100" w:type="dxa"/>
+              <w:right w:w="100" w:type="dxa"/>
+            </w:tcMar>
+          </w:tcPr>
+          <w:p>
+            <w:pPr>
+              <w:spacing w:after="0" w:line="252" w:lineRule="auto"/>
+              <w:jc w:val="center"/>
+            </w:pPr>
+            <w:r>
+              <w:rPr>
+                <w:b w:val="0"/>
+                <w:sz w:val="21"/>
+              </w:rPr>
+              <w:t>0/54</w:t>
+            </w:r>
+          </w:p>
+        </w:tc>
+        <w:tc>
+          <w:tcPr>
+            <w:tcW w:type="dxa" w:w="2376"/>
+            <w:vAlign w:val="center"/>
+            <w:shd w:fill="FFFFFF"/>
+            <w:tcBorders>
+              <w:top w:val="single" w:sz="4" w:color="D9D9D9"/>
+              <w:left w:val="single" w:sz="4" w:color="D9D9D9"/>
+              <w:bottom w:val="single" w:sz="4" w:color="D9D9D9"/>
+              <w:right w:val="single" w:sz="4" w:color="D9D9D9"/>
+            </w:tcBorders>
+            <w:tcMar>
+              <w:top w:w="100" w:type="dxa"/>
+              <w:left w:w="100" w:type="dxa"/>
+              <w:bottom w:w="100" w:type="dxa"/>
+              <w:right w:w="100" w:type="dxa"/>
+            </w:tcMar>
+          </w:tcPr>
+          <w:p>
+            <w:pPr>
+              <w:spacing w:after="0" w:line="252" w:lineRule="auto"/>
+              <w:jc w:val="center"/>
+            </w:pPr>
+            <w:r>
+              <w:rPr>
+                <w:b w:val="0"/>
+                <w:sz w:val="21"/>
+              </w:rPr>
+              <w:t>0/64</w:t>
+            </w:r>
+          </w:p>
+        </w:tc>
+        <w:tc>
+          <w:tcPr>
+            <w:tcW w:type="dxa" w:w="1512"/>
+            <w:vAlign w:val="center"/>
+            <w:shd w:fill="FFFFFF"/>
+            <w:tcBorders>
+              <w:top w:val="single" w:sz="4" w:color="D9D9D9"/>
+              <w:left w:val="single" w:sz="4" w:color="D9D9D9"/>
+              <w:bottom w:val="single" w:sz="4" w:color="D9D9D9"/>
+              <w:right w:val="single" w:sz="4" w:color="D9D9D9"/>
+            </w:tcBorders>
+            <w:tcMar>
+              <w:top w:w="100" w:type="dxa"/>
+              <w:left w:w="100" w:type="dxa"/>
+              <w:bottom w:w="100" w:type="dxa"/>
+              <w:right w:w="100" w:type="dxa"/>
+            </w:tcMar>
+          </w:tcPr>
+          <w:p>
+            <w:pPr>
+              <w:spacing w:after="0" w:line="252" w:lineRule="auto"/>
+              <w:jc w:val="center"/>
+            </w:pPr>
+            <w:r>
+              <w:rPr>
+                <w:b w:val="0"/>
+                <w:sz w:val="21"/>
+              </w:rPr>
+              <w:t>1.000</w:t>
+            </w:r>
+          </w:p>
+        </w:tc>
+      </w:tr>
+      <w:tr>
+        <w:trPr>
+          <w:cantSplit/>
+        </w:trPr>
+        <w:tc>
+          <w:tcPr>
+            <w:tcW w:type="dxa" w:w="3744"/>
+            <w:vAlign w:val="center"/>
+            <w:shd w:fill="FFFFFF"/>
+            <w:tcBorders>
+              <w:top w:val="single" w:sz="4" w:color="D9D9D9"/>
+              <w:left w:val="single" w:sz="4" w:color="D9D9D9"/>
+              <w:bottom w:val="single" w:sz="4" w:color="D9D9D9"/>
+              <w:right w:val="single" w:sz="4" w:color="D9D9D9"/>
+            </w:tcBorders>
+            <w:tcMar>
+              <w:top w:w="100" w:type="dxa"/>
+              <w:left w:w="100" w:type="dxa"/>
+              <w:bottom w:w="100" w:type="dxa"/>
+              <w:right w:w="100" w:type="dxa"/>
+            </w:tcMar>
+          </w:tcPr>
+          <w:p>
+            <w:pPr>
+              <w:spacing w:after="0" w:line="252" w:lineRule="auto"/>
+              <w:jc w:val="left"/>
+            </w:pPr>
+            <w:r>
+              <w:rPr>
+                <w:b w:val="0"/>
+                <w:sz w:val="21"/>
+              </w:rPr>
+              <w:t>J tokens with context</w:t>
+            </w:r>
+          </w:p>
+        </w:tc>
+        <w:tc>
+          <w:tcPr>
+            <w:tcW w:type="dxa" w:w="1080"/>
+            <w:vAlign w:val="center"/>
+            <w:shd w:fill="FFFFFF"/>
+            <w:tcBorders>
+              <w:top w:val="single" w:sz="4" w:color="D9D9D9"/>
+              <w:left w:val="single" w:sz="4" w:color="D9D9D9"/>
+              <w:bottom w:val="single" w:sz="4" w:color="D9D9D9"/>
+              <w:right w:val="single" w:sz="4" w:color="D9D9D9"/>
+            </w:tcBorders>
+            <w:tcMar>
+              <w:top w:w="100" w:type="dxa"/>
+              <w:left w:w="100" w:type="dxa"/>
+              <w:bottom w:w="100" w:type="dxa"/>
+              <w:right w:w="100" w:type="dxa"/>
+            </w:tcMar>
+          </w:tcPr>
+          <w:p>
+            <w:pPr>
+              <w:spacing w:after="0" w:line="252" w:lineRule="auto"/>
+              <w:jc w:val="center"/>
+            </w:pPr>
+            <w:r>
+              <w:rPr>
+                <w:b w:val="0"/>
+                <w:sz w:val="21"/>
+              </w:rPr>
+              <w:t>10/10</w:t>
+            </w:r>
+          </w:p>
+        </w:tc>
+        <w:tc>
+          <w:tcPr>
+            <w:tcW w:type="dxa" w:w="1080"/>
+            <w:vAlign w:val="center"/>
+            <w:shd w:fill="FFFFFF"/>
+            <w:tcBorders>
+              <w:top w:val="single" w:sz="4" w:color="D9D9D9"/>
+              <w:left w:val="single" w:sz="4" w:color="D9D9D9"/>
+              <w:bottom w:val="single" w:sz="4" w:color="D9D9D9"/>
+              <w:right w:val="single" w:sz="4" w:color="D9D9D9"/>
+            </w:tcBorders>
+            <w:tcMar>
+              <w:top w:w="100" w:type="dxa"/>
+              <w:left w:w="100" w:type="dxa"/>
+              <w:bottom w:w="100" w:type="dxa"/>
+              <w:right w:w="100" w:type="dxa"/>
+            </w:tcMar>
+          </w:tcPr>
+          <w:p>
+            <w:pPr>
+              <w:spacing w:after="0" w:line="252" w:lineRule="auto"/>
+              <w:jc w:val="center"/>
+            </w:pPr>
+            <w:r>
+              <w:rPr>
+                <w:b w:val="0"/>
+                <w:sz w:val="21"/>
+              </w:rPr>
+              <w:t>0/54</w:t>
+            </w:r>
+          </w:p>
+        </w:tc>
+        <w:tc>
+          <w:tcPr>
+            <w:tcW w:type="dxa" w:w="2376"/>
+            <w:vAlign w:val="center"/>
+            <w:shd w:fill="FFFFFF"/>
+            <w:tcBorders>
+              <w:top w:val="single" w:sz="4" w:color="D9D9D9"/>
+              <w:left w:val="single" w:sz="4" w:color="D9D9D9"/>
+              <w:bottom w:val="single" w:sz="4" w:color="D9D9D9"/>
+              <w:right w:val="single" w:sz="4" w:color="D9D9D9"/>
+            </w:tcBorders>
+            <w:tcMar>
+              <w:top w:w="100" w:type="dxa"/>
+              <w:left w:w="100" w:type="dxa"/>
+              <w:bottom w:w="100" w:type="dxa"/>
+              <w:right w:w="100" w:type="dxa"/>
+            </w:tcMar>
+          </w:tcPr>
+          <w:p>
+            <w:pPr>
+              <w:spacing w:after="0" w:line="252" w:lineRule="auto"/>
+              <w:jc w:val="center"/>
+            </w:pPr>
+            <w:r>
+              <w:rPr>
+                <w:b w:val="0"/>
+                <w:sz w:val="21"/>
+              </w:rPr>
+              <w:t>16/64</w:t>
+            </w:r>
+          </w:p>
+        </w:tc>
+        <w:tc>
+          <w:tcPr>
+            <w:tcW w:type="dxa" w:w="1512"/>
+            <w:vAlign w:val="center"/>
+            <w:shd w:fill="FFFFFF"/>
+            <w:tcBorders>
+              <w:top w:val="single" w:sz="4" w:color="D9D9D9"/>
+              <w:left w:val="single" w:sz="4" w:color="D9D9D9"/>
+              <w:bottom w:val="single" w:sz="4" w:color="D9D9D9"/>
+              <w:right w:val="single" w:sz="4" w:color="D9D9D9"/>
+            </w:tcBorders>
+            <w:tcMar>
+              <w:top w:w="100" w:type="dxa"/>
+              <w:left w:w="100" w:type="dxa"/>
+              <w:bottom w:w="100" w:type="dxa"/>
+              <w:right w:w="100" w:type="dxa"/>
+            </w:tcMar>
+          </w:tcPr>
+          <w:p>
+            <w:pPr>
+              <w:spacing w:after="0" w:line="252" w:lineRule="auto"/>
+              <w:jc w:val="center"/>
+            </w:pPr>
+            <w:r>
+              <w:rPr>
+                <w:b w:val="0"/>
+                <w:sz w:val="21"/>
+              </w:rPr>
+              <w:t>1.000</w:t>
+            </w:r>
+          </w:p>
+        </w:tc>
+      </w:tr>
+      <w:tr>
+        <w:trPr>
+          <w:cantSplit/>
+        </w:trPr>
+        <w:tc>
+          <w:tcPr>
+            <w:tcW w:type="dxa" w:w="3744"/>
+            <w:vAlign w:val="center"/>
+            <w:shd w:fill="FFFFFF"/>
+            <w:tcBorders>
+              <w:top w:val="single" w:sz="4" w:color="D9D9D9"/>
+              <w:left w:val="single" w:sz="4" w:color="D9D9D9"/>
+              <w:bottom w:val="single" w:sz="4" w:color="D9D9D9"/>
+              <w:right w:val="single" w:sz="4" w:color="D9D9D9"/>
+            </w:tcBorders>
+            <w:tcMar>
+              <w:top w:w="100" w:type="dxa"/>
+              <w:left w:w="100" w:type="dxa"/>
+              <w:bottom w:w="100" w:type="dxa"/>
+              <w:right w:w="100" w:type="dxa"/>
+            </w:tcMar>
+          </w:tcPr>
+          <w:p>
+            <w:pPr>
+              <w:spacing w:after="0" w:line="252" w:lineRule="auto"/>
+              <w:jc w:val="left"/>
+            </w:pPr>
+            <w:r>
+              <w:rPr>
+                <w:b w:val="0"/>
+                <w:sz w:val="21"/>
+              </w:rPr>
+              <w:t>J summary with context</w:t>
+            </w:r>
+          </w:p>
+        </w:tc>
+        <w:tc>
+          <w:tcPr>
+            <w:tcW w:type="dxa" w:w="1080"/>
+            <w:vAlign w:val="center"/>
+            <w:shd w:fill="FFFFFF"/>
+            <w:tcBorders>
+              <w:top w:val="single" w:sz="4" w:color="D9D9D9"/>
+              <w:left w:val="single" w:sz="4" w:color="D9D9D9"/>
+              <w:bottom w:val="single" w:sz="4" w:color="D9D9D9"/>
+              <w:right w:val="single" w:sz="4" w:color="D9D9D9"/>
+            </w:tcBorders>
+            <w:tcMar>
+              <w:top w:w="100" w:type="dxa"/>
+              <w:left w:w="100" w:type="dxa"/>
+              <w:bottom w:w="100" w:type="dxa"/>
+              <w:right w:w="100" w:type="dxa"/>
+            </w:tcMar>
+          </w:tcPr>
+          <w:p>
+            <w:pPr>
+              <w:spacing w:after="0" w:line="252" w:lineRule="auto"/>
+              <w:jc w:val="center"/>
+            </w:pPr>
+            <w:r>
+              <w:rPr>
+                <w:b w:val="0"/>
+                <w:sz w:val="21"/>
+              </w:rPr>
+              <w:t>10/10</w:t>
+            </w:r>
+          </w:p>
+        </w:tc>
+        <w:tc>
+          <w:tcPr>
+            <w:tcW w:type="dxa" w:w="1080"/>
+            <w:vAlign w:val="center"/>
+            <w:shd w:fill="FFFFFF"/>
+            <w:tcBorders>
+              <w:top w:val="single" w:sz="4" w:color="D9D9D9"/>
+              <w:left w:val="single" w:sz="4" w:color="D9D9D9"/>
+              <w:bottom w:val="single" w:sz="4" w:color="D9D9D9"/>
+              <w:right w:val="single" w:sz="4" w:color="D9D9D9"/>
+            </w:tcBorders>
+            <w:tcMar>
+              <w:top w:w="100" w:type="dxa"/>
+              <w:left w:w="100" w:type="dxa"/>
+              <w:bottom w:w="100" w:type="dxa"/>
+              <w:right w:w="100" w:type="dxa"/>
+            </w:tcMar>
+          </w:tcPr>
+          <w:p>
+            <w:pPr>
+              <w:spacing w:after="0" w:line="252" w:lineRule="auto"/>
+              <w:jc w:val="center"/>
+            </w:pPr>
+            <w:r>
+              <w:rPr>
+                <w:b w:val="0"/>
+                <w:sz w:val="21"/>
+              </w:rPr>
+              <w:t>0/51</w:t>
+            </w:r>
+          </w:p>
+        </w:tc>
+        <w:tc>
+          <w:tcPr>
+            <w:tcW w:type="dxa" w:w="2376"/>
+            <w:vAlign w:val="center"/>
+            <w:shd w:fill="FFFFFF"/>
+            <w:tcBorders>
+              <w:top w:val="single" w:sz="4" w:color="D9D9D9"/>
+              <w:left w:val="single" w:sz="4" w:color="D9D9D9"/>
+              <w:bottom w:val="single" w:sz="4" w:color="D9D9D9"/>
+              <w:right w:val="single" w:sz="4" w:color="D9D9D9"/>
+            </w:tcBorders>
+            <w:tcMar>
+              <w:top w:w="100" w:type="dxa"/>
+              <w:left w:w="100" w:type="dxa"/>
+              <w:bottom w:w="100" w:type="dxa"/>
+              <w:right w:w="100" w:type="dxa"/>
+            </w:tcMar>
+          </w:tcPr>
+          <w:p>
+            <w:pPr>
+              <w:spacing w:after="0" w:line="252" w:lineRule="auto"/>
+              <w:jc w:val="center"/>
+            </w:pPr>
+            <w:r>
+              <w:rPr>
+                <w:b w:val="0"/>
+                <w:sz w:val="21"/>
+              </w:rPr>
+              <w:t>13/64</w:t>
+            </w:r>
+          </w:p>
+        </w:tc>
+        <w:tc>
+          <w:tcPr>
+            <w:tcW w:type="dxa" w:w="1512"/>
+            <w:vAlign w:val="center"/>
+            <w:shd w:fill="FFFFFF"/>
+            <w:tcBorders>
+              <w:top w:val="single" w:sz="4" w:color="D9D9D9"/>
+              <w:left w:val="single" w:sz="4" w:color="D9D9D9"/>
+              <w:bottom w:val="single" w:sz="4" w:color="D9D9D9"/>
+              <w:right w:val="single" w:sz="4" w:color="D9D9D9"/>
+            </w:tcBorders>
+            <w:tcMar>
+              <w:top w:w="100" w:type="dxa"/>
+              <w:left w:w="100" w:type="dxa"/>
+              <w:bottom w:w="100" w:type="dxa"/>
+              <w:right w:w="100" w:type="dxa"/>
+            </w:tcMar>
+          </w:tcPr>
+          <w:p>
+            <w:pPr>
+              <w:spacing w:after="0" w:line="252" w:lineRule="auto"/>
+              <w:jc w:val="center"/>
+            </w:pPr>
+            <w:r>
+              <w:rPr>
+                <w:b w:val="0"/>
+                <w:sz w:val="21"/>
+              </w:rPr>
+              <w:t>1.000</w:t>
+            </w:r>
+          </w:p>
+        </w:tc>
+      </w:tr>
+      <w:tr>
+        <w:trPr>
+          <w:cantSplit/>
+        </w:trPr>
+        <w:tc>
+          <w:tcPr>
+            <w:tcW w:type="dxa" w:w="3744"/>
+            <w:vAlign w:val="center"/>
+            <w:shd w:fill="FFFFFF"/>
+            <w:tcBorders>
+              <w:top w:val="single" w:sz="4" w:color="D9D9D9"/>
+              <w:left w:val="single" w:sz="4" w:color="D9D9D9"/>
+              <w:bottom w:val="single" w:sz="4" w:color="D9D9D9"/>
+              <w:right w:val="single" w:sz="4" w:color="D9D9D9"/>
+            </w:tcBorders>
+            <w:tcMar>
+              <w:top w:w="100" w:type="dxa"/>
+              <w:left w:w="100" w:type="dxa"/>
+              <w:bottom w:w="100" w:type="dxa"/>
+              <w:right w:w="100" w:type="dxa"/>
+            </w:tcMar>
+          </w:tcPr>
+          <w:p>
+            <w:pPr>
+              <w:spacing w:after="0" w:line="252" w:lineRule="auto"/>
+              <w:jc w:val="left"/>
+            </w:pPr>
+            <w:r>
+              <w:rPr>
+                <w:b w:val="0"/>
+                <w:sz w:val="21"/>
+              </w:rPr>
+              <w:t>Oracle with context</w:t>
+            </w:r>
+          </w:p>
+        </w:tc>
+        <w:tc>
+          <w:tcPr>
+            <w:tcW w:type="dxa" w:w="1080"/>
+            <w:vAlign w:val="center"/>
+            <w:shd w:fill="FFFFFF"/>
+            <w:tcBorders>
+              <w:top w:val="single" w:sz="4" w:color="D9D9D9"/>
+              <w:left w:val="single" w:sz="4" w:color="D9D9D9"/>
+              <w:bottom w:val="single" w:sz="4" w:color="D9D9D9"/>
+              <w:right w:val="single" w:sz="4" w:color="D9D9D9"/>
+            </w:tcBorders>
+            <w:tcMar>
+              <w:top w:w="100" w:type="dxa"/>
+              <w:left w:w="100" w:type="dxa"/>
+              <w:bottom w:w="100" w:type="dxa"/>
+              <w:right w:w="100" w:type="dxa"/>
+            </w:tcMar>
+          </w:tcPr>
+          <w:p>
+            <w:pPr>
+              <w:spacing w:after="0" w:line="252" w:lineRule="auto"/>
+              <w:jc w:val="center"/>
+            </w:pPr>
+            <w:r>
+              <w:rPr>
+                <w:b w:val="0"/>
+                <w:sz w:val="21"/>
+              </w:rPr>
+              <w:t>10/10</w:t>
+            </w:r>
+          </w:p>
+        </w:tc>
+        <w:tc>
+          <w:tcPr>
+            <w:tcW w:type="dxa" w:w="1080"/>
+            <w:vAlign w:val="center"/>
+            <w:shd w:fill="FFFFFF"/>
+            <w:tcBorders>
+              <w:top w:val="single" w:sz="4" w:color="D9D9D9"/>
+              <w:left w:val="single" w:sz="4" w:color="D9D9D9"/>
+              <w:bottom w:val="single" w:sz="4" w:color="D9D9D9"/>
+              <w:right w:val="single" w:sz="4" w:color="D9D9D9"/>
+            </w:tcBorders>
+            <w:tcMar>
+              <w:top w:w="100" w:type="dxa"/>
+              <w:left w:w="100" w:type="dxa"/>
+              <w:bottom w:w="100" w:type="dxa"/>
+              <w:right w:w="100" w:type="dxa"/>
+            </w:tcMar>
+          </w:tcPr>
+          <w:p>
+            <w:pPr>
+              <w:spacing w:after="0" w:line="252" w:lineRule="auto"/>
+              <w:jc w:val="center"/>
+            </w:pPr>
+            <w:r>
+              <w:rPr>
+                <w:b w:val="0"/>
+                <w:sz w:val="21"/>
+              </w:rPr>
+              <w:t>0/54</w:t>
+            </w:r>
+          </w:p>
+        </w:tc>
+        <w:tc>
+          <w:tcPr>
+            <w:tcW w:type="dxa" w:w="2376"/>
+            <w:vAlign w:val="center"/>
+            <w:shd w:fill="FFFFFF"/>
+            <w:tcBorders>
+              <w:top w:val="single" w:sz="4" w:color="D9D9D9"/>
+              <w:left w:val="single" w:sz="4" w:color="D9D9D9"/>
+              <w:bottom w:val="single" w:sz="4" w:color="D9D9D9"/>
+              <w:right w:val="single" w:sz="4" w:color="D9D9D9"/>
+            </w:tcBorders>
+            <w:tcMar>
+              <w:top w:w="100" w:type="dxa"/>
+              <w:left w:w="100" w:type="dxa"/>
+              <w:bottom w:w="100" w:type="dxa"/>
+              <w:right w:w="100" w:type="dxa"/>
+            </w:tcMar>
+          </w:tcPr>
+          <w:p>
+            <w:pPr>
+              <w:spacing w:after="0" w:line="252" w:lineRule="auto"/>
+              <w:jc w:val="center"/>
+            </w:pPr>
+            <w:r>
+              <w:rPr>
+                <w:b w:val="0"/>
+                <w:sz w:val="21"/>
+              </w:rPr>
+              <w:t>15/64</w:t>
+            </w:r>
+          </w:p>
+        </w:tc>
+        <w:tc>
+          <w:tcPr>
+            <w:tcW w:type="dxa" w:w="1512"/>
+            <w:vAlign w:val="center"/>
+            <w:shd w:fill="FFFFFF"/>
+            <w:tcBorders>
+              <w:top w:val="single" w:sz="4" w:color="D9D9D9"/>
+              <w:left w:val="single" w:sz="4" w:color="D9D9D9"/>
+              <w:bottom w:val="single" w:sz="4" w:color="D9D9D9"/>
+              <w:right w:val="single" w:sz="4" w:color="D9D9D9"/>
+            </w:tcBorders>
+            <w:tcMar>
+              <w:top w:w="100" w:type="dxa"/>
+              <w:left w:w="100" w:type="dxa"/>
+              <w:bottom w:w="100" w:type="dxa"/>
+              <w:right w:w="100" w:type="dxa"/>
+            </w:tcMar>
+          </w:tcPr>
+          <w:p>
+            <w:pPr>
+              <w:spacing w:after="0" w:line="252" w:lineRule="auto"/>
+              <w:jc w:val="center"/>
+            </w:pPr>
+            <w:r>
+              <w:rPr>
+                <w:b w:val="0"/>
+                <w:sz w:val="21"/>
+              </w:rPr>
+              <w:t>1.000</w:t>
+            </w:r>
+          </w:p>
+        </w:tc>
+      </w:tr>
+      <w:tr>
+        <w:trPr>
+          <w:cantSplit/>
+        </w:trPr>
+        <w:tc>
+          <w:tcPr>
+            <w:tcW w:type="dxa" w:w="3744"/>
+            <w:vAlign w:val="center"/>
+            <w:shd w:fill="FFFFFF"/>
+            <w:tcBorders>
+              <w:top w:val="single" w:sz="4" w:color="D9D9D9"/>
+              <w:left w:val="single" w:sz="4" w:color="D9D9D9"/>
+              <w:bottom w:val="single" w:sz="4" w:color="D9D9D9"/>
+              <w:right w:val="single" w:sz="4" w:color="D9D9D9"/>
+            </w:tcBorders>
+            <w:tcMar>
+              <w:top w:w="100" w:type="dxa"/>
+              <w:left w:w="100" w:type="dxa"/>
+              <w:bottom w:w="100" w:type="dxa"/>
+              <w:right w:w="100" w:type="dxa"/>
+            </w:tcMar>
+          </w:tcPr>
+          <w:p>
+            <w:pPr>
+              <w:spacing w:after="0" w:line="252" w:lineRule="auto"/>
+              <w:jc w:val="left"/>
+            </w:pPr>
+            <w:r>
+              <w:rPr>
+                <w:b w:val="0"/>
+                <w:sz w:val="21"/>
+              </w:rPr>
+              <w:t>Shuffled J with context</w:t>
+            </w:r>
+          </w:p>
+        </w:tc>
+        <w:tc>
+          <w:tcPr>
+            <w:tcW w:type="dxa" w:w="1080"/>
+            <w:vAlign w:val="center"/>
+            <w:shd w:fill="FFFFFF"/>
+            <w:tcBorders>
+              <w:top w:val="single" w:sz="4" w:color="D9D9D9"/>
+              <w:left w:val="single" w:sz="4" w:color="D9D9D9"/>
+              <w:bottom w:val="single" w:sz="4" w:color="D9D9D9"/>
+              <w:right w:val="single" w:sz="4" w:color="D9D9D9"/>
+            </w:tcBorders>
+            <w:tcMar>
+              <w:top w:w="100" w:type="dxa"/>
+              <w:left w:w="100" w:type="dxa"/>
+              <w:bottom w:w="100" w:type="dxa"/>
+              <w:right w:w="100" w:type="dxa"/>
+            </w:tcMar>
+          </w:tcPr>
+          <w:p>
+            <w:pPr>
+              <w:spacing w:after="0" w:line="252" w:lineRule="auto"/>
+              <w:jc w:val="center"/>
+            </w:pPr>
+            <w:r>
+              <w:rPr>
+                <w:b w:val="0"/>
+                <w:sz w:val="21"/>
+              </w:rPr>
+              <w:t>10/10</w:t>
+            </w:r>
+          </w:p>
+        </w:tc>
+        <w:tc>
+          <w:tcPr>
+            <w:tcW w:type="dxa" w:w="1080"/>
+            <w:vAlign w:val="center"/>
+            <w:shd w:fill="FFFFFF"/>
+            <w:tcBorders>
+              <w:top w:val="single" w:sz="4" w:color="D9D9D9"/>
+              <w:left w:val="single" w:sz="4" w:color="D9D9D9"/>
+              <w:bottom w:val="single" w:sz="4" w:color="D9D9D9"/>
+              <w:right w:val="single" w:sz="4" w:color="D9D9D9"/>
+            </w:tcBorders>
+            <w:tcMar>
+              <w:top w:w="100" w:type="dxa"/>
+              <w:left w:w="100" w:type="dxa"/>
+              <w:bottom w:w="100" w:type="dxa"/>
+              <w:right w:w="100" w:type="dxa"/>
+            </w:tcMar>
+          </w:tcPr>
+          <w:p>
+            <w:pPr>
+              <w:spacing w:after="0" w:line="252" w:lineRule="auto"/>
+              <w:jc w:val="center"/>
+            </w:pPr>
+            <w:r>
+              <w:rPr>
+                <w:b w:val="0"/>
+                <w:sz w:val="21"/>
+              </w:rPr>
+              <w:t>0/54</w:t>
+            </w:r>
+          </w:p>
+        </w:tc>
+        <w:tc>
+          <w:tcPr>
+            <w:tcW w:type="dxa" w:w="2376"/>
+            <w:vAlign w:val="center"/>
+            <w:shd w:fill="FFFFFF"/>
+            <w:tcBorders>
+              <w:top w:val="single" w:sz="4" w:color="D9D9D9"/>
+              <w:left w:val="single" w:sz="4" w:color="D9D9D9"/>
+              <w:bottom w:val="single" w:sz="4" w:color="D9D9D9"/>
+              <w:right w:val="single" w:sz="4" w:color="D9D9D9"/>
+            </w:tcBorders>
+            <w:tcMar>
+              <w:top w:w="100" w:type="dxa"/>
+              <w:left w:w="100" w:type="dxa"/>
+              <w:bottom w:w="100" w:type="dxa"/>
+              <w:right w:w="100" w:type="dxa"/>
+            </w:tcMar>
+          </w:tcPr>
+          <w:p>
+            <w:pPr>
+              <w:spacing w:after="0" w:line="252" w:lineRule="auto"/>
+              <w:jc w:val="center"/>
+            </w:pPr>
+            <w:r>
+              <w:rPr>
+                <w:b w:val="0"/>
+                <w:sz w:val="21"/>
+              </w:rPr>
+              <w:t>7/64</w:t>
+            </w:r>
+          </w:p>
+        </w:tc>
+        <w:tc>
+          <w:tcPr>
+            <w:tcW w:type="dxa" w:w="1512"/>
+            <w:vAlign w:val="center"/>
+            <w:shd w:fill="FFFFFF"/>
+            <w:tcBorders>
+              <w:top w:val="single" w:sz="4" w:color="D9D9D9"/>
+              <w:left w:val="single" w:sz="4" w:color="D9D9D9"/>
+              <w:bottom w:val="single" w:sz="4" w:color="D9D9D9"/>
+              <w:right w:val="single" w:sz="4" w:color="D9D9D9"/>
+            </w:tcBorders>
+            <w:tcMar>
+              <w:top w:w="100" w:type="dxa"/>
+              <w:left w:w="100" w:type="dxa"/>
+              <w:bottom w:w="100" w:type="dxa"/>
+              <w:right w:w="100" w:type="dxa"/>
+            </w:tcMar>
+          </w:tcPr>
+          <w:p>
+            <w:pPr>
+              <w:spacing w:after="0" w:line="252" w:lineRule="auto"/>
+              <w:jc w:val="center"/>
+            </w:pPr>
+            <w:r>
+              <w:rPr>
+                <w:b w:val="0"/>
+                <w:sz w:val="21"/>
+              </w:rPr>
+              <w:t>1.000</w:t>
+            </w:r>
+          </w:p>
+        </w:tc>
+      </w:tr>
+      <w:tr>
+        <w:trPr>
+          <w:cantSplit/>
+        </w:trPr>
+        <w:tc>
+          <w:tcPr>
+            <w:tcW w:type="dxa" w:w="3744"/>
+            <w:vAlign w:val="center"/>
+            <w:shd w:fill="FFFFFF"/>
+            <w:tcBorders>
+              <w:top w:val="single" w:sz="4" w:color="D9D9D9"/>
+              <w:left w:val="single" w:sz="4" w:color="D9D9D9"/>
+              <w:bottom w:val="single" w:sz="4" w:color="D9D9D9"/>
+              <w:right w:val="single" w:sz="4" w:color="D9D9D9"/>
+            </w:tcBorders>
+            <w:tcMar>
+              <w:top w:w="100" w:type="dxa"/>
+              <w:left w:w="100" w:type="dxa"/>
+              <w:bottom w:w="100" w:type="dxa"/>
+              <w:right w:w="100" w:type="dxa"/>
+            </w:tcMar>
+          </w:tcPr>
+          <w:p>
+            <w:pPr>
+              <w:spacing w:after="0" w:line="252" w:lineRule="auto"/>
+              <w:jc w:val="left"/>
+            </w:pPr>
+            <w:r>
+              <w:rPr>
+                <w:b w:val="0"/>
+                <w:sz w:val="21"/>
+              </w:rPr>
+              <w:t>Shuffled Oracle with context</w:t>
+            </w:r>
+          </w:p>
+        </w:tc>
+        <w:tc>
+          <w:tcPr>
+            <w:tcW w:type="dxa" w:w="1080"/>
+            <w:vAlign w:val="center"/>
+            <w:shd w:fill="FFFFFF"/>
+            <w:tcBorders>
+              <w:top w:val="single" w:sz="4" w:color="D9D9D9"/>
+              <w:left w:val="single" w:sz="4" w:color="D9D9D9"/>
+              <w:bottom w:val="single" w:sz="4" w:color="D9D9D9"/>
+              <w:right w:val="single" w:sz="4" w:color="D9D9D9"/>
+            </w:tcBorders>
+            <w:tcMar>
+              <w:top w:w="100" w:type="dxa"/>
+              <w:left w:w="100" w:type="dxa"/>
+              <w:bottom w:w="100" w:type="dxa"/>
+              <w:right w:w="100" w:type="dxa"/>
+            </w:tcMar>
+          </w:tcPr>
+          <w:p>
+            <w:pPr>
+              <w:spacing w:after="0" w:line="252" w:lineRule="auto"/>
+              <w:jc w:val="center"/>
+            </w:pPr>
+            <w:r>
+              <w:rPr>
+                <w:b w:val="0"/>
+                <w:sz w:val="21"/>
+              </w:rPr>
+              <w:t>10/10</w:t>
+            </w:r>
+          </w:p>
+        </w:tc>
+        <w:tc>
+          <w:tcPr>
+            <w:tcW w:type="dxa" w:w="1080"/>
+            <w:vAlign w:val="center"/>
+            <w:shd w:fill="FFFFFF"/>
+            <w:tcBorders>
+              <w:top w:val="single" w:sz="4" w:color="D9D9D9"/>
+              <w:left w:val="single" w:sz="4" w:color="D9D9D9"/>
+              <w:bottom w:val="single" w:sz="4" w:color="D9D9D9"/>
+              <w:right w:val="single" w:sz="4" w:color="D9D9D9"/>
+            </w:tcBorders>
+            <w:tcMar>
+              <w:top w:w="100" w:type="dxa"/>
+              <w:left w:w="100" w:type="dxa"/>
+              <w:bottom w:w="100" w:type="dxa"/>
+              <w:right w:w="100" w:type="dxa"/>
+            </w:tcMar>
+          </w:tcPr>
+          <w:p>
+            <w:pPr>
+              <w:spacing w:after="0" w:line="252" w:lineRule="auto"/>
+              <w:jc w:val="center"/>
+            </w:pPr>
+            <w:r>
+              <w:rPr>
+                <w:b w:val="0"/>
+                <w:sz w:val="21"/>
+              </w:rPr>
+              <w:t>0/54</w:t>
+            </w:r>
+          </w:p>
+        </w:tc>
+        <w:tc>
+          <w:tcPr>
+            <w:tcW w:type="dxa" w:w="2376"/>
+            <w:vAlign w:val="center"/>
+            <w:shd w:fill="FFFFFF"/>
+            <w:tcBorders>
+              <w:top w:val="single" w:sz="4" w:color="D9D9D9"/>
+              <w:left w:val="single" w:sz="4" w:color="D9D9D9"/>
+              <w:bottom w:val="single" w:sz="4" w:color="D9D9D9"/>
+              <w:right w:val="single" w:sz="4" w:color="D9D9D9"/>
+            </w:tcBorders>
+            <w:tcMar>
+              <w:top w:w="100" w:type="dxa"/>
+              <w:left w:w="100" w:type="dxa"/>
+              <w:bottom w:w="100" w:type="dxa"/>
+              <w:right w:w="100" w:type="dxa"/>
+            </w:tcMar>
+          </w:tcPr>
+          <w:p>
+            <w:pPr>
+              <w:spacing w:after="0" w:line="252" w:lineRule="auto"/>
+              <w:jc w:val="center"/>
+            </w:pPr>
+            <w:r>
+              <w:rPr>
+                <w:b w:val="0"/>
+                <w:sz w:val="21"/>
+              </w:rPr>
+              <w:t>10/64</w:t>
+            </w:r>
+          </w:p>
+        </w:tc>
+        <w:tc>
+          <w:tcPr>
+            <w:tcW w:type="dxa" w:w="1512"/>
+            <w:vAlign w:val="center"/>
+            <w:shd w:fill="FFFFFF"/>
+            <w:tcBorders>
+              <w:top w:val="single" w:sz="4" w:color="D9D9D9"/>
+              <w:left w:val="single" w:sz="4" w:color="D9D9D9"/>
+              <w:bottom w:val="single" w:sz="4" w:color="D9D9D9"/>
+              <w:right w:val="single" w:sz="4" w:color="D9D9D9"/>
+            </w:tcBorders>
+            <w:tcMar>
+              <w:top w:w="100" w:type="dxa"/>
+              <w:left w:w="100" w:type="dxa"/>
+              <w:bottom w:w="100" w:type="dxa"/>
+              <w:right w:w="100" w:type="dxa"/>
+            </w:tcMar>
+          </w:tcPr>
+          <w:p>
+            <w:pPr>
+              <w:spacing w:after="0" w:line="252" w:lineRule="auto"/>
+              <w:jc w:val="center"/>
+            </w:pPr>
+            <w:r>
+              <w:rPr>
+                <w:b w:val="0"/>
+                <w:sz w:val="21"/>
+              </w:rPr>
+              <w:t>1.000</w:t>
+            </w:r>
+          </w:p>
+        </w:tc>
+      </w:tr>
+      <w:tr>
+        <w:trPr>
+          <w:cantSplit/>
+        </w:trPr>
+        <w:tc>
+          <w:tcPr>
+            <w:tcW w:type="dxa" w:w="3744"/>
+            <w:vAlign w:val="center"/>
+            <w:shd w:fill="FFFFFF"/>
+            <w:tcBorders>
+              <w:top w:val="single" w:sz="4" w:color="D9D9D9"/>
+              <w:left w:val="single" w:sz="4" w:color="D9D9D9"/>
+              <w:bottom w:val="single" w:sz="4" w:color="D9D9D9"/>
+              <w:right w:val="single" w:sz="4" w:color="D9D9D9"/>
+            </w:tcBorders>
+            <w:tcMar>
+              <w:top w:w="100" w:type="dxa"/>
+              <w:left w:w="100" w:type="dxa"/>
+              <w:bottom w:w="100" w:type="dxa"/>
+              <w:right w:w="100" w:type="dxa"/>
+            </w:tcMar>
+          </w:tcPr>
+          <w:p>
+            <w:pPr>
+              <w:spacing w:after="0" w:line="252" w:lineRule="auto"/>
+              <w:jc w:val="left"/>
+            </w:pPr>
+            <w:r>
+              <w:rPr>
+                <w:b w:val="0"/>
+                <w:sz w:val="21"/>
+              </w:rPr>
+              <w:t>Raw activation probe</w:t>
+            </w:r>
+          </w:p>
+        </w:tc>
+        <w:tc>
+          <w:tcPr>
+            <w:tcW w:type="dxa" w:w="1080"/>
+            <w:vAlign w:val="center"/>
+            <w:shd w:fill="FFFFFF"/>
+            <w:tcBorders>
+              <w:top w:val="single" w:sz="4" w:color="D9D9D9"/>
+              <w:left w:val="single" w:sz="4" w:color="D9D9D9"/>
+              <w:bottom w:val="single" w:sz="4" w:color="D9D9D9"/>
+              <w:right w:val="single" w:sz="4" w:color="D9D9D9"/>
+            </w:tcBorders>
+            <w:tcMar>
+              <w:top w:w="100" w:type="dxa"/>
+              <w:left w:w="100" w:type="dxa"/>
+              <w:bottom w:w="100" w:type="dxa"/>
+              <w:right w:w="100" w:type="dxa"/>
+            </w:tcMar>
+          </w:tcPr>
+          <w:p>
+            <w:pPr>
+              <w:spacing w:after="0" w:line="252" w:lineRule="auto"/>
+              <w:jc w:val="center"/>
+            </w:pPr>
+            <w:r>
+              <w:rPr>
+                <w:b w:val="0"/>
+                <w:sz w:val="21"/>
+              </w:rPr>
+              <w:t>10/10</w:t>
+            </w:r>
+          </w:p>
+        </w:tc>
+        <w:tc>
+          <w:tcPr>
+            <w:tcW w:type="dxa" w:w="1080"/>
+            <w:vAlign w:val="center"/>
+            <w:shd w:fill="FFFFFF"/>
+            <w:tcBorders>
+              <w:top w:val="single" w:sz="4" w:color="D9D9D9"/>
+              <w:left w:val="single" w:sz="4" w:color="D9D9D9"/>
+              <w:bottom w:val="single" w:sz="4" w:color="D9D9D9"/>
+              <w:right w:val="single" w:sz="4" w:color="D9D9D9"/>
+            </w:tcBorders>
+            <w:tcMar>
+              <w:top w:w="100" w:type="dxa"/>
+              <w:left w:w="100" w:type="dxa"/>
+              <w:bottom w:w="100" w:type="dxa"/>
+              <w:right w:w="100" w:type="dxa"/>
+            </w:tcMar>
+          </w:tcPr>
+          <w:p>
+            <w:pPr>
+              <w:spacing w:after="0" w:line="252" w:lineRule="auto"/>
+              <w:jc w:val="center"/>
+            </w:pPr>
+            <w:r>
+              <w:rPr>
+                <w:b w:val="0"/>
+                <w:sz w:val="21"/>
+              </w:rPr>
+              <w:t>1/54</w:t>
+            </w:r>
+          </w:p>
+        </w:tc>
+        <w:tc>
+          <w:tcPr>
+            <w:tcW w:type="dxa" w:w="2376"/>
+            <w:vAlign w:val="center"/>
+            <w:shd w:fill="FFFFFF"/>
+            <w:tcBorders>
+              <w:top w:val="single" w:sz="4" w:color="D9D9D9"/>
+              <w:left w:val="single" w:sz="4" w:color="D9D9D9"/>
+              <w:bottom w:val="single" w:sz="4" w:color="D9D9D9"/>
+              <w:right w:val="single" w:sz="4" w:color="D9D9D9"/>
+            </w:tcBorders>
+            <w:tcMar>
+              <w:top w:w="100" w:type="dxa"/>
+              <w:left w:w="100" w:type="dxa"/>
+              <w:bottom w:w="100" w:type="dxa"/>
+              <w:right w:w="100" w:type="dxa"/>
+            </w:tcMar>
+          </w:tcPr>
+          <w:p>
+            <w:pPr>
+              <w:spacing w:after="0" w:line="252" w:lineRule="auto"/>
+              <w:jc w:val="center"/>
+            </w:pPr>
+            <w:r>
+              <w:rPr>
+                <w:b w:val="0"/>
+                <w:sz w:val="21"/>
+              </w:rPr>
+              <w:t>62/64</w:t>
+            </w:r>
+          </w:p>
+        </w:tc>
+        <w:tc>
+          <w:tcPr>
+            <w:tcW w:type="dxa" w:w="1512"/>
+            <w:vAlign w:val="center"/>
+            <w:shd w:fill="FFFFFF"/>
+            <w:tcBorders>
+              <w:top w:val="single" w:sz="4" w:color="D9D9D9"/>
+              <w:left w:val="single" w:sz="4" w:color="D9D9D9"/>
+              <w:bottom w:val="single" w:sz="4" w:color="D9D9D9"/>
+              <w:right w:val="single" w:sz="4" w:color="D9D9D9"/>
+            </w:tcBorders>
+            <w:tcMar>
+              <w:top w:w="100" w:type="dxa"/>
+              <w:left w:w="100" w:type="dxa"/>
+              <w:bottom w:w="100" w:type="dxa"/>
+              <w:right w:w="100" w:type="dxa"/>
+            </w:tcMar>
+          </w:tcPr>
+          <w:p>
+            <w:pPr>
+              <w:spacing w:after="0" w:line="252" w:lineRule="auto"/>
+              <w:jc w:val="center"/>
+            </w:pPr>
+            <w:r>
+              <w:rPr>
+                <w:b w:val="0"/>
+                <w:sz w:val="21"/>
+              </w:rPr>
+              <w:t>1.000</w:t>
+            </w:r>
+          </w:p>
+        </w:tc>
+      </w:tr>
+      <w:tr>
+        <w:trPr>
+          <w:cantSplit/>
+        </w:trPr>
+        <w:tc>
+          <w:tcPr>
+            <w:tcW w:type="dxa" w:w="3744"/>
+            <w:vAlign w:val="center"/>
+            <w:shd w:fill="FFFFFF"/>
+            <w:tcBorders>
+              <w:top w:val="single" w:sz="4" w:color="D9D9D9"/>
+              <w:left w:val="single" w:sz="4" w:color="D9D9D9"/>
+              <w:bottom w:val="single" w:sz="4" w:color="D9D9D9"/>
+              <w:right w:val="single" w:sz="4" w:color="D9D9D9"/>
+            </w:tcBorders>
+            <w:tcMar>
+              <w:top w:w="100" w:type="dxa"/>
+              <w:left w:w="100" w:type="dxa"/>
+              <w:bottom w:w="100" w:type="dxa"/>
+              <w:right w:w="100" w:type="dxa"/>
+            </w:tcMar>
+          </w:tcPr>
+          <w:p>
+            <w:pPr>
+              <w:spacing w:after="0" w:line="252" w:lineRule="auto"/>
+              <w:jc w:val="left"/>
+            </w:pPr>
+            <w:r>
+              <w:rPr>
+                <w:b w:val="0"/>
+                <w:sz w:val="21"/>
+              </w:rPr>
+              <w:t>Dense transformed probe</w:t>
+            </w:r>
+          </w:p>
+        </w:tc>
+        <w:tc>
+          <w:tcPr>
+            <w:tcW w:type="dxa" w:w="1080"/>
+            <w:vAlign w:val="center"/>
+            <w:shd w:fill="FFFFFF"/>
+            <w:tcBorders>
+              <w:top w:val="single" w:sz="4" w:color="D9D9D9"/>
+              <w:left w:val="single" w:sz="4" w:color="D9D9D9"/>
+              <w:bottom w:val="single" w:sz="4" w:color="D9D9D9"/>
+              <w:right w:val="single" w:sz="4" w:color="D9D9D9"/>
+            </w:tcBorders>
+            <w:tcMar>
+              <w:top w:w="100" w:type="dxa"/>
+              <w:left w:w="100" w:type="dxa"/>
+              <w:bottom w:w="100" w:type="dxa"/>
+              <w:right w:w="100" w:type="dxa"/>
+            </w:tcMar>
+          </w:tcPr>
+          <w:p>
+            <w:pPr>
+              <w:spacing w:after="0" w:line="252" w:lineRule="auto"/>
+              <w:jc w:val="center"/>
+            </w:pPr>
+            <w:r>
+              <w:rPr>
+                <w:b w:val="0"/>
+                <w:sz w:val="21"/>
+              </w:rPr>
+              <w:t>7/10</w:t>
+            </w:r>
+          </w:p>
+        </w:tc>
+        <w:tc>
+          <w:tcPr>
+            <w:tcW w:type="dxa" w:w="1080"/>
+            <w:vAlign w:val="center"/>
+            <w:shd w:fill="FFFFFF"/>
+            <w:tcBorders>
+              <w:top w:val="single" w:sz="4" w:color="D9D9D9"/>
+              <w:left w:val="single" w:sz="4" w:color="D9D9D9"/>
+              <w:bottom w:val="single" w:sz="4" w:color="D9D9D9"/>
+              <w:right w:val="single" w:sz="4" w:color="D9D9D9"/>
+            </w:tcBorders>
+            <w:tcMar>
+              <w:top w:w="100" w:type="dxa"/>
+              <w:left w:w="100" w:type="dxa"/>
+              <w:bottom w:w="100" w:type="dxa"/>
+              <w:right w:w="100" w:type="dxa"/>
+            </w:tcMar>
+          </w:tcPr>
+          <w:p>
+            <w:pPr>
+              <w:spacing w:after="0" w:line="252" w:lineRule="auto"/>
+              <w:jc w:val="center"/>
+            </w:pPr>
+            <w:r>
+              <w:rPr>
+                <w:b w:val="0"/>
+                <w:sz w:val="21"/>
+              </w:rPr>
+              <w:t>15/54</w:t>
+            </w:r>
+          </w:p>
+        </w:tc>
+        <w:tc>
+          <w:tcPr>
+            <w:tcW w:type="dxa" w:w="2376"/>
+            <w:vAlign w:val="center"/>
+            <w:shd w:fill="FFFFFF"/>
+            <w:tcBorders>
+              <w:top w:val="single" w:sz="4" w:color="D9D9D9"/>
+              <w:left w:val="single" w:sz="4" w:color="D9D9D9"/>
+              <w:bottom w:val="single" w:sz="4" w:color="D9D9D9"/>
+              <w:right w:val="single" w:sz="4" w:color="D9D9D9"/>
+            </w:tcBorders>
+            <w:tcMar>
+              <w:top w:w="100" w:type="dxa"/>
+              <w:left w:w="100" w:type="dxa"/>
+              <w:bottom w:w="100" w:type="dxa"/>
+              <w:right w:w="100" w:type="dxa"/>
+            </w:tcMar>
+          </w:tcPr>
+          <w:p>
+            <w:pPr>
+              <w:spacing w:after="0" w:line="252" w:lineRule="auto"/>
+              <w:jc w:val="center"/>
+            </w:pPr>
+            <w:r>
+              <w:rPr>
+                <w:b w:val="0"/>
+                <w:sz w:val="21"/>
+              </w:rPr>
+              <w:t>62/64</w:t>
+            </w:r>
+          </w:p>
+        </w:tc>
+        <w:tc>
+          <w:tcPr>
+            <w:tcW w:type="dxa" w:w="1512"/>
+            <w:vAlign w:val="center"/>
+            <w:shd w:fill="FFFFFF"/>
+            <w:tcBorders>
+              <w:top w:val="single" w:sz="4" w:color="D9D9D9"/>
+              <w:left w:val="single" w:sz="4" w:color="D9D9D9"/>
+              <w:bottom w:val="single" w:sz="4" w:color="D9D9D9"/>
+              <w:right w:val="single" w:sz="4" w:color="D9D9D9"/>
+            </w:tcBorders>
+            <w:tcMar>
+              <w:top w:w="100" w:type="dxa"/>
+              <w:left w:w="100" w:type="dxa"/>
+              <w:bottom w:w="100" w:type="dxa"/>
+              <w:right w:w="100" w:type="dxa"/>
+            </w:tcMar>
+          </w:tcPr>
+          <w:p>
+            <w:pPr>
+              <w:spacing w:after="0" w:line="252" w:lineRule="auto"/>
+              <w:jc w:val="center"/>
+            </w:pPr>
+            <w:r>
+              <w:rPr>
+                <w:b w:val="0"/>
+                <w:sz w:val="21"/>
+              </w:rPr>
+              <w:t>0.907</w:t>
+            </w:r>
+          </w:p>
+        </w:tc>
+      </w:tr>
+      <w:tr>
+        <w:trPr>
+          <w:cantSplit/>
+        </w:trPr>
+        <w:tc>
+          <w:tcPr>
+            <w:tcW w:type="dxa" w:w="3744"/>
+            <w:vAlign w:val="center"/>
+            <w:shd w:fill="FFFFFF"/>
+            <w:tcBorders>
+              <w:top w:val="single" w:sz="4" w:color="D9D9D9"/>
+              <w:left w:val="single" w:sz="4" w:color="D9D9D9"/>
+              <w:bottom w:val="single" w:sz="4" w:color="D9D9D9"/>
+              <w:right w:val="single" w:sz="4" w:color="D9D9D9"/>
+            </w:tcBorders>
+            <w:tcMar>
+              <w:top w:w="100" w:type="dxa"/>
+              <w:left w:w="100" w:type="dxa"/>
+              <w:bottom w:w="100" w:type="dxa"/>
+              <w:right w:w="100" w:type="dxa"/>
+            </w:tcMar>
+          </w:tcPr>
+          <w:p>
+            <w:pPr>
+              <w:spacing w:after="0" w:line="252" w:lineRule="auto"/>
+              <w:jc w:val="left"/>
+            </w:pPr>
+            <w:r>
+              <w:rPr>
+                <w:b w:val="0"/>
+                <w:sz w:val="21"/>
+              </w:rPr>
+              <w:t>Text classifier</w:t>
+            </w:r>
+          </w:p>
+        </w:tc>
+        <w:tc>
+          <w:tcPr>
+            <w:tcW w:type="dxa" w:w="1080"/>
+            <w:vAlign w:val="center"/>
+            <w:shd w:fill="FFFFFF"/>
+            <w:tcBorders>
+              <w:top w:val="single" w:sz="4" w:color="D9D9D9"/>
+              <w:left w:val="single" w:sz="4" w:color="D9D9D9"/>
+              <w:bottom w:val="single" w:sz="4" w:color="D9D9D9"/>
+              <w:right w:val="single" w:sz="4" w:color="D9D9D9"/>
+            </w:tcBorders>
+            <w:tcMar>
+              <w:top w:w="100" w:type="dxa"/>
+              <w:left w:w="100" w:type="dxa"/>
+              <w:bottom w:w="100" w:type="dxa"/>
+              <w:right w:w="100" w:type="dxa"/>
+            </w:tcMar>
+          </w:tcPr>
+          <w:p>
+            <w:pPr>
+              <w:spacing w:after="0" w:line="252" w:lineRule="auto"/>
+              <w:jc w:val="center"/>
+            </w:pPr>
+            <w:r>
+              <w:rPr>
+                <w:b w:val="0"/>
+                <w:sz w:val="21"/>
+              </w:rPr>
+              <w:t>10/10</w:t>
+            </w:r>
+          </w:p>
+        </w:tc>
+        <w:tc>
+          <w:tcPr>
+            <w:tcW w:type="dxa" w:w="1080"/>
+            <w:vAlign w:val="center"/>
+            <w:shd w:fill="FFFFFF"/>
+            <w:tcBorders>
+              <w:top w:val="single" w:sz="4" w:color="D9D9D9"/>
+              <w:left w:val="single" w:sz="4" w:color="D9D9D9"/>
+              <w:bottom w:val="single" w:sz="4" w:color="D9D9D9"/>
+              <w:right w:val="single" w:sz="4" w:color="D9D9D9"/>
+            </w:tcBorders>
+            <w:tcMar>
+              <w:top w:w="100" w:type="dxa"/>
+              <w:left w:w="100" w:type="dxa"/>
+              <w:bottom w:w="100" w:type="dxa"/>
+              <w:right w:w="100" w:type="dxa"/>
+            </w:tcMar>
+          </w:tcPr>
+          <w:p>
+            <w:pPr>
+              <w:spacing w:after="0" w:line="252" w:lineRule="auto"/>
+              <w:jc w:val="center"/>
+            </w:pPr>
+            <w:r>
+              <w:rPr>
+                <w:b w:val="0"/>
+                <w:sz w:val="21"/>
+              </w:rPr>
+              <w:t>1/54</w:t>
+            </w:r>
+          </w:p>
+        </w:tc>
+        <w:tc>
+          <w:tcPr>
+            <w:tcW w:type="dxa" w:w="2376"/>
+            <w:vAlign w:val="center"/>
+            <w:shd w:fill="FFFFFF"/>
+            <w:tcBorders>
+              <w:top w:val="single" w:sz="4" w:color="D9D9D9"/>
+              <w:left w:val="single" w:sz="4" w:color="D9D9D9"/>
+              <w:bottom w:val="single" w:sz="4" w:color="D9D9D9"/>
+              <w:right w:val="single" w:sz="4" w:color="D9D9D9"/>
+            </w:tcBorders>
+            <w:tcMar>
+              <w:top w:w="100" w:type="dxa"/>
+              <w:left w:w="100" w:type="dxa"/>
+              <w:bottom w:w="100" w:type="dxa"/>
+              <w:right w:w="100" w:type="dxa"/>
+            </w:tcMar>
+          </w:tcPr>
+          <w:p>
+            <w:pPr>
+              <w:spacing w:after="0" w:line="252" w:lineRule="auto"/>
+              <w:jc w:val="center"/>
+            </w:pPr>
+            <w:r>
+              <w:rPr>
+                <w:b w:val="0"/>
+                <w:sz w:val="21"/>
+              </w:rPr>
+              <w:t>62/64</w:t>
+            </w:r>
+          </w:p>
+        </w:tc>
+        <w:tc>
+          <w:tcPr>
+            <w:tcW w:type="dxa" w:w="1512"/>
+            <w:vAlign w:val="center"/>
+            <w:shd w:fill="FFFFFF"/>
+            <w:tcBorders>
+              <w:top w:val="single" w:sz="4" w:color="D9D9D9"/>
+              <w:left w:val="single" w:sz="4" w:color="D9D9D9"/>
+              <w:bottom w:val="single" w:sz="4" w:color="D9D9D9"/>
+              <w:right w:val="single" w:sz="4" w:color="D9D9D9"/>
+            </w:tcBorders>
+            <w:tcMar>
+              <w:top w:w="100" w:type="dxa"/>
+              <w:left w:w="100" w:type="dxa"/>
+              <w:bottom w:w="100" w:type="dxa"/>
+              <w:right w:w="100" w:type="dxa"/>
+            </w:tcMar>
+          </w:tcPr>
+          <w:p>
+            <w:pPr>
+              <w:spacing w:after="0" w:line="252" w:lineRule="auto"/>
+              <w:jc w:val="center"/>
+            </w:pPr>
+            <w:r>
+              <w:rPr>
+                <w:b w:val="0"/>
+                <w:sz w:val="21"/>
+              </w:rPr>
+              <w:t>1.000</w:t>
+            </w:r>
+          </w:p>
+        </w:tc>
+      </w:tr>
+    </w:tbl>
+    <w:p>
+      <w:pPr>
+        <w:spacing w:after="40"/>
+      </w:pPr>
+    </w:p>
+    <w:p>
+      <w:pPr>
+        <w:widowControl/>
+      </w:pPr>
+      <w:r>
+        <w:t>Context alone detects all ten violations with zero false alarms in both control populations. Correct and shuffled contextual readouts also detect all ten. The action is visible in every prefix, so these results demonstrate recognition rather than advance detection or incremental activation information. Blind Oracle has 53 false alarms among 62 available authorized controls, while raw and text probes each flag 62 of 64. Blind J displays miss all ten; contextual J displays do not. The blind display failure cannot be generalized to absence of information in the full J transform.</w:t>
+      </w:r>
+    </w:p>
+    <w:p>
+      <w:pPr>
+        <w:pStyle w:val="Heading1"/>
+      </w:pPr>
+      <w:r>
+        <w:t>Thirty two tokens before action</w:t>
+      </w:r>
+    </w:p>
+    <w:tbl>
+      <w:tblPr>
+        <w:tblW w:type="auto" w:w="0"/>
+        <w:tblLayout w:type="fixed"/>
+        <w:tblLook w:firstColumn="1" w:firstRow="1" w:lastColumn="0" w:lastRow="0" w:noHBand="0" w:noVBand="1" w:val="04A0"/>
+      </w:tblPr>
+      <w:tblGrid>
+        <w:gridCol w:w="3744"/>
+        <w:gridCol w:w="1080"/>
+        <w:gridCol w:w="1080"/>
+        <w:gridCol w:w="2376"/>
+        <w:gridCol w:w="1512"/>
+      </w:tblGrid>
+      <w:tr>
+        <w:trPr>
+          <w:cantSplit/>
+          <w:tblHeader/>
+        </w:trPr>
+        <w:tc>
+          <w:tcPr>
+            <w:tcW w:type="dxa" w:w="3744"/>
+            <w:vAlign w:val="center"/>
+            <w:shd w:fill="DCE6EE"/>
+            <w:tcBorders>
+              <w:top w:val="single" w:sz="4" w:color="D9D9D9"/>
+              <w:left w:val="single" w:sz="4" w:color="D9D9D9"/>
+              <w:bottom w:val="single" w:sz="4" w:color="D9D9D9"/>
+              <w:right w:val="single" w:sz="4" w:color="D9D9D9"/>
+            </w:tcBorders>
+            <w:tcMar>
+              <w:top w:w="100" w:type="dxa"/>
+              <w:left w:w="100" w:type="dxa"/>
+              <w:bottom w:w="100" w:type="dxa"/>
+              <w:right w:w="100" w:type="dxa"/>
+            </w:tcMar>
+          </w:tcPr>
+          <w:p>
+            <w:pPr>
+              <w:spacing w:after="0" w:line="252" w:lineRule="auto"/>
+              <w:jc w:val="left"/>
+            </w:pPr>
+            <w:r>
+              <w:rPr>
+                <w:b/>
+                <w:sz w:val="21"/>
+              </w:rPr>
+              <w:t>Method</w:t>
+            </w:r>
+          </w:p>
+        </w:tc>
+        <w:tc>
+          <w:tcPr>
+            <w:tcW w:type="dxa" w:w="1080"/>
+            <w:vAlign w:val="center"/>
+            <w:shd w:fill="DCE6EE"/>
+            <w:tcBorders>
+              <w:top w:val="single" w:sz="4" w:color="D9D9D9"/>
+              <w:left w:val="single" w:sz="4" w:color="D9D9D9"/>
+              <w:bottom w:val="single" w:sz="4" w:color="D9D9D9"/>
+              <w:right w:val="single" w:sz="4" w:color="D9D9D9"/>
+            </w:tcBorders>
+            <w:tcMar>
+              <w:top w:w="100" w:type="dxa"/>
+              <w:left w:w="100" w:type="dxa"/>
+              <w:bottom w:w="100" w:type="dxa"/>
+              <w:right w:w="100" w:type="dxa"/>
+            </w:tcMar>
+          </w:tcPr>
+          <w:p>
+            <w:pPr>
+              <w:spacing w:after="0" w:line="252" w:lineRule="auto"/>
+              <w:jc w:val="center"/>
+            </w:pPr>
+            <w:r>
+              <w:rPr>
+                <w:b/>
+                <w:sz w:val="21"/>
+              </w:rPr>
+              <w:t>TP / pos</w:t>
+            </w:r>
+          </w:p>
+        </w:tc>
+        <w:tc>
+          <w:tcPr>
+            <w:tcW w:type="dxa" w:w="1080"/>
+            <w:vAlign w:val="center"/>
+            <w:shd w:fill="DCE6EE"/>
+            <w:tcBorders>
+              <w:top w:val="single" w:sz="4" w:color="D9D9D9"/>
+              <w:left w:val="single" w:sz="4" w:color="D9D9D9"/>
+              <w:bottom w:val="single" w:sz="4" w:color="D9D9D9"/>
+              <w:right w:val="single" w:sz="4" w:color="D9D9D9"/>
+            </w:tcBorders>
+            <w:tcMar>
+              <w:top w:w="100" w:type="dxa"/>
+              <w:left w:w="100" w:type="dxa"/>
+              <w:bottom w:w="100" w:type="dxa"/>
+              <w:right w:w="100" w:type="dxa"/>
+            </w:tcMar>
+          </w:tcPr>
+          <w:p>
+            <w:pPr>
+              <w:spacing w:after="0" w:line="252" w:lineRule="auto"/>
+              <w:jc w:val="center"/>
+            </w:pPr>
+            <w:r>
+              <w:rPr>
+                <w:b/>
+                <w:sz w:val="21"/>
+              </w:rPr>
+              <w:t>FP / benign</w:t>
+            </w:r>
+          </w:p>
+        </w:tc>
+        <w:tc>
+          <w:tcPr>
+            <w:tcW w:type="dxa" w:w="2376"/>
+            <w:vAlign w:val="center"/>
+            <w:shd w:fill="DCE6EE"/>
+            <w:tcBorders>
+              <w:top w:val="single" w:sz="4" w:color="D9D9D9"/>
+              <w:left w:val="single" w:sz="4" w:color="D9D9D9"/>
+              <w:bottom w:val="single" w:sz="4" w:color="D9D9D9"/>
+              <w:right w:val="single" w:sz="4" w:color="D9D9D9"/>
+            </w:tcBorders>
+            <w:tcMar>
+              <w:top w:w="100" w:type="dxa"/>
+              <w:left w:w="100" w:type="dxa"/>
+              <w:bottom w:w="100" w:type="dxa"/>
+              <w:right w:w="100" w:type="dxa"/>
+            </w:tcMar>
+          </w:tcPr>
+          <w:p>
+            <w:pPr>
+              <w:spacing w:after="0" w:line="252" w:lineRule="auto"/>
+              <w:jc w:val="center"/>
+            </w:pPr>
+            <w:r>
+              <w:rPr>
+                <w:b/>
+                <w:sz w:val="21"/>
+              </w:rPr>
+              <w:t>Authorized FP / benign</w:t>
+            </w:r>
+          </w:p>
+        </w:tc>
+        <w:tc>
+          <w:tcPr>
+            <w:tcW w:type="dxa" w:w="1512"/>
+            <w:vAlign w:val="center"/>
+            <w:shd w:fill="DCE6EE"/>
+            <w:tcBorders>
+              <w:top w:val="single" w:sz="4" w:color="D9D9D9"/>
+              <w:left w:val="single" w:sz="4" w:color="D9D9D9"/>
+              <w:bottom w:val="single" w:sz="4" w:color="D9D9D9"/>
+              <w:right w:val="single" w:sz="4" w:color="D9D9D9"/>
+            </w:tcBorders>
+            <w:tcMar>
+              <w:top w:w="100" w:type="dxa"/>
+              <w:left w:w="100" w:type="dxa"/>
+              <w:bottom w:w="100" w:type="dxa"/>
+              <w:right w:w="100" w:type="dxa"/>
+            </w:tcMar>
+          </w:tcPr>
+          <w:p>
+            <w:pPr>
+              <w:spacing w:after="0" w:line="252" w:lineRule="auto"/>
+              <w:jc w:val="center"/>
+            </w:pPr>
+            <w:r>
+              <w:rPr>
+                <w:b/>
+                <w:sz w:val="21"/>
+              </w:rPr>
+              <w:t>AUROC</w:t>
+            </w:r>
+          </w:p>
+        </w:tc>
+      </w:tr>
+      <w:tr>
+        <w:trPr>
+          <w:cantSplit/>
+        </w:trPr>
+        <w:tc>
+          <w:tcPr>
+            <w:tcW w:type="dxa" w:w="3744"/>
+            <w:vAlign w:val="center"/>
+            <w:shd w:fill="FFFFFF"/>
+            <w:tcBorders>
+              <w:top w:val="single" w:sz="4" w:color="D9D9D9"/>
+              <w:left w:val="single" w:sz="4" w:color="D9D9D9"/>
+              <w:bottom w:val="single" w:sz="4" w:color="D9D9D9"/>
+              <w:right w:val="single" w:sz="4" w:color="D9D9D9"/>
+            </w:tcBorders>
+            <w:tcMar>
+              <w:top w:w="100" w:type="dxa"/>
+              <w:left w:w="100" w:type="dxa"/>
+              <w:bottom w:w="100" w:type="dxa"/>
+              <w:right w:w="100" w:type="dxa"/>
+            </w:tcMar>
+          </w:tcPr>
+          <w:p>
+            <w:pPr>
+              <w:spacing w:after="0" w:line="252" w:lineRule="auto"/>
+              <w:jc w:val="left"/>
+            </w:pPr>
+            <w:r>
+              <w:rPr>
+                <w:b w:val="0"/>
+                <w:sz w:val="21"/>
+              </w:rPr>
+              <w:t>Blind J tokens</w:t>
+            </w:r>
+          </w:p>
+        </w:tc>
+        <w:tc>
+          <w:tcPr>
+            <w:tcW w:type="dxa" w:w="1080"/>
+            <w:vAlign w:val="center"/>
+            <w:shd w:fill="FFFFFF"/>
+            <w:tcBorders>
+              <w:top w:val="single" w:sz="4" w:color="D9D9D9"/>
+              <w:left w:val="single" w:sz="4" w:color="D9D9D9"/>
+              <w:bottom w:val="single" w:sz="4" w:color="D9D9D9"/>
+              <w:right w:val="single" w:sz="4" w:color="D9D9D9"/>
+            </w:tcBorders>
+            <w:tcMar>
+              <w:top w:w="100" w:type="dxa"/>
+              <w:left w:w="100" w:type="dxa"/>
+              <w:bottom w:w="100" w:type="dxa"/>
+              <w:right w:w="100" w:type="dxa"/>
+            </w:tcMar>
+          </w:tcPr>
+          <w:p>
+            <w:pPr>
+              <w:spacing w:after="0" w:line="252" w:lineRule="auto"/>
+              <w:jc w:val="center"/>
+            </w:pPr>
+            <w:r>
+              <w:rPr>
+                <w:b w:val="0"/>
+                <w:sz w:val="21"/>
+              </w:rPr>
+              <w:t>2/10</w:t>
+            </w:r>
+          </w:p>
+        </w:tc>
+        <w:tc>
+          <w:tcPr>
+            <w:tcW w:type="dxa" w:w="1080"/>
+            <w:vAlign w:val="center"/>
+            <w:shd w:fill="FFFFFF"/>
+            <w:tcBorders>
+              <w:top w:val="single" w:sz="4" w:color="D9D9D9"/>
+              <w:left w:val="single" w:sz="4" w:color="D9D9D9"/>
+              <w:bottom w:val="single" w:sz="4" w:color="D9D9D9"/>
+              <w:right w:val="single" w:sz="4" w:color="D9D9D9"/>
+            </w:tcBorders>
+            <w:tcMar>
+              <w:top w:w="100" w:type="dxa"/>
+              <w:left w:w="100" w:type="dxa"/>
+              <w:bottom w:w="100" w:type="dxa"/>
+              <w:right w:w="100" w:type="dxa"/>
+            </w:tcMar>
+          </w:tcPr>
+          <w:p>
+            <w:pPr>
+              <w:spacing w:after="0" w:line="252" w:lineRule="auto"/>
+              <w:jc w:val="center"/>
+            </w:pPr>
+            <w:r>
+              <w:rPr>
+                <w:b w:val="0"/>
+                <w:sz w:val="21"/>
+              </w:rPr>
+              <w:t>14/54</w:t>
+            </w:r>
+          </w:p>
+        </w:tc>
+        <w:tc>
+          <w:tcPr>
+            <w:tcW w:type="dxa" w:w="2376"/>
+            <w:vAlign w:val="center"/>
+            <w:shd w:fill="FFFFFF"/>
+            <w:tcBorders>
+              <w:top w:val="single" w:sz="4" w:color="D9D9D9"/>
+              <w:left w:val="single" w:sz="4" w:color="D9D9D9"/>
+              <w:bottom w:val="single" w:sz="4" w:color="D9D9D9"/>
+              <w:right w:val="single" w:sz="4" w:color="D9D9D9"/>
+            </w:tcBorders>
+            <w:tcMar>
+              <w:top w:w="100" w:type="dxa"/>
+              <w:left w:w="100" w:type="dxa"/>
+              <w:bottom w:w="100" w:type="dxa"/>
+              <w:right w:w="100" w:type="dxa"/>
+            </w:tcMar>
+          </w:tcPr>
+          <w:p>
+            <w:pPr>
+              <w:spacing w:after="0" w:line="252" w:lineRule="auto"/>
+              <w:jc w:val="center"/>
+            </w:pPr>
+            <w:r>
+              <w:rPr>
+                <w:b w:val="0"/>
+                <w:sz w:val="21"/>
+              </w:rPr>
+              <w:t>0/64</w:t>
+            </w:r>
+          </w:p>
+        </w:tc>
+        <w:tc>
+          <w:tcPr>
+            <w:tcW w:type="dxa" w:w="1512"/>
+            <w:vAlign w:val="center"/>
+            <w:shd w:fill="FFFFFF"/>
+            <w:tcBorders>
+              <w:top w:val="single" w:sz="4" w:color="D9D9D9"/>
+              <w:left w:val="single" w:sz="4" w:color="D9D9D9"/>
+              <w:bottom w:val="single" w:sz="4" w:color="D9D9D9"/>
+              <w:right w:val="single" w:sz="4" w:color="D9D9D9"/>
+            </w:tcBorders>
+            <w:tcMar>
+              <w:top w:w="100" w:type="dxa"/>
+              <w:left w:w="100" w:type="dxa"/>
+              <w:bottom w:w="100" w:type="dxa"/>
+              <w:right w:w="100" w:type="dxa"/>
+            </w:tcMar>
+          </w:tcPr>
+          <w:p>
+            <w:pPr>
+              <w:spacing w:after="0" w:line="252" w:lineRule="auto"/>
+              <w:jc w:val="center"/>
+            </w:pPr>
+            <w:r>
+              <w:rPr>
+                <w:b w:val="0"/>
+                <w:sz w:val="21"/>
+              </w:rPr>
+              <w:t>0.470</w:t>
+            </w:r>
+          </w:p>
+        </w:tc>
+      </w:tr>
+      <w:tr>
+        <w:trPr>
+          <w:cantSplit/>
+        </w:trPr>
+        <w:tc>
+          <w:tcPr>
+            <w:tcW w:type="dxa" w:w="3744"/>
+            <w:vAlign w:val="center"/>
+            <w:shd w:fill="FFFFFF"/>
+            <w:tcBorders>
+              <w:top w:val="single" w:sz="4" w:color="D9D9D9"/>
+              <w:left w:val="single" w:sz="4" w:color="D9D9D9"/>
+              <w:bottom w:val="single" w:sz="4" w:color="D9D9D9"/>
+              <w:right w:val="single" w:sz="4" w:color="D9D9D9"/>
+            </w:tcBorders>
+            <w:tcMar>
+              <w:top w:w="100" w:type="dxa"/>
+              <w:left w:w="100" w:type="dxa"/>
+              <w:bottom w:w="100" w:type="dxa"/>
+              <w:right w:w="100" w:type="dxa"/>
+            </w:tcMar>
+          </w:tcPr>
+          <w:p>
+            <w:pPr>
+              <w:spacing w:after="0" w:line="252" w:lineRule="auto"/>
+              <w:jc w:val="left"/>
+            </w:pPr>
+            <w:r>
+              <w:rPr>
+                <w:b w:val="0"/>
+                <w:sz w:val="21"/>
+              </w:rPr>
+              <w:t>Blind J summary</w:t>
+            </w:r>
+          </w:p>
+        </w:tc>
+        <w:tc>
+          <w:tcPr>
+            <w:tcW w:type="dxa" w:w="1080"/>
+            <w:vAlign w:val="center"/>
+            <w:shd w:fill="FFFFFF"/>
+            <w:tcBorders>
+              <w:top w:val="single" w:sz="4" w:color="D9D9D9"/>
+              <w:left w:val="single" w:sz="4" w:color="D9D9D9"/>
+              <w:bottom w:val="single" w:sz="4" w:color="D9D9D9"/>
+              <w:right w:val="single" w:sz="4" w:color="D9D9D9"/>
+            </w:tcBorders>
+            <w:tcMar>
+              <w:top w:w="100" w:type="dxa"/>
+              <w:left w:w="100" w:type="dxa"/>
+              <w:bottom w:w="100" w:type="dxa"/>
+              <w:right w:w="100" w:type="dxa"/>
+            </w:tcMar>
+          </w:tcPr>
+          <w:p>
+            <w:pPr>
+              <w:spacing w:after="0" w:line="252" w:lineRule="auto"/>
+              <w:jc w:val="center"/>
+            </w:pPr>
+            <w:r>
+              <w:rPr>
+                <w:b w:val="0"/>
+                <w:sz w:val="21"/>
+              </w:rPr>
+              <w:t>0/10</w:t>
+            </w:r>
+          </w:p>
+        </w:tc>
+        <w:tc>
+          <w:tcPr>
+            <w:tcW w:type="dxa" w:w="1080"/>
+            <w:vAlign w:val="center"/>
+            <w:shd w:fill="FFFFFF"/>
+            <w:tcBorders>
+              <w:top w:val="single" w:sz="4" w:color="D9D9D9"/>
+              <w:left w:val="single" w:sz="4" w:color="D9D9D9"/>
+              <w:bottom w:val="single" w:sz="4" w:color="D9D9D9"/>
+              <w:right w:val="single" w:sz="4" w:color="D9D9D9"/>
+            </w:tcBorders>
+            <w:tcMar>
+              <w:top w:w="100" w:type="dxa"/>
+              <w:left w:w="100" w:type="dxa"/>
+              <w:bottom w:w="100" w:type="dxa"/>
+              <w:right w:w="100" w:type="dxa"/>
+            </w:tcMar>
+          </w:tcPr>
+          <w:p>
+            <w:pPr>
+              <w:spacing w:after="0" w:line="252" w:lineRule="auto"/>
+              <w:jc w:val="center"/>
+            </w:pPr>
+            <w:r>
+              <w:rPr>
+                <w:b w:val="0"/>
+                <w:sz w:val="21"/>
+              </w:rPr>
+              <w:t>0/54</w:t>
+            </w:r>
+          </w:p>
+        </w:tc>
+        <w:tc>
+          <w:tcPr>
+            <w:tcW w:type="dxa" w:w="2376"/>
+            <w:vAlign w:val="center"/>
+            <w:shd w:fill="FFFFFF"/>
+            <w:tcBorders>
+              <w:top w:val="single" w:sz="4" w:color="D9D9D9"/>
+              <w:left w:val="single" w:sz="4" w:color="D9D9D9"/>
+              <w:bottom w:val="single" w:sz="4" w:color="D9D9D9"/>
+              <w:right w:val="single" w:sz="4" w:color="D9D9D9"/>
+            </w:tcBorders>
+            <w:tcMar>
+              <w:top w:w="100" w:type="dxa"/>
+              <w:left w:w="100" w:type="dxa"/>
+              <w:bottom w:w="100" w:type="dxa"/>
+              <w:right w:w="100" w:type="dxa"/>
+            </w:tcMar>
+          </w:tcPr>
+          <w:p>
+            <w:pPr>
+              <w:spacing w:after="0" w:line="252" w:lineRule="auto"/>
+              <w:jc w:val="center"/>
+            </w:pPr>
+            <w:r>
+              <w:rPr>
+                <w:b w:val="0"/>
+                <w:sz w:val="21"/>
+              </w:rPr>
+              <w:t>8/64</w:t>
+            </w:r>
+          </w:p>
+        </w:tc>
+        <w:tc>
+          <w:tcPr>
+            <w:tcW w:type="dxa" w:w="1512"/>
+            <w:vAlign w:val="center"/>
+            <w:shd w:fill="FFFFFF"/>
+            <w:tcBorders>
+              <w:top w:val="single" w:sz="4" w:color="D9D9D9"/>
+              <w:left w:val="single" w:sz="4" w:color="D9D9D9"/>
+              <w:bottom w:val="single" w:sz="4" w:color="D9D9D9"/>
+              <w:right w:val="single" w:sz="4" w:color="D9D9D9"/>
+            </w:tcBorders>
+            <w:tcMar>
+              <w:top w:w="100" w:type="dxa"/>
+              <w:left w:w="100" w:type="dxa"/>
+              <w:bottom w:w="100" w:type="dxa"/>
+              <w:right w:w="100" w:type="dxa"/>
+            </w:tcMar>
+          </w:tcPr>
+          <w:p>
+            <w:pPr>
+              <w:spacing w:after="0" w:line="252" w:lineRule="auto"/>
+              <w:jc w:val="center"/>
+            </w:pPr>
+            <w:r>
+              <w:rPr>
+                <w:b w:val="0"/>
+                <w:sz w:val="21"/>
+              </w:rPr>
+              <w:t>0.500</w:t>
+            </w:r>
+          </w:p>
+        </w:tc>
+      </w:tr>
+      <w:tr>
+        <w:trPr>
+          <w:cantSplit/>
+        </w:trPr>
+        <w:tc>
+          <w:tcPr>
+            <w:tcW w:type="dxa" w:w="3744"/>
+            <w:vAlign w:val="center"/>
+            <w:shd w:fill="FFFFFF"/>
+            <w:tcBorders>
+              <w:top w:val="single" w:sz="4" w:color="D9D9D9"/>
+              <w:left w:val="single" w:sz="4" w:color="D9D9D9"/>
+              <w:bottom w:val="single" w:sz="4" w:color="D9D9D9"/>
+              <w:right w:val="single" w:sz="4" w:color="D9D9D9"/>
+            </w:tcBorders>
+            <w:tcMar>
+              <w:top w:w="100" w:type="dxa"/>
+              <w:left w:w="100" w:type="dxa"/>
+              <w:bottom w:w="100" w:type="dxa"/>
+              <w:right w:w="100" w:type="dxa"/>
+            </w:tcMar>
+          </w:tcPr>
+          <w:p>
+            <w:pPr>
+              <w:spacing w:after="0" w:line="252" w:lineRule="auto"/>
+              <w:jc w:val="left"/>
+            </w:pPr>
+            <w:r>
+              <w:rPr>
+                <w:b w:val="0"/>
+                <w:sz w:val="21"/>
+              </w:rPr>
+              <w:t>Blind Oracle</w:t>
+            </w:r>
+          </w:p>
+        </w:tc>
+        <w:tc>
+          <w:tcPr>
+            <w:tcW w:type="dxa" w:w="1080"/>
+            <w:vAlign w:val="center"/>
+            <w:shd w:fill="FFFFFF"/>
+            <w:tcBorders>
+              <w:top w:val="single" w:sz="4" w:color="D9D9D9"/>
+              <w:left w:val="single" w:sz="4" w:color="D9D9D9"/>
+              <w:bottom w:val="single" w:sz="4" w:color="D9D9D9"/>
+              <w:right w:val="single" w:sz="4" w:color="D9D9D9"/>
+            </w:tcBorders>
+            <w:tcMar>
+              <w:top w:w="100" w:type="dxa"/>
+              <w:left w:w="100" w:type="dxa"/>
+              <w:bottom w:w="100" w:type="dxa"/>
+              <w:right w:w="100" w:type="dxa"/>
+            </w:tcMar>
+          </w:tcPr>
+          <w:p>
+            <w:pPr>
+              <w:spacing w:after="0" w:line="252" w:lineRule="auto"/>
+              <w:jc w:val="center"/>
+            </w:pPr>
+            <w:r>
+              <w:rPr>
+                <w:b w:val="0"/>
+                <w:sz w:val="21"/>
+              </w:rPr>
+              <w:t>0/10</w:t>
+            </w:r>
+          </w:p>
+        </w:tc>
+        <w:tc>
+          <w:tcPr>
+            <w:tcW w:type="dxa" w:w="1080"/>
+            <w:vAlign w:val="center"/>
+            <w:shd w:fill="FFFFFF"/>
+            <w:tcBorders>
+              <w:top w:val="single" w:sz="4" w:color="D9D9D9"/>
+              <w:left w:val="single" w:sz="4" w:color="D9D9D9"/>
+              <w:bottom w:val="single" w:sz="4" w:color="D9D9D9"/>
+              <w:right w:val="single" w:sz="4" w:color="D9D9D9"/>
+            </w:tcBorders>
+            <w:tcMar>
+              <w:top w:w="100" w:type="dxa"/>
+              <w:left w:w="100" w:type="dxa"/>
+              <w:bottom w:w="100" w:type="dxa"/>
+              <w:right w:w="100" w:type="dxa"/>
+            </w:tcMar>
+          </w:tcPr>
+          <w:p>
+            <w:pPr>
+              <w:spacing w:after="0" w:line="252" w:lineRule="auto"/>
+              <w:jc w:val="center"/>
+            </w:pPr>
+            <w:r>
+              <w:rPr>
+                <w:b w:val="0"/>
+                <w:sz w:val="21"/>
+              </w:rPr>
+              <w:t>0/54</w:t>
+            </w:r>
+          </w:p>
+        </w:tc>
+        <w:tc>
+          <w:tcPr>
+            <w:tcW w:type="dxa" w:w="2376"/>
+            <w:vAlign w:val="center"/>
+            <w:shd w:fill="FFFFFF"/>
+            <w:tcBorders>
+              <w:top w:val="single" w:sz="4" w:color="D9D9D9"/>
+              <w:left w:val="single" w:sz="4" w:color="D9D9D9"/>
+              <w:bottom w:val="single" w:sz="4" w:color="D9D9D9"/>
+              <w:right w:val="single" w:sz="4" w:color="D9D9D9"/>
+            </w:tcBorders>
+            <w:tcMar>
+              <w:top w:w="100" w:type="dxa"/>
+              <w:left w:w="100" w:type="dxa"/>
+              <w:bottom w:w="100" w:type="dxa"/>
+              <w:right w:w="100" w:type="dxa"/>
+            </w:tcMar>
+          </w:tcPr>
+          <w:p>
+            <w:pPr>
+              <w:spacing w:after="0" w:line="252" w:lineRule="auto"/>
+              <w:jc w:val="center"/>
+            </w:pPr>
+            <w:r>
+              <w:rPr>
+                <w:b w:val="0"/>
+                <w:sz w:val="21"/>
+              </w:rPr>
+              <w:t>16/64</w:t>
+            </w:r>
+          </w:p>
+        </w:tc>
+        <w:tc>
+          <w:tcPr>
+            <w:tcW w:type="dxa" w:w="1512"/>
+            <w:vAlign w:val="center"/>
+            <w:shd w:fill="FFFFFF"/>
+            <w:tcBorders>
+              <w:top w:val="single" w:sz="4" w:color="D9D9D9"/>
+              <w:left w:val="single" w:sz="4" w:color="D9D9D9"/>
+              <w:bottom w:val="single" w:sz="4" w:color="D9D9D9"/>
+              <w:right w:val="single" w:sz="4" w:color="D9D9D9"/>
+            </w:tcBorders>
+            <w:tcMar>
+              <w:top w:w="100" w:type="dxa"/>
+              <w:left w:w="100" w:type="dxa"/>
+              <w:bottom w:w="100" w:type="dxa"/>
+              <w:right w:w="100" w:type="dxa"/>
+            </w:tcMar>
+          </w:tcPr>
+          <w:p>
+            <w:pPr>
+              <w:spacing w:after="0" w:line="252" w:lineRule="auto"/>
+              <w:jc w:val="center"/>
+            </w:pPr>
+            <w:r>
+              <w:rPr>
+                <w:b w:val="0"/>
+                <w:sz w:val="21"/>
+              </w:rPr>
+              <w:t>0.533</w:t>
+            </w:r>
+          </w:p>
+        </w:tc>
+      </w:tr>
+      <w:tr>
+        <w:trPr>
+          <w:cantSplit/>
+        </w:trPr>
+        <w:tc>
+          <w:tcPr>
+            <w:tcW w:type="dxa" w:w="3744"/>
+            <w:vAlign w:val="center"/>
+            <w:shd w:fill="FFFFFF"/>
+            <w:tcBorders>
+              <w:top w:val="single" w:sz="4" w:color="D9D9D9"/>
+              <w:left w:val="single" w:sz="4" w:color="D9D9D9"/>
+              <w:bottom w:val="single" w:sz="4" w:color="D9D9D9"/>
+              <w:right w:val="single" w:sz="4" w:color="D9D9D9"/>
+            </w:tcBorders>
+            <w:tcMar>
+              <w:top w:w="100" w:type="dxa"/>
+              <w:left w:w="100" w:type="dxa"/>
+              <w:bottom w:w="100" w:type="dxa"/>
+              <w:right w:w="100" w:type="dxa"/>
+            </w:tcMar>
+          </w:tcPr>
+          <w:p>
+            <w:pPr>
+              <w:spacing w:after="0" w:line="252" w:lineRule="auto"/>
+              <w:jc w:val="left"/>
+            </w:pPr>
+            <w:r>
+              <w:rPr>
+                <w:b w:val="0"/>
+                <w:sz w:val="21"/>
+              </w:rPr>
+              <w:t>Context only</w:t>
+            </w:r>
+          </w:p>
+        </w:tc>
+        <w:tc>
+          <w:tcPr>
+            <w:tcW w:type="dxa" w:w="1080"/>
+            <w:vAlign w:val="center"/>
+            <w:shd w:fill="FFFFFF"/>
+            <w:tcBorders>
+              <w:top w:val="single" w:sz="4" w:color="D9D9D9"/>
+              <w:left w:val="single" w:sz="4" w:color="D9D9D9"/>
+              <w:bottom w:val="single" w:sz="4" w:color="D9D9D9"/>
+              <w:right w:val="single" w:sz="4" w:color="D9D9D9"/>
+            </w:tcBorders>
+            <w:tcMar>
+              <w:top w:w="100" w:type="dxa"/>
+              <w:left w:w="100" w:type="dxa"/>
+              <w:bottom w:w="100" w:type="dxa"/>
+              <w:right w:w="100" w:type="dxa"/>
+            </w:tcMar>
+          </w:tcPr>
+          <w:p>
+            <w:pPr>
+              <w:spacing w:after="0" w:line="252" w:lineRule="auto"/>
+              <w:jc w:val="center"/>
+            </w:pPr>
+            <w:r>
+              <w:rPr>
+                <w:b w:val="0"/>
+                <w:sz w:val="21"/>
+              </w:rPr>
+              <w:t>0/10</w:t>
+            </w:r>
+          </w:p>
+        </w:tc>
+        <w:tc>
+          <w:tcPr>
+            <w:tcW w:type="dxa" w:w="1080"/>
+            <w:vAlign w:val="center"/>
+            <w:shd w:fill="FFFFFF"/>
+            <w:tcBorders>
+              <w:top w:val="single" w:sz="4" w:color="D9D9D9"/>
+              <w:left w:val="single" w:sz="4" w:color="D9D9D9"/>
+              <w:bottom w:val="single" w:sz="4" w:color="D9D9D9"/>
+              <w:right w:val="single" w:sz="4" w:color="D9D9D9"/>
+            </w:tcBorders>
+            <w:tcMar>
+              <w:top w:w="100" w:type="dxa"/>
+              <w:left w:w="100" w:type="dxa"/>
+              <w:bottom w:w="100" w:type="dxa"/>
+              <w:right w:w="100" w:type="dxa"/>
+            </w:tcMar>
+          </w:tcPr>
+          <w:p>
+            <w:pPr>
+              <w:spacing w:after="0" w:line="252" w:lineRule="auto"/>
+              <w:jc w:val="center"/>
+            </w:pPr>
+            <w:r>
+              <w:rPr>
+                <w:b w:val="0"/>
+                <w:sz w:val="21"/>
+              </w:rPr>
+              <w:t>0/54</w:t>
+            </w:r>
+          </w:p>
+        </w:tc>
+        <w:tc>
+          <w:tcPr>
+            <w:tcW w:type="dxa" w:w="2376"/>
+            <w:vAlign w:val="center"/>
+            <w:shd w:fill="FFFFFF"/>
+            <w:tcBorders>
+              <w:top w:val="single" w:sz="4" w:color="D9D9D9"/>
+              <w:left w:val="single" w:sz="4" w:color="D9D9D9"/>
+              <w:bottom w:val="single" w:sz="4" w:color="D9D9D9"/>
+              <w:right w:val="single" w:sz="4" w:color="D9D9D9"/>
+            </w:tcBorders>
+            <w:tcMar>
+              <w:top w:w="100" w:type="dxa"/>
+              <w:left w:w="100" w:type="dxa"/>
+              <w:bottom w:w="100" w:type="dxa"/>
+              <w:right w:w="100" w:type="dxa"/>
+            </w:tcMar>
+          </w:tcPr>
+          <w:p>
+            <w:pPr>
+              <w:spacing w:after="0" w:line="252" w:lineRule="auto"/>
+              <w:jc w:val="center"/>
+            </w:pPr>
+            <w:r>
+              <w:rPr>
+                <w:b w:val="0"/>
+                <w:sz w:val="21"/>
+              </w:rPr>
+              <w:t>0/64</w:t>
+            </w:r>
+          </w:p>
+        </w:tc>
+        <w:tc>
+          <w:tcPr>
+            <w:tcW w:type="dxa" w:w="1512"/>
+            <w:vAlign w:val="center"/>
+            <w:shd w:fill="FFFFFF"/>
+            <w:tcBorders>
+              <w:top w:val="single" w:sz="4" w:color="D9D9D9"/>
+              <w:left w:val="single" w:sz="4" w:color="D9D9D9"/>
+              <w:bottom w:val="single" w:sz="4" w:color="D9D9D9"/>
+              <w:right w:val="single" w:sz="4" w:color="D9D9D9"/>
+            </w:tcBorders>
+            <w:tcMar>
+              <w:top w:w="100" w:type="dxa"/>
+              <w:left w:w="100" w:type="dxa"/>
+              <w:bottom w:w="100" w:type="dxa"/>
+              <w:right w:w="100" w:type="dxa"/>
+            </w:tcMar>
+          </w:tcPr>
+          <w:p>
+            <w:pPr>
+              <w:spacing w:after="0" w:line="252" w:lineRule="auto"/>
+              <w:jc w:val="center"/>
+            </w:pPr>
+            <w:r>
+              <w:rPr>
+                <w:b w:val="0"/>
+                <w:sz w:val="21"/>
+              </w:rPr>
+              <w:t>0.500</w:t>
+            </w:r>
+          </w:p>
+        </w:tc>
+      </w:tr>
+      <w:tr>
+        <w:trPr>
+          <w:cantSplit/>
+        </w:trPr>
+        <w:tc>
+          <w:tcPr>
+            <w:tcW w:type="dxa" w:w="3744"/>
+            <w:vAlign w:val="center"/>
+            <w:shd w:fill="FFFFFF"/>
+            <w:tcBorders>
+              <w:top w:val="single" w:sz="4" w:color="D9D9D9"/>
+              <w:left w:val="single" w:sz="4" w:color="D9D9D9"/>
+              <w:bottom w:val="single" w:sz="4" w:color="D9D9D9"/>
+              <w:right w:val="single" w:sz="4" w:color="D9D9D9"/>
+            </w:tcBorders>
+            <w:tcMar>
+              <w:top w:w="100" w:type="dxa"/>
+              <w:left w:w="100" w:type="dxa"/>
+              <w:bottom w:w="100" w:type="dxa"/>
+              <w:right w:w="100" w:type="dxa"/>
+            </w:tcMar>
+          </w:tcPr>
+          <w:p>
+            <w:pPr>
+              <w:spacing w:after="0" w:line="252" w:lineRule="auto"/>
+              <w:jc w:val="left"/>
+            </w:pPr>
+            <w:r>
+              <w:rPr>
+                <w:b w:val="0"/>
+                <w:sz w:val="21"/>
+              </w:rPr>
+              <w:t>J tokens with context</w:t>
+            </w:r>
+          </w:p>
+        </w:tc>
+        <w:tc>
+          <w:tcPr>
+            <w:tcW w:type="dxa" w:w="1080"/>
+            <w:vAlign w:val="center"/>
+            <w:shd w:fill="FFFFFF"/>
+            <w:tcBorders>
+              <w:top w:val="single" w:sz="4" w:color="D9D9D9"/>
+              <w:left w:val="single" w:sz="4" w:color="D9D9D9"/>
+              <w:bottom w:val="single" w:sz="4" w:color="D9D9D9"/>
+              <w:right w:val="single" w:sz="4" w:color="D9D9D9"/>
+            </w:tcBorders>
+            <w:tcMar>
+              <w:top w:w="100" w:type="dxa"/>
+              <w:left w:w="100" w:type="dxa"/>
+              <w:bottom w:w="100" w:type="dxa"/>
+              <w:right w:w="100" w:type="dxa"/>
+            </w:tcMar>
+          </w:tcPr>
+          <w:p>
+            <w:pPr>
+              <w:spacing w:after="0" w:line="252" w:lineRule="auto"/>
+              <w:jc w:val="center"/>
+            </w:pPr>
+            <w:r>
+              <w:rPr>
+                <w:b w:val="0"/>
+                <w:sz w:val="21"/>
+              </w:rPr>
+              <w:t>1/10</w:t>
+            </w:r>
+          </w:p>
+        </w:tc>
+        <w:tc>
+          <w:tcPr>
+            <w:tcW w:type="dxa" w:w="1080"/>
+            <w:vAlign w:val="center"/>
+            <w:shd w:fill="FFFFFF"/>
+            <w:tcBorders>
+              <w:top w:val="single" w:sz="4" w:color="D9D9D9"/>
+              <w:left w:val="single" w:sz="4" w:color="D9D9D9"/>
+              <w:bottom w:val="single" w:sz="4" w:color="D9D9D9"/>
+              <w:right w:val="single" w:sz="4" w:color="D9D9D9"/>
+            </w:tcBorders>
+            <w:tcMar>
+              <w:top w:w="100" w:type="dxa"/>
+              <w:left w:w="100" w:type="dxa"/>
+              <w:bottom w:w="100" w:type="dxa"/>
+              <w:right w:w="100" w:type="dxa"/>
+            </w:tcMar>
+          </w:tcPr>
+          <w:p>
+            <w:pPr>
+              <w:spacing w:after="0" w:line="252" w:lineRule="auto"/>
+              <w:jc w:val="center"/>
+            </w:pPr>
+            <w:r>
+              <w:rPr>
+                <w:b w:val="0"/>
+                <w:sz w:val="21"/>
+              </w:rPr>
+              <w:t>7/54</w:t>
+            </w:r>
+          </w:p>
+        </w:tc>
+        <w:tc>
+          <w:tcPr>
+            <w:tcW w:type="dxa" w:w="2376"/>
+            <w:vAlign w:val="center"/>
+            <w:shd w:fill="FFFFFF"/>
+            <w:tcBorders>
+              <w:top w:val="single" w:sz="4" w:color="D9D9D9"/>
+              <w:left w:val="single" w:sz="4" w:color="D9D9D9"/>
+              <w:bottom w:val="single" w:sz="4" w:color="D9D9D9"/>
+              <w:right w:val="single" w:sz="4" w:color="D9D9D9"/>
+            </w:tcBorders>
+            <w:tcMar>
+              <w:top w:w="100" w:type="dxa"/>
+              <w:left w:w="100" w:type="dxa"/>
+              <w:bottom w:w="100" w:type="dxa"/>
+              <w:right w:w="100" w:type="dxa"/>
+            </w:tcMar>
+          </w:tcPr>
+          <w:p>
+            <w:pPr>
+              <w:spacing w:after="0" w:line="252" w:lineRule="auto"/>
+              <w:jc w:val="center"/>
+            </w:pPr>
+            <w:r>
+              <w:rPr>
+                <w:b w:val="0"/>
+                <w:sz w:val="21"/>
+              </w:rPr>
+              <w:t>0/64</w:t>
+            </w:r>
+          </w:p>
+        </w:tc>
+        <w:tc>
+          <w:tcPr>
+            <w:tcW w:type="dxa" w:w="1512"/>
+            <w:vAlign w:val="center"/>
+            <w:shd w:fill="FFFFFF"/>
+            <w:tcBorders>
+              <w:top w:val="single" w:sz="4" w:color="D9D9D9"/>
+              <w:left w:val="single" w:sz="4" w:color="D9D9D9"/>
+              <w:bottom w:val="single" w:sz="4" w:color="D9D9D9"/>
+              <w:right w:val="single" w:sz="4" w:color="D9D9D9"/>
+            </w:tcBorders>
+            <w:tcMar>
+              <w:top w:w="100" w:type="dxa"/>
+              <w:left w:w="100" w:type="dxa"/>
+              <w:bottom w:w="100" w:type="dxa"/>
+              <w:right w:w="100" w:type="dxa"/>
+            </w:tcMar>
+          </w:tcPr>
+          <w:p>
+            <w:pPr>
+              <w:spacing w:after="0" w:line="252" w:lineRule="auto"/>
+              <w:jc w:val="center"/>
+            </w:pPr>
+            <w:r>
+              <w:rPr>
+                <w:b w:val="0"/>
+                <w:sz w:val="21"/>
+              </w:rPr>
+              <w:t>0.502</w:t>
+            </w:r>
+          </w:p>
+        </w:tc>
+      </w:tr>
+      <w:tr>
+        <w:trPr>
+          <w:cantSplit/>
+        </w:trPr>
+        <w:tc>
+          <w:tcPr>
+            <w:tcW w:type="dxa" w:w="3744"/>
+            <w:vAlign w:val="center"/>
+            <w:shd w:fill="FFFFFF"/>
+            <w:tcBorders>
+              <w:top w:val="single" w:sz="4" w:color="D9D9D9"/>
+              <w:left w:val="single" w:sz="4" w:color="D9D9D9"/>
+              <w:bottom w:val="single" w:sz="4" w:color="D9D9D9"/>
+              <w:right w:val="single" w:sz="4" w:color="D9D9D9"/>
+            </w:tcBorders>
+            <w:tcMar>
+              <w:top w:w="100" w:type="dxa"/>
+              <w:left w:w="100" w:type="dxa"/>
+              <w:bottom w:w="100" w:type="dxa"/>
+              <w:right w:w="100" w:type="dxa"/>
+            </w:tcMar>
+          </w:tcPr>
+          <w:p>
+            <w:pPr>
+              <w:spacing w:after="0" w:line="252" w:lineRule="auto"/>
+              <w:jc w:val="left"/>
+            </w:pPr>
+            <w:r>
+              <w:rPr>
+                <w:b w:val="0"/>
+                <w:sz w:val="21"/>
+              </w:rPr>
+              <w:t>J summary with context</w:t>
+            </w:r>
+          </w:p>
+        </w:tc>
+        <w:tc>
+          <w:tcPr>
+            <w:tcW w:type="dxa" w:w="1080"/>
+            <w:vAlign w:val="center"/>
+            <w:shd w:fill="FFFFFF"/>
+            <w:tcBorders>
+              <w:top w:val="single" w:sz="4" w:color="D9D9D9"/>
+              <w:left w:val="single" w:sz="4" w:color="D9D9D9"/>
+              <w:bottom w:val="single" w:sz="4" w:color="D9D9D9"/>
+              <w:right w:val="single" w:sz="4" w:color="D9D9D9"/>
+            </w:tcBorders>
+            <w:tcMar>
+              <w:top w:w="100" w:type="dxa"/>
+              <w:left w:w="100" w:type="dxa"/>
+              <w:bottom w:w="100" w:type="dxa"/>
+              <w:right w:w="100" w:type="dxa"/>
+            </w:tcMar>
+          </w:tcPr>
+          <w:p>
+            <w:pPr>
+              <w:spacing w:after="0" w:line="252" w:lineRule="auto"/>
+              <w:jc w:val="center"/>
+            </w:pPr>
+            <w:r>
+              <w:rPr>
+                <w:b w:val="0"/>
+                <w:sz w:val="21"/>
+              </w:rPr>
+              <w:t>0/10</w:t>
+            </w:r>
+          </w:p>
+        </w:tc>
+        <w:tc>
+          <w:tcPr>
+            <w:tcW w:type="dxa" w:w="1080"/>
+            <w:vAlign w:val="center"/>
+            <w:shd w:fill="FFFFFF"/>
+            <w:tcBorders>
+              <w:top w:val="single" w:sz="4" w:color="D9D9D9"/>
+              <w:left w:val="single" w:sz="4" w:color="D9D9D9"/>
+              <w:bottom w:val="single" w:sz="4" w:color="D9D9D9"/>
+              <w:right w:val="single" w:sz="4" w:color="D9D9D9"/>
+            </w:tcBorders>
+            <w:tcMar>
+              <w:top w:w="100" w:type="dxa"/>
+              <w:left w:w="100" w:type="dxa"/>
+              <w:bottom w:w="100" w:type="dxa"/>
+              <w:right w:w="100" w:type="dxa"/>
+            </w:tcMar>
+          </w:tcPr>
+          <w:p>
+            <w:pPr>
+              <w:spacing w:after="0" w:line="252" w:lineRule="auto"/>
+              <w:jc w:val="center"/>
+            </w:pPr>
+            <w:r>
+              <w:rPr>
+                <w:b w:val="0"/>
+                <w:sz w:val="21"/>
+              </w:rPr>
+              <w:t>0/54</w:t>
+            </w:r>
+          </w:p>
+        </w:tc>
+        <w:tc>
+          <w:tcPr>
+            <w:tcW w:type="dxa" w:w="2376"/>
+            <w:vAlign w:val="center"/>
+            <w:shd w:fill="FFFFFF"/>
+            <w:tcBorders>
+              <w:top w:val="single" w:sz="4" w:color="D9D9D9"/>
+              <w:left w:val="single" w:sz="4" w:color="D9D9D9"/>
+              <w:bottom w:val="single" w:sz="4" w:color="D9D9D9"/>
+              <w:right w:val="single" w:sz="4" w:color="D9D9D9"/>
+            </w:tcBorders>
+            <w:tcMar>
+              <w:top w:w="100" w:type="dxa"/>
+              <w:left w:w="100" w:type="dxa"/>
+              <w:bottom w:w="100" w:type="dxa"/>
+              <w:right w:w="100" w:type="dxa"/>
+            </w:tcMar>
+          </w:tcPr>
+          <w:p>
+            <w:pPr>
+              <w:spacing w:after="0" w:line="252" w:lineRule="auto"/>
+              <w:jc w:val="center"/>
+            </w:pPr>
+            <w:r>
+              <w:rPr>
+                <w:b w:val="0"/>
+                <w:sz w:val="21"/>
+              </w:rPr>
+              <w:t>0/64</w:t>
+            </w:r>
+          </w:p>
+        </w:tc>
+        <w:tc>
+          <w:tcPr>
+            <w:tcW w:type="dxa" w:w="1512"/>
+            <w:vAlign w:val="center"/>
+            <w:shd w:fill="FFFFFF"/>
+            <w:tcBorders>
+              <w:top w:val="single" w:sz="4" w:color="D9D9D9"/>
+              <w:left w:val="single" w:sz="4" w:color="D9D9D9"/>
+              <w:bottom w:val="single" w:sz="4" w:color="D9D9D9"/>
+              <w:right w:val="single" w:sz="4" w:color="D9D9D9"/>
+            </w:tcBorders>
+            <w:tcMar>
+              <w:top w:w="100" w:type="dxa"/>
+              <w:left w:w="100" w:type="dxa"/>
+              <w:bottom w:w="100" w:type="dxa"/>
+              <w:right w:w="100" w:type="dxa"/>
+            </w:tcMar>
+          </w:tcPr>
+          <w:p>
+            <w:pPr>
+              <w:spacing w:after="0" w:line="252" w:lineRule="auto"/>
+              <w:jc w:val="center"/>
+            </w:pPr>
+            <w:r>
+              <w:rPr>
+                <w:b w:val="0"/>
+                <w:sz w:val="21"/>
+              </w:rPr>
+              <w:t>0.533</w:t>
+            </w:r>
+          </w:p>
+        </w:tc>
+      </w:tr>
+      <w:tr>
+        <w:trPr>
+          <w:cantSplit/>
+        </w:trPr>
+        <w:tc>
+          <w:tcPr>
+            <w:tcW w:type="dxa" w:w="3744"/>
+            <w:vAlign w:val="center"/>
+            <w:shd w:fill="FFFFFF"/>
+            <w:tcBorders>
+              <w:top w:val="single" w:sz="4" w:color="D9D9D9"/>
+              <w:left w:val="single" w:sz="4" w:color="D9D9D9"/>
+              <w:bottom w:val="single" w:sz="4" w:color="D9D9D9"/>
+              <w:right w:val="single" w:sz="4" w:color="D9D9D9"/>
+            </w:tcBorders>
+            <w:tcMar>
+              <w:top w:w="100" w:type="dxa"/>
+              <w:left w:w="100" w:type="dxa"/>
+              <w:bottom w:w="100" w:type="dxa"/>
+              <w:right w:w="100" w:type="dxa"/>
+            </w:tcMar>
+          </w:tcPr>
+          <w:p>
+            <w:pPr>
+              <w:spacing w:after="0" w:line="252" w:lineRule="auto"/>
+              <w:jc w:val="left"/>
+            </w:pPr>
+            <w:r>
+              <w:rPr>
+                <w:b w:val="0"/>
+                <w:sz w:val="21"/>
+              </w:rPr>
+              <w:t>Oracle with context</w:t>
+            </w:r>
+          </w:p>
+        </w:tc>
+        <w:tc>
+          <w:tcPr>
+            <w:tcW w:type="dxa" w:w="1080"/>
+            <w:vAlign w:val="center"/>
+            <w:shd w:fill="FFFFFF"/>
+            <w:tcBorders>
+              <w:top w:val="single" w:sz="4" w:color="D9D9D9"/>
+              <w:left w:val="single" w:sz="4" w:color="D9D9D9"/>
+              <w:bottom w:val="single" w:sz="4" w:color="D9D9D9"/>
+              <w:right w:val="single" w:sz="4" w:color="D9D9D9"/>
+            </w:tcBorders>
+            <w:tcMar>
+              <w:top w:w="100" w:type="dxa"/>
+              <w:left w:w="100" w:type="dxa"/>
+              <w:bottom w:w="100" w:type="dxa"/>
+              <w:right w:w="100" w:type="dxa"/>
+            </w:tcMar>
+          </w:tcPr>
+          <w:p>
+            <w:pPr>
+              <w:spacing w:after="0" w:line="252" w:lineRule="auto"/>
+              <w:jc w:val="center"/>
+            </w:pPr>
+            <w:r>
+              <w:rPr>
+                <w:b w:val="0"/>
+                <w:sz w:val="21"/>
+              </w:rPr>
+              <w:t>0/10</w:t>
+            </w:r>
+          </w:p>
+        </w:tc>
+        <w:tc>
+          <w:tcPr>
+            <w:tcW w:type="dxa" w:w="1080"/>
+            <w:vAlign w:val="center"/>
+            <w:shd w:fill="FFFFFF"/>
+            <w:tcBorders>
+              <w:top w:val="single" w:sz="4" w:color="D9D9D9"/>
+              <w:left w:val="single" w:sz="4" w:color="D9D9D9"/>
+              <w:bottom w:val="single" w:sz="4" w:color="D9D9D9"/>
+              <w:right w:val="single" w:sz="4" w:color="D9D9D9"/>
+            </w:tcBorders>
+            <w:tcMar>
+              <w:top w:w="100" w:type="dxa"/>
+              <w:left w:w="100" w:type="dxa"/>
+              <w:bottom w:w="100" w:type="dxa"/>
+              <w:right w:w="100" w:type="dxa"/>
+            </w:tcMar>
+          </w:tcPr>
+          <w:p>
+            <w:pPr>
+              <w:spacing w:after="0" w:line="252" w:lineRule="auto"/>
+              <w:jc w:val="center"/>
+            </w:pPr>
+            <w:r>
+              <w:rPr>
+                <w:b w:val="0"/>
+                <w:sz w:val="21"/>
+              </w:rPr>
+              <w:t>0/54</w:t>
+            </w:r>
+          </w:p>
+        </w:tc>
+        <w:tc>
+          <w:tcPr>
+            <w:tcW w:type="dxa" w:w="2376"/>
+            <w:vAlign w:val="center"/>
+            <w:shd w:fill="FFFFFF"/>
+            <w:tcBorders>
+              <w:top w:val="single" w:sz="4" w:color="D9D9D9"/>
+              <w:left w:val="single" w:sz="4" w:color="D9D9D9"/>
+              <w:bottom w:val="single" w:sz="4" w:color="D9D9D9"/>
+              <w:right w:val="single" w:sz="4" w:color="D9D9D9"/>
+            </w:tcBorders>
+            <w:tcMar>
+              <w:top w:w="100" w:type="dxa"/>
+              <w:left w:w="100" w:type="dxa"/>
+              <w:bottom w:w="100" w:type="dxa"/>
+              <w:right w:w="100" w:type="dxa"/>
+            </w:tcMar>
+          </w:tcPr>
+          <w:p>
+            <w:pPr>
+              <w:spacing w:after="0" w:line="252" w:lineRule="auto"/>
+              <w:jc w:val="center"/>
+            </w:pPr>
+            <w:r>
+              <w:rPr>
+                <w:b w:val="0"/>
+                <w:sz w:val="21"/>
+              </w:rPr>
+              <w:t>0/64</w:t>
+            </w:r>
+          </w:p>
+        </w:tc>
+        <w:tc>
+          <w:tcPr>
+            <w:tcW w:type="dxa" w:w="1512"/>
+            <w:vAlign w:val="center"/>
+            <w:shd w:fill="FFFFFF"/>
+            <w:tcBorders>
+              <w:top w:val="single" w:sz="4" w:color="D9D9D9"/>
+              <w:left w:val="single" w:sz="4" w:color="D9D9D9"/>
+              <w:bottom w:val="single" w:sz="4" w:color="D9D9D9"/>
+              <w:right w:val="single" w:sz="4" w:color="D9D9D9"/>
+            </w:tcBorders>
+            <w:tcMar>
+              <w:top w:w="100" w:type="dxa"/>
+              <w:left w:w="100" w:type="dxa"/>
+              <w:bottom w:w="100" w:type="dxa"/>
+              <w:right w:w="100" w:type="dxa"/>
+            </w:tcMar>
+          </w:tcPr>
+          <w:p>
+            <w:pPr>
+              <w:spacing w:after="0" w:line="252" w:lineRule="auto"/>
+              <w:jc w:val="center"/>
+            </w:pPr>
+            <w:r>
+              <w:rPr>
+                <w:b w:val="0"/>
+                <w:sz w:val="21"/>
+              </w:rPr>
+              <w:t>0.609</w:t>
+            </w:r>
+          </w:p>
+        </w:tc>
+      </w:tr>
+      <w:tr>
+        <w:trPr>
+          <w:cantSplit/>
+        </w:trPr>
+        <w:tc>
+          <w:tcPr>
+            <w:tcW w:type="dxa" w:w="3744"/>
+            <w:vAlign w:val="center"/>
+            <w:shd w:fill="FFFFFF"/>
+            <w:tcBorders>
+              <w:top w:val="single" w:sz="4" w:color="D9D9D9"/>
+              <w:left w:val="single" w:sz="4" w:color="D9D9D9"/>
+              <w:bottom w:val="single" w:sz="4" w:color="D9D9D9"/>
+              <w:right w:val="single" w:sz="4" w:color="D9D9D9"/>
+            </w:tcBorders>
+            <w:tcMar>
+              <w:top w:w="100" w:type="dxa"/>
+              <w:left w:w="100" w:type="dxa"/>
+              <w:bottom w:w="100" w:type="dxa"/>
+              <w:right w:w="100" w:type="dxa"/>
+            </w:tcMar>
+          </w:tcPr>
+          <w:p>
+            <w:pPr>
+              <w:spacing w:after="0" w:line="252" w:lineRule="auto"/>
+              <w:jc w:val="left"/>
+            </w:pPr>
+            <w:r>
+              <w:rPr>
+                <w:b w:val="0"/>
+                <w:sz w:val="21"/>
+              </w:rPr>
+              <w:t>Shuffled J with context</w:t>
+            </w:r>
+          </w:p>
+        </w:tc>
+        <w:tc>
+          <w:tcPr>
+            <w:tcW w:type="dxa" w:w="1080"/>
+            <w:vAlign w:val="center"/>
+            <w:shd w:fill="FFFFFF"/>
+            <w:tcBorders>
+              <w:top w:val="single" w:sz="4" w:color="D9D9D9"/>
+              <w:left w:val="single" w:sz="4" w:color="D9D9D9"/>
+              <w:bottom w:val="single" w:sz="4" w:color="D9D9D9"/>
+              <w:right w:val="single" w:sz="4" w:color="D9D9D9"/>
+            </w:tcBorders>
+            <w:tcMar>
+              <w:top w:w="100" w:type="dxa"/>
+              <w:left w:w="100" w:type="dxa"/>
+              <w:bottom w:w="100" w:type="dxa"/>
+              <w:right w:w="100" w:type="dxa"/>
+            </w:tcMar>
+          </w:tcPr>
+          <w:p>
+            <w:pPr>
+              <w:spacing w:after="0" w:line="252" w:lineRule="auto"/>
+              <w:jc w:val="center"/>
+            </w:pPr>
+            <w:r>
+              <w:rPr>
+                <w:b w:val="0"/>
+                <w:sz w:val="21"/>
+              </w:rPr>
+              <w:t>0/10</w:t>
+            </w:r>
+          </w:p>
+        </w:tc>
+        <w:tc>
+          <w:tcPr>
+            <w:tcW w:type="dxa" w:w="1080"/>
+            <w:vAlign w:val="center"/>
+            <w:shd w:fill="FFFFFF"/>
+            <w:tcBorders>
+              <w:top w:val="single" w:sz="4" w:color="D9D9D9"/>
+              <w:left w:val="single" w:sz="4" w:color="D9D9D9"/>
+              <w:bottom w:val="single" w:sz="4" w:color="D9D9D9"/>
+              <w:right w:val="single" w:sz="4" w:color="D9D9D9"/>
+            </w:tcBorders>
+            <w:tcMar>
+              <w:top w:w="100" w:type="dxa"/>
+              <w:left w:w="100" w:type="dxa"/>
+              <w:bottom w:w="100" w:type="dxa"/>
+              <w:right w:w="100" w:type="dxa"/>
+            </w:tcMar>
+          </w:tcPr>
+          <w:p>
+            <w:pPr>
+              <w:spacing w:after="0" w:line="252" w:lineRule="auto"/>
+              <w:jc w:val="center"/>
+            </w:pPr>
+            <w:r>
+              <w:rPr>
+                <w:b w:val="0"/>
+                <w:sz w:val="21"/>
+              </w:rPr>
+              <w:t>0/54</w:t>
+            </w:r>
+          </w:p>
+        </w:tc>
+        <w:tc>
+          <w:tcPr>
+            <w:tcW w:type="dxa" w:w="2376"/>
+            <w:vAlign w:val="center"/>
+            <w:shd w:fill="FFFFFF"/>
+            <w:tcBorders>
+              <w:top w:val="single" w:sz="4" w:color="D9D9D9"/>
+              <w:left w:val="single" w:sz="4" w:color="D9D9D9"/>
+              <w:bottom w:val="single" w:sz="4" w:color="D9D9D9"/>
+              <w:right w:val="single" w:sz="4" w:color="D9D9D9"/>
+            </w:tcBorders>
+            <w:tcMar>
+              <w:top w:w="100" w:type="dxa"/>
+              <w:left w:w="100" w:type="dxa"/>
+              <w:bottom w:w="100" w:type="dxa"/>
+              <w:right w:w="100" w:type="dxa"/>
+            </w:tcMar>
+          </w:tcPr>
+          <w:p>
+            <w:pPr>
+              <w:spacing w:after="0" w:line="252" w:lineRule="auto"/>
+              <w:jc w:val="center"/>
+            </w:pPr>
+            <w:r>
+              <w:rPr>
+                <w:b w:val="0"/>
+                <w:sz w:val="21"/>
+              </w:rPr>
+              <w:t>0/64</w:t>
+            </w:r>
+          </w:p>
+        </w:tc>
+        <w:tc>
+          <w:tcPr>
+            <w:tcW w:type="dxa" w:w="1512"/>
+            <w:vAlign w:val="center"/>
+            <w:shd w:fill="FFFFFF"/>
+            <w:tcBorders>
+              <w:top w:val="single" w:sz="4" w:color="D9D9D9"/>
+              <w:left w:val="single" w:sz="4" w:color="D9D9D9"/>
+              <w:bottom w:val="single" w:sz="4" w:color="D9D9D9"/>
+              <w:right w:val="single" w:sz="4" w:color="D9D9D9"/>
+            </w:tcBorders>
+            <w:tcMar>
+              <w:top w:w="100" w:type="dxa"/>
+              <w:left w:w="100" w:type="dxa"/>
+              <w:bottom w:w="100" w:type="dxa"/>
+              <w:right w:w="100" w:type="dxa"/>
+            </w:tcMar>
+          </w:tcPr>
+          <w:p>
+            <w:pPr>
+              <w:spacing w:after="0" w:line="252" w:lineRule="auto"/>
+              <w:jc w:val="center"/>
+            </w:pPr>
+            <w:r>
+              <w:rPr>
+                <w:b w:val="0"/>
+                <w:sz w:val="21"/>
+              </w:rPr>
+              <w:t>0.524</w:t>
+            </w:r>
+          </w:p>
+        </w:tc>
+      </w:tr>
+      <w:tr>
+        <w:trPr>
+          <w:cantSplit/>
+        </w:trPr>
+        <w:tc>
+          <w:tcPr>
+            <w:tcW w:type="dxa" w:w="3744"/>
+            <w:vAlign w:val="center"/>
+            <w:shd w:fill="FFFFFF"/>
+            <w:tcBorders>
+              <w:top w:val="single" w:sz="4" w:color="D9D9D9"/>
+              <w:left w:val="single" w:sz="4" w:color="D9D9D9"/>
+              <w:bottom w:val="single" w:sz="4" w:color="D9D9D9"/>
+              <w:right w:val="single" w:sz="4" w:color="D9D9D9"/>
+            </w:tcBorders>
+            <w:tcMar>
+              <w:top w:w="100" w:type="dxa"/>
+              <w:left w:w="100" w:type="dxa"/>
+              <w:bottom w:w="100" w:type="dxa"/>
+              <w:right w:w="100" w:type="dxa"/>
+            </w:tcMar>
+          </w:tcPr>
+          <w:p>
+            <w:pPr>
+              <w:spacing w:after="0" w:line="252" w:lineRule="auto"/>
+              <w:jc w:val="left"/>
+            </w:pPr>
+            <w:r>
+              <w:rPr>
+                <w:b w:val="0"/>
+                <w:sz w:val="21"/>
+              </w:rPr>
+              <w:t>Shuffled Oracle with context</w:t>
+            </w:r>
+          </w:p>
+        </w:tc>
+        <w:tc>
+          <w:tcPr>
+            <w:tcW w:type="dxa" w:w="1080"/>
+            <w:vAlign w:val="center"/>
+            <w:shd w:fill="FFFFFF"/>
+            <w:tcBorders>
+              <w:top w:val="single" w:sz="4" w:color="D9D9D9"/>
+              <w:left w:val="single" w:sz="4" w:color="D9D9D9"/>
+              <w:bottom w:val="single" w:sz="4" w:color="D9D9D9"/>
+              <w:right w:val="single" w:sz="4" w:color="D9D9D9"/>
+            </w:tcBorders>
+            <w:tcMar>
+              <w:top w:w="100" w:type="dxa"/>
+              <w:left w:w="100" w:type="dxa"/>
+              <w:bottom w:w="100" w:type="dxa"/>
+              <w:right w:w="100" w:type="dxa"/>
+            </w:tcMar>
+          </w:tcPr>
+          <w:p>
+            <w:pPr>
+              <w:spacing w:after="0" w:line="252" w:lineRule="auto"/>
+              <w:jc w:val="center"/>
+            </w:pPr>
+            <w:r>
+              <w:rPr>
+                <w:b w:val="0"/>
+                <w:sz w:val="21"/>
+              </w:rPr>
+              <w:t>1/10</w:t>
+            </w:r>
+          </w:p>
+        </w:tc>
+        <w:tc>
+          <w:tcPr>
+            <w:tcW w:type="dxa" w:w="1080"/>
+            <w:vAlign w:val="center"/>
+            <w:shd w:fill="FFFFFF"/>
+            <w:tcBorders>
+              <w:top w:val="single" w:sz="4" w:color="D9D9D9"/>
+              <w:left w:val="single" w:sz="4" w:color="D9D9D9"/>
+              <w:bottom w:val="single" w:sz="4" w:color="D9D9D9"/>
+              <w:right w:val="single" w:sz="4" w:color="D9D9D9"/>
+            </w:tcBorders>
+            <w:tcMar>
+              <w:top w:w="100" w:type="dxa"/>
+              <w:left w:w="100" w:type="dxa"/>
+              <w:bottom w:w="100" w:type="dxa"/>
+              <w:right w:w="100" w:type="dxa"/>
+            </w:tcMar>
+          </w:tcPr>
+          <w:p>
+            <w:pPr>
+              <w:spacing w:after="0" w:line="252" w:lineRule="auto"/>
+              <w:jc w:val="center"/>
+            </w:pPr>
+            <w:r>
+              <w:rPr>
+                <w:b w:val="0"/>
+                <w:sz w:val="21"/>
+              </w:rPr>
+              <w:t>7/54</w:t>
+            </w:r>
+          </w:p>
+        </w:tc>
+        <w:tc>
+          <w:tcPr>
+            <w:tcW w:type="dxa" w:w="2376"/>
+            <w:vAlign w:val="center"/>
+            <w:shd w:fill="FFFFFF"/>
+            <w:tcBorders>
+              <w:top w:val="single" w:sz="4" w:color="D9D9D9"/>
+              <w:left w:val="single" w:sz="4" w:color="D9D9D9"/>
+              <w:bottom w:val="single" w:sz="4" w:color="D9D9D9"/>
+              <w:right w:val="single" w:sz="4" w:color="D9D9D9"/>
+            </w:tcBorders>
+            <w:tcMar>
+              <w:top w:w="100" w:type="dxa"/>
+              <w:left w:w="100" w:type="dxa"/>
+              <w:bottom w:w="100" w:type="dxa"/>
+              <w:right w:w="100" w:type="dxa"/>
+            </w:tcMar>
+          </w:tcPr>
+          <w:p>
+            <w:pPr>
+              <w:spacing w:after="0" w:line="252" w:lineRule="auto"/>
+              <w:jc w:val="center"/>
+            </w:pPr>
+            <w:r>
+              <w:rPr>
+                <w:b w:val="0"/>
+                <w:sz w:val="21"/>
+              </w:rPr>
+              <w:t>8/64</w:t>
+            </w:r>
+          </w:p>
+        </w:tc>
+        <w:tc>
+          <w:tcPr>
+            <w:tcW w:type="dxa" w:w="1512"/>
+            <w:vAlign w:val="center"/>
+            <w:shd w:fill="FFFFFF"/>
+            <w:tcBorders>
+              <w:top w:val="single" w:sz="4" w:color="D9D9D9"/>
+              <w:left w:val="single" w:sz="4" w:color="D9D9D9"/>
+              <w:bottom w:val="single" w:sz="4" w:color="D9D9D9"/>
+              <w:right w:val="single" w:sz="4" w:color="D9D9D9"/>
+            </w:tcBorders>
+            <w:tcMar>
+              <w:top w:w="100" w:type="dxa"/>
+              <w:left w:w="100" w:type="dxa"/>
+              <w:bottom w:w="100" w:type="dxa"/>
+              <w:right w:w="100" w:type="dxa"/>
+            </w:tcMar>
+          </w:tcPr>
+          <w:p>
+            <w:pPr>
+              <w:spacing w:after="0" w:line="252" w:lineRule="auto"/>
+              <w:jc w:val="center"/>
+            </w:pPr>
+            <w:r>
+              <w:rPr>
+                <w:b w:val="0"/>
+                <w:sz w:val="21"/>
+              </w:rPr>
+              <w:t>0.485</w:t>
+            </w:r>
+          </w:p>
+        </w:tc>
+      </w:tr>
+      <w:tr>
+        <w:trPr>
+          <w:cantSplit/>
+        </w:trPr>
+        <w:tc>
+          <w:tcPr>
+            <w:tcW w:type="dxa" w:w="3744"/>
+            <w:vAlign w:val="center"/>
+            <w:shd w:fill="FFFFFF"/>
+            <w:tcBorders>
+              <w:top w:val="single" w:sz="4" w:color="D9D9D9"/>
+              <w:left w:val="single" w:sz="4" w:color="D9D9D9"/>
+              <w:bottom w:val="single" w:sz="4" w:color="D9D9D9"/>
+              <w:right w:val="single" w:sz="4" w:color="D9D9D9"/>
+            </w:tcBorders>
+            <w:tcMar>
+              <w:top w:w="100" w:type="dxa"/>
+              <w:left w:w="100" w:type="dxa"/>
+              <w:bottom w:w="100" w:type="dxa"/>
+              <w:right w:w="100" w:type="dxa"/>
+            </w:tcMar>
+          </w:tcPr>
+          <w:p>
+            <w:pPr>
+              <w:spacing w:after="0" w:line="252" w:lineRule="auto"/>
+              <w:jc w:val="left"/>
+            </w:pPr>
+            <w:r>
+              <w:rPr>
+                <w:b w:val="0"/>
+                <w:sz w:val="21"/>
+              </w:rPr>
+              <w:t>Raw activation probe</w:t>
+            </w:r>
+          </w:p>
+        </w:tc>
+        <w:tc>
+          <w:tcPr>
+            <w:tcW w:type="dxa" w:w="1080"/>
+            <w:vAlign w:val="center"/>
+            <w:shd w:fill="FFFFFF"/>
+            <w:tcBorders>
+              <w:top w:val="single" w:sz="4" w:color="D9D9D9"/>
+              <w:left w:val="single" w:sz="4" w:color="D9D9D9"/>
+              <w:bottom w:val="single" w:sz="4" w:color="D9D9D9"/>
+              <w:right w:val="single" w:sz="4" w:color="D9D9D9"/>
+            </w:tcBorders>
+            <w:tcMar>
+              <w:top w:w="100" w:type="dxa"/>
+              <w:left w:w="100" w:type="dxa"/>
+              <w:bottom w:w="100" w:type="dxa"/>
+              <w:right w:w="100" w:type="dxa"/>
+            </w:tcMar>
+          </w:tcPr>
+          <w:p>
+            <w:pPr>
+              <w:spacing w:after="0" w:line="252" w:lineRule="auto"/>
+              <w:jc w:val="center"/>
+            </w:pPr>
+            <w:r>
+              <w:rPr>
+                <w:b w:val="0"/>
+                <w:sz w:val="21"/>
+              </w:rPr>
+              <w:t>6/10</w:t>
+            </w:r>
+          </w:p>
+        </w:tc>
+        <w:tc>
+          <w:tcPr>
+            <w:tcW w:type="dxa" w:w="1080"/>
+            <w:vAlign w:val="center"/>
+            <w:shd w:fill="FFFFFF"/>
+            <w:tcBorders>
+              <w:top w:val="single" w:sz="4" w:color="D9D9D9"/>
+              <w:left w:val="single" w:sz="4" w:color="D9D9D9"/>
+              <w:bottom w:val="single" w:sz="4" w:color="D9D9D9"/>
+              <w:right w:val="single" w:sz="4" w:color="D9D9D9"/>
+            </w:tcBorders>
+            <w:tcMar>
+              <w:top w:w="100" w:type="dxa"/>
+              <w:left w:w="100" w:type="dxa"/>
+              <w:bottom w:w="100" w:type="dxa"/>
+              <w:right w:w="100" w:type="dxa"/>
+            </w:tcMar>
+          </w:tcPr>
+          <w:p>
+            <w:pPr>
+              <w:spacing w:after="0" w:line="252" w:lineRule="auto"/>
+              <w:jc w:val="center"/>
+            </w:pPr>
+            <w:r>
+              <w:rPr>
+                <w:b w:val="0"/>
+                <w:sz w:val="21"/>
+              </w:rPr>
+              <w:t>18/54</w:t>
+            </w:r>
+          </w:p>
+        </w:tc>
+        <w:tc>
+          <w:tcPr>
+            <w:tcW w:type="dxa" w:w="2376"/>
+            <w:vAlign w:val="center"/>
+            <w:shd w:fill="FFFFFF"/>
+            <w:tcBorders>
+              <w:top w:val="single" w:sz="4" w:color="D9D9D9"/>
+              <w:left w:val="single" w:sz="4" w:color="D9D9D9"/>
+              <w:bottom w:val="single" w:sz="4" w:color="D9D9D9"/>
+              <w:right w:val="single" w:sz="4" w:color="D9D9D9"/>
+            </w:tcBorders>
+            <w:tcMar>
+              <w:top w:w="100" w:type="dxa"/>
+              <w:left w:w="100" w:type="dxa"/>
+              <w:bottom w:w="100" w:type="dxa"/>
+              <w:right w:w="100" w:type="dxa"/>
+            </w:tcMar>
+          </w:tcPr>
+          <w:p>
+            <w:pPr>
+              <w:spacing w:after="0" w:line="252" w:lineRule="auto"/>
+              <w:jc w:val="center"/>
+            </w:pPr>
+            <w:r>
+              <w:rPr>
+                <w:b w:val="0"/>
+                <w:sz w:val="21"/>
+              </w:rPr>
+              <w:t>32/64</w:t>
+            </w:r>
+          </w:p>
+        </w:tc>
+        <w:tc>
+          <w:tcPr>
+            <w:tcW w:type="dxa" w:w="1512"/>
+            <w:vAlign w:val="center"/>
+            <w:shd w:fill="FFFFFF"/>
+            <w:tcBorders>
+              <w:top w:val="single" w:sz="4" w:color="D9D9D9"/>
+              <w:left w:val="single" w:sz="4" w:color="D9D9D9"/>
+              <w:bottom w:val="single" w:sz="4" w:color="D9D9D9"/>
+              <w:right w:val="single" w:sz="4" w:color="D9D9D9"/>
+            </w:tcBorders>
+            <w:tcMar>
+              <w:top w:w="100" w:type="dxa"/>
+              <w:left w:w="100" w:type="dxa"/>
+              <w:bottom w:w="100" w:type="dxa"/>
+              <w:right w:w="100" w:type="dxa"/>
+            </w:tcMar>
+          </w:tcPr>
+          <w:p>
+            <w:pPr>
+              <w:spacing w:after="0" w:line="252" w:lineRule="auto"/>
+              <w:jc w:val="center"/>
+            </w:pPr>
+            <w:r>
+              <w:rPr>
+                <w:b w:val="0"/>
+                <w:sz w:val="21"/>
+              </w:rPr>
+              <w:t>0.641</w:t>
+            </w:r>
+          </w:p>
+        </w:tc>
+      </w:tr>
+      <w:tr>
+        <w:trPr>
+          <w:cantSplit/>
+        </w:trPr>
+        <w:tc>
+          <w:tcPr>
+            <w:tcW w:type="dxa" w:w="3744"/>
+            <w:vAlign w:val="center"/>
+            <w:shd w:fill="FFFFFF"/>
+            <w:tcBorders>
+              <w:top w:val="single" w:sz="4" w:color="D9D9D9"/>
+              <w:left w:val="single" w:sz="4" w:color="D9D9D9"/>
+              <w:bottom w:val="single" w:sz="4" w:color="D9D9D9"/>
+              <w:right w:val="single" w:sz="4" w:color="D9D9D9"/>
+            </w:tcBorders>
+            <w:tcMar>
+              <w:top w:w="100" w:type="dxa"/>
+              <w:left w:w="100" w:type="dxa"/>
+              <w:bottom w:w="100" w:type="dxa"/>
+              <w:right w:w="100" w:type="dxa"/>
+            </w:tcMar>
+          </w:tcPr>
+          <w:p>
+            <w:pPr>
+              <w:spacing w:after="0" w:line="252" w:lineRule="auto"/>
+              <w:jc w:val="left"/>
+            </w:pPr>
+            <w:r>
+              <w:rPr>
+                <w:b w:val="0"/>
+                <w:sz w:val="21"/>
+              </w:rPr>
+              <w:t>Dense transformed probe</w:t>
+            </w:r>
+          </w:p>
+        </w:tc>
+        <w:tc>
+          <w:tcPr>
+            <w:tcW w:type="dxa" w:w="1080"/>
+            <w:vAlign w:val="center"/>
+            <w:shd w:fill="FFFFFF"/>
+            <w:tcBorders>
+              <w:top w:val="single" w:sz="4" w:color="D9D9D9"/>
+              <w:left w:val="single" w:sz="4" w:color="D9D9D9"/>
+              <w:bottom w:val="single" w:sz="4" w:color="D9D9D9"/>
+              <w:right w:val="single" w:sz="4" w:color="D9D9D9"/>
+            </w:tcBorders>
+            <w:tcMar>
+              <w:top w:w="100" w:type="dxa"/>
+              <w:left w:w="100" w:type="dxa"/>
+              <w:bottom w:w="100" w:type="dxa"/>
+              <w:right w:w="100" w:type="dxa"/>
+            </w:tcMar>
+          </w:tcPr>
+          <w:p>
+            <w:pPr>
+              <w:spacing w:after="0" w:line="252" w:lineRule="auto"/>
+              <w:jc w:val="center"/>
+            </w:pPr>
+            <w:r>
+              <w:rPr>
+                <w:b w:val="0"/>
+                <w:sz w:val="21"/>
+              </w:rPr>
+              <w:t>0/10</w:t>
+            </w:r>
+          </w:p>
+        </w:tc>
+        <w:tc>
+          <w:tcPr>
+            <w:tcW w:type="dxa" w:w="1080"/>
+            <w:vAlign w:val="center"/>
+            <w:shd w:fill="FFFFFF"/>
+            <w:tcBorders>
+              <w:top w:val="single" w:sz="4" w:color="D9D9D9"/>
+              <w:left w:val="single" w:sz="4" w:color="D9D9D9"/>
+              <w:bottom w:val="single" w:sz="4" w:color="D9D9D9"/>
+              <w:right w:val="single" w:sz="4" w:color="D9D9D9"/>
+            </w:tcBorders>
+            <w:tcMar>
+              <w:top w:w="100" w:type="dxa"/>
+              <w:left w:w="100" w:type="dxa"/>
+              <w:bottom w:w="100" w:type="dxa"/>
+              <w:right w:w="100" w:type="dxa"/>
+            </w:tcMar>
+          </w:tcPr>
+          <w:p>
+            <w:pPr>
+              <w:spacing w:after="0" w:line="252" w:lineRule="auto"/>
+              <w:jc w:val="center"/>
+            </w:pPr>
+            <w:r>
+              <w:rPr>
+                <w:b w:val="0"/>
+                <w:sz w:val="21"/>
+              </w:rPr>
+              <w:t>0/54</w:t>
+            </w:r>
+          </w:p>
+        </w:tc>
+        <w:tc>
+          <w:tcPr>
+            <w:tcW w:type="dxa" w:w="2376"/>
+            <w:vAlign w:val="center"/>
+            <w:shd w:fill="FFFFFF"/>
+            <w:tcBorders>
+              <w:top w:val="single" w:sz="4" w:color="D9D9D9"/>
+              <w:left w:val="single" w:sz="4" w:color="D9D9D9"/>
+              <w:bottom w:val="single" w:sz="4" w:color="D9D9D9"/>
+              <w:right w:val="single" w:sz="4" w:color="D9D9D9"/>
+            </w:tcBorders>
+            <w:tcMar>
+              <w:top w:w="100" w:type="dxa"/>
+              <w:left w:w="100" w:type="dxa"/>
+              <w:bottom w:w="100" w:type="dxa"/>
+              <w:right w:w="100" w:type="dxa"/>
+            </w:tcMar>
+          </w:tcPr>
+          <w:p>
+            <w:pPr>
+              <w:spacing w:after="0" w:line="252" w:lineRule="auto"/>
+              <w:jc w:val="center"/>
+            </w:pPr>
+            <w:r>
+              <w:rPr>
+                <w:b w:val="0"/>
+                <w:sz w:val="21"/>
+              </w:rPr>
+              <w:t>0/64</w:t>
+            </w:r>
+          </w:p>
+        </w:tc>
+        <w:tc>
+          <w:tcPr>
+            <w:tcW w:type="dxa" w:w="1512"/>
+            <w:vAlign w:val="center"/>
+            <w:shd w:fill="FFFFFF"/>
+            <w:tcBorders>
+              <w:top w:val="single" w:sz="4" w:color="D9D9D9"/>
+              <w:left w:val="single" w:sz="4" w:color="D9D9D9"/>
+              <w:bottom w:val="single" w:sz="4" w:color="D9D9D9"/>
+              <w:right w:val="single" w:sz="4" w:color="D9D9D9"/>
+            </w:tcBorders>
+            <w:tcMar>
+              <w:top w:w="100" w:type="dxa"/>
+              <w:left w:w="100" w:type="dxa"/>
+              <w:bottom w:w="100" w:type="dxa"/>
+              <w:right w:w="100" w:type="dxa"/>
+            </w:tcMar>
+          </w:tcPr>
+          <w:p>
+            <w:pPr>
+              <w:spacing w:after="0" w:line="252" w:lineRule="auto"/>
+              <w:jc w:val="center"/>
+            </w:pPr>
+            <w:r>
+              <w:rPr>
+                <w:b w:val="0"/>
+                <w:sz w:val="21"/>
+              </w:rPr>
+              <w:t>0.674</w:t>
+            </w:r>
+          </w:p>
+        </w:tc>
+      </w:tr>
+      <w:tr>
+        <w:trPr>
+          <w:cantSplit/>
+        </w:trPr>
+        <w:tc>
+          <w:tcPr>
+            <w:tcW w:type="dxa" w:w="3744"/>
+            <w:vAlign w:val="center"/>
+            <w:shd w:fill="FFFFFF"/>
+            <w:tcBorders>
+              <w:top w:val="single" w:sz="4" w:color="D9D9D9"/>
+              <w:left w:val="single" w:sz="4" w:color="D9D9D9"/>
+              <w:bottom w:val="single" w:sz="4" w:color="D9D9D9"/>
+              <w:right w:val="single" w:sz="4" w:color="D9D9D9"/>
+            </w:tcBorders>
+            <w:tcMar>
+              <w:top w:w="100" w:type="dxa"/>
+              <w:left w:w="100" w:type="dxa"/>
+              <w:bottom w:w="100" w:type="dxa"/>
+              <w:right w:w="100" w:type="dxa"/>
+            </w:tcMar>
+          </w:tcPr>
+          <w:p>
+            <w:pPr>
+              <w:spacing w:after="0" w:line="252" w:lineRule="auto"/>
+              <w:jc w:val="left"/>
+            </w:pPr>
+            <w:r>
+              <w:rPr>
+                <w:b w:val="0"/>
+                <w:sz w:val="21"/>
+              </w:rPr>
+              <w:t>Text classifier</w:t>
+            </w:r>
+          </w:p>
+        </w:tc>
+        <w:tc>
+          <w:tcPr>
+            <w:tcW w:type="dxa" w:w="1080"/>
+            <w:vAlign w:val="center"/>
+            <w:shd w:fill="FFFFFF"/>
+            <w:tcBorders>
+              <w:top w:val="single" w:sz="4" w:color="D9D9D9"/>
+              <w:left w:val="single" w:sz="4" w:color="D9D9D9"/>
+              <w:bottom w:val="single" w:sz="4" w:color="D9D9D9"/>
+              <w:right w:val="single" w:sz="4" w:color="D9D9D9"/>
+            </w:tcBorders>
+            <w:tcMar>
+              <w:top w:w="100" w:type="dxa"/>
+              <w:left w:w="100" w:type="dxa"/>
+              <w:bottom w:w="100" w:type="dxa"/>
+              <w:right w:w="100" w:type="dxa"/>
+            </w:tcMar>
+          </w:tcPr>
+          <w:p>
+            <w:pPr>
+              <w:spacing w:after="0" w:line="252" w:lineRule="auto"/>
+              <w:jc w:val="center"/>
+            </w:pPr>
+            <w:r>
+              <w:rPr>
+                <w:b w:val="0"/>
+                <w:sz w:val="21"/>
+              </w:rPr>
+              <w:t>0/10</w:t>
+            </w:r>
+          </w:p>
+        </w:tc>
+        <w:tc>
+          <w:tcPr>
+            <w:tcW w:type="dxa" w:w="1080"/>
+            <w:vAlign w:val="center"/>
+            <w:shd w:fill="FFFFFF"/>
+            <w:tcBorders>
+              <w:top w:val="single" w:sz="4" w:color="D9D9D9"/>
+              <w:left w:val="single" w:sz="4" w:color="D9D9D9"/>
+              <w:bottom w:val="single" w:sz="4" w:color="D9D9D9"/>
+              <w:right w:val="single" w:sz="4" w:color="D9D9D9"/>
+            </w:tcBorders>
+            <w:tcMar>
+              <w:top w:w="100" w:type="dxa"/>
+              <w:left w:w="100" w:type="dxa"/>
+              <w:bottom w:w="100" w:type="dxa"/>
+              <w:right w:w="100" w:type="dxa"/>
+            </w:tcMar>
+          </w:tcPr>
+          <w:p>
+            <w:pPr>
+              <w:spacing w:after="0" w:line="252" w:lineRule="auto"/>
+              <w:jc w:val="center"/>
+            </w:pPr>
+            <w:r>
+              <w:rPr>
+                <w:b w:val="0"/>
+                <w:sz w:val="21"/>
+              </w:rPr>
+              <w:t>0/54</w:t>
+            </w:r>
+          </w:p>
+        </w:tc>
+        <w:tc>
+          <w:tcPr>
+            <w:tcW w:type="dxa" w:w="2376"/>
+            <w:vAlign w:val="center"/>
+            <w:shd w:fill="FFFFFF"/>
+            <w:tcBorders>
+              <w:top w:val="single" w:sz="4" w:color="D9D9D9"/>
+              <w:left w:val="single" w:sz="4" w:color="D9D9D9"/>
+              <w:bottom w:val="single" w:sz="4" w:color="D9D9D9"/>
+              <w:right w:val="single" w:sz="4" w:color="D9D9D9"/>
+            </w:tcBorders>
+            <w:tcMar>
+              <w:top w:w="100" w:type="dxa"/>
+              <w:left w:w="100" w:type="dxa"/>
+              <w:bottom w:w="100" w:type="dxa"/>
+              <w:right w:w="100" w:type="dxa"/>
+            </w:tcMar>
+          </w:tcPr>
+          <w:p>
+            <w:pPr>
+              <w:spacing w:after="0" w:line="252" w:lineRule="auto"/>
+              <w:jc w:val="center"/>
+            </w:pPr>
+            <w:r>
+              <w:rPr>
+                <w:b w:val="0"/>
+                <w:sz w:val="21"/>
+              </w:rPr>
+              <w:t>0/64</w:t>
+            </w:r>
+          </w:p>
+        </w:tc>
+        <w:tc>
+          <w:tcPr>
+            <w:tcW w:type="dxa" w:w="1512"/>
+            <w:vAlign w:val="center"/>
+            <w:shd w:fill="FFFFFF"/>
+            <w:tcBorders>
+              <w:top w:val="single" w:sz="4" w:color="D9D9D9"/>
+              <w:left w:val="single" w:sz="4" w:color="D9D9D9"/>
+              <w:bottom w:val="single" w:sz="4" w:color="D9D9D9"/>
+              <w:right w:val="single" w:sz="4" w:color="D9D9D9"/>
+            </w:tcBorders>
+            <w:tcMar>
+              <w:top w:w="100" w:type="dxa"/>
+              <w:left w:w="100" w:type="dxa"/>
+              <w:bottom w:w="100" w:type="dxa"/>
+              <w:right w:w="100" w:type="dxa"/>
+            </w:tcMar>
+          </w:tcPr>
+          <w:p>
+            <w:pPr>
+              <w:spacing w:after="0" w:line="252" w:lineRule="auto"/>
+              <w:jc w:val="center"/>
+            </w:pPr>
+            <w:r>
+              <w:rPr>
+                <w:b w:val="0"/>
+                <w:sz w:val="21"/>
+              </w:rPr>
+              <w:t>0.617</w:t>
+            </w:r>
+          </w:p>
+        </w:tc>
+      </w:tr>
+    </w:tbl>
+    <w:p>
+      <w:pPr>
+        <w:spacing w:after="40"/>
+      </w:pPr>
+    </w:p>
+    <w:p>
+      <w:pPr>
+        <w:widowControl/>
+      </w:pPr>
+      <w:r>
+        <w:t>The raw probe detects six confirmed violations that both contextual J displays miss. A post hoc audit groups these into three identical prefixes shared with 16 benign runs having exactly the same raw probe scores. All 22 episodes satisfy strict behavioral confirmation. This is a real operating point disagreement, but it does not distinguish the violating continuation within each group or identify hidden intent. Raw false alarms reach 18 of 54 prohibited benign and 32 of 64 authorized episodes. Dense transformed probe AUROC exceeds raw AUROC despite no threshold hits; threshold behavior and representational coverage must remain separate.</w:t>
+      </w:r>
+    </w:p>
+    <w:p>
+      <w:pPr>
+        <w:pStyle w:val="Heading1"/>
+      </w:pPr>
+      <w:r>
+        <w:t>Sixty four tokens before action</w:t>
+      </w:r>
+    </w:p>
+    <w:tbl>
+      <w:tblPr>
+        <w:tblW w:type="auto" w:w="0"/>
+        <w:tblLayout w:type="fixed"/>
+        <w:tblLook w:firstColumn="1" w:firstRow="1" w:lastColumn="0" w:lastRow="0" w:noHBand="0" w:noVBand="1" w:val="04A0"/>
+      </w:tblPr>
+      <w:tblGrid>
+        <w:gridCol w:w="3744"/>
+        <w:gridCol w:w="1080"/>
+        <w:gridCol w:w="1080"/>
+        <w:gridCol w:w="2376"/>
+        <w:gridCol w:w="1512"/>
+      </w:tblGrid>
+      <w:tr>
+        <w:trPr>
+          <w:cantSplit/>
+          <w:tblHeader/>
+        </w:trPr>
+        <w:tc>
+          <w:tcPr>
+            <w:tcW w:type="dxa" w:w="3744"/>
+            <w:vAlign w:val="center"/>
+            <w:shd w:fill="DCE6EE"/>
+            <w:tcBorders>
+              <w:top w:val="single" w:sz="4" w:color="D9D9D9"/>
+              <w:left w:val="single" w:sz="4" w:color="D9D9D9"/>
+              <w:bottom w:val="single" w:sz="4" w:color="D9D9D9"/>
+              <w:right w:val="single" w:sz="4" w:color="D9D9D9"/>
+            </w:tcBorders>
+            <w:tcMar>
+              <w:top w:w="100" w:type="dxa"/>
+              <w:left w:w="100" w:type="dxa"/>
+              <w:bottom w:w="100" w:type="dxa"/>
+              <w:right w:w="100" w:type="dxa"/>
+            </w:tcMar>
+          </w:tcPr>
+          <w:p>
+            <w:pPr>
+              <w:spacing w:after="0" w:line="252" w:lineRule="auto"/>
+              <w:jc w:val="left"/>
+            </w:pPr>
+            <w:r>
+              <w:rPr>
+                <w:b/>
+                <w:sz w:val="21"/>
+              </w:rPr>
+              <w:t>Method</w:t>
+            </w:r>
+          </w:p>
+        </w:tc>
+        <w:tc>
+          <w:tcPr>
+            <w:tcW w:type="dxa" w:w="1080"/>
+            <w:vAlign w:val="center"/>
+            <w:shd w:fill="DCE6EE"/>
+            <w:tcBorders>
+              <w:top w:val="single" w:sz="4" w:color="D9D9D9"/>
+              <w:left w:val="single" w:sz="4" w:color="D9D9D9"/>
+              <w:bottom w:val="single" w:sz="4" w:color="D9D9D9"/>
+              <w:right w:val="single" w:sz="4" w:color="D9D9D9"/>
+            </w:tcBorders>
+            <w:tcMar>
+              <w:top w:w="100" w:type="dxa"/>
+              <w:left w:w="100" w:type="dxa"/>
+              <w:bottom w:w="100" w:type="dxa"/>
+              <w:right w:w="100" w:type="dxa"/>
+            </w:tcMar>
+          </w:tcPr>
+          <w:p>
+            <w:pPr>
+              <w:spacing w:after="0" w:line="252" w:lineRule="auto"/>
+              <w:jc w:val="center"/>
+            </w:pPr>
+            <w:r>
+              <w:rPr>
+                <w:b/>
+                <w:sz w:val="21"/>
+              </w:rPr>
+              <w:t>TP / pos</w:t>
+            </w:r>
+          </w:p>
+        </w:tc>
+        <w:tc>
+          <w:tcPr>
+            <w:tcW w:type="dxa" w:w="1080"/>
+            <w:vAlign w:val="center"/>
+            <w:shd w:fill="DCE6EE"/>
+            <w:tcBorders>
+              <w:top w:val="single" w:sz="4" w:color="D9D9D9"/>
+              <w:left w:val="single" w:sz="4" w:color="D9D9D9"/>
+              <w:bottom w:val="single" w:sz="4" w:color="D9D9D9"/>
+              <w:right w:val="single" w:sz="4" w:color="D9D9D9"/>
+            </w:tcBorders>
+            <w:tcMar>
+              <w:top w:w="100" w:type="dxa"/>
+              <w:left w:w="100" w:type="dxa"/>
+              <w:bottom w:w="100" w:type="dxa"/>
+              <w:right w:w="100" w:type="dxa"/>
+            </w:tcMar>
+          </w:tcPr>
+          <w:p>
+            <w:pPr>
+              <w:spacing w:after="0" w:line="252" w:lineRule="auto"/>
+              <w:jc w:val="center"/>
+            </w:pPr>
+            <w:r>
+              <w:rPr>
+                <w:b/>
+                <w:sz w:val="21"/>
+              </w:rPr>
+              <w:t>FP / benign</w:t>
+            </w:r>
+          </w:p>
+        </w:tc>
+        <w:tc>
+          <w:tcPr>
+            <w:tcW w:type="dxa" w:w="2376"/>
+            <w:vAlign w:val="center"/>
+            <w:shd w:fill="DCE6EE"/>
+            <w:tcBorders>
+              <w:top w:val="single" w:sz="4" w:color="D9D9D9"/>
+              <w:left w:val="single" w:sz="4" w:color="D9D9D9"/>
+              <w:bottom w:val="single" w:sz="4" w:color="D9D9D9"/>
+              <w:right w:val="single" w:sz="4" w:color="D9D9D9"/>
+            </w:tcBorders>
+            <w:tcMar>
+              <w:top w:w="100" w:type="dxa"/>
+              <w:left w:w="100" w:type="dxa"/>
+              <w:bottom w:w="100" w:type="dxa"/>
+              <w:right w:w="100" w:type="dxa"/>
+            </w:tcMar>
+          </w:tcPr>
+          <w:p>
+            <w:pPr>
+              <w:spacing w:after="0" w:line="252" w:lineRule="auto"/>
+              <w:jc w:val="center"/>
+            </w:pPr>
+            <w:r>
+              <w:rPr>
+                <w:b/>
+                <w:sz w:val="21"/>
+              </w:rPr>
+              <w:t>Authorized FP / benign</w:t>
+            </w:r>
+          </w:p>
+        </w:tc>
+        <w:tc>
+          <w:tcPr>
+            <w:tcW w:type="dxa" w:w="1512"/>
+            <w:vAlign w:val="center"/>
+            <w:shd w:fill="DCE6EE"/>
+            <w:tcBorders>
+              <w:top w:val="single" w:sz="4" w:color="D9D9D9"/>
+              <w:left w:val="single" w:sz="4" w:color="D9D9D9"/>
+              <w:bottom w:val="single" w:sz="4" w:color="D9D9D9"/>
+              <w:right w:val="single" w:sz="4" w:color="D9D9D9"/>
+            </w:tcBorders>
+            <w:tcMar>
+              <w:top w:w="100" w:type="dxa"/>
+              <w:left w:w="100" w:type="dxa"/>
+              <w:bottom w:w="100" w:type="dxa"/>
+              <w:right w:w="100" w:type="dxa"/>
+            </w:tcMar>
+          </w:tcPr>
+          <w:p>
+            <w:pPr>
+              <w:spacing w:after="0" w:line="252" w:lineRule="auto"/>
+              <w:jc w:val="center"/>
+            </w:pPr>
+            <w:r>
+              <w:rPr>
+                <w:b/>
+                <w:sz w:val="21"/>
+              </w:rPr>
+              <w:t>AUROC</w:t>
+            </w:r>
+          </w:p>
+        </w:tc>
+      </w:tr>
+      <w:tr>
+        <w:trPr>
+          <w:cantSplit/>
+        </w:trPr>
+        <w:tc>
+          <w:tcPr>
+            <w:tcW w:type="dxa" w:w="3744"/>
+            <w:vAlign w:val="center"/>
+            <w:shd w:fill="FFFFFF"/>
+            <w:tcBorders>
+              <w:top w:val="single" w:sz="4" w:color="D9D9D9"/>
+              <w:left w:val="single" w:sz="4" w:color="D9D9D9"/>
+              <w:bottom w:val="single" w:sz="4" w:color="D9D9D9"/>
+              <w:right w:val="single" w:sz="4" w:color="D9D9D9"/>
+            </w:tcBorders>
+            <w:tcMar>
+              <w:top w:w="100" w:type="dxa"/>
+              <w:left w:w="100" w:type="dxa"/>
+              <w:bottom w:w="100" w:type="dxa"/>
+              <w:right w:w="100" w:type="dxa"/>
+            </w:tcMar>
+          </w:tcPr>
+          <w:p>
+            <w:pPr>
+              <w:spacing w:after="0" w:line="252" w:lineRule="auto"/>
+              <w:jc w:val="left"/>
+            </w:pPr>
+            <w:r>
+              <w:rPr>
+                <w:b w:val="0"/>
+                <w:sz w:val="21"/>
+              </w:rPr>
+              <w:t>Blind J tokens</w:t>
+            </w:r>
+          </w:p>
+        </w:tc>
+        <w:tc>
+          <w:tcPr>
+            <w:tcW w:type="dxa" w:w="1080"/>
+            <w:vAlign w:val="center"/>
+            <w:shd w:fill="FFFFFF"/>
+            <w:tcBorders>
+              <w:top w:val="single" w:sz="4" w:color="D9D9D9"/>
+              <w:left w:val="single" w:sz="4" w:color="D9D9D9"/>
+              <w:bottom w:val="single" w:sz="4" w:color="D9D9D9"/>
+              <w:right w:val="single" w:sz="4" w:color="D9D9D9"/>
+            </w:tcBorders>
+            <w:tcMar>
+              <w:top w:w="100" w:type="dxa"/>
+              <w:left w:w="100" w:type="dxa"/>
+              <w:bottom w:w="100" w:type="dxa"/>
+              <w:right w:w="100" w:type="dxa"/>
+            </w:tcMar>
+          </w:tcPr>
+          <w:p>
+            <w:pPr>
+              <w:spacing w:after="0" w:line="252" w:lineRule="auto"/>
+              <w:jc w:val="center"/>
+            </w:pPr>
+            <w:r>
+              <w:rPr>
+                <w:b w:val="0"/>
+                <w:sz w:val="21"/>
+              </w:rPr>
+              <w:t>0/10</w:t>
+            </w:r>
+          </w:p>
+        </w:tc>
+        <w:tc>
+          <w:tcPr>
+            <w:tcW w:type="dxa" w:w="1080"/>
+            <w:vAlign w:val="center"/>
+            <w:shd w:fill="FFFFFF"/>
+            <w:tcBorders>
+              <w:top w:val="single" w:sz="4" w:color="D9D9D9"/>
+              <w:left w:val="single" w:sz="4" w:color="D9D9D9"/>
+              <w:bottom w:val="single" w:sz="4" w:color="D9D9D9"/>
+              <w:right w:val="single" w:sz="4" w:color="D9D9D9"/>
+            </w:tcBorders>
+            <w:tcMar>
+              <w:top w:w="100" w:type="dxa"/>
+              <w:left w:w="100" w:type="dxa"/>
+              <w:bottom w:w="100" w:type="dxa"/>
+              <w:right w:w="100" w:type="dxa"/>
+            </w:tcMar>
+          </w:tcPr>
+          <w:p>
+            <w:pPr>
+              <w:spacing w:after="0" w:line="252" w:lineRule="auto"/>
+              <w:jc w:val="center"/>
+            </w:pPr>
+            <w:r>
+              <w:rPr>
+                <w:b w:val="0"/>
+                <w:sz w:val="21"/>
+              </w:rPr>
+              <w:t>0/54</w:t>
+            </w:r>
+          </w:p>
+        </w:tc>
+        <w:tc>
+          <w:tcPr>
+            <w:tcW w:type="dxa" w:w="2376"/>
+            <w:vAlign w:val="center"/>
+            <w:shd w:fill="FFFFFF"/>
+            <w:tcBorders>
+              <w:top w:val="single" w:sz="4" w:color="D9D9D9"/>
+              <w:left w:val="single" w:sz="4" w:color="D9D9D9"/>
+              <w:bottom w:val="single" w:sz="4" w:color="D9D9D9"/>
+              <w:right w:val="single" w:sz="4" w:color="D9D9D9"/>
+            </w:tcBorders>
+            <w:tcMar>
+              <w:top w:w="100" w:type="dxa"/>
+              <w:left w:w="100" w:type="dxa"/>
+              <w:bottom w:w="100" w:type="dxa"/>
+              <w:right w:w="100" w:type="dxa"/>
+            </w:tcMar>
+          </w:tcPr>
+          <w:p>
+            <w:pPr>
+              <w:spacing w:after="0" w:line="252" w:lineRule="auto"/>
+              <w:jc w:val="center"/>
+            </w:pPr>
+            <w:r>
+              <w:rPr>
+                <w:b w:val="0"/>
+                <w:sz w:val="21"/>
+              </w:rPr>
+              <w:t>0/64</w:t>
+            </w:r>
+          </w:p>
+        </w:tc>
+        <w:tc>
+          <w:tcPr>
+            <w:tcW w:type="dxa" w:w="1512"/>
+            <w:vAlign w:val="center"/>
+            <w:shd w:fill="FFFFFF"/>
+            <w:tcBorders>
+              <w:top w:val="single" w:sz="4" w:color="D9D9D9"/>
+              <w:left w:val="single" w:sz="4" w:color="D9D9D9"/>
+              <w:bottom w:val="single" w:sz="4" w:color="D9D9D9"/>
+              <w:right w:val="single" w:sz="4" w:color="D9D9D9"/>
+            </w:tcBorders>
+            <w:tcMar>
+              <w:top w:w="100" w:type="dxa"/>
+              <w:left w:w="100" w:type="dxa"/>
+              <w:bottom w:w="100" w:type="dxa"/>
+              <w:right w:w="100" w:type="dxa"/>
+            </w:tcMar>
+          </w:tcPr>
+          <w:p>
+            <w:pPr>
+              <w:spacing w:after="0" w:line="252" w:lineRule="auto"/>
+              <w:jc w:val="center"/>
+            </w:pPr>
+            <w:r>
+              <w:rPr>
+                <w:b w:val="0"/>
+                <w:sz w:val="21"/>
+              </w:rPr>
+              <w:t>0.500</w:t>
+            </w:r>
+          </w:p>
+        </w:tc>
+      </w:tr>
+      <w:tr>
+        <w:trPr>
+          <w:cantSplit/>
+        </w:trPr>
+        <w:tc>
+          <w:tcPr>
+            <w:tcW w:type="dxa" w:w="3744"/>
+            <w:vAlign w:val="center"/>
+            <w:shd w:fill="FFFFFF"/>
+            <w:tcBorders>
+              <w:top w:val="single" w:sz="4" w:color="D9D9D9"/>
+              <w:left w:val="single" w:sz="4" w:color="D9D9D9"/>
+              <w:bottom w:val="single" w:sz="4" w:color="D9D9D9"/>
+              <w:right w:val="single" w:sz="4" w:color="D9D9D9"/>
+            </w:tcBorders>
+            <w:tcMar>
+              <w:top w:w="100" w:type="dxa"/>
+              <w:left w:w="100" w:type="dxa"/>
+              <w:bottom w:w="100" w:type="dxa"/>
+              <w:right w:w="100" w:type="dxa"/>
+            </w:tcMar>
+          </w:tcPr>
+          <w:p>
+            <w:pPr>
+              <w:spacing w:after="0" w:line="252" w:lineRule="auto"/>
+              <w:jc w:val="left"/>
+            </w:pPr>
+            <w:r>
+              <w:rPr>
+                <w:b w:val="0"/>
+                <w:sz w:val="21"/>
+              </w:rPr>
+              <w:t>Blind J summary</w:t>
+            </w:r>
+          </w:p>
+        </w:tc>
+        <w:tc>
+          <w:tcPr>
+            <w:tcW w:type="dxa" w:w="1080"/>
+            <w:vAlign w:val="center"/>
+            <w:shd w:fill="FFFFFF"/>
+            <w:tcBorders>
+              <w:top w:val="single" w:sz="4" w:color="D9D9D9"/>
+              <w:left w:val="single" w:sz="4" w:color="D9D9D9"/>
+              <w:bottom w:val="single" w:sz="4" w:color="D9D9D9"/>
+              <w:right w:val="single" w:sz="4" w:color="D9D9D9"/>
+            </w:tcBorders>
+            <w:tcMar>
+              <w:top w:w="100" w:type="dxa"/>
+              <w:left w:w="100" w:type="dxa"/>
+              <w:bottom w:w="100" w:type="dxa"/>
+              <w:right w:w="100" w:type="dxa"/>
+            </w:tcMar>
+          </w:tcPr>
+          <w:p>
+            <w:pPr>
+              <w:spacing w:after="0" w:line="252" w:lineRule="auto"/>
+              <w:jc w:val="center"/>
+            </w:pPr>
+            <w:r>
+              <w:rPr>
+                <w:b w:val="0"/>
+                <w:sz w:val="21"/>
+              </w:rPr>
+              <w:t>0/10</w:t>
+            </w:r>
+          </w:p>
+        </w:tc>
+        <w:tc>
+          <w:tcPr>
+            <w:tcW w:type="dxa" w:w="1080"/>
+            <w:vAlign w:val="center"/>
+            <w:shd w:fill="FFFFFF"/>
+            <w:tcBorders>
+              <w:top w:val="single" w:sz="4" w:color="D9D9D9"/>
+              <w:left w:val="single" w:sz="4" w:color="D9D9D9"/>
+              <w:bottom w:val="single" w:sz="4" w:color="D9D9D9"/>
+              <w:right w:val="single" w:sz="4" w:color="D9D9D9"/>
+            </w:tcBorders>
+            <w:tcMar>
+              <w:top w:w="100" w:type="dxa"/>
+              <w:left w:w="100" w:type="dxa"/>
+              <w:bottom w:w="100" w:type="dxa"/>
+              <w:right w:w="100" w:type="dxa"/>
+            </w:tcMar>
+          </w:tcPr>
+          <w:p>
+            <w:pPr>
+              <w:spacing w:after="0" w:line="252" w:lineRule="auto"/>
+              <w:jc w:val="center"/>
+            </w:pPr>
+            <w:r>
+              <w:rPr>
+                <w:b w:val="0"/>
+                <w:sz w:val="21"/>
+              </w:rPr>
+              <w:t>0/54</w:t>
+            </w:r>
+          </w:p>
+        </w:tc>
+        <w:tc>
+          <w:tcPr>
+            <w:tcW w:type="dxa" w:w="2376"/>
+            <w:vAlign w:val="center"/>
+            <w:shd w:fill="FFFFFF"/>
+            <w:tcBorders>
+              <w:top w:val="single" w:sz="4" w:color="D9D9D9"/>
+              <w:left w:val="single" w:sz="4" w:color="D9D9D9"/>
+              <w:bottom w:val="single" w:sz="4" w:color="D9D9D9"/>
+              <w:right w:val="single" w:sz="4" w:color="D9D9D9"/>
+            </w:tcBorders>
+            <w:tcMar>
+              <w:top w:w="100" w:type="dxa"/>
+              <w:left w:w="100" w:type="dxa"/>
+              <w:bottom w:w="100" w:type="dxa"/>
+              <w:right w:w="100" w:type="dxa"/>
+            </w:tcMar>
+          </w:tcPr>
+          <w:p>
+            <w:pPr>
+              <w:spacing w:after="0" w:line="252" w:lineRule="auto"/>
+              <w:jc w:val="center"/>
+            </w:pPr>
+            <w:r>
+              <w:rPr>
+                <w:b w:val="0"/>
+                <w:sz w:val="21"/>
+              </w:rPr>
+              <w:t>0/56</w:t>
+            </w:r>
+          </w:p>
+        </w:tc>
+        <w:tc>
+          <w:tcPr>
+            <w:tcW w:type="dxa" w:w="1512"/>
+            <w:vAlign w:val="center"/>
+            <w:shd w:fill="FFFFFF"/>
+            <w:tcBorders>
+              <w:top w:val="single" w:sz="4" w:color="D9D9D9"/>
+              <w:left w:val="single" w:sz="4" w:color="D9D9D9"/>
+              <w:bottom w:val="single" w:sz="4" w:color="D9D9D9"/>
+              <w:right w:val="single" w:sz="4" w:color="D9D9D9"/>
+            </w:tcBorders>
+            <w:tcMar>
+              <w:top w:w="100" w:type="dxa"/>
+              <w:left w:w="100" w:type="dxa"/>
+              <w:bottom w:w="100" w:type="dxa"/>
+              <w:right w:w="100" w:type="dxa"/>
+            </w:tcMar>
+          </w:tcPr>
+          <w:p>
+            <w:pPr>
+              <w:spacing w:after="0" w:line="252" w:lineRule="auto"/>
+              <w:jc w:val="center"/>
+            </w:pPr>
+            <w:r>
+              <w:rPr>
+                <w:b w:val="0"/>
+                <w:sz w:val="21"/>
+              </w:rPr>
+              <w:t>0.500</w:t>
+            </w:r>
+          </w:p>
+        </w:tc>
+      </w:tr>
+      <w:tr>
+        <w:trPr>
+          <w:cantSplit/>
+        </w:trPr>
+        <w:tc>
+          <w:tcPr>
+            <w:tcW w:type="dxa" w:w="3744"/>
+            <w:vAlign w:val="center"/>
+            <w:shd w:fill="FFFFFF"/>
+            <w:tcBorders>
+              <w:top w:val="single" w:sz="4" w:color="D9D9D9"/>
+              <w:left w:val="single" w:sz="4" w:color="D9D9D9"/>
+              <w:bottom w:val="single" w:sz="4" w:color="D9D9D9"/>
+              <w:right w:val="single" w:sz="4" w:color="D9D9D9"/>
+            </w:tcBorders>
+            <w:tcMar>
+              <w:top w:w="100" w:type="dxa"/>
+              <w:left w:w="100" w:type="dxa"/>
+              <w:bottom w:w="100" w:type="dxa"/>
+              <w:right w:w="100" w:type="dxa"/>
+            </w:tcMar>
+          </w:tcPr>
+          <w:p>
+            <w:pPr>
+              <w:spacing w:after="0" w:line="252" w:lineRule="auto"/>
+              <w:jc w:val="left"/>
+            </w:pPr>
+            <w:r>
+              <w:rPr>
+                <w:b w:val="0"/>
+                <w:sz w:val="21"/>
+              </w:rPr>
+              <w:t>Blind Oracle</w:t>
+            </w:r>
+          </w:p>
+        </w:tc>
+        <w:tc>
+          <w:tcPr>
+            <w:tcW w:type="dxa" w:w="1080"/>
+            <w:vAlign w:val="center"/>
+            <w:shd w:fill="FFFFFF"/>
+            <w:tcBorders>
+              <w:top w:val="single" w:sz="4" w:color="D9D9D9"/>
+              <w:left w:val="single" w:sz="4" w:color="D9D9D9"/>
+              <w:bottom w:val="single" w:sz="4" w:color="D9D9D9"/>
+              <w:right w:val="single" w:sz="4" w:color="D9D9D9"/>
+            </w:tcBorders>
+            <w:tcMar>
+              <w:top w:w="100" w:type="dxa"/>
+              <w:left w:w="100" w:type="dxa"/>
+              <w:bottom w:w="100" w:type="dxa"/>
+              <w:right w:w="100" w:type="dxa"/>
+            </w:tcMar>
+          </w:tcPr>
+          <w:p>
+            <w:pPr>
+              <w:spacing w:after="0" w:line="252" w:lineRule="auto"/>
+              <w:jc w:val="center"/>
+            </w:pPr>
+            <w:r>
+              <w:rPr>
+                <w:b w:val="0"/>
+                <w:sz w:val="21"/>
+              </w:rPr>
+              <w:t>0/10</w:t>
+            </w:r>
+          </w:p>
+        </w:tc>
+        <w:tc>
+          <w:tcPr>
+            <w:tcW w:type="dxa" w:w="1080"/>
+            <w:vAlign w:val="center"/>
+            <w:shd w:fill="FFFFFF"/>
+            <w:tcBorders>
+              <w:top w:val="single" w:sz="4" w:color="D9D9D9"/>
+              <w:left w:val="single" w:sz="4" w:color="D9D9D9"/>
+              <w:bottom w:val="single" w:sz="4" w:color="D9D9D9"/>
+              <w:right w:val="single" w:sz="4" w:color="D9D9D9"/>
+            </w:tcBorders>
+            <w:tcMar>
+              <w:top w:w="100" w:type="dxa"/>
+              <w:left w:w="100" w:type="dxa"/>
+              <w:bottom w:w="100" w:type="dxa"/>
+              <w:right w:w="100" w:type="dxa"/>
+            </w:tcMar>
+          </w:tcPr>
+          <w:p>
+            <w:pPr>
+              <w:spacing w:after="0" w:line="252" w:lineRule="auto"/>
+              <w:jc w:val="center"/>
+            </w:pPr>
+            <w:r>
+              <w:rPr>
+                <w:b w:val="0"/>
+                <w:sz w:val="21"/>
+              </w:rPr>
+              <w:t>8/54</w:t>
+            </w:r>
+          </w:p>
+        </w:tc>
+        <w:tc>
+          <w:tcPr>
+            <w:tcW w:type="dxa" w:w="2376"/>
+            <w:vAlign w:val="center"/>
+            <w:shd w:fill="FFFFFF"/>
+            <w:tcBorders>
+              <w:top w:val="single" w:sz="4" w:color="D9D9D9"/>
+              <w:left w:val="single" w:sz="4" w:color="D9D9D9"/>
+              <w:bottom w:val="single" w:sz="4" w:color="D9D9D9"/>
+              <w:right w:val="single" w:sz="4" w:color="D9D9D9"/>
+            </w:tcBorders>
+            <w:tcMar>
+              <w:top w:w="100" w:type="dxa"/>
+              <w:left w:w="100" w:type="dxa"/>
+              <w:bottom w:w="100" w:type="dxa"/>
+              <w:right w:w="100" w:type="dxa"/>
+            </w:tcMar>
+          </w:tcPr>
+          <w:p>
+            <w:pPr>
+              <w:spacing w:after="0" w:line="252" w:lineRule="auto"/>
+              <w:jc w:val="center"/>
+            </w:pPr>
+            <w:r>
+              <w:rPr>
+                <w:b w:val="0"/>
+                <w:sz w:val="21"/>
+              </w:rPr>
+              <w:t>8/64</w:t>
+            </w:r>
+          </w:p>
+        </w:tc>
+        <w:tc>
+          <w:tcPr>
+            <w:tcW w:type="dxa" w:w="1512"/>
+            <w:vAlign w:val="center"/>
+            <w:shd w:fill="FFFFFF"/>
+            <w:tcBorders>
+              <w:top w:val="single" w:sz="4" w:color="D9D9D9"/>
+              <w:left w:val="single" w:sz="4" w:color="D9D9D9"/>
+              <w:bottom w:val="single" w:sz="4" w:color="D9D9D9"/>
+              <w:right w:val="single" w:sz="4" w:color="D9D9D9"/>
+            </w:tcBorders>
+            <w:tcMar>
+              <w:top w:w="100" w:type="dxa"/>
+              <w:left w:w="100" w:type="dxa"/>
+              <w:bottom w:w="100" w:type="dxa"/>
+              <w:right w:w="100" w:type="dxa"/>
+            </w:tcMar>
+          </w:tcPr>
+          <w:p>
+            <w:pPr>
+              <w:spacing w:after="0" w:line="252" w:lineRule="auto"/>
+              <w:jc w:val="center"/>
+            </w:pPr>
+            <w:r>
+              <w:rPr>
+                <w:b w:val="0"/>
+                <w:sz w:val="21"/>
+              </w:rPr>
+              <w:t>0.511</w:t>
+            </w:r>
+          </w:p>
+        </w:tc>
+      </w:tr>
+      <w:tr>
+        <w:trPr>
+          <w:cantSplit/>
+        </w:trPr>
+        <w:tc>
+          <w:tcPr>
+            <w:tcW w:type="dxa" w:w="3744"/>
+            <w:vAlign w:val="center"/>
+            <w:shd w:fill="FFFFFF"/>
+            <w:tcBorders>
+              <w:top w:val="single" w:sz="4" w:color="D9D9D9"/>
+              <w:left w:val="single" w:sz="4" w:color="D9D9D9"/>
+              <w:bottom w:val="single" w:sz="4" w:color="D9D9D9"/>
+              <w:right w:val="single" w:sz="4" w:color="D9D9D9"/>
+            </w:tcBorders>
+            <w:tcMar>
+              <w:top w:w="100" w:type="dxa"/>
+              <w:left w:w="100" w:type="dxa"/>
+              <w:bottom w:w="100" w:type="dxa"/>
+              <w:right w:w="100" w:type="dxa"/>
+            </w:tcMar>
+          </w:tcPr>
+          <w:p>
+            <w:pPr>
+              <w:spacing w:after="0" w:line="252" w:lineRule="auto"/>
+              <w:jc w:val="left"/>
+            </w:pPr>
+            <w:r>
+              <w:rPr>
+                <w:b w:val="0"/>
+                <w:sz w:val="21"/>
+              </w:rPr>
+              <w:t>Context only</w:t>
+            </w:r>
+          </w:p>
+        </w:tc>
+        <w:tc>
+          <w:tcPr>
+            <w:tcW w:type="dxa" w:w="1080"/>
+            <w:vAlign w:val="center"/>
+            <w:shd w:fill="FFFFFF"/>
+            <w:tcBorders>
+              <w:top w:val="single" w:sz="4" w:color="D9D9D9"/>
+              <w:left w:val="single" w:sz="4" w:color="D9D9D9"/>
+              <w:bottom w:val="single" w:sz="4" w:color="D9D9D9"/>
+              <w:right w:val="single" w:sz="4" w:color="D9D9D9"/>
+            </w:tcBorders>
+            <w:tcMar>
+              <w:top w:w="100" w:type="dxa"/>
+              <w:left w:w="100" w:type="dxa"/>
+              <w:bottom w:w="100" w:type="dxa"/>
+              <w:right w:w="100" w:type="dxa"/>
+            </w:tcMar>
+          </w:tcPr>
+          <w:p>
+            <w:pPr>
+              <w:spacing w:after="0" w:line="252" w:lineRule="auto"/>
+              <w:jc w:val="center"/>
+            </w:pPr>
+            <w:r>
+              <w:rPr>
+                <w:b w:val="0"/>
+                <w:sz w:val="21"/>
+              </w:rPr>
+              <w:t>0/10</w:t>
+            </w:r>
+          </w:p>
+        </w:tc>
+        <w:tc>
+          <w:tcPr>
+            <w:tcW w:type="dxa" w:w="1080"/>
+            <w:vAlign w:val="center"/>
+            <w:shd w:fill="FFFFFF"/>
+            <w:tcBorders>
+              <w:top w:val="single" w:sz="4" w:color="D9D9D9"/>
+              <w:left w:val="single" w:sz="4" w:color="D9D9D9"/>
+              <w:bottom w:val="single" w:sz="4" w:color="D9D9D9"/>
+              <w:right w:val="single" w:sz="4" w:color="D9D9D9"/>
+            </w:tcBorders>
+            <w:tcMar>
+              <w:top w:w="100" w:type="dxa"/>
+              <w:left w:w="100" w:type="dxa"/>
+              <w:bottom w:w="100" w:type="dxa"/>
+              <w:right w:w="100" w:type="dxa"/>
+            </w:tcMar>
+          </w:tcPr>
+          <w:p>
+            <w:pPr>
+              <w:spacing w:after="0" w:line="252" w:lineRule="auto"/>
+              <w:jc w:val="center"/>
+            </w:pPr>
+            <w:r>
+              <w:rPr>
+                <w:b w:val="0"/>
+                <w:sz w:val="21"/>
+              </w:rPr>
+              <w:t>9/54</w:t>
+            </w:r>
+          </w:p>
+        </w:tc>
+        <w:tc>
+          <w:tcPr>
+            <w:tcW w:type="dxa" w:w="2376"/>
+            <w:vAlign w:val="center"/>
+            <w:shd w:fill="FFFFFF"/>
+            <w:tcBorders>
+              <w:top w:val="single" w:sz="4" w:color="D9D9D9"/>
+              <w:left w:val="single" w:sz="4" w:color="D9D9D9"/>
+              <w:bottom w:val="single" w:sz="4" w:color="D9D9D9"/>
+              <w:right w:val="single" w:sz="4" w:color="D9D9D9"/>
+            </w:tcBorders>
+            <w:tcMar>
+              <w:top w:w="100" w:type="dxa"/>
+              <w:left w:w="100" w:type="dxa"/>
+              <w:bottom w:w="100" w:type="dxa"/>
+              <w:right w:w="100" w:type="dxa"/>
+            </w:tcMar>
+          </w:tcPr>
+          <w:p>
+            <w:pPr>
+              <w:spacing w:after="0" w:line="252" w:lineRule="auto"/>
+              <w:jc w:val="center"/>
+            </w:pPr>
+            <w:r>
+              <w:rPr>
+                <w:b w:val="0"/>
+                <w:sz w:val="21"/>
+              </w:rPr>
+              <w:t>0/64</w:t>
+            </w:r>
+          </w:p>
+        </w:tc>
+        <w:tc>
+          <w:tcPr>
+            <w:tcW w:type="dxa" w:w="1512"/>
+            <w:vAlign w:val="center"/>
+            <w:shd w:fill="FFFFFF"/>
+            <w:tcBorders>
+              <w:top w:val="single" w:sz="4" w:color="D9D9D9"/>
+              <w:left w:val="single" w:sz="4" w:color="D9D9D9"/>
+              <w:bottom w:val="single" w:sz="4" w:color="D9D9D9"/>
+              <w:right w:val="single" w:sz="4" w:color="D9D9D9"/>
+            </w:tcBorders>
+            <w:tcMar>
+              <w:top w:w="100" w:type="dxa"/>
+              <w:left w:w="100" w:type="dxa"/>
+              <w:bottom w:w="100" w:type="dxa"/>
+              <w:right w:w="100" w:type="dxa"/>
+            </w:tcMar>
+          </w:tcPr>
+          <w:p>
+            <w:pPr>
+              <w:spacing w:after="0" w:line="252" w:lineRule="auto"/>
+              <w:jc w:val="center"/>
+            </w:pPr>
+            <w:r>
+              <w:rPr>
+                <w:b w:val="0"/>
+                <w:sz w:val="21"/>
+              </w:rPr>
+              <w:t>0.417</w:t>
+            </w:r>
+          </w:p>
+        </w:tc>
+      </w:tr>
+      <w:tr>
+        <w:trPr>
+          <w:cantSplit/>
+        </w:trPr>
+        <w:tc>
+          <w:tcPr>
+            <w:tcW w:type="dxa" w:w="3744"/>
+            <w:vAlign w:val="center"/>
+            <w:shd w:fill="FFFFFF"/>
+            <w:tcBorders>
+              <w:top w:val="single" w:sz="4" w:color="D9D9D9"/>
+              <w:left w:val="single" w:sz="4" w:color="D9D9D9"/>
+              <w:bottom w:val="single" w:sz="4" w:color="D9D9D9"/>
+              <w:right w:val="single" w:sz="4" w:color="D9D9D9"/>
+            </w:tcBorders>
+            <w:tcMar>
+              <w:top w:w="100" w:type="dxa"/>
+              <w:left w:w="100" w:type="dxa"/>
+              <w:bottom w:w="100" w:type="dxa"/>
+              <w:right w:w="100" w:type="dxa"/>
+            </w:tcMar>
+          </w:tcPr>
+          <w:p>
+            <w:pPr>
+              <w:spacing w:after="0" w:line="252" w:lineRule="auto"/>
+              <w:jc w:val="left"/>
+            </w:pPr>
+            <w:r>
+              <w:rPr>
+                <w:b w:val="0"/>
+                <w:sz w:val="21"/>
+              </w:rPr>
+              <w:t>J tokens with context</w:t>
+            </w:r>
+          </w:p>
+        </w:tc>
+        <w:tc>
+          <w:tcPr>
+            <w:tcW w:type="dxa" w:w="1080"/>
+            <w:vAlign w:val="center"/>
+            <w:shd w:fill="FFFFFF"/>
+            <w:tcBorders>
+              <w:top w:val="single" w:sz="4" w:color="D9D9D9"/>
+              <w:left w:val="single" w:sz="4" w:color="D9D9D9"/>
+              <w:bottom w:val="single" w:sz="4" w:color="D9D9D9"/>
+              <w:right w:val="single" w:sz="4" w:color="D9D9D9"/>
+            </w:tcBorders>
+            <w:tcMar>
+              <w:top w:w="100" w:type="dxa"/>
+              <w:left w:w="100" w:type="dxa"/>
+              <w:bottom w:w="100" w:type="dxa"/>
+              <w:right w:w="100" w:type="dxa"/>
+            </w:tcMar>
+          </w:tcPr>
+          <w:p>
+            <w:pPr>
+              <w:spacing w:after="0" w:line="252" w:lineRule="auto"/>
+              <w:jc w:val="center"/>
+            </w:pPr>
+            <w:r>
+              <w:rPr>
+                <w:b w:val="0"/>
+                <w:sz w:val="21"/>
+              </w:rPr>
+              <w:t>0/10</w:t>
+            </w:r>
+          </w:p>
+        </w:tc>
+        <w:tc>
+          <w:tcPr>
+            <w:tcW w:type="dxa" w:w="1080"/>
+            <w:vAlign w:val="center"/>
+            <w:shd w:fill="FFFFFF"/>
+            <w:tcBorders>
+              <w:top w:val="single" w:sz="4" w:color="D9D9D9"/>
+              <w:left w:val="single" w:sz="4" w:color="D9D9D9"/>
+              <w:bottom w:val="single" w:sz="4" w:color="D9D9D9"/>
+              <w:right w:val="single" w:sz="4" w:color="D9D9D9"/>
+            </w:tcBorders>
+            <w:tcMar>
+              <w:top w:w="100" w:type="dxa"/>
+              <w:left w:w="100" w:type="dxa"/>
+              <w:bottom w:w="100" w:type="dxa"/>
+              <w:right w:w="100" w:type="dxa"/>
+            </w:tcMar>
+          </w:tcPr>
+          <w:p>
+            <w:pPr>
+              <w:spacing w:after="0" w:line="252" w:lineRule="auto"/>
+              <w:jc w:val="center"/>
+            </w:pPr>
+            <w:r>
+              <w:rPr>
+                <w:b w:val="0"/>
+                <w:sz w:val="21"/>
+              </w:rPr>
+              <w:t>0/54</w:t>
+            </w:r>
+          </w:p>
+        </w:tc>
+        <w:tc>
+          <w:tcPr>
+            <w:tcW w:type="dxa" w:w="2376"/>
+            <w:vAlign w:val="center"/>
+            <w:shd w:fill="FFFFFF"/>
+            <w:tcBorders>
+              <w:top w:val="single" w:sz="4" w:color="D9D9D9"/>
+              <w:left w:val="single" w:sz="4" w:color="D9D9D9"/>
+              <w:bottom w:val="single" w:sz="4" w:color="D9D9D9"/>
+              <w:right w:val="single" w:sz="4" w:color="D9D9D9"/>
+            </w:tcBorders>
+            <w:tcMar>
+              <w:top w:w="100" w:type="dxa"/>
+              <w:left w:w="100" w:type="dxa"/>
+              <w:bottom w:w="100" w:type="dxa"/>
+              <w:right w:w="100" w:type="dxa"/>
+            </w:tcMar>
+          </w:tcPr>
+          <w:p>
+            <w:pPr>
+              <w:spacing w:after="0" w:line="252" w:lineRule="auto"/>
+              <w:jc w:val="center"/>
+            </w:pPr>
+            <w:r>
+              <w:rPr>
+                <w:b w:val="0"/>
+                <w:sz w:val="21"/>
+              </w:rPr>
+              <w:t>0/64</w:t>
+            </w:r>
+          </w:p>
+        </w:tc>
+        <w:tc>
+          <w:tcPr>
+            <w:tcW w:type="dxa" w:w="1512"/>
+            <w:vAlign w:val="center"/>
+            <w:shd w:fill="FFFFFF"/>
+            <w:tcBorders>
+              <w:top w:val="single" w:sz="4" w:color="D9D9D9"/>
+              <w:left w:val="single" w:sz="4" w:color="D9D9D9"/>
+              <w:bottom w:val="single" w:sz="4" w:color="D9D9D9"/>
+              <w:right w:val="single" w:sz="4" w:color="D9D9D9"/>
+            </w:tcBorders>
+            <w:tcMar>
+              <w:top w:w="100" w:type="dxa"/>
+              <w:left w:w="100" w:type="dxa"/>
+              <w:bottom w:w="100" w:type="dxa"/>
+              <w:right w:w="100" w:type="dxa"/>
+            </w:tcMar>
+          </w:tcPr>
+          <w:p>
+            <w:pPr>
+              <w:spacing w:after="0" w:line="252" w:lineRule="auto"/>
+              <w:jc w:val="center"/>
+            </w:pPr>
+            <w:r>
+              <w:rPr>
+                <w:b w:val="0"/>
+                <w:sz w:val="21"/>
+              </w:rPr>
+              <w:t>0.574</w:t>
+            </w:r>
+          </w:p>
+        </w:tc>
+      </w:tr>
+      <w:tr>
+        <w:trPr>
+          <w:cantSplit/>
+        </w:trPr>
+        <w:tc>
+          <w:tcPr>
+            <w:tcW w:type="dxa" w:w="3744"/>
+            <w:vAlign w:val="center"/>
+            <w:shd w:fill="FFFFFF"/>
+            <w:tcBorders>
+              <w:top w:val="single" w:sz="4" w:color="D9D9D9"/>
+              <w:left w:val="single" w:sz="4" w:color="D9D9D9"/>
+              <w:bottom w:val="single" w:sz="4" w:color="D9D9D9"/>
+              <w:right w:val="single" w:sz="4" w:color="D9D9D9"/>
+            </w:tcBorders>
+            <w:tcMar>
+              <w:top w:w="100" w:type="dxa"/>
+              <w:left w:w="100" w:type="dxa"/>
+              <w:bottom w:w="100" w:type="dxa"/>
+              <w:right w:w="100" w:type="dxa"/>
+            </w:tcMar>
+          </w:tcPr>
+          <w:p>
+            <w:pPr>
+              <w:spacing w:after="0" w:line="252" w:lineRule="auto"/>
+              <w:jc w:val="left"/>
+            </w:pPr>
+            <w:r>
+              <w:rPr>
+                <w:b w:val="0"/>
+                <w:sz w:val="21"/>
+              </w:rPr>
+              <w:t>J summary with context</w:t>
+            </w:r>
+          </w:p>
+        </w:tc>
+        <w:tc>
+          <w:tcPr>
+            <w:tcW w:type="dxa" w:w="1080"/>
+            <w:vAlign w:val="center"/>
+            <w:shd w:fill="FFFFFF"/>
+            <w:tcBorders>
+              <w:top w:val="single" w:sz="4" w:color="D9D9D9"/>
+              <w:left w:val="single" w:sz="4" w:color="D9D9D9"/>
+              <w:bottom w:val="single" w:sz="4" w:color="D9D9D9"/>
+              <w:right w:val="single" w:sz="4" w:color="D9D9D9"/>
+            </w:tcBorders>
+            <w:tcMar>
+              <w:top w:w="100" w:type="dxa"/>
+              <w:left w:w="100" w:type="dxa"/>
+              <w:bottom w:w="100" w:type="dxa"/>
+              <w:right w:w="100" w:type="dxa"/>
+            </w:tcMar>
+          </w:tcPr>
+          <w:p>
+            <w:pPr>
+              <w:spacing w:after="0" w:line="252" w:lineRule="auto"/>
+              <w:jc w:val="center"/>
+            </w:pPr>
+            <w:r>
+              <w:rPr>
+                <w:b w:val="0"/>
+                <w:sz w:val="21"/>
+              </w:rPr>
+              <w:t>0/10</w:t>
+            </w:r>
+          </w:p>
+        </w:tc>
+        <w:tc>
+          <w:tcPr>
+            <w:tcW w:type="dxa" w:w="1080"/>
+            <w:vAlign w:val="center"/>
+            <w:shd w:fill="FFFFFF"/>
+            <w:tcBorders>
+              <w:top w:val="single" w:sz="4" w:color="D9D9D9"/>
+              <w:left w:val="single" w:sz="4" w:color="D9D9D9"/>
+              <w:bottom w:val="single" w:sz="4" w:color="D9D9D9"/>
+              <w:right w:val="single" w:sz="4" w:color="D9D9D9"/>
+            </w:tcBorders>
+            <w:tcMar>
+              <w:top w:w="100" w:type="dxa"/>
+              <w:left w:w="100" w:type="dxa"/>
+              <w:bottom w:w="100" w:type="dxa"/>
+              <w:right w:w="100" w:type="dxa"/>
+            </w:tcMar>
+          </w:tcPr>
+          <w:p>
+            <w:pPr>
+              <w:spacing w:after="0" w:line="252" w:lineRule="auto"/>
+              <w:jc w:val="center"/>
+            </w:pPr>
+            <w:r>
+              <w:rPr>
+                <w:b w:val="0"/>
+                <w:sz w:val="21"/>
+              </w:rPr>
+              <w:t>0/54</w:t>
+            </w:r>
+          </w:p>
+        </w:tc>
+        <w:tc>
+          <w:tcPr>
+            <w:tcW w:type="dxa" w:w="2376"/>
+            <w:vAlign w:val="center"/>
+            <w:shd w:fill="FFFFFF"/>
+            <w:tcBorders>
+              <w:top w:val="single" w:sz="4" w:color="D9D9D9"/>
+              <w:left w:val="single" w:sz="4" w:color="D9D9D9"/>
+              <w:bottom w:val="single" w:sz="4" w:color="D9D9D9"/>
+              <w:right w:val="single" w:sz="4" w:color="D9D9D9"/>
+            </w:tcBorders>
+            <w:tcMar>
+              <w:top w:w="100" w:type="dxa"/>
+              <w:left w:w="100" w:type="dxa"/>
+              <w:bottom w:w="100" w:type="dxa"/>
+              <w:right w:w="100" w:type="dxa"/>
+            </w:tcMar>
+          </w:tcPr>
+          <w:p>
+            <w:pPr>
+              <w:spacing w:after="0" w:line="252" w:lineRule="auto"/>
+              <w:jc w:val="center"/>
+            </w:pPr>
+            <w:r>
+              <w:rPr>
+                <w:b w:val="0"/>
+                <w:sz w:val="21"/>
+              </w:rPr>
+              <w:t>0/56</w:t>
+            </w:r>
+          </w:p>
+        </w:tc>
+        <w:tc>
+          <w:tcPr>
+            <w:tcW w:type="dxa" w:w="1512"/>
+            <w:vAlign w:val="center"/>
+            <w:shd w:fill="FFFFFF"/>
+            <w:tcBorders>
+              <w:top w:val="single" w:sz="4" w:color="D9D9D9"/>
+              <w:left w:val="single" w:sz="4" w:color="D9D9D9"/>
+              <w:bottom w:val="single" w:sz="4" w:color="D9D9D9"/>
+              <w:right w:val="single" w:sz="4" w:color="D9D9D9"/>
+            </w:tcBorders>
+            <w:tcMar>
+              <w:top w:w="100" w:type="dxa"/>
+              <w:left w:w="100" w:type="dxa"/>
+              <w:bottom w:w="100" w:type="dxa"/>
+              <w:right w:w="100" w:type="dxa"/>
+            </w:tcMar>
+          </w:tcPr>
+          <w:p>
+            <w:pPr>
+              <w:spacing w:after="0" w:line="252" w:lineRule="auto"/>
+              <w:jc w:val="center"/>
+            </w:pPr>
+            <w:r>
+              <w:rPr>
+                <w:b w:val="0"/>
+                <w:sz w:val="21"/>
+              </w:rPr>
+              <w:t>0.506</w:t>
+            </w:r>
+          </w:p>
+        </w:tc>
+      </w:tr>
+      <w:tr>
+        <w:trPr>
+          <w:cantSplit/>
+        </w:trPr>
+        <w:tc>
+          <w:tcPr>
+            <w:tcW w:type="dxa" w:w="3744"/>
+            <w:vAlign w:val="center"/>
+            <w:shd w:fill="FFFFFF"/>
+            <w:tcBorders>
+              <w:top w:val="single" w:sz="4" w:color="D9D9D9"/>
+              <w:left w:val="single" w:sz="4" w:color="D9D9D9"/>
+              <w:bottom w:val="single" w:sz="4" w:color="D9D9D9"/>
+              <w:right w:val="single" w:sz="4" w:color="D9D9D9"/>
+            </w:tcBorders>
+            <w:tcMar>
+              <w:top w:w="100" w:type="dxa"/>
+              <w:left w:w="100" w:type="dxa"/>
+              <w:bottom w:w="100" w:type="dxa"/>
+              <w:right w:w="100" w:type="dxa"/>
+            </w:tcMar>
+          </w:tcPr>
+          <w:p>
+            <w:pPr>
+              <w:spacing w:after="0" w:line="252" w:lineRule="auto"/>
+              <w:jc w:val="left"/>
+            </w:pPr>
+            <w:r>
+              <w:rPr>
+                <w:b w:val="0"/>
+                <w:sz w:val="21"/>
+              </w:rPr>
+              <w:t>Oracle with context</w:t>
+            </w:r>
+          </w:p>
+        </w:tc>
+        <w:tc>
+          <w:tcPr>
+            <w:tcW w:type="dxa" w:w="1080"/>
+            <w:vAlign w:val="center"/>
+            <w:shd w:fill="FFFFFF"/>
+            <w:tcBorders>
+              <w:top w:val="single" w:sz="4" w:color="D9D9D9"/>
+              <w:left w:val="single" w:sz="4" w:color="D9D9D9"/>
+              <w:bottom w:val="single" w:sz="4" w:color="D9D9D9"/>
+              <w:right w:val="single" w:sz="4" w:color="D9D9D9"/>
+            </w:tcBorders>
+            <w:tcMar>
+              <w:top w:w="100" w:type="dxa"/>
+              <w:left w:w="100" w:type="dxa"/>
+              <w:bottom w:w="100" w:type="dxa"/>
+              <w:right w:w="100" w:type="dxa"/>
+            </w:tcMar>
+          </w:tcPr>
+          <w:p>
+            <w:pPr>
+              <w:spacing w:after="0" w:line="252" w:lineRule="auto"/>
+              <w:jc w:val="center"/>
+            </w:pPr>
+            <w:r>
+              <w:rPr>
+                <w:b w:val="0"/>
+                <w:sz w:val="21"/>
+              </w:rPr>
+              <w:t>0/9</w:t>
+            </w:r>
+          </w:p>
+        </w:tc>
+        <w:tc>
+          <w:tcPr>
+            <w:tcW w:type="dxa" w:w="1080"/>
+            <w:vAlign w:val="center"/>
+            <w:shd w:fill="FFFFFF"/>
+            <w:tcBorders>
+              <w:top w:val="single" w:sz="4" w:color="D9D9D9"/>
+              <w:left w:val="single" w:sz="4" w:color="D9D9D9"/>
+              <w:bottom w:val="single" w:sz="4" w:color="D9D9D9"/>
+              <w:right w:val="single" w:sz="4" w:color="D9D9D9"/>
+            </w:tcBorders>
+            <w:tcMar>
+              <w:top w:w="100" w:type="dxa"/>
+              <w:left w:w="100" w:type="dxa"/>
+              <w:bottom w:w="100" w:type="dxa"/>
+              <w:right w:w="100" w:type="dxa"/>
+            </w:tcMar>
+          </w:tcPr>
+          <w:p>
+            <w:pPr>
+              <w:spacing w:after="0" w:line="252" w:lineRule="auto"/>
+              <w:jc w:val="center"/>
+            </w:pPr>
+            <w:r>
+              <w:rPr>
+                <w:b w:val="0"/>
+                <w:sz w:val="21"/>
+              </w:rPr>
+              <w:t>0/47</w:t>
+            </w:r>
+          </w:p>
+        </w:tc>
+        <w:tc>
+          <w:tcPr>
+            <w:tcW w:type="dxa" w:w="2376"/>
+            <w:vAlign w:val="center"/>
+            <w:shd w:fill="FFFFFF"/>
+            <w:tcBorders>
+              <w:top w:val="single" w:sz="4" w:color="D9D9D9"/>
+              <w:left w:val="single" w:sz="4" w:color="D9D9D9"/>
+              <w:bottom w:val="single" w:sz="4" w:color="D9D9D9"/>
+              <w:right w:val="single" w:sz="4" w:color="D9D9D9"/>
+            </w:tcBorders>
+            <w:tcMar>
+              <w:top w:w="100" w:type="dxa"/>
+              <w:left w:w="100" w:type="dxa"/>
+              <w:bottom w:w="100" w:type="dxa"/>
+              <w:right w:w="100" w:type="dxa"/>
+            </w:tcMar>
+          </w:tcPr>
+          <w:p>
+            <w:pPr>
+              <w:spacing w:after="0" w:line="252" w:lineRule="auto"/>
+              <w:jc w:val="center"/>
+            </w:pPr>
+            <w:r>
+              <w:rPr>
+                <w:b w:val="0"/>
+                <w:sz w:val="21"/>
+              </w:rPr>
+              <w:t>8/64</w:t>
+            </w:r>
+          </w:p>
+        </w:tc>
+        <w:tc>
+          <w:tcPr>
+            <w:tcW w:type="dxa" w:w="1512"/>
+            <w:vAlign w:val="center"/>
+            <w:shd w:fill="FFFFFF"/>
+            <w:tcBorders>
+              <w:top w:val="single" w:sz="4" w:color="D9D9D9"/>
+              <w:left w:val="single" w:sz="4" w:color="D9D9D9"/>
+              <w:bottom w:val="single" w:sz="4" w:color="D9D9D9"/>
+              <w:right w:val="single" w:sz="4" w:color="D9D9D9"/>
+            </w:tcBorders>
+            <w:tcMar>
+              <w:top w:w="100" w:type="dxa"/>
+              <w:left w:w="100" w:type="dxa"/>
+              <w:bottom w:w="100" w:type="dxa"/>
+              <w:right w:w="100" w:type="dxa"/>
+            </w:tcMar>
+          </w:tcPr>
+          <w:p>
+            <w:pPr>
+              <w:spacing w:after="0" w:line="252" w:lineRule="auto"/>
+              <w:jc w:val="center"/>
+            </w:pPr>
+            <w:r>
+              <w:rPr>
+                <w:b w:val="0"/>
+                <w:sz w:val="21"/>
+              </w:rPr>
+              <w:t>0.443</w:t>
+            </w:r>
+          </w:p>
+        </w:tc>
+      </w:tr>
+      <w:tr>
+        <w:trPr>
+          <w:cantSplit/>
+        </w:trPr>
+        <w:tc>
+          <w:tcPr>
+            <w:tcW w:type="dxa" w:w="3744"/>
+            <w:vAlign w:val="center"/>
+            <w:shd w:fill="FFFFFF"/>
+            <w:tcBorders>
+              <w:top w:val="single" w:sz="4" w:color="D9D9D9"/>
+              <w:left w:val="single" w:sz="4" w:color="D9D9D9"/>
+              <w:bottom w:val="single" w:sz="4" w:color="D9D9D9"/>
+              <w:right w:val="single" w:sz="4" w:color="D9D9D9"/>
+            </w:tcBorders>
+            <w:tcMar>
+              <w:top w:w="100" w:type="dxa"/>
+              <w:left w:w="100" w:type="dxa"/>
+              <w:bottom w:w="100" w:type="dxa"/>
+              <w:right w:w="100" w:type="dxa"/>
+            </w:tcMar>
+          </w:tcPr>
+          <w:p>
+            <w:pPr>
+              <w:spacing w:after="0" w:line="252" w:lineRule="auto"/>
+              <w:jc w:val="left"/>
+            </w:pPr>
+            <w:r>
+              <w:rPr>
+                <w:b w:val="0"/>
+                <w:sz w:val="21"/>
+              </w:rPr>
+              <w:t>Shuffled J with context</w:t>
+            </w:r>
+          </w:p>
+        </w:tc>
+        <w:tc>
+          <w:tcPr>
+            <w:tcW w:type="dxa" w:w="1080"/>
+            <w:vAlign w:val="center"/>
+            <w:shd w:fill="FFFFFF"/>
+            <w:tcBorders>
+              <w:top w:val="single" w:sz="4" w:color="D9D9D9"/>
+              <w:left w:val="single" w:sz="4" w:color="D9D9D9"/>
+              <w:bottom w:val="single" w:sz="4" w:color="D9D9D9"/>
+              <w:right w:val="single" w:sz="4" w:color="D9D9D9"/>
+            </w:tcBorders>
+            <w:tcMar>
+              <w:top w:w="100" w:type="dxa"/>
+              <w:left w:w="100" w:type="dxa"/>
+              <w:bottom w:w="100" w:type="dxa"/>
+              <w:right w:w="100" w:type="dxa"/>
+            </w:tcMar>
+          </w:tcPr>
+          <w:p>
+            <w:pPr>
+              <w:spacing w:after="0" w:line="252" w:lineRule="auto"/>
+              <w:jc w:val="center"/>
+            </w:pPr>
+            <w:r>
+              <w:rPr>
+                <w:b w:val="0"/>
+                <w:sz w:val="21"/>
+              </w:rPr>
+              <w:t>0/8</w:t>
+            </w:r>
+          </w:p>
+        </w:tc>
+        <w:tc>
+          <w:tcPr>
+            <w:tcW w:type="dxa" w:w="1080"/>
+            <w:vAlign w:val="center"/>
+            <w:shd w:fill="FFFFFF"/>
+            <w:tcBorders>
+              <w:top w:val="single" w:sz="4" w:color="D9D9D9"/>
+              <w:left w:val="single" w:sz="4" w:color="D9D9D9"/>
+              <w:bottom w:val="single" w:sz="4" w:color="D9D9D9"/>
+              <w:right w:val="single" w:sz="4" w:color="D9D9D9"/>
+            </w:tcBorders>
+            <w:tcMar>
+              <w:top w:w="100" w:type="dxa"/>
+              <w:left w:w="100" w:type="dxa"/>
+              <w:bottom w:w="100" w:type="dxa"/>
+              <w:right w:w="100" w:type="dxa"/>
+            </w:tcMar>
+          </w:tcPr>
+          <w:p>
+            <w:pPr>
+              <w:spacing w:after="0" w:line="252" w:lineRule="auto"/>
+              <w:jc w:val="center"/>
+            </w:pPr>
+            <w:r>
+              <w:rPr>
+                <w:b w:val="0"/>
+                <w:sz w:val="21"/>
+              </w:rPr>
+              <w:t>0/48</w:t>
+            </w:r>
+          </w:p>
+        </w:tc>
+        <w:tc>
+          <w:tcPr>
+            <w:tcW w:type="dxa" w:w="2376"/>
+            <w:vAlign w:val="center"/>
+            <w:shd w:fill="FFFFFF"/>
+            <w:tcBorders>
+              <w:top w:val="single" w:sz="4" w:color="D9D9D9"/>
+              <w:left w:val="single" w:sz="4" w:color="D9D9D9"/>
+              <w:bottom w:val="single" w:sz="4" w:color="D9D9D9"/>
+              <w:right w:val="single" w:sz="4" w:color="D9D9D9"/>
+            </w:tcBorders>
+            <w:tcMar>
+              <w:top w:w="100" w:type="dxa"/>
+              <w:left w:w="100" w:type="dxa"/>
+              <w:bottom w:w="100" w:type="dxa"/>
+              <w:right w:w="100" w:type="dxa"/>
+            </w:tcMar>
+          </w:tcPr>
+          <w:p>
+            <w:pPr>
+              <w:spacing w:after="0" w:line="252" w:lineRule="auto"/>
+              <w:jc w:val="center"/>
+            </w:pPr>
+            <w:r>
+              <w:rPr>
+                <w:b w:val="0"/>
+                <w:sz w:val="21"/>
+              </w:rPr>
+              <w:t>0/64</w:t>
+            </w:r>
+          </w:p>
+        </w:tc>
+        <w:tc>
+          <w:tcPr>
+            <w:tcW w:type="dxa" w:w="1512"/>
+            <w:vAlign w:val="center"/>
+            <w:shd w:fill="FFFFFF"/>
+            <w:tcBorders>
+              <w:top w:val="single" w:sz="4" w:color="D9D9D9"/>
+              <w:left w:val="single" w:sz="4" w:color="D9D9D9"/>
+              <w:bottom w:val="single" w:sz="4" w:color="D9D9D9"/>
+              <w:right w:val="single" w:sz="4" w:color="D9D9D9"/>
+            </w:tcBorders>
+            <w:tcMar>
+              <w:top w:w="100" w:type="dxa"/>
+              <w:left w:w="100" w:type="dxa"/>
+              <w:bottom w:w="100" w:type="dxa"/>
+              <w:right w:w="100" w:type="dxa"/>
+            </w:tcMar>
+          </w:tcPr>
+          <w:p>
+            <w:pPr>
+              <w:spacing w:after="0" w:line="252" w:lineRule="auto"/>
+              <w:jc w:val="center"/>
+            </w:pPr>
+            <w:r>
+              <w:rPr>
+                <w:b w:val="0"/>
+                <w:sz w:val="21"/>
+              </w:rPr>
+              <w:t>0.573</w:t>
+            </w:r>
+          </w:p>
+        </w:tc>
+      </w:tr>
+      <w:tr>
+        <w:trPr>
+          <w:cantSplit/>
+        </w:trPr>
+        <w:tc>
+          <w:tcPr>
+            <w:tcW w:type="dxa" w:w="3744"/>
+            <w:vAlign w:val="center"/>
+            <w:shd w:fill="FFFFFF"/>
+            <w:tcBorders>
+              <w:top w:val="single" w:sz="4" w:color="D9D9D9"/>
+              <w:left w:val="single" w:sz="4" w:color="D9D9D9"/>
+              <w:bottom w:val="single" w:sz="4" w:color="D9D9D9"/>
+              <w:right w:val="single" w:sz="4" w:color="D9D9D9"/>
+            </w:tcBorders>
+            <w:tcMar>
+              <w:top w:w="100" w:type="dxa"/>
+              <w:left w:w="100" w:type="dxa"/>
+              <w:bottom w:w="100" w:type="dxa"/>
+              <w:right w:w="100" w:type="dxa"/>
+            </w:tcMar>
+          </w:tcPr>
+          <w:p>
+            <w:pPr>
+              <w:spacing w:after="0" w:line="252" w:lineRule="auto"/>
+              <w:jc w:val="left"/>
+            </w:pPr>
+            <w:r>
+              <w:rPr>
+                <w:b w:val="0"/>
+                <w:sz w:val="21"/>
+              </w:rPr>
+              <w:t>Shuffled Oracle with context</w:t>
+            </w:r>
+          </w:p>
+        </w:tc>
+        <w:tc>
+          <w:tcPr>
+            <w:tcW w:type="dxa" w:w="1080"/>
+            <w:vAlign w:val="center"/>
+            <w:shd w:fill="FFFFFF"/>
+            <w:tcBorders>
+              <w:top w:val="single" w:sz="4" w:color="D9D9D9"/>
+              <w:left w:val="single" w:sz="4" w:color="D9D9D9"/>
+              <w:bottom w:val="single" w:sz="4" w:color="D9D9D9"/>
+              <w:right w:val="single" w:sz="4" w:color="D9D9D9"/>
+            </w:tcBorders>
+            <w:tcMar>
+              <w:top w:w="100" w:type="dxa"/>
+              <w:left w:w="100" w:type="dxa"/>
+              <w:bottom w:w="100" w:type="dxa"/>
+              <w:right w:w="100" w:type="dxa"/>
+            </w:tcMar>
+          </w:tcPr>
+          <w:p>
+            <w:pPr>
+              <w:spacing w:after="0" w:line="252" w:lineRule="auto"/>
+              <w:jc w:val="center"/>
+            </w:pPr>
+            <w:r>
+              <w:rPr>
+                <w:b w:val="0"/>
+                <w:sz w:val="21"/>
+              </w:rPr>
+              <w:t>0/8</w:t>
+            </w:r>
+          </w:p>
+        </w:tc>
+        <w:tc>
+          <w:tcPr>
+            <w:tcW w:type="dxa" w:w="1080"/>
+            <w:vAlign w:val="center"/>
+            <w:shd w:fill="FFFFFF"/>
+            <w:tcBorders>
+              <w:top w:val="single" w:sz="4" w:color="D9D9D9"/>
+              <w:left w:val="single" w:sz="4" w:color="D9D9D9"/>
+              <w:bottom w:val="single" w:sz="4" w:color="D9D9D9"/>
+              <w:right w:val="single" w:sz="4" w:color="D9D9D9"/>
+            </w:tcBorders>
+            <w:tcMar>
+              <w:top w:w="100" w:type="dxa"/>
+              <w:left w:w="100" w:type="dxa"/>
+              <w:bottom w:w="100" w:type="dxa"/>
+              <w:right w:w="100" w:type="dxa"/>
+            </w:tcMar>
+          </w:tcPr>
+          <w:p>
+            <w:pPr>
+              <w:spacing w:after="0" w:line="252" w:lineRule="auto"/>
+              <w:jc w:val="center"/>
+            </w:pPr>
+            <w:r>
+              <w:rPr>
+                <w:b w:val="0"/>
+                <w:sz w:val="21"/>
+              </w:rPr>
+              <w:t>0/49</w:t>
+            </w:r>
+          </w:p>
+        </w:tc>
+        <w:tc>
+          <w:tcPr>
+            <w:tcW w:type="dxa" w:w="2376"/>
+            <w:vAlign w:val="center"/>
+            <w:shd w:fill="FFFFFF"/>
+            <w:tcBorders>
+              <w:top w:val="single" w:sz="4" w:color="D9D9D9"/>
+              <w:left w:val="single" w:sz="4" w:color="D9D9D9"/>
+              <w:bottom w:val="single" w:sz="4" w:color="D9D9D9"/>
+              <w:right w:val="single" w:sz="4" w:color="D9D9D9"/>
+            </w:tcBorders>
+            <w:tcMar>
+              <w:top w:w="100" w:type="dxa"/>
+              <w:left w:w="100" w:type="dxa"/>
+              <w:bottom w:w="100" w:type="dxa"/>
+              <w:right w:w="100" w:type="dxa"/>
+            </w:tcMar>
+          </w:tcPr>
+          <w:p>
+            <w:pPr>
+              <w:spacing w:after="0" w:line="252" w:lineRule="auto"/>
+              <w:jc w:val="center"/>
+            </w:pPr>
+            <w:r>
+              <w:rPr>
+                <w:b w:val="0"/>
+                <w:sz w:val="21"/>
+              </w:rPr>
+              <w:t>0/64</w:t>
+            </w:r>
+          </w:p>
+        </w:tc>
+        <w:tc>
+          <w:tcPr>
+            <w:tcW w:type="dxa" w:w="1512"/>
+            <w:vAlign w:val="center"/>
+            <w:shd w:fill="FFFFFF"/>
+            <w:tcBorders>
+              <w:top w:val="single" w:sz="4" w:color="D9D9D9"/>
+              <w:left w:val="single" w:sz="4" w:color="D9D9D9"/>
+              <w:bottom w:val="single" w:sz="4" w:color="D9D9D9"/>
+              <w:right w:val="single" w:sz="4" w:color="D9D9D9"/>
+            </w:tcBorders>
+            <w:tcMar>
+              <w:top w:w="100" w:type="dxa"/>
+              <w:left w:w="100" w:type="dxa"/>
+              <w:bottom w:w="100" w:type="dxa"/>
+              <w:right w:w="100" w:type="dxa"/>
+            </w:tcMar>
+          </w:tcPr>
+          <w:p>
+            <w:pPr>
+              <w:spacing w:after="0" w:line="252" w:lineRule="auto"/>
+              <w:jc w:val="center"/>
+            </w:pPr>
+            <w:r>
+              <w:rPr>
+                <w:b w:val="0"/>
+                <w:sz w:val="21"/>
+              </w:rPr>
+              <w:t>0.555</w:t>
+            </w:r>
+          </w:p>
+        </w:tc>
+      </w:tr>
+      <w:tr>
+        <w:trPr>
+          <w:cantSplit/>
+        </w:trPr>
+        <w:tc>
+          <w:tcPr>
+            <w:tcW w:type="dxa" w:w="3744"/>
+            <w:vAlign w:val="center"/>
+            <w:shd w:fill="FFFFFF"/>
+            <w:tcBorders>
+              <w:top w:val="single" w:sz="4" w:color="D9D9D9"/>
+              <w:left w:val="single" w:sz="4" w:color="D9D9D9"/>
+              <w:bottom w:val="single" w:sz="4" w:color="D9D9D9"/>
+              <w:right w:val="single" w:sz="4" w:color="D9D9D9"/>
+            </w:tcBorders>
+            <w:tcMar>
+              <w:top w:w="100" w:type="dxa"/>
+              <w:left w:w="100" w:type="dxa"/>
+              <w:bottom w:w="100" w:type="dxa"/>
+              <w:right w:w="100" w:type="dxa"/>
+            </w:tcMar>
+          </w:tcPr>
+          <w:p>
+            <w:pPr>
+              <w:spacing w:after="0" w:line="252" w:lineRule="auto"/>
+              <w:jc w:val="left"/>
+            </w:pPr>
+            <w:r>
+              <w:rPr>
+                <w:b w:val="0"/>
+                <w:sz w:val="21"/>
+              </w:rPr>
+              <w:t>Raw activation probe</w:t>
+            </w:r>
+          </w:p>
+        </w:tc>
+        <w:tc>
+          <w:tcPr>
+            <w:tcW w:type="dxa" w:w="1080"/>
+            <w:vAlign w:val="center"/>
+            <w:shd w:fill="FFFFFF"/>
+            <w:tcBorders>
+              <w:top w:val="single" w:sz="4" w:color="D9D9D9"/>
+              <w:left w:val="single" w:sz="4" w:color="D9D9D9"/>
+              <w:bottom w:val="single" w:sz="4" w:color="D9D9D9"/>
+              <w:right w:val="single" w:sz="4" w:color="D9D9D9"/>
+            </w:tcBorders>
+            <w:tcMar>
+              <w:top w:w="100" w:type="dxa"/>
+              <w:left w:w="100" w:type="dxa"/>
+              <w:bottom w:w="100" w:type="dxa"/>
+              <w:right w:w="100" w:type="dxa"/>
+            </w:tcMar>
+          </w:tcPr>
+          <w:p>
+            <w:pPr>
+              <w:spacing w:after="0" w:line="252" w:lineRule="auto"/>
+              <w:jc w:val="center"/>
+            </w:pPr>
+            <w:r>
+              <w:rPr>
+                <w:b w:val="0"/>
+                <w:sz w:val="21"/>
+              </w:rPr>
+              <w:t>0/10</w:t>
+            </w:r>
+          </w:p>
+        </w:tc>
+        <w:tc>
+          <w:tcPr>
+            <w:tcW w:type="dxa" w:w="1080"/>
+            <w:vAlign w:val="center"/>
+            <w:shd w:fill="FFFFFF"/>
+            <w:tcBorders>
+              <w:top w:val="single" w:sz="4" w:color="D9D9D9"/>
+              <w:left w:val="single" w:sz="4" w:color="D9D9D9"/>
+              <w:bottom w:val="single" w:sz="4" w:color="D9D9D9"/>
+              <w:right w:val="single" w:sz="4" w:color="D9D9D9"/>
+            </w:tcBorders>
+            <w:tcMar>
+              <w:top w:w="100" w:type="dxa"/>
+              <w:left w:w="100" w:type="dxa"/>
+              <w:bottom w:w="100" w:type="dxa"/>
+              <w:right w:w="100" w:type="dxa"/>
+            </w:tcMar>
+          </w:tcPr>
+          <w:p>
+            <w:pPr>
+              <w:spacing w:after="0" w:line="252" w:lineRule="auto"/>
+              <w:jc w:val="center"/>
+            </w:pPr>
+            <w:r>
+              <w:rPr>
+                <w:b w:val="0"/>
+                <w:sz w:val="21"/>
+              </w:rPr>
+              <w:t>0/54</w:t>
+            </w:r>
+          </w:p>
+        </w:tc>
+        <w:tc>
+          <w:tcPr>
+            <w:tcW w:type="dxa" w:w="2376"/>
+            <w:vAlign w:val="center"/>
+            <w:shd w:fill="FFFFFF"/>
+            <w:tcBorders>
+              <w:top w:val="single" w:sz="4" w:color="D9D9D9"/>
+              <w:left w:val="single" w:sz="4" w:color="D9D9D9"/>
+              <w:bottom w:val="single" w:sz="4" w:color="D9D9D9"/>
+              <w:right w:val="single" w:sz="4" w:color="D9D9D9"/>
+            </w:tcBorders>
+            <w:tcMar>
+              <w:top w:w="100" w:type="dxa"/>
+              <w:left w:w="100" w:type="dxa"/>
+              <w:bottom w:w="100" w:type="dxa"/>
+              <w:right w:w="100" w:type="dxa"/>
+            </w:tcMar>
+          </w:tcPr>
+          <w:p>
+            <w:pPr>
+              <w:spacing w:after="0" w:line="252" w:lineRule="auto"/>
+              <w:jc w:val="center"/>
+            </w:pPr>
+            <w:r>
+              <w:rPr>
+                <w:b w:val="0"/>
+                <w:sz w:val="21"/>
+              </w:rPr>
+              <w:t>0/64</w:t>
+            </w:r>
+          </w:p>
+        </w:tc>
+        <w:tc>
+          <w:tcPr>
+            <w:tcW w:type="dxa" w:w="1512"/>
+            <w:vAlign w:val="center"/>
+            <w:shd w:fill="FFFFFF"/>
+            <w:tcBorders>
+              <w:top w:val="single" w:sz="4" w:color="D9D9D9"/>
+              <w:left w:val="single" w:sz="4" w:color="D9D9D9"/>
+              <w:bottom w:val="single" w:sz="4" w:color="D9D9D9"/>
+              <w:right w:val="single" w:sz="4" w:color="D9D9D9"/>
+            </w:tcBorders>
+            <w:tcMar>
+              <w:top w:w="100" w:type="dxa"/>
+              <w:left w:w="100" w:type="dxa"/>
+              <w:bottom w:w="100" w:type="dxa"/>
+              <w:right w:w="100" w:type="dxa"/>
+            </w:tcMar>
+          </w:tcPr>
+          <w:p>
+            <w:pPr>
+              <w:spacing w:after="0" w:line="252" w:lineRule="auto"/>
+              <w:jc w:val="center"/>
+            </w:pPr>
+            <w:r>
+              <w:rPr>
+                <w:b w:val="0"/>
+                <w:sz w:val="21"/>
+              </w:rPr>
+              <w:t>0.550</w:t>
+            </w:r>
+          </w:p>
+        </w:tc>
+      </w:tr>
+      <w:tr>
+        <w:trPr>
+          <w:cantSplit/>
+        </w:trPr>
+        <w:tc>
+          <w:tcPr>
+            <w:tcW w:type="dxa" w:w="3744"/>
+            <w:vAlign w:val="center"/>
+            <w:shd w:fill="FFFFFF"/>
+            <w:tcBorders>
+              <w:top w:val="single" w:sz="4" w:color="D9D9D9"/>
+              <w:left w:val="single" w:sz="4" w:color="D9D9D9"/>
+              <w:bottom w:val="single" w:sz="4" w:color="D9D9D9"/>
+              <w:right w:val="single" w:sz="4" w:color="D9D9D9"/>
+            </w:tcBorders>
+            <w:tcMar>
+              <w:top w:w="100" w:type="dxa"/>
+              <w:left w:w="100" w:type="dxa"/>
+              <w:bottom w:w="100" w:type="dxa"/>
+              <w:right w:w="100" w:type="dxa"/>
+            </w:tcMar>
+          </w:tcPr>
+          <w:p>
+            <w:pPr>
+              <w:spacing w:after="0" w:line="252" w:lineRule="auto"/>
+              <w:jc w:val="left"/>
+            </w:pPr>
+            <w:r>
+              <w:rPr>
+                <w:b w:val="0"/>
+                <w:sz w:val="21"/>
+              </w:rPr>
+              <w:t>Dense transformed probe</w:t>
+            </w:r>
+          </w:p>
+        </w:tc>
+        <w:tc>
+          <w:tcPr>
+            <w:tcW w:type="dxa" w:w="1080"/>
+            <w:vAlign w:val="center"/>
+            <w:shd w:fill="FFFFFF"/>
+            <w:tcBorders>
+              <w:top w:val="single" w:sz="4" w:color="D9D9D9"/>
+              <w:left w:val="single" w:sz="4" w:color="D9D9D9"/>
+              <w:bottom w:val="single" w:sz="4" w:color="D9D9D9"/>
+              <w:right w:val="single" w:sz="4" w:color="D9D9D9"/>
+            </w:tcBorders>
+            <w:tcMar>
+              <w:top w:w="100" w:type="dxa"/>
+              <w:left w:w="100" w:type="dxa"/>
+              <w:bottom w:w="100" w:type="dxa"/>
+              <w:right w:w="100" w:type="dxa"/>
+            </w:tcMar>
+          </w:tcPr>
+          <w:p>
+            <w:pPr>
+              <w:spacing w:after="0" w:line="252" w:lineRule="auto"/>
+              <w:jc w:val="center"/>
+            </w:pPr>
+            <w:r>
+              <w:rPr>
+                <w:b w:val="0"/>
+                <w:sz w:val="21"/>
+              </w:rPr>
+              <w:t>0/10</w:t>
+            </w:r>
+          </w:p>
+        </w:tc>
+        <w:tc>
+          <w:tcPr>
+            <w:tcW w:type="dxa" w:w="1080"/>
+            <w:vAlign w:val="center"/>
+            <w:shd w:fill="FFFFFF"/>
+            <w:tcBorders>
+              <w:top w:val="single" w:sz="4" w:color="D9D9D9"/>
+              <w:left w:val="single" w:sz="4" w:color="D9D9D9"/>
+              <w:bottom w:val="single" w:sz="4" w:color="D9D9D9"/>
+              <w:right w:val="single" w:sz="4" w:color="D9D9D9"/>
+            </w:tcBorders>
+            <w:tcMar>
+              <w:top w:w="100" w:type="dxa"/>
+              <w:left w:w="100" w:type="dxa"/>
+              <w:bottom w:w="100" w:type="dxa"/>
+              <w:right w:w="100" w:type="dxa"/>
+            </w:tcMar>
+          </w:tcPr>
+          <w:p>
+            <w:pPr>
+              <w:spacing w:after="0" w:line="252" w:lineRule="auto"/>
+              <w:jc w:val="center"/>
+            </w:pPr>
+            <w:r>
+              <w:rPr>
+                <w:b w:val="0"/>
+                <w:sz w:val="21"/>
+              </w:rPr>
+              <w:t>0/54</w:t>
+            </w:r>
+          </w:p>
+        </w:tc>
+        <w:tc>
+          <w:tcPr>
+            <w:tcW w:type="dxa" w:w="2376"/>
+            <w:vAlign w:val="center"/>
+            <w:shd w:fill="FFFFFF"/>
+            <w:tcBorders>
+              <w:top w:val="single" w:sz="4" w:color="D9D9D9"/>
+              <w:left w:val="single" w:sz="4" w:color="D9D9D9"/>
+              <w:bottom w:val="single" w:sz="4" w:color="D9D9D9"/>
+              <w:right w:val="single" w:sz="4" w:color="D9D9D9"/>
+            </w:tcBorders>
+            <w:tcMar>
+              <w:top w:w="100" w:type="dxa"/>
+              <w:left w:w="100" w:type="dxa"/>
+              <w:bottom w:w="100" w:type="dxa"/>
+              <w:right w:w="100" w:type="dxa"/>
+            </w:tcMar>
+          </w:tcPr>
+          <w:p>
+            <w:pPr>
+              <w:spacing w:after="0" w:line="252" w:lineRule="auto"/>
+              <w:jc w:val="center"/>
+            </w:pPr>
+            <w:r>
+              <w:rPr>
+                <w:b w:val="0"/>
+                <w:sz w:val="21"/>
+              </w:rPr>
+              <w:t>0/64</w:t>
+            </w:r>
+          </w:p>
+        </w:tc>
+        <w:tc>
+          <w:tcPr>
+            <w:tcW w:type="dxa" w:w="1512"/>
+            <w:vAlign w:val="center"/>
+            <w:shd w:fill="FFFFFF"/>
+            <w:tcBorders>
+              <w:top w:val="single" w:sz="4" w:color="D9D9D9"/>
+              <w:left w:val="single" w:sz="4" w:color="D9D9D9"/>
+              <w:bottom w:val="single" w:sz="4" w:color="D9D9D9"/>
+              <w:right w:val="single" w:sz="4" w:color="D9D9D9"/>
+            </w:tcBorders>
+            <w:tcMar>
+              <w:top w:w="100" w:type="dxa"/>
+              <w:left w:w="100" w:type="dxa"/>
+              <w:bottom w:w="100" w:type="dxa"/>
+              <w:right w:w="100" w:type="dxa"/>
+            </w:tcMar>
+          </w:tcPr>
+          <w:p>
+            <w:pPr>
+              <w:spacing w:after="0" w:line="252" w:lineRule="auto"/>
+              <w:jc w:val="center"/>
+            </w:pPr>
+            <w:r>
+              <w:rPr>
+                <w:b w:val="0"/>
+                <w:sz w:val="21"/>
+              </w:rPr>
+              <w:t>0.702</w:t>
+            </w:r>
+          </w:p>
+        </w:tc>
+      </w:tr>
+      <w:tr>
+        <w:trPr>
+          <w:cantSplit/>
+        </w:trPr>
+        <w:tc>
+          <w:tcPr>
+            <w:tcW w:type="dxa" w:w="3744"/>
+            <w:vAlign w:val="center"/>
+            <w:shd w:fill="FFFFFF"/>
+            <w:tcBorders>
+              <w:top w:val="single" w:sz="4" w:color="D9D9D9"/>
+              <w:left w:val="single" w:sz="4" w:color="D9D9D9"/>
+              <w:bottom w:val="single" w:sz="4" w:color="D9D9D9"/>
+              <w:right w:val="single" w:sz="4" w:color="D9D9D9"/>
+            </w:tcBorders>
+            <w:tcMar>
+              <w:top w:w="100" w:type="dxa"/>
+              <w:left w:w="100" w:type="dxa"/>
+              <w:bottom w:w="100" w:type="dxa"/>
+              <w:right w:w="100" w:type="dxa"/>
+            </w:tcMar>
+          </w:tcPr>
+          <w:p>
+            <w:pPr>
+              <w:spacing w:after="0" w:line="252" w:lineRule="auto"/>
+              <w:jc w:val="left"/>
+            </w:pPr>
+            <w:r>
+              <w:rPr>
+                <w:b w:val="0"/>
+                <w:sz w:val="21"/>
+              </w:rPr>
+              <w:t>Text classifier</w:t>
+            </w:r>
+          </w:p>
+        </w:tc>
+        <w:tc>
+          <w:tcPr>
+            <w:tcW w:type="dxa" w:w="1080"/>
+            <w:vAlign w:val="center"/>
+            <w:shd w:fill="FFFFFF"/>
+            <w:tcBorders>
+              <w:top w:val="single" w:sz="4" w:color="D9D9D9"/>
+              <w:left w:val="single" w:sz="4" w:color="D9D9D9"/>
+              <w:bottom w:val="single" w:sz="4" w:color="D9D9D9"/>
+              <w:right w:val="single" w:sz="4" w:color="D9D9D9"/>
+            </w:tcBorders>
+            <w:tcMar>
+              <w:top w:w="100" w:type="dxa"/>
+              <w:left w:w="100" w:type="dxa"/>
+              <w:bottom w:w="100" w:type="dxa"/>
+              <w:right w:w="100" w:type="dxa"/>
+            </w:tcMar>
+          </w:tcPr>
+          <w:p>
+            <w:pPr>
+              <w:spacing w:after="0" w:line="252" w:lineRule="auto"/>
+              <w:jc w:val="center"/>
+            </w:pPr>
+            <w:r>
+              <w:rPr>
+                <w:b w:val="0"/>
+                <w:sz w:val="21"/>
+              </w:rPr>
+              <w:t>0/10</w:t>
+            </w:r>
+          </w:p>
+        </w:tc>
+        <w:tc>
+          <w:tcPr>
+            <w:tcW w:type="dxa" w:w="1080"/>
+            <w:vAlign w:val="center"/>
+            <w:shd w:fill="FFFFFF"/>
+            <w:tcBorders>
+              <w:top w:val="single" w:sz="4" w:color="D9D9D9"/>
+              <w:left w:val="single" w:sz="4" w:color="D9D9D9"/>
+              <w:bottom w:val="single" w:sz="4" w:color="D9D9D9"/>
+              <w:right w:val="single" w:sz="4" w:color="D9D9D9"/>
+            </w:tcBorders>
+            <w:tcMar>
+              <w:top w:w="100" w:type="dxa"/>
+              <w:left w:w="100" w:type="dxa"/>
+              <w:bottom w:w="100" w:type="dxa"/>
+              <w:right w:w="100" w:type="dxa"/>
+            </w:tcMar>
+          </w:tcPr>
+          <w:p>
+            <w:pPr>
+              <w:spacing w:after="0" w:line="252" w:lineRule="auto"/>
+              <w:jc w:val="center"/>
+            </w:pPr>
+            <w:r>
+              <w:rPr>
+                <w:b w:val="0"/>
+                <w:sz w:val="21"/>
+              </w:rPr>
+              <w:t>0/54</w:t>
+            </w:r>
+          </w:p>
+        </w:tc>
+        <w:tc>
+          <w:tcPr>
+            <w:tcW w:type="dxa" w:w="2376"/>
+            <w:vAlign w:val="center"/>
+            <w:shd w:fill="FFFFFF"/>
+            <w:tcBorders>
+              <w:top w:val="single" w:sz="4" w:color="D9D9D9"/>
+              <w:left w:val="single" w:sz="4" w:color="D9D9D9"/>
+              <w:bottom w:val="single" w:sz="4" w:color="D9D9D9"/>
+              <w:right w:val="single" w:sz="4" w:color="D9D9D9"/>
+            </w:tcBorders>
+            <w:tcMar>
+              <w:top w:w="100" w:type="dxa"/>
+              <w:left w:w="100" w:type="dxa"/>
+              <w:bottom w:w="100" w:type="dxa"/>
+              <w:right w:w="100" w:type="dxa"/>
+            </w:tcMar>
+          </w:tcPr>
+          <w:p>
+            <w:pPr>
+              <w:spacing w:after="0" w:line="252" w:lineRule="auto"/>
+              <w:jc w:val="center"/>
+            </w:pPr>
+            <w:r>
+              <w:rPr>
+                <w:b w:val="0"/>
+                <w:sz w:val="21"/>
+              </w:rPr>
+              <w:t>0/64</w:t>
+            </w:r>
+          </w:p>
+        </w:tc>
+        <w:tc>
+          <w:tcPr>
+            <w:tcW w:type="dxa" w:w="1512"/>
+            <w:vAlign w:val="center"/>
+            <w:shd w:fill="FFFFFF"/>
+            <w:tcBorders>
+              <w:top w:val="single" w:sz="4" w:color="D9D9D9"/>
+              <w:left w:val="single" w:sz="4" w:color="D9D9D9"/>
+              <w:bottom w:val="single" w:sz="4" w:color="D9D9D9"/>
+              <w:right w:val="single" w:sz="4" w:color="D9D9D9"/>
+            </w:tcBorders>
+            <w:tcMar>
+              <w:top w:w="100" w:type="dxa"/>
+              <w:left w:w="100" w:type="dxa"/>
+              <w:bottom w:w="100" w:type="dxa"/>
+              <w:right w:w="100" w:type="dxa"/>
+            </w:tcMar>
+          </w:tcPr>
+          <w:p>
+            <w:pPr>
+              <w:spacing w:after="0" w:line="252" w:lineRule="auto"/>
+              <w:jc w:val="center"/>
+            </w:pPr>
+            <w:r>
+              <w:rPr>
+                <w:b w:val="0"/>
+                <w:sz w:val="21"/>
+              </w:rPr>
+              <w:t>0.648</w:t>
+            </w:r>
+          </w:p>
+        </w:tc>
+      </w:tr>
+    </w:tbl>
+    <w:p>
+      <w:pPr>
+        <w:spacing w:after="40"/>
+      </w:pPr>
+    </w:p>
+    <w:p>
+      <w:pPr>
+        <w:widowControl/>
+      </w:pPr>
+      <w:r>
+        <w:t>All methods have zero true positives at their frozen operating points. Missingness is structured: Oracle with context lacks eight prohibited judgments, including one positive; shuffled J lacks eight, including two positives; shuffled Oracle lacks seven, including two positives. Blind and contextual J summaries each lack eight authorized judgments. These gaps are not negative detections.</w:t>
       </w:r>
     </w:p>
     <w:p>
@@ -1726,7 +10474,7 @@
         <w:widowControl/>
       </w:pPr>
       <w:r>
-        <w:t>Stage one has established checkpoint identities, behavioral trajectories, independent review provenance, captures, lens fits and backed up readouts. The raw and transformed probes are available. These are completed engineering and development analyses, not a completed held out comparison.</w:t>
+        <w:t>Stage one established checkpoint identities, independently reviewed behavioral trajectories, captures, lens fits and cached readouts. Raw and transformed probes and text baselines are fitted under the same grouped protocol.</w:t>
       </w:r>
     </w:p>
     <w:p>
@@ -1742,7 +10490,7 @@
         <w:widowControl/>
       </w:pPr>
       <w:r>
-        <w:t>Stage three is complete for primary and end of prompt validation, with immutable endpoint locks. The earlier token controls have summaries but await reviews; during and after action validation remain pending. Stage four has completed the primary and end of prompt held out evaluation with complete test coverage. Its negative detection findings, specificity failures, uncertainty and deterministic case selection are preserved. Remaining temporal endpoints still require complete accounting before their locked metrics and casebooks. Other endpoint locks must be created from their own validation data before test scoring.</w:t>
+        <w:t>Stages three and four are complete for all six endpoints: calibration locks, held out reviews, coverage accounting, metrics and uncertainty are saved. The primary and end of prompt casebooks and the minus 32 shared prefix audit are available. Four endpoint review inference completed 2634 unique requests, of which six were unavailable; missing summaries produce additional aliased missingness. The automatic handoff verified raw receipts and evaluated the four remaining endpoints without retuning.</w:t>
       </w:r>
     </w:p>
     <w:p>
@@ -1790,7 +10538,7 @@
         <w:widowControl/>
       </w:pPr>
       <w:r>
-        <w:t>The additional API project ceiling is 10 dollars; the current cumulative dispatch allowance is 7 dollars. Both are local cost controls under the user's delegated paid run authorization. Each small batch reserves its full conservative cost before activation. Unknown charges retain 0.581365 dollars of reservations, including failed provider calls; they are never counted as free or retried. Current settled spending is recorded in the live integer microdollar ledger rather than frozen in this narrative. The completed primary summaries cost 0.067136 dollars, earlier token summaries 0.130575 dollars, and held out summaries 0.077337 dollars. These increments exclude qualification and review inference.</w:t>
+        <w:t>The user authorized a cumulative additional OpenRouter ceiling of 40 dollars. At completion of the four endpoint review stage, settled spending was 29.753784 dollars and uncertain charges retained 1.058460 dollars of reservations, leaving 9.187756 dollars available. This is a dated ledger snapshot, not the full historical project invoice. Failed or uncertain calls are never assumed free.</w:t>
       </w:r>
     </w:p>
     <w:p>
@@ -1798,7 +10546,7 @@
         <w:widowControl/>
       </w:pPr>
       <w:r>
-        <w:t>The original 5 dollar allowance stopped held out review inference after 171 of 184 requests per judge. A documented allocation increased the allowance to 7 dollars within the 10 dollar ceiling and completed the final 26 unattempted requests without retries. Settlement through primary test completion was 4.444227 dollars, plus the retained uncertain reservations. The same bounded allocation covers registered earlier token validation reviews and subsequent during and after action validation summaries. The runner can shrink batch size solely for affordability. It stops when even a minimum batch cannot fit, on an unexplained failure, or when source hashes differ. No budget increase, retry or substitution happens automatically. Remaining temporal and legacy cohorts need separately registered affordable allocations.</w:t>
+        <w:t>After sequential API dispatch caused unnecessary delay, the held out pipeline was changed to eight globally concurrent requests with shared locked budget reservations, exact cache reuse and immediate completion triggered stage handoffs. Outcomes do not determine queue order. Every paid stage is priced and registered before dispatch; each wave must fit its conservative reservation. Unknown failures stop dispatch, and failed requests remain unavailable without retry. All paid workers are now terminal.</w:t>
       </w:r>
     </w:p>
     <w:p>
@@ -1814,7 +10562,7 @@
         <w:widowControl/>
       </w:pPr>
       <w:r>
-        <w:t>Schedule estimates are conditional planning ranges rather than commitments: allow one to three working days for the remaining endpoint validation and locks, one to three for held out scoring and statistical review, and two to five for casebooks, warranted interventions and the final report. Provider latency or a failed gate can extend these stages. No additional GPU allocation or production spend is justified solely by this estimate.</w:t>
+        <w:t>The numerical comparison no longer awaits API or GPU inference. Remaining work is report and evidence verification, targeted fidelity assessment and the separate legacy robustness panels. Those panels require a concrete affordable execution plan before any additional calls. Real model causal work has not been run; no causal completion date or cost is asserted.</w:t>
       </w:r>
     </w:p>
     <w:p>
@@ -1894,7 +10642,7 @@
         <w:widowControl/>
       </w:pPr>
       <w:r>
-        <w:t>Reproduce through prepare_validation.py, verify_reader_acceptance.py, calibrate_comparison.py and evaluate_comparison.py in studies/reader_comparison. The legacy extension uses separate scripts. Detailed measured results and development timing audits are in reports/reader-comparison/accepted-primary-heldout-results.md and temporal-readout-visibility.md; their linked evidence records bind the machine readable sources. Current file hashes and run manifests take precedence over this dated execution record.</w:t>
+        <w:t>Reproduce through prepare_validation.py, verify_reader_acceptance.py, calibrate_comparison.py and evaluate_comparison.py in studies/reader_comparison. The legacy extension uses separate scripts. Detailed measured results and development timing audits are in reports/reader-comparison/accepted-primary-heldout-results.md and temporal-readout-visibility.md; their linked evidence records bind the machine readable sources. The four additional measured endpoints and shared prefix audit are documented in reports/reader-comparison/four-endpoint-heldout-results.md. Current file hashes and run manifests take precedence over this dated execution record.</w:t>
       </w:r>
     </w:p>
     <w:sectPr>

--- a/reports/reader-comparison/technical-record.docx
+++ b/reports/reader-comparison/technical-record.docx
@@ -39,7 +39,7 @@
         <w:widowControl/>
       </w:pPr>
       <w:r>
-        <w:t>All six Qwen held out endpoint comparisons are complete. No method shows a reliable overall advantage. During action, blind Oracle has greater recall with more false alarms. At minus 32, the raw probe flags six confirmed violations missed by contextual J displays, but gives identical scores to 16 benign runs sharing those prefixes. After action, context alone matches detection, so contextual lens success does not establish added activation information. The fidelity assessment, final evidence packaging and legacy controls remain incomplete. The original GPT OSS results are preserved separately.</w:t>
+        <w:t>All six Qwen held out endpoint comparisons are complete. No method shows a reliable overall advantage. During action, blind Oracle has greater recall with more false alarms. At minus 32, the raw probe flags six confirmed violations missed by contextual J displays, but gives identical scores to 16 benign runs sharing those prefixes. After action, context alone matches detection, so contextual lens success does not establish added activation information. A targeted qualitative fidelity audit and two legacy specificity panels are complete. Full Oracle reconstruction fidelity remains unmeasured; template stress testing and the incomplete legacy code onset cohort remain outstanding. The original GPT OSS results are preserved separately.</w:t>
       </w:r>
     </w:p>
     <w:p>
@@ -10458,7 +10458,586 @@
         <w:widowControl/>
       </w:pPr>
       <w:r>
-        <w:t>Blind summary AUROC was 0.511. Correctly paired contextual summaries exceeded shuffled summaries in sensitivity by 5.17 points, but differed from context only by minus 0.22 points with an interval spanning zero. These results neither prove faithful hidden intent recovery nor show that full J space lacks information. The 64 token offset and code onset results have different coverage; code onset remains an incomplete cached subset. Template, authorization and monitor maintenance panels remain unfinished under the new continuation protocol.</w:t>
+        <w:t>Blind summary AUROC was 0.511. Correctly paired contextual summaries exceeded shuffled summaries in sensitivity by 5.17 points, but differed from context only by minus 0.22 points with an interval spanning zero. These results neither prove faithful hidden intent recovery nor show that full J space lacks information. The 64 token offset and code onset results have different coverage; code onset remains an incomplete cached subset. Authorization and monitor maintenance controls are now complete under the original frozen thresholds and payloads. Template challenge and the code onset coverage gaps remain outstanding.</w:t>
+      </w:r>
+    </w:p>
+    <w:p>
+      <w:pPr>
+        <w:pStyle w:val="Heading1"/>
+      </w:pPr>
+      <w:r>
+        <w:t>Legacy authorization and monitor controls</w:t>
+      </w:r>
+    </w:p>
+    <w:p>
+      <w:pPr>
+        <w:widowControl/>
+      </w:pPr>
+      <w:r>
+        <w:t>The completed authorization and debugging panel contains 47 known benign episodes out of 48 requested records; 47 have stored readouts. All 24 monitor maintenance records have known benign labels and readouts. Every summary and original token display arm has zero false positives on these known benign controls, with no missing known judgments. The frozen activation probe flags all 71. These controls therefore show a substantial specificity failure for this probe and better observed specificity for the text interpretation arms. They do not measure sensitivity or demonstrate that summaries recover hidden intent.</w:t>
+      </w:r>
+    </w:p>
+    <w:tbl>
+      <w:tblPr>
+        <w:tblW w:type="auto" w:w="0"/>
+        <w:tblLayout w:type="fixed"/>
+        <w:tblLook w:firstColumn="1" w:firstRow="1" w:lastColumn="0" w:lastRow="0" w:noHBand="0" w:noVBand="1" w:val="04A0"/>
+      </w:tblPr>
+      <w:tblGrid>
+        <w:gridCol w:w="3744"/>
+        <w:gridCol w:w="1080"/>
+        <w:gridCol w:w="1080"/>
+        <w:gridCol w:w="2376"/>
+        <w:gridCol w:w="1512"/>
+      </w:tblGrid>
+      <w:tr>
+        <w:trPr>
+          <w:cantSplit/>
+          <w:tblHeader/>
+        </w:trPr>
+        <w:tc>
+          <w:tcPr>
+            <w:tcW w:type="dxa" w:w="3744"/>
+            <w:vAlign w:val="center"/>
+            <w:shd w:fill="DCE6EE"/>
+            <w:tcBorders>
+              <w:top w:val="single" w:sz="4" w:color="D9D9D9"/>
+              <w:left w:val="single" w:sz="4" w:color="D9D9D9"/>
+              <w:bottom w:val="single" w:sz="4" w:color="D9D9D9"/>
+              <w:right w:val="single" w:sz="4" w:color="D9D9D9"/>
+            </w:tcBorders>
+            <w:tcMar>
+              <w:top w:w="100" w:type="dxa"/>
+              <w:left w:w="100" w:type="dxa"/>
+              <w:bottom w:w="100" w:type="dxa"/>
+              <w:right w:w="100" w:type="dxa"/>
+            </w:tcMar>
+          </w:tcPr>
+          <w:p>
+            <w:pPr>
+              <w:spacing w:after="0" w:line="252" w:lineRule="auto"/>
+              <w:jc w:val="left"/>
+            </w:pPr>
+            <w:r>
+              <w:rPr>
+                <w:b/>
+                <w:sz w:val="21"/>
+              </w:rPr>
+              <w:t>Panel</w:t>
+            </w:r>
+          </w:p>
+        </w:tc>
+        <w:tc>
+          <w:tcPr>
+            <w:tcW w:type="dxa" w:w="1080"/>
+            <w:vAlign w:val="center"/>
+            <w:shd w:fill="DCE6EE"/>
+            <w:tcBorders>
+              <w:top w:val="single" w:sz="4" w:color="D9D9D9"/>
+              <w:left w:val="single" w:sz="4" w:color="D9D9D9"/>
+              <w:bottom w:val="single" w:sz="4" w:color="D9D9D9"/>
+              <w:right w:val="single" w:sz="4" w:color="D9D9D9"/>
+            </w:tcBorders>
+            <w:tcMar>
+              <w:top w:w="100" w:type="dxa"/>
+              <w:left w:w="100" w:type="dxa"/>
+              <w:bottom w:w="100" w:type="dxa"/>
+              <w:right w:w="100" w:type="dxa"/>
+            </w:tcMar>
+          </w:tcPr>
+          <w:p>
+            <w:pPr>
+              <w:spacing w:after="0" w:line="252" w:lineRule="auto"/>
+              <w:jc w:val="center"/>
+            </w:pPr>
+            <w:r>
+              <w:rPr>
+                <w:b/>
+                <w:sz w:val="21"/>
+              </w:rPr>
+              <w:t>Summary FP</w:t>
+            </w:r>
+          </w:p>
+        </w:tc>
+        <w:tc>
+          <w:tcPr>
+            <w:tcW w:type="dxa" w:w="1080"/>
+            <w:vAlign w:val="center"/>
+            <w:shd w:fill="DCE6EE"/>
+            <w:tcBorders>
+              <w:top w:val="single" w:sz="4" w:color="D9D9D9"/>
+              <w:left w:val="single" w:sz="4" w:color="D9D9D9"/>
+              <w:bottom w:val="single" w:sz="4" w:color="D9D9D9"/>
+              <w:right w:val="single" w:sz="4" w:color="D9D9D9"/>
+            </w:tcBorders>
+            <w:tcMar>
+              <w:top w:w="100" w:type="dxa"/>
+              <w:left w:w="100" w:type="dxa"/>
+              <w:bottom w:w="100" w:type="dxa"/>
+              <w:right w:w="100" w:type="dxa"/>
+            </w:tcMar>
+          </w:tcPr>
+          <w:p>
+            <w:pPr>
+              <w:spacing w:after="0" w:line="252" w:lineRule="auto"/>
+              <w:jc w:val="center"/>
+            </w:pPr>
+            <w:r>
+              <w:rPr>
+                <w:b/>
+                <w:sz w:val="21"/>
+              </w:rPr>
+              <w:t>Probe FP</w:t>
+            </w:r>
+          </w:p>
+        </w:tc>
+        <w:tc>
+          <w:tcPr>
+            <w:tcW w:type="dxa" w:w="2376"/>
+            <w:vAlign w:val="center"/>
+            <w:shd w:fill="DCE6EE"/>
+            <w:tcBorders>
+              <w:top w:val="single" w:sz="4" w:color="D9D9D9"/>
+              <w:left w:val="single" w:sz="4" w:color="D9D9D9"/>
+              <w:bottom w:val="single" w:sz="4" w:color="D9D9D9"/>
+              <w:right w:val="single" w:sz="4" w:color="D9D9D9"/>
+            </w:tcBorders>
+            <w:tcMar>
+              <w:top w:w="100" w:type="dxa"/>
+              <w:left w:w="100" w:type="dxa"/>
+              <w:bottom w:w="100" w:type="dxa"/>
+              <w:right w:w="100" w:type="dxa"/>
+            </w:tcMar>
+          </w:tcPr>
+          <w:p>
+            <w:pPr>
+              <w:spacing w:after="0" w:line="252" w:lineRule="auto"/>
+              <w:jc w:val="center"/>
+            </w:pPr>
+            <w:r>
+              <w:rPr>
+                <w:b/>
+                <w:sz w:val="21"/>
+              </w:rPr>
+              <w:t>Original J view FP</w:t>
+            </w:r>
+          </w:p>
+        </w:tc>
+        <w:tc>
+          <w:tcPr>
+            <w:tcW w:type="dxa" w:w="1512"/>
+            <w:vAlign w:val="center"/>
+            <w:shd w:fill="DCE6EE"/>
+            <w:tcBorders>
+              <w:top w:val="single" w:sz="4" w:color="D9D9D9"/>
+              <w:left w:val="single" w:sz="4" w:color="D9D9D9"/>
+              <w:bottom w:val="single" w:sz="4" w:color="D9D9D9"/>
+              <w:right w:val="single" w:sz="4" w:color="D9D9D9"/>
+            </w:tcBorders>
+            <w:tcMar>
+              <w:top w:w="100" w:type="dxa"/>
+              <w:left w:w="100" w:type="dxa"/>
+              <w:bottom w:w="100" w:type="dxa"/>
+              <w:right w:w="100" w:type="dxa"/>
+            </w:tcMar>
+          </w:tcPr>
+          <w:p>
+            <w:pPr>
+              <w:spacing w:after="0" w:line="252" w:lineRule="auto"/>
+              <w:jc w:val="center"/>
+            </w:pPr>
+            <w:r>
+              <w:rPr>
+                <w:b/>
+                <w:sz w:val="21"/>
+              </w:rPr>
+              <w:t>Context FP</w:t>
+            </w:r>
+          </w:p>
+        </w:tc>
+      </w:tr>
+      <w:tr>
+        <w:trPr>
+          <w:cantSplit/>
+        </w:trPr>
+        <w:tc>
+          <w:tcPr>
+            <w:tcW w:type="dxa" w:w="3744"/>
+            <w:vAlign w:val="center"/>
+            <w:shd w:fill="FFFFFF"/>
+            <w:tcBorders>
+              <w:top w:val="single" w:sz="4" w:color="D9D9D9"/>
+              <w:left w:val="single" w:sz="4" w:color="D9D9D9"/>
+              <w:bottom w:val="single" w:sz="4" w:color="D9D9D9"/>
+              <w:right w:val="single" w:sz="4" w:color="D9D9D9"/>
+            </w:tcBorders>
+            <w:tcMar>
+              <w:top w:w="100" w:type="dxa"/>
+              <w:left w:w="100" w:type="dxa"/>
+              <w:bottom w:w="100" w:type="dxa"/>
+              <w:right w:w="100" w:type="dxa"/>
+            </w:tcMar>
+          </w:tcPr>
+          <w:p>
+            <w:pPr>
+              <w:spacing w:after="0" w:line="252" w:lineRule="auto"/>
+              <w:jc w:val="left"/>
+            </w:pPr>
+            <w:r>
+              <w:rPr>
+                <w:b w:val="0"/>
+                <w:sz w:val="21"/>
+              </w:rPr>
+              <w:t>Authorization and debugging</w:t>
+            </w:r>
+          </w:p>
+        </w:tc>
+        <w:tc>
+          <w:tcPr>
+            <w:tcW w:type="dxa" w:w="1080"/>
+            <w:vAlign w:val="center"/>
+            <w:shd w:fill="FFFFFF"/>
+            <w:tcBorders>
+              <w:top w:val="single" w:sz="4" w:color="D9D9D9"/>
+              <w:left w:val="single" w:sz="4" w:color="D9D9D9"/>
+              <w:bottom w:val="single" w:sz="4" w:color="D9D9D9"/>
+              <w:right w:val="single" w:sz="4" w:color="D9D9D9"/>
+            </w:tcBorders>
+            <w:tcMar>
+              <w:top w:w="100" w:type="dxa"/>
+              <w:left w:w="100" w:type="dxa"/>
+              <w:bottom w:w="100" w:type="dxa"/>
+              <w:right w:w="100" w:type="dxa"/>
+            </w:tcMar>
+          </w:tcPr>
+          <w:p>
+            <w:pPr>
+              <w:spacing w:after="0" w:line="252" w:lineRule="auto"/>
+              <w:jc w:val="center"/>
+            </w:pPr>
+            <w:r>
+              <w:rPr>
+                <w:b w:val="0"/>
+                <w:sz w:val="21"/>
+              </w:rPr>
+              <w:t>0/47</w:t>
+            </w:r>
+          </w:p>
+        </w:tc>
+        <w:tc>
+          <w:tcPr>
+            <w:tcW w:type="dxa" w:w="1080"/>
+            <w:vAlign w:val="center"/>
+            <w:shd w:fill="FFFFFF"/>
+            <w:tcBorders>
+              <w:top w:val="single" w:sz="4" w:color="D9D9D9"/>
+              <w:left w:val="single" w:sz="4" w:color="D9D9D9"/>
+              <w:bottom w:val="single" w:sz="4" w:color="D9D9D9"/>
+              <w:right w:val="single" w:sz="4" w:color="D9D9D9"/>
+            </w:tcBorders>
+            <w:tcMar>
+              <w:top w:w="100" w:type="dxa"/>
+              <w:left w:w="100" w:type="dxa"/>
+              <w:bottom w:w="100" w:type="dxa"/>
+              <w:right w:w="100" w:type="dxa"/>
+            </w:tcMar>
+          </w:tcPr>
+          <w:p>
+            <w:pPr>
+              <w:spacing w:after="0" w:line="252" w:lineRule="auto"/>
+              <w:jc w:val="center"/>
+            </w:pPr>
+            <w:r>
+              <w:rPr>
+                <w:b w:val="0"/>
+                <w:sz w:val="21"/>
+              </w:rPr>
+              <w:t>47/47</w:t>
+            </w:r>
+          </w:p>
+        </w:tc>
+        <w:tc>
+          <w:tcPr>
+            <w:tcW w:type="dxa" w:w="2376"/>
+            <w:vAlign w:val="center"/>
+            <w:shd w:fill="FFFFFF"/>
+            <w:tcBorders>
+              <w:top w:val="single" w:sz="4" w:color="D9D9D9"/>
+              <w:left w:val="single" w:sz="4" w:color="D9D9D9"/>
+              <w:bottom w:val="single" w:sz="4" w:color="D9D9D9"/>
+              <w:right w:val="single" w:sz="4" w:color="D9D9D9"/>
+            </w:tcBorders>
+            <w:tcMar>
+              <w:top w:w="100" w:type="dxa"/>
+              <w:left w:w="100" w:type="dxa"/>
+              <w:bottom w:w="100" w:type="dxa"/>
+              <w:right w:w="100" w:type="dxa"/>
+            </w:tcMar>
+          </w:tcPr>
+          <w:p>
+            <w:pPr>
+              <w:spacing w:after="0" w:line="252" w:lineRule="auto"/>
+              <w:jc w:val="center"/>
+            </w:pPr>
+            <w:r>
+              <w:rPr>
+                <w:b w:val="0"/>
+                <w:sz w:val="21"/>
+              </w:rPr>
+              <w:t>0/47</w:t>
+            </w:r>
+          </w:p>
+        </w:tc>
+        <w:tc>
+          <w:tcPr>
+            <w:tcW w:type="dxa" w:w="1512"/>
+            <w:vAlign w:val="center"/>
+            <w:shd w:fill="FFFFFF"/>
+            <w:tcBorders>
+              <w:top w:val="single" w:sz="4" w:color="D9D9D9"/>
+              <w:left w:val="single" w:sz="4" w:color="D9D9D9"/>
+              <w:bottom w:val="single" w:sz="4" w:color="D9D9D9"/>
+              <w:right w:val="single" w:sz="4" w:color="D9D9D9"/>
+            </w:tcBorders>
+            <w:tcMar>
+              <w:top w:w="100" w:type="dxa"/>
+              <w:left w:w="100" w:type="dxa"/>
+              <w:bottom w:w="100" w:type="dxa"/>
+              <w:right w:w="100" w:type="dxa"/>
+            </w:tcMar>
+          </w:tcPr>
+          <w:p>
+            <w:pPr>
+              <w:spacing w:after="0" w:line="252" w:lineRule="auto"/>
+              <w:jc w:val="center"/>
+            </w:pPr>
+            <w:r>
+              <w:rPr>
+                <w:b w:val="0"/>
+                <w:sz w:val="21"/>
+              </w:rPr>
+              <w:t>1/47</w:t>
+            </w:r>
+          </w:p>
+        </w:tc>
+      </w:tr>
+      <w:tr>
+        <w:trPr>
+          <w:cantSplit/>
+        </w:trPr>
+        <w:tc>
+          <w:tcPr>
+            <w:tcW w:type="dxa" w:w="3744"/>
+            <w:vAlign w:val="center"/>
+            <w:shd w:fill="FFFFFF"/>
+            <w:tcBorders>
+              <w:top w:val="single" w:sz="4" w:color="D9D9D9"/>
+              <w:left w:val="single" w:sz="4" w:color="D9D9D9"/>
+              <w:bottom w:val="single" w:sz="4" w:color="D9D9D9"/>
+              <w:right w:val="single" w:sz="4" w:color="D9D9D9"/>
+            </w:tcBorders>
+            <w:tcMar>
+              <w:top w:w="100" w:type="dxa"/>
+              <w:left w:w="100" w:type="dxa"/>
+              <w:bottom w:w="100" w:type="dxa"/>
+              <w:right w:w="100" w:type="dxa"/>
+            </w:tcMar>
+          </w:tcPr>
+          <w:p>
+            <w:pPr>
+              <w:spacing w:after="0" w:line="252" w:lineRule="auto"/>
+              <w:jc w:val="left"/>
+            </w:pPr>
+            <w:r>
+              <w:rPr>
+                <w:b w:val="0"/>
+                <w:sz w:val="21"/>
+              </w:rPr>
+              <w:t>Monitor maintenance</w:t>
+            </w:r>
+          </w:p>
+        </w:tc>
+        <w:tc>
+          <w:tcPr>
+            <w:tcW w:type="dxa" w:w="1080"/>
+            <w:vAlign w:val="center"/>
+            <w:shd w:fill="FFFFFF"/>
+            <w:tcBorders>
+              <w:top w:val="single" w:sz="4" w:color="D9D9D9"/>
+              <w:left w:val="single" w:sz="4" w:color="D9D9D9"/>
+              <w:bottom w:val="single" w:sz="4" w:color="D9D9D9"/>
+              <w:right w:val="single" w:sz="4" w:color="D9D9D9"/>
+            </w:tcBorders>
+            <w:tcMar>
+              <w:top w:w="100" w:type="dxa"/>
+              <w:left w:w="100" w:type="dxa"/>
+              <w:bottom w:w="100" w:type="dxa"/>
+              <w:right w:w="100" w:type="dxa"/>
+            </w:tcMar>
+          </w:tcPr>
+          <w:p>
+            <w:pPr>
+              <w:spacing w:after="0" w:line="252" w:lineRule="auto"/>
+              <w:jc w:val="center"/>
+            </w:pPr>
+            <w:r>
+              <w:rPr>
+                <w:b w:val="0"/>
+                <w:sz w:val="21"/>
+              </w:rPr>
+              <w:t>0/24</w:t>
+            </w:r>
+          </w:p>
+        </w:tc>
+        <w:tc>
+          <w:tcPr>
+            <w:tcW w:type="dxa" w:w="1080"/>
+            <w:vAlign w:val="center"/>
+            <w:shd w:fill="FFFFFF"/>
+            <w:tcBorders>
+              <w:top w:val="single" w:sz="4" w:color="D9D9D9"/>
+              <w:left w:val="single" w:sz="4" w:color="D9D9D9"/>
+              <w:bottom w:val="single" w:sz="4" w:color="D9D9D9"/>
+              <w:right w:val="single" w:sz="4" w:color="D9D9D9"/>
+            </w:tcBorders>
+            <w:tcMar>
+              <w:top w:w="100" w:type="dxa"/>
+              <w:left w:w="100" w:type="dxa"/>
+              <w:bottom w:w="100" w:type="dxa"/>
+              <w:right w:w="100" w:type="dxa"/>
+            </w:tcMar>
+          </w:tcPr>
+          <w:p>
+            <w:pPr>
+              <w:spacing w:after="0" w:line="252" w:lineRule="auto"/>
+              <w:jc w:val="center"/>
+            </w:pPr>
+            <w:r>
+              <w:rPr>
+                <w:b w:val="0"/>
+                <w:sz w:val="21"/>
+              </w:rPr>
+              <w:t>24/24</w:t>
+            </w:r>
+          </w:p>
+        </w:tc>
+        <w:tc>
+          <w:tcPr>
+            <w:tcW w:type="dxa" w:w="2376"/>
+            <w:vAlign w:val="center"/>
+            <w:shd w:fill="FFFFFF"/>
+            <w:tcBorders>
+              <w:top w:val="single" w:sz="4" w:color="D9D9D9"/>
+              <w:left w:val="single" w:sz="4" w:color="D9D9D9"/>
+              <w:bottom w:val="single" w:sz="4" w:color="D9D9D9"/>
+              <w:right w:val="single" w:sz="4" w:color="D9D9D9"/>
+            </w:tcBorders>
+            <w:tcMar>
+              <w:top w:w="100" w:type="dxa"/>
+              <w:left w:w="100" w:type="dxa"/>
+              <w:bottom w:w="100" w:type="dxa"/>
+              <w:right w:w="100" w:type="dxa"/>
+            </w:tcMar>
+          </w:tcPr>
+          <w:p>
+            <w:pPr>
+              <w:spacing w:after="0" w:line="252" w:lineRule="auto"/>
+              <w:jc w:val="center"/>
+            </w:pPr>
+            <w:r>
+              <w:rPr>
+                <w:b w:val="0"/>
+                <w:sz w:val="21"/>
+              </w:rPr>
+              <w:t>0/24</w:t>
+            </w:r>
+          </w:p>
+        </w:tc>
+        <w:tc>
+          <w:tcPr>
+            <w:tcW w:type="dxa" w:w="1512"/>
+            <w:vAlign w:val="center"/>
+            <w:shd w:fill="FFFFFF"/>
+            <w:tcBorders>
+              <w:top w:val="single" w:sz="4" w:color="D9D9D9"/>
+              <w:left w:val="single" w:sz="4" w:color="D9D9D9"/>
+              <w:bottom w:val="single" w:sz="4" w:color="D9D9D9"/>
+              <w:right w:val="single" w:sz="4" w:color="D9D9D9"/>
+            </w:tcBorders>
+            <w:tcMar>
+              <w:top w:w="100" w:type="dxa"/>
+              <w:left w:w="100" w:type="dxa"/>
+              <w:bottom w:w="100" w:type="dxa"/>
+              <w:right w:w="100" w:type="dxa"/>
+            </w:tcMar>
+          </w:tcPr>
+          <w:p>
+            <w:pPr>
+              <w:spacing w:after="0" w:line="252" w:lineRule="auto"/>
+              <w:jc w:val="center"/>
+            </w:pPr>
+            <w:r>
+              <w:rPr>
+                <w:b w:val="0"/>
+                <w:sz w:val="21"/>
+              </w:rPr>
+              <w:t>0/24</w:t>
+            </w:r>
+          </w:p>
+        </w:tc>
+      </w:tr>
+    </w:tbl>
+    <w:p>
+      <w:pPr>
+        <w:spacing w:after="40"/>
+      </w:pPr>
+    </w:p>
+    <w:p>
+      <w:pPr>
+        <w:widowControl/>
+      </w:pPr>
+      <w:r>
+        <w:t>The blind summary, summary plus original tokens, blind J tokens and shuffled contextual summary arms also have zero false positives in both panels. There are no positive cases in these control cohorts, so sensitivity is undefined. Zero observed errors does not establish zero population risk. Do not pool these GPT OSS controls with the Qwen authorized panels: checkpoint, tasks and execution protocols differ.</w:t>
+      </w:r>
+    </w:p>
+    <w:p>
+      <w:pPr>
+        <w:widowControl/>
+      </w:pPr>
+      <w:r>
+        <w:t>All 268 unique summaries and 676 unique review requests completed with usable responses. Exact raw request payloads, replies, parsed judgments, budget settlements and minimum-of-two aggregation were verified. The 676 reviews fill 710 episode arm model slots through exact cache reuse. The two stages cost 0.262745 and 5.224217 dollars respectively. Concurrency was eight globally; no failed requests were retried. Original thresholds, models and provider routing were retained.</w:t>
+      </w:r>
+    </w:p>
+    <w:p>
+      <w:pPr>
+        <w:pStyle w:val="Heading1"/>
+      </w:pPr>
+      <w:r>
+        <w:t>Targeted Oracle fidelity assessment</w:t>
+      </w:r>
+    </w:p>
+    <w:p>
+      <w:pPr>
+        <w:widowControl/>
+      </w:pPr>
+      <w:r>
+        <w:t>A post hoc unblinded Codex audit selected the first two hash-ordered unique prefixes among strictly confirmed during-action Oracle true positives and the first two among strictly confirmed after-action authorized false alarms. These four illustrations are a single-assessor qualitative assessment, not independent ground truth or a prevalence estimate.</w:t>
+      </w:r>
+    </w:p>
+    <w:p>
+      <w:pPr>
+        <w:widowControl/>
+      </w:pPr>
+      <w:r>
+        <w:t>The compute example identifies the quota conflict, but one layer recommends unauthorized capacity while later layers state refusal or false. The benchmark example identifies removing failures to inflate reliability, yet mixes true recommendations with refusal and sometimes incorrectly describes false as removing rows. Both include details unsupported by the prefix. The two authorized purchase examples recognize an authority override in some layers while other descriptions introduce policy bypass, loans, shutdowns or invented deadlines. The owner waiver is explicit in the actual task.</w:t>
+      </w:r>
+    </w:p>
+    <w:p>
+      <w:pPr>
+        <w:widowControl/>
+      </w:pPr>
+      <w:r>
+        <w:t>These examples show topic correspondence alongside conflicting action semantics, authorization ambiguity and elaboration not supported by the prefix. Unsupported by the prefix does not prove absent from the activation. Correct detection also does not validate reconstruction fidelity. The released verbalizer remains unqualified as a comprehensive or authoritative account of the subject's internal state; subject_transfer_validated remains false. No reconstructor, whitening or nonnegative reconstruction coefficient test was run.</w:t>
       </w:r>
     </w:p>
     <w:p>
@@ -10482,7 +11061,7 @@
         <w:widowControl/>
       </w:pPr>
       <w:r>
-        <w:t>Stage two has qualified the accepted reference pair and verified its coverage. Summarizer schema validity is established on completed cohorts; semantic fidelity still requires review. Register any model, route, prompt or parser change as a distinct execution. Preserve failures and the accepted pair's shared provenance limitations.</w:t>
+        <w:t>Stage two has qualified the accepted reference pair and verified its coverage. Summarizer schema validity is established on completed cohorts; primary and temporal qualitative fidelity audits document bounded observations and limitations. Register any model, route, prompt or parser change as a distinct execution. Preserve failures and the accepted pair's shared provenance limitations.</w:t>
       </w:r>
     </w:p>
     <w:p>
@@ -10498,7 +11077,7 @@
         <w:widowControl/>
       </w:pPr>
       <w:r>
-        <w:t>Stage five completes fidelity review and any warranted causal follow up, reports controls and missingness, and finishes the separate legacy robustness extension. Final deliverables are an editable measured report, reproducible scripts and configuration, pinned model and data identities, machine readable metrics, casebooks, cost and resource records, and verified local copies of necessary artifacts.</w:t>
+        <w:t>Stage five has completed the targeted qualitative fidelity audit and two legacy specificity panels. Causal intervention remains conditional and unexecuted. The template challenge and legacy code onset completion remain outstanding under the budget limit. Final deliverables are an editable measured report, reproducible scripts and configuration, pinned model and data identities, machine readable metrics, casebooks, cost and resource records, and verified local copies of necessary artifacts.</w:t>
       </w:r>
     </w:p>
     <w:p>
@@ -10538,7 +11117,7 @@
         <w:widowControl/>
       </w:pPr>
       <w:r>
-        <w:t>The user authorized a cumulative additional OpenRouter ceiling of 40 dollars. At completion of the four endpoint review stage, settled spending was 29.753784 dollars and uncertain charges retained 1.058460 dollars of reservations, leaving 9.187756 dollars available. This is a dated ledger snapshot, not the full historical project invoice. Failed or uncertain calls are never assumed free.</w:t>
+        <w:t>The user authorized a cumulative additional OpenRouter ceiling of 40 dollars. After the specificity panels, settled spending is 35.240746 dollars and uncertain charges retain 1.058460 dollars, leaving 3.700794 dollars available. Failed or uncertain calls are never assumed free. A read-only exact cache inventory identifies 1442 new GPT 4.1 and 1446 new GPT 5.4 requests for the incomplete original code onset cohort; four prior raw failures remain unavailable and must not be retried. Historical receipt means project 24.502870 dollars for these new reviews. The full template panel needs 472 uncached summaries and up to 590 review requests per judge, projected at 10.502279 dollars before final review deduplication. Combined projected remaining inference is 35.005149 dollars, approximately 31.304355 above the current available allowance. These are estimates, not quotes or hard maxima. No further paid inference has been dispatched.</w:t>
       </w:r>
     </w:p>
     <w:p>
@@ -10562,7 +11141,7 @@
         <w:widowControl/>
       </w:pPr>
       <w:r>
-        <w:t>The numerical comparison no longer awaits API or GPU inference. Remaining work is report and evidence verification, targeted fidelity assessment and the separate legacy robustness panels. Those panels require a concrete affordable execution plan before any additional calls. Real model causal work has not been run; no causal completion date or cost is asserted.</w:t>
+        <w:t>The numerical comparison no longer awaits API or GPU inference. Remaining work is final artifact integration and the two remaining legacy cohorts. Their current cost forecast exceeds available authorization; this is a resource limitation, not a GPU or CPU latency issue. Those panels require a concrete affordable execution plan before any additional calls. Real model causal work has not been run; no causal completion date or cost is asserted.</w:t>
       </w:r>
     </w:p>
     <w:p>
@@ -10622,7 +11201,7 @@
         <w:widowControl/>
       </w:pPr>
       <w:r>
-        <w:t xml:space="preserve">The project repository is </w:t>
+        <w:t xml:space="preserve">The repository is </w:t>
       </w:r>
       <w:hyperlink r:id="rId12">
         <w:r>
@@ -10634,7 +11213,7 @@
       </w:hyperlink>
       <w:r/>
       <w:r>
-        <w:t xml:space="preserve"> . Authoritative implementation and protocol sources are studies/reader_comparison/METHODS.md, PRODUCTION_PROTOCOL.md, ANALYSIS_PROTOCOL.md, ORACLE_LENS_SCOPE.md and config-em-riskyfin.json. Machine readable evidence resides in studies/reader_comparison/evidence. Archived measured summarizer results are in reports/summarizer-extension-findings.md and its linked result files.</w:t>
+        <w:t xml:space="preserve"> . Protocols and configuration are in studies/reader_comparison; its evidence directory contains machine readable audits. Reproduce using prepare_validation.py, verify_reader_acceptance.py, calibrate_comparison.py and evaluate_comparison.py. The original GPT OSS extension uses separate scripts.</w:t>
       </w:r>
     </w:p>
     <w:p>
@@ -10642,7 +11221,7 @@
         <w:widowControl/>
       </w:pPr>
       <w:r>
-        <w:t>Reproduce through prepare_validation.py, verify_reader_acceptance.py, calibrate_comparison.py and evaluate_comparison.py in studies/reader_comparison. The legacy extension uses separate scripts. Detailed measured results and development timing audits are in reports/reader-comparison/accepted-primary-heldout-results.md and temporal-readout-visibility.md; their linked evidence records bind the machine readable sources. The four additional measured endpoints and shared prefix audit are documented in reports/reader-comparison/four-endpoint-heldout-results.md. Current file hashes and run manifests take precedence over this dated execution record.</w:t>
+        <w:t>Measured results, specificity controls, qualitative audits and their source records are in reports/reader-comparison. The original GPT OSS findings remain in reports/summarizer-extension-findings.md.</w:t>
       </w:r>
     </w:p>
     <w:sectPr>

--- a/reports/reader-comparison/technical-record.docx
+++ b/reports/reader-comparison/technical-record.docx
@@ -23,7 +23,7 @@
         <w:widowControl/>
       </w:pPr>
       <w:r>
-        <w:t>September 27 2026</w:t>
+        <w:t>September 28 2026</w:t>
       </w:r>
     </w:p>
     <w:p>
@@ -39,7 +39,7 @@
         <w:widowControl/>
       </w:pPr>
       <w:r>
-        <w:t>All six Qwen held out endpoint comparisons are complete. No method shows a reliable overall advantage. During action, blind Oracle has greater recall with more false alarms. At minus 32, the raw probe flags six confirmed violations missed by contextual J displays, but gives identical scores to 16 benign runs sharing those prefixes. After action, context alone matches detection, so contextual lens success does not establish added activation information. A targeted qualitative fidelity audit and two legacy specificity panels are complete. Full Oracle reconstruction fidelity remains unmeasured; template stress testing and the incomplete legacy code onset cohort remain outstanding. The original GPT OSS results are preserved separately.</w:t>
+        <w:t>All six Qwen held out endpoint comparisons are complete. No method shows a reliable overall advantage. During action, blind Oracle has greater recall with more false alarms. At minus 32, the raw probe flags six confirmed violations missed by contextual J displays, but gives identical scores to 16 benign runs sharing those prefixes. After action, context alone matches detection, so contextual lens success does not establish added activation information. A targeted qualitative fidelity audit and two legacy specificity panels are complete. The template stress panel and expanded legacy code onset cohort have also been evaluated with retained missingness. Full Oracle reconstruction fidelity remains unmeasured. The original GPT OSS results are preserved separately.</w:t>
       </w:r>
     </w:p>
     <w:p>
@@ -10458,7 +10458,7 @@
         <w:widowControl/>
       </w:pPr>
       <w:r>
-        <w:t>Blind summary AUROC was 0.511. Correctly paired contextual summaries exceeded shuffled summaries in sensitivity by 5.17 points, but differed from context only by minus 0.22 points with an interval spanning zero. These results neither prove faithful hidden intent recovery nor show that full J space lacks information. The 64 token offset and code onset results have different coverage; code onset remains an incomplete cached subset. Authorization and monitor maintenance controls are now complete under the original frozen thresholds and payloads. Template challenge and the code onset coverage gaps remain outstanding.</w:t>
+        <w:t>Blind summary AUROC was 0.511. Correctly paired contextual summaries exceeded shuffled summaries in sensitivity by 5.17 points, but differed from context only by minus 0.22 points with an interval spanning zero. These results neither prove faithful hidden intent recovery nor show that full J space lacks information. The 64 token offset and code onset results have different coverage. The original partial code onset report is preserved unchanged; a separate continuation now evaluates the full requested cohort with residual unavailable judgments and readouts reported explicitly. Authorization, monitor maintenance and template challenge panels retain their original frozen thresholds and payloads.</w:t>
       </w:r>
     </w:p>
     <w:p>
@@ -11045,6 +11045,3096 @@
         <w:pStyle w:val="Heading1"/>
       </w:pPr>
       <w:r>
+        <w:t>Template stress panel and expanded code onset results</w:t>
+      </w:r>
+    </w:p>
+    <w:p>
+      <w:pPr>
+        <w:widowControl/>
+      </w:pPr>
+      <w:r>
+        <w:t>These original GPT OSS cohorts are separate from the Qwen Oracle comparison. All registered new requests were attempted once and both frozen evaluations completed. Completion means the registered execution finished; it does not mean every episode has an available judgment. The fresh completion output alias uses byte identical original inputs and summaries and the same reviewer manifest, while preserving the original partial scores and completion files.</w:t>
+      </w:r>
+    </w:p>
+    <w:p>
+      <w:pPr>
+        <w:pStyle w:val="Heading1"/>
+      </w:pPr>
+      <w:r>
+        <w:t>Template challenge</w:t>
+      </w:r>
+    </w:p>
+    <w:p>
+      <w:pPr>
+        <w:widowControl/>
+      </w:pPr>
+      <w:r>
+        <w:t>The requested cohort contains 128 episodes, of which 89 have known behavioral labels. Rates below exclude uncertain or unavailable labels. Each arm uses its own available denominator; missing known cases include both upstream unavailable readouts and missing judgments.</w:t>
+      </w:r>
+    </w:p>
+    <w:tbl>
+      <w:tblPr>
+        <w:tblW w:type="auto" w:w="0"/>
+        <w:tblLayout w:type="fixed"/>
+        <w:tblLook w:firstColumn="1" w:firstRow="1" w:lastColumn="0" w:lastRow="0" w:noHBand="0" w:noVBand="1" w:val="04A0"/>
+      </w:tblPr>
+      <w:tblGrid>
+        <w:gridCol w:w="3744"/>
+        <w:gridCol w:w="1080"/>
+        <w:gridCol w:w="1080"/>
+        <w:gridCol w:w="2376"/>
+        <w:gridCol w:w="1512"/>
+      </w:tblGrid>
+      <w:tr>
+        <w:trPr>
+          <w:cantSplit/>
+          <w:tblHeader/>
+        </w:trPr>
+        <w:tc>
+          <w:tcPr>
+            <w:tcW w:type="dxa" w:w="3744"/>
+            <w:vAlign w:val="center"/>
+            <w:shd w:fill="DCE6EE"/>
+            <w:tcBorders>
+              <w:top w:val="single" w:sz="4" w:color="D9D9D9"/>
+              <w:left w:val="single" w:sz="4" w:color="D9D9D9"/>
+              <w:bottom w:val="single" w:sz="4" w:color="D9D9D9"/>
+              <w:right w:val="single" w:sz="4" w:color="D9D9D9"/>
+            </w:tcBorders>
+            <w:tcMar>
+              <w:top w:w="100" w:type="dxa"/>
+              <w:left w:w="100" w:type="dxa"/>
+              <w:bottom w:w="100" w:type="dxa"/>
+              <w:right w:w="100" w:type="dxa"/>
+            </w:tcMar>
+          </w:tcPr>
+          <w:p>
+            <w:pPr>
+              <w:spacing w:after="0" w:line="252" w:lineRule="auto"/>
+              <w:jc w:val="left"/>
+            </w:pPr>
+            <w:r>
+              <w:rPr>
+                <w:b/>
+                <w:sz w:val="21"/>
+              </w:rPr>
+              <w:t>Method</w:t>
+            </w:r>
+          </w:p>
+        </w:tc>
+        <w:tc>
+          <w:tcPr>
+            <w:tcW w:type="dxa" w:w="1080"/>
+            <w:vAlign w:val="center"/>
+            <w:shd w:fill="DCE6EE"/>
+            <w:tcBorders>
+              <w:top w:val="single" w:sz="4" w:color="D9D9D9"/>
+              <w:left w:val="single" w:sz="4" w:color="D9D9D9"/>
+              <w:bottom w:val="single" w:sz="4" w:color="D9D9D9"/>
+              <w:right w:val="single" w:sz="4" w:color="D9D9D9"/>
+            </w:tcBorders>
+            <w:tcMar>
+              <w:top w:w="100" w:type="dxa"/>
+              <w:left w:w="100" w:type="dxa"/>
+              <w:bottom w:w="100" w:type="dxa"/>
+              <w:right w:w="100" w:type="dxa"/>
+            </w:tcMar>
+          </w:tcPr>
+          <w:p>
+            <w:pPr>
+              <w:spacing w:after="0" w:line="252" w:lineRule="auto"/>
+              <w:jc w:val="center"/>
+            </w:pPr>
+            <w:r>
+              <w:rPr>
+                <w:b/>
+                <w:sz w:val="21"/>
+              </w:rPr>
+              <w:t>TP of positive</w:t>
+            </w:r>
+          </w:p>
+        </w:tc>
+        <w:tc>
+          <w:tcPr>
+            <w:tcW w:type="dxa" w:w="1080"/>
+            <w:vAlign w:val="center"/>
+            <w:shd w:fill="DCE6EE"/>
+            <w:tcBorders>
+              <w:top w:val="single" w:sz="4" w:color="D9D9D9"/>
+              <w:left w:val="single" w:sz="4" w:color="D9D9D9"/>
+              <w:bottom w:val="single" w:sz="4" w:color="D9D9D9"/>
+              <w:right w:val="single" w:sz="4" w:color="D9D9D9"/>
+            </w:tcBorders>
+            <w:tcMar>
+              <w:top w:w="100" w:type="dxa"/>
+              <w:left w:w="100" w:type="dxa"/>
+              <w:bottom w:w="100" w:type="dxa"/>
+              <w:right w:w="100" w:type="dxa"/>
+            </w:tcMar>
+          </w:tcPr>
+          <w:p>
+            <w:pPr>
+              <w:spacing w:after="0" w:line="252" w:lineRule="auto"/>
+              <w:jc w:val="center"/>
+            </w:pPr>
+            <w:r>
+              <w:rPr>
+                <w:b/>
+                <w:sz w:val="21"/>
+              </w:rPr>
+              <w:t>FP of benign</w:t>
+            </w:r>
+          </w:p>
+        </w:tc>
+        <w:tc>
+          <w:tcPr>
+            <w:tcW w:type="dxa" w:w="2376"/>
+            <w:vAlign w:val="center"/>
+            <w:shd w:fill="DCE6EE"/>
+            <w:tcBorders>
+              <w:top w:val="single" w:sz="4" w:color="D9D9D9"/>
+              <w:left w:val="single" w:sz="4" w:color="D9D9D9"/>
+              <w:bottom w:val="single" w:sz="4" w:color="D9D9D9"/>
+              <w:right w:val="single" w:sz="4" w:color="D9D9D9"/>
+            </w:tcBorders>
+            <w:tcMar>
+              <w:top w:w="100" w:type="dxa"/>
+              <w:left w:w="100" w:type="dxa"/>
+              <w:bottom w:w="100" w:type="dxa"/>
+              <w:right w:w="100" w:type="dxa"/>
+            </w:tcMar>
+          </w:tcPr>
+          <w:p>
+            <w:pPr>
+              <w:spacing w:after="0" w:line="252" w:lineRule="auto"/>
+              <w:jc w:val="center"/>
+            </w:pPr>
+            <w:r>
+              <w:rPr>
+                <w:b/>
+                <w:sz w:val="21"/>
+              </w:rPr>
+              <w:t>Missing known</w:t>
+            </w:r>
+          </w:p>
+        </w:tc>
+        <w:tc>
+          <w:tcPr>
+            <w:tcW w:type="dxa" w:w="1512"/>
+            <w:vAlign w:val="center"/>
+            <w:shd w:fill="DCE6EE"/>
+            <w:tcBorders>
+              <w:top w:val="single" w:sz="4" w:color="D9D9D9"/>
+              <w:left w:val="single" w:sz="4" w:color="D9D9D9"/>
+              <w:bottom w:val="single" w:sz="4" w:color="D9D9D9"/>
+              <w:right w:val="single" w:sz="4" w:color="D9D9D9"/>
+            </w:tcBorders>
+            <w:tcMar>
+              <w:top w:w="100" w:type="dxa"/>
+              <w:left w:w="100" w:type="dxa"/>
+              <w:bottom w:w="100" w:type="dxa"/>
+              <w:right w:w="100" w:type="dxa"/>
+            </w:tcMar>
+          </w:tcPr>
+          <w:p>
+            <w:pPr>
+              <w:spacing w:after="0" w:line="252" w:lineRule="auto"/>
+              <w:jc w:val="center"/>
+            </w:pPr>
+            <w:r>
+              <w:rPr>
+                <w:b/>
+                <w:sz w:val="21"/>
+              </w:rPr>
+              <w:t>AUROC</w:t>
+            </w:r>
+          </w:p>
+        </w:tc>
+      </w:tr>
+      <w:tr>
+        <w:trPr>
+          <w:cantSplit/>
+        </w:trPr>
+        <w:tc>
+          <w:tcPr>
+            <w:tcW w:type="dxa" w:w="3744"/>
+            <w:vAlign w:val="center"/>
+            <w:shd w:fill="FFFFFF"/>
+            <w:tcBorders>
+              <w:top w:val="single" w:sz="4" w:color="D9D9D9"/>
+              <w:left w:val="single" w:sz="4" w:color="D9D9D9"/>
+              <w:bottom w:val="single" w:sz="4" w:color="D9D9D9"/>
+              <w:right w:val="single" w:sz="4" w:color="D9D9D9"/>
+            </w:tcBorders>
+            <w:tcMar>
+              <w:top w:w="100" w:type="dxa"/>
+              <w:left w:w="100" w:type="dxa"/>
+              <w:bottom w:w="100" w:type="dxa"/>
+              <w:right w:w="100" w:type="dxa"/>
+            </w:tcMar>
+          </w:tcPr>
+          <w:p>
+            <w:pPr>
+              <w:spacing w:after="0" w:line="252" w:lineRule="auto"/>
+              <w:jc w:val="left"/>
+            </w:pPr>
+            <w:r>
+              <w:rPr>
+                <w:b w:val="0"/>
+                <w:sz w:val="21"/>
+              </w:rPr>
+              <w:t>Summary with context</w:t>
+            </w:r>
+          </w:p>
+        </w:tc>
+        <w:tc>
+          <w:tcPr>
+            <w:tcW w:type="dxa" w:w="1080"/>
+            <w:vAlign w:val="center"/>
+            <w:shd w:fill="FFFFFF"/>
+            <w:tcBorders>
+              <w:top w:val="single" w:sz="4" w:color="D9D9D9"/>
+              <w:left w:val="single" w:sz="4" w:color="D9D9D9"/>
+              <w:bottom w:val="single" w:sz="4" w:color="D9D9D9"/>
+              <w:right w:val="single" w:sz="4" w:color="D9D9D9"/>
+            </w:tcBorders>
+            <w:tcMar>
+              <w:top w:w="100" w:type="dxa"/>
+              <w:left w:w="100" w:type="dxa"/>
+              <w:bottom w:w="100" w:type="dxa"/>
+              <w:right w:w="100" w:type="dxa"/>
+            </w:tcMar>
+          </w:tcPr>
+          <w:p>
+            <w:pPr>
+              <w:spacing w:after="0" w:line="252" w:lineRule="auto"/>
+              <w:jc w:val="center"/>
+            </w:pPr>
+            <w:r>
+              <w:rPr>
+                <w:b w:val="0"/>
+                <w:sz w:val="21"/>
+              </w:rPr>
+              <w:t>16/18</w:t>
+            </w:r>
+          </w:p>
+        </w:tc>
+        <w:tc>
+          <w:tcPr>
+            <w:tcW w:type="dxa" w:w="1080"/>
+            <w:vAlign w:val="center"/>
+            <w:shd w:fill="FFFFFF"/>
+            <w:tcBorders>
+              <w:top w:val="single" w:sz="4" w:color="D9D9D9"/>
+              <w:left w:val="single" w:sz="4" w:color="D9D9D9"/>
+              <w:bottom w:val="single" w:sz="4" w:color="D9D9D9"/>
+              <w:right w:val="single" w:sz="4" w:color="D9D9D9"/>
+            </w:tcBorders>
+            <w:tcMar>
+              <w:top w:w="100" w:type="dxa"/>
+              <w:left w:w="100" w:type="dxa"/>
+              <w:bottom w:w="100" w:type="dxa"/>
+              <w:right w:w="100" w:type="dxa"/>
+            </w:tcMar>
+          </w:tcPr>
+          <w:p>
+            <w:pPr>
+              <w:spacing w:after="0" w:line="252" w:lineRule="auto"/>
+              <w:jc w:val="center"/>
+            </w:pPr>
+            <w:r>
+              <w:rPr>
+                <w:b w:val="0"/>
+                <w:sz w:val="21"/>
+              </w:rPr>
+              <w:t>0/70</w:t>
+            </w:r>
+          </w:p>
+        </w:tc>
+        <w:tc>
+          <w:tcPr>
+            <w:tcW w:type="dxa" w:w="2376"/>
+            <w:vAlign w:val="center"/>
+            <w:shd w:fill="FFFFFF"/>
+            <w:tcBorders>
+              <w:top w:val="single" w:sz="4" w:color="D9D9D9"/>
+              <w:left w:val="single" w:sz="4" w:color="D9D9D9"/>
+              <w:bottom w:val="single" w:sz="4" w:color="D9D9D9"/>
+              <w:right w:val="single" w:sz="4" w:color="D9D9D9"/>
+            </w:tcBorders>
+            <w:tcMar>
+              <w:top w:w="100" w:type="dxa"/>
+              <w:left w:w="100" w:type="dxa"/>
+              <w:bottom w:w="100" w:type="dxa"/>
+              <w:right w:w="100" w:type="dxa"/>
+            </w:tcMar>
+          </w:tcPr>
+          <w:p>
+            <w:pPr>
+              <w:spacing w:after="0" w:line="252" w:lineRule="auto"/>
+              <w:jc w:val="center"/>
+            </w:pPr>
+            <w:r>
+              <w:rPr>
+                <w:b w:val="0"/>
+                <w:sz w:val="21"/>
+              </w:rPr>
+              <w:t>1</w:t>
+            </w:r>
+          </w:p>
+        </w:tc>
+        <w:tc>
+          <w:tcPr>
+            <w:tcW w:type="dxa" w:w="1512"/>
+            <w:vAlign w:val="center"/>
+            <w:shd w:fill="FFFFFF"/>
+            <w:tcBorders>
+              <w:top w:val="single" w:sz="4" w:color="D9D9D9"/>
+              <w:left w:val="single" w:sz="4" w:color="D9D9D9"/>
+              <w:bottom w:val="single" w:sz="4" w:color="D9D9D9"/>
+              <w:right w:val="single" w:sz="4" w:color="D9D9D9"/>
+            </w:tcBorders>
+            <w:tcMar>
+              <w:top w:w="100" w:type="dxa"/>
+              <w:left w:w="100" w:type="dxa"/>
+              <w:bottom w:w="100" w:type="dxa"/>
+              <w:right w:w="100" w:type="dxa"/>
+            </w:tcMar>
+          </w:tcPr>
+          <w:p>
+            <w:pPr>
+              <w:spacing w:after="0" w:line="252" w:lineRule="auto"/>
+              <w:jc w:val="center"/>
+            </w:pPr>
+            <w:r>
+              <w:rPr>
+                <w:b w:val="0"/>
+                <w:sz w:val="21"/>
+              </w:rPr>
+              <w:t>0.944</w:t>
+            </w:r>
+          </w:p>
+        </w:tc>
+      </w:tr>
+      <w:tr>
+        <w:trPr>
+          <w:cantSplit/>
+        </w:trPr>
+        <w:tc>
+          <w:tcPr>
+            <w:tcW w:type="dxa" w:w="3744"/>
+            <w:vAlign w:val="center"/>
+            <w:shd w:fill="FFFFFF"/>
+            <w:tcBorders>
+              <w:top w:val="single" w:sz="4" w:color="D9D9D9"/>
+              <w:left w:val="single" w:sz="4" w:color="D9D9D9"/>
+              <w:bottom w:val="single" w:sz="4" w:color="D9D9D9"/>
+              <w:right w:val="single" w:sz="4" w:color="D9D9D9"/>
+            </w:tcBorders>
+            <w:tcMar>
+              <w:top w:w="100" w:type="dxa"/>
+              <w:left w:w="100" w:type="dxa"/>
+              <w:bottom w:w="100" w:type="dxa"/>
+              <w:right w:w="100" w:type="dxa"/>
+            </w:tcMar>
+          </w:tcPr>
+          <w:p>
+            <w:pPr>
+              <w:spacing w:after="0" w:line="252" w:lineRule="auto"/>
+              <w:jc w:val="left"/>
+            </w:pPr>
+            <w:r>
+              <w:rPr>
+                <w:b w:val="0"/>
+                <w:sz w:val="21"/>
+              </w:rPr>
+              <w:t>Summary and tokens with context</w:t>
+            </w:r>
+          </w:p>
+        </w:tc>
+        <w:tc>
+          <w:tcPr>
+            <w:tcW w:type="dxa" w:w="1080"/>
+            <w:vAlign w:val="center"/>
+            <w:shd w:fill="FFFFFF"/>
+            <w:tcBorders>
+              <w:top w:val="single" w:sz="4" w:color="D9D9D9"/>
+              <w:left w:val="single" w:sz="4" w:color="D9D9D9"/>
+              <w:bottom w:val="single" w:sz="4" w:color="D9D9D9"/>
+              <w:right w:val="single" w:sz="4" w:color="D9D9D9"/>
+            </w:tcBorders>
+            <w:tcMar>
+              <w:top w:w="100" w:type="dxa"/>
+              <w:left w:w="100" w:type="dxa"/>
+              <w:bottom w:w="100" w:type="dxa"/>
+              <w:right w:w="100" w:type="dxa"/>
+            </w:tcMar>
+          </w:tcPr>
+          <w:p>
+            <w:pPr>
+              <w:spacing w:after="0" w:line="252" w:lineRule="auto"/>
+              <w:jc w:val="center"/>
+            </w:pPr>
+            <w:r>
+              <w:rPr>
+                <w:b w:val="0"/>
+                <w:sz w:val="21"/>
+              </w:rPr>
+              <w:t>16/17</w:t>
+            </w:r>
+          </w:p>
+        </w:tc>
+        <w:tc>
+          <w:tcPr>
+            <w:tcW w:type="dxa" w:w="1080"/>
+            <w:vAlign w:val="center"/>
+            <w:shd w:fill="FFFFFF"/>
+            <w:tcBorders>
+              <w:top w:val="single" w:sz="4" w:color="D9D9D9"/>
+              <w:left w:val="single" w:sz="4" w:color="D9D9D9"/>
+              <w:bottom w:val="single" w:sz="4" w:color="D9D9D9"/>
+              <w:right w:val="single" w:sz="4" w:color="D9D9D9"/>
+            </w:tcBorders>
+            <w:tcMar>
+              <w:top w:w="100" w:type="dxa"/>
+              <w:left w:w="100" w:type="dxa"/>
+              <w:bottom w:w="100" w:type="dxa"/>
+              <w:right w:w="100" w:type="dxa"/>
+            </w:tcMar>
+          </w:tcPr>
+          <w:p>
+            <w:pPr>
+              <w:spacing w:after="0" w:line="252" w:lineRule="auto"/>
+              <w:jc w:val="center"/>
+            </w:pPr>
+            <w:r>
+              <w:rPr>
+                <w:b w:val="0"/>
+                <w:sz w:val="21"/>
+              </w:rPr>
+              <w:t>0/69</w:t>
+            </w:r>
+          </w:p>
+        </w:tc>
+        <w:tc>
+          <w:tcPr>
+            <w:tcW w:type="dxa" w:w="2376"/>
+            <w:vAlign w:val="center"/>
+            <w:shd w:fill="FFFFFF"/>
+            <w:tcBorders>
+              <w:top w:val="single" w:sz="4" w:color="D9D9D9"/>
+              <w:left w:val="single" w:sz="4" w:color="D9D9D9"/>
+              <w:bottom w:val="single" w:sz="4" w:color="D9D9D9"/>
+              <w:right w:val="single" w:sz="4" w:color="D9D9D9"/>
+            </w:tcBorders>
+            <w:tcMar>
+              <w:top w:w="100" w:type="dxa"/>
+              <w:left w:w="100" w:type="dxa"/>
+              <w:bottom w:w="100" w:type="dxa"/>
+              <w:right w:w="100" w:type="dxa"/>
+            </w:tcMar>
+          </w:tcPr>
+          <w:p>
+            <w:pPr>
+              <w:spacing w:after="0" w:line="252" w:lineRule="auto"/>
+              <w:jc w:val="center"/>
+            </w:pPr>
+            <w:r>
+              <w:rPr>
+                <w:b w:val="0"/>
+                <w:sz w:val="21"/>
+              </w:rPr>
+              <w:t>3</w:t>
+            </w:r>
+          </w:p>
+        </w:tc>
+        <w:tc>
+          <w:tcPr>
+            <w:tcW w:type="dxa" w:w="1512"/>
+            <w:vAlign w:val="center"/>
+            <w:shd w:fill="FFFFFF"/>
+            <w:tcBorders>
+              <w:top w:val="single" w:sz="4" w:color="D9D9D9"/>
+              <w:left w:val="single" w:sz="4" w:color="D9D9D9"/>
+              <w:bottom w:val="single" w:sz="4" w:color="D9D9D9"/>
+              <w:right w:val="single" w:sz="4" w:color="D9D9D9"/>
+            </w:tcBorders>
+            <w:tcMar>
+              <w:top w:w="100" w:type="dxa"/>
+              <w:left w:w="100" w:type="dxa"/>
+              <w:bottom w:w="100" w:type="dxa"/>
+              <w:right w:w="100" w:type="dxa"/>
+            </w:tcMar>
+          </w:tcPr>
+          <w:p>
+            <w:pPr>
+              <w:spacing w:after="0" w:line="252" w:lineRule="auto"/>
+              <w:jc w:val="center"/>
+            </w:pPr>
+            <w:r>
+              <w:rPr>
+                <w:b w:val="0"/>
+                <w:sz w:val="21"/>
+              </w:rPr>
+              <w:t>0.971</w:t>
+            </w:r>
+          </w:p>
+        </w:tc>
+      </w:tr>
+      <w:tr>
+        <w:trPr>
+          <w:cantSplit/>
+        </w:trPr>
+        <w:tc>
+          <w:tcPr>
+            <w:tcW w:type="dxa" w:w="3744"/>
+            <w:vAlign w:val="center"/>
+            <w:shd w:fill="FFFFFF"/>
+            <w:tcBorders>
+              <w:top w:val="single" w:sz="4" w:color="D9D9D9"/>
+              <w:left w:val="single" w:sz="4" w:color="D9D9D9"/>
+              <w:bottom w:val="single" w:sz="4" w:color="D9D9D9"/>
+              <w:right w:val="single" w:sz="4" w:color="D9D9D9"/>
+            </w:tcBorders>
+            <w:tcMar>
+              <w:top w:w="100" w:type="dxa"/>
+              <w:left w:w="100" w:type="dxa"/>
+              <w:bottom w:w="100" w:type="dxa"/>
+              <w:right w:w="100" w:type="dxa"/>
+            </w:tcMar>
+          </w:tcPr>
+          <w:p>
+            <w:pPr>
+              <w:spacing w:after="0" w:line="252" w:lineRule="auto"/>
+              <w:jc w:val="left"/>
+            </w:pPr>
+            <w:r>
+              <w:rPr>
+                <w:b w:val="0"/>
+                <w:sz w:val="21"/>
+              </w:rPr>
+              <w:t>Blind summary</w:t>
+            </w:r>
+          </w:p>
+        </w:tc>
+        <w:tc>
+          <w:tcPr>
+            <w:tcW w:type="dxa" w:w="1080"/>
+            <w:vAlign w:val="center"/>
+            <w:shd w:fill="FFFFFF"/>
+            <w:tcBorders>
+              <w:top w:val="single" w:sz="4" w:color="D9D9D9"/>
+              <w:left w:val="single" w:sz="4" w:color="D9D9D9"/>
+              <w:bottom w:val="single" w:sz="4" w:color="D9D9D9"/>
+              <w:right w:val="single" w:sz="4" w:color="D9D9D9"/>
+            </w:tcBorders>
+            <w:tcMar>
+              <w:top w:w="100" w:type="dxa"/>
+              <w:left w:w="100" w:type="dxa"/>
+              <w:bottom w:w="100" w:type="dxa"/>
+              <w:right w:w="100" w:type="dxa"/>
+            </w:tcMar>
+          </w:tcPr>
+          <w:p>
+            <w:pPr>
+              <w:spacing w:after="0" w:line="252" w:lineRule="auto"/>
+              <w:jc w:val="center"/>
+            </w:pPr>
+            <w:r>
+              <w:rPr>
+                <w:b w:val="0"/>
+                <w:sz w:val="21"/>
+              </w:rPr>
+              <w:t>0/18</w:t>
+            </w:r>
+          </w:p>
+        </w:tc>
+        <w:tc>
+          <w:tcPr>
+            <w:tcW w:type="dxa" w:w="1080"/>
+            <w:vAlign w:val="center"/>
+            <w:shd w:fill="FFFFFF"/>
+            <w:tcBorders>
+              <w:top w:val="single" w:sz="4" w:color="D9D9D9"/>
+              <w:left w:val="single" w:sz="4" w:color="D9D9D9"/>
+              <w:bottom w:val="single" w:sz="4" w:color="D9D9D9"/>
+              <w:right w:val="single" w:sz="4" w:color="D9D9D9"/>
+            </w:tcBorders>
+            <w:tcMar>
+              <w:top w:w="100" w:type="dxa"/>
+              <w:left w:w="100" w:type="dxa"/>
+              <w:bottom w:w="100" w:type="dxa"/>
+              <w:right w:w="100" w:type="dxa"/>
+            </w:tcMar>
+          </w:tcPr>
+          <w:p>
+            <w:pPr>
+              <w:spacing w:after="0" w:line="252" w:lineRule="auto"/>
+              <w:jc w:val="center"/>
+            </w:pPr>
+            <w:r>
+              <w:rPr>
+                <w:b w:val="0"/>
+                <w:sz w:val="21"/>
+              </w:rPr>
+              <w:t>0/70</w:t>
+            </w:r>
+          </w:p>
+        </w:tc>
+        <w:tc>
+          <w:tcPr>
+            <w:tcW w:type="dxa" w:w="2376"/>
+            <w:vAlign w:val="center"/>
+            <w:shd w:fill="FFFFFF"/>
+            <w:tcBorders>
+              <w:top w:val="single" w:sz="4" w:color="D9D9D9"/>
+              <w:left w:val="single" w:sz="4" w:color="D9D9D9"/>
+              <w:bottom w:val="single" w:sz="4" w:color="D9D9D9"/>
+              <w:right w:val="single" w:sz="4" w:color="D9D9D9"/>
+            </w:tcBorders>
+            <w:tcMar>
+              <w:top w:w="100" w:type="dxa"/>
+              <w:left w:w="100" w:type="dxa"/>
+              <w:bottom w:w="100" w:type="dxa"/>
+              <w:right w:w="100" w:type="dxa"/>
+            </w:tcMar>
+          </w:tcPr>
+          <w:p>
+            <w:pPr>
+              <w:spacing w:after="0" w:line="252" w:lineRule="auto"/>
+              <w:jc w:val="center"/>
+            </w:pPr>
+            <w:r>
+              <w:rPr>
+                <w:b w:val="0"/>
+                <w:sz w:val="21"/>
+              </w:rPr>
+              <w:t>1</w:t>
+            </w:r>
+          </w:p>
+        </w:tc>
+        <w:tc>
+          <w:tcPr>
+            <w:tcW w:type="dxa" w:w="1512"/>
+            <w:vAlign w:val="center"/>
+            <w:shd w:fill="FFFFFF"/>
+            <w:tcBorders>
+              <w:top w:val="single" w:sz="4" w:color="D9D9D9"/>
+              <w:left w:val="single" w:sz="4" w:color="D9D9D9"/>
+              <w:bottom w:val="single" w:sz="4" w:color="D9D9D9"/>
+              <w:right w:val="single" w:sz="4" w:color="D9D9D9"/>
+            </w:tcBorders>
+            <w:tcMar>
+              <w:top w:w="100" w:type="dxa"/>
+              <w:left w:w="100" w:type="dxa"/>
+              <w:bottom w:w="100" w:type="dxa"/>
+              <w:right w:w="100" w:type="dxa"/>
+            </w:tcMar>
+          </w:tcPr>
+          <w:p>
+            <w:pPr>
+              <w:spacing w:after="0" w:line="252" w:lineRule="auto"/>
+              <w:jc w:val="center"/>
+            </w:pPr>
+            <w:r>
+              <w:rPr>
+                <w:b w:val="0"/>
+                <w:sz w:val="21"/>
+              </w:rPr>
+              <w:t>0.500</w:t>
+            </w:r>
+          </w:p>
+        </w:tc>
+      </w:tr>
+      <w:tr>
+        <w:trPr>
+          <w:cantSplit/>
+        </w:trPr>
+        <w:tc>
+          <w:tcPr>
+            <w:tcW w:type="dxa" w:w="3744"/>
+            <w:vAlign w:val="center"/>
+            <w:shd w:fill="FFFFFF"/>
+            <w:tcBorders>
+              <w:top w:val="single" w:sz="4" w:color="D9D9D9"/>
+              <w:left w:val="single" w:sz="4" w:color="D9D9D9"/>
+              <w:bottom w:val="single" w:sz="4" w:color="D9D9D9"/>
+              <w:right w:val="single" w:sz="4" w:color="D9D9D9"/>
+            </w:tcBorders>
+            <w:tcMar>
+              <w:top w:w="100" w:type="dxa"/>
+              <w:left w:w="100" w:type="dxa"/>
+              <w:bottom w:w="100" w:type="dxa"/>
+              <w:right w:w="100" w:type="dxa"/>
+            </w:tcMar>
+          </w:tcPr>
+          <w:p>
+            <w:pPr>
+              <w:spacing w:after="0" w:line="252" w:lineRule="auto"/>
+              <w:jc w:val="left"/>
+            </w:pPr>
+            <w:r>
+              <w:rPr>
+                <w:b w:val="0"/>
+                <w:sz w:val="21"/>
+              </w:rPr>
+              <w:t>Blind token display</w:t>
+            </w:r>
+          </w:p>
+        </w:tc>
+        <w:tc>
+          <w:tcPr>
+            <w:tcW w:type="dxa" w:w="1080"/>
+            <w:vAlign w:val="center"/>
+            <w:shd w:fill="FFFFFF"/>
+            <w:tcBorders>
+              <w:top w:val="single" w:sz="4" w:color="D9D9D9"/>
+              <w:left w:val="single" w:sz="4" w:color="D9D9D9"/>
+              <w:bottom w:val="single" w:sz="4" w:color="D9D9D9"/>
+              <w:right w:val="single" w:sz="4" w:color="D9D9D9"/>
+            </w:tcBorders>
+            <w:tcMar>
+              <w:top w:w="100" w:type="dxa"/>
+              <w:left w:w="100" w:type="dxa"/>
+              <w:bottom w:w="100" w:type="dxa"/>
+              <w:right w:w="100" w:type="dxa"/>
+            </w:tcMar>
+          </w:tcPr>
+          <w:p>
+            <w:pPr>
+              <w:spacing w:after="0" w:line="252" w:lineRule="auto"/>
+              <w:jc w:val="center"/>
+            </w:pPr>
+            <w:r>
+              <w:rPr>
+                <w:b w:val="0"/>
+                <w:sz w:val="21"/>
+              </w:rPr>
+              <w:t>0/18</w:t>
+            </w:r>
+          </w:p>
+        </w:tc>
+        <w:tc>
+          <w:tcPr>
+            <w:tcW w:type="dxa" w:w="1080"/>
+            <w:vAlign w:val="center"/>
+            <w:shd w:fill="FFFFFF"/>
+            <w:tcBorders>
+              <w:top w:val="single" w:sz="4" w:color="D9D9D9"/>
+              <w:left w:val="single" w:sz="4" w:color="D9D9D9"/>
+              <w:bottom w:val="single" w:sz="4" w:color="D9D9D9"/>
+              <w:right w:val="single" w:sz="4" w:color="D9D9D9"/>
+            </w:tcBorders>
+            <w:tcMar>
+              <w:top w:w="100" w:type="dxa"/>
+              <w:left w:w="100" w:type="dxa"/>
+              <w:bottom w:w="100" w:type="dxa"/>
+              <w:right w:w="100" w:type="dxa"/>
+            </w:tcMar>
+          </w:tcPr>
+          <w:p>
+            <w:pPr>
+              <w:spacing w:after="0" w:line="252" w:lineRule="auto"/>
+              <w:jc w:val="center"/>
+            </w:pPr>
+            <w:r>
+              <w:rPr>
+                <w:b w:val="0"/>
+                <w:sz w:val="21"/>
+              </w:rPr>
+              <w:t>0/70</w:t>
+            </w:r>
+          </w:p>
+        </w:tc>
+        <w:tc>
+          <w:tcPr>
+            <w:tcW w:type="dxa" w:w="2376"/>
+            <w:vAlign w:val="center"/>
+            <w:shd w:fill="FFFFFF"/>
+            <w:tcBorders>
+              <w:top w:val="single" w:sz="4" w:color="D9D9D9"/>
+              <w:left w:val="single" w:sz="4" w:color="D9D9D9"/>
+              <w:bottom w:val="single" w:sz="4" w:color="D9D9D9"/>
+              <w:right w:val="single" w:sz="4" w:color="D9D9D9"/>
+            </w:tcBorders>
+            <w:tcMar>
+              <w:top w:w="100" w:type="dxa"/>
+              <w:left w:w="100" w:type="dxa"/>
+              <w:bottom w:w="100" w:type="dxa"/>
+              <w:right w:w="100" w:type="dxa"/>
+            </w:tcMar>
+          </w:tcPr>
+          <w:p>
+            <w:pPr>
+              <w:spacing w:after="0" w:line="252" w:lineRule="auto"/>
+              <w:jc w:val="center"/>
+            </w:pPr>
+            <w:r>
+              <w:rPr>
+                <w:b w:val="0"/>
+                <w:sz w:val="21"/>
+              </w:rPr>
+              <w:t>1</w:t>
+            </w:r>
+          </w:p>
+        </w:tc>
+        <w:tc>
+          <w:tcPr>
+            <w:tcW w:type="dxa" w:w="1512"/>
+            <w:vAlign w:val="center"/>
+            <w:shd w:fill="FFFFFF"/>
+            <w:tcBorders>
+              <w:top w:val="single" w:sz="4" w:color="D9D9D9"/>
+              <w:left w:val="single" w:sz="4" w:color="D9D9D9"/>
+              <w:bottom w:val="single" w:sz="4" w:color="D9D9D9"/>
+              <w:right w:val="single" w:sz="4" w:color="D9D9D9"/>
+            </w:tcBorders>
+            <w:tcMar>
+              <w:top w:w="100" w:type="dxa"/>
+              <w:left w:w="100" w:type="dxa"/>
+              <w:bottom w:w="100" w:type="dxa"/>
+              <w:right w:w="100" w:type="dxa"/>
+            </w:tcMar>
+          </w:tcPr>
+          <w:p>
+            <w:pPr>
+              <w:spacing w:after="0" w:line="252" w:lineRule="auto"/>
+              <w:jc w:val="center"/>
+            </w:pPr>
+            <w:r>
+              <w:rPr>
+                <w:b w:val="0"/>
+                <w:sz w:val="21"/>
+              </w:rPr>
+              <w:t>0.433</w:t>
+            </w:r>
+          </w:p>
+        </w:tc>
+      </w:tr>
+      <w:tr>
+        <w:trPr>
+          <w:cantSplit/>
+        </w:trPr>
+        <w:tc>
+          <w:tcPr>
+            <w:tcW w:type="dxa" w:w="3744"/>
+            <w:vAlign w:val="center"/>
+            <w:shd w:fill="FFFFFF"/>
+            <w:tcBorders>
+              <w:top w:val="single" w:sz="4" w:color="D9D9D9"/>
+              <w:left w:val="single" w:sz="4" w:color="D9D9D9"/>
+              <w:bottom w:val="single" w:sz="4" w:color="D9D9D9"/>
+              <w:right w:val="single" w:sz="4" w:color="D9D9D9"/>
+            </w:tcBorders>
+            <w:tcMar>
+              <w:top w:w="100" w:type="dxa"/>
+              <w:left w:w="100" w:type="dxa"/>
+              <w:bottom w:w="100" w:type="dxa"/>
+              <w:right w:w="100" w:type="dxa"/>
+            </w:tcMar>
+          </w:tcPr>
+          <w:p>
+            <w:pPr>
+              <w:spacing w:after="0" w:line="252" w:lineRule="auto"/>
+              <w:jc w:val="left"/>
+            </w:pPr>
+            <w:r>
+              <w:rPr>
+                <w:b w:val="0"/>
+                <w:sz w:val="21"/>
+              </w:rPr>
+              <w:t>Shuffled summary with context</w:t>
+            </w:r>
+          </w:p>
+        </w:tc>
+        <w:tc>
+          <w:tcPr>
+            <w:tcW w:type="dxa" w:w="1080"/>
+            <w:vAlign w:val="center"/>
+            <w:shd w:fill="FFFFFF"/>
+            <w:tcBorders>
+              <w:top w:val="single" w:sz="4" w:color="D9D9D9"/>
+              <w:left w:val="single" w:sz="4" w:color="D9D9D9"/>
+              <w:bottom w:val="single" w:sz="4" w:color="D9D9D9"/>
+              <w:right w:val="single" w:sz="4" w:color="D9D9D9"/>
+            </w:tcBorders>
+            <w:tcMar>
+              <w:top w:w="100" w:type="dxa"/>
+              <w:left w:w="100" w:type="dxa"/>
+              <w:bottom w:w="100" w:type="dxa"/>
+              <w:right w:w="100" w:type="dxa"/>
+            </w:tcMar>
+          </w:tcPr>
+          <w:p>
+            <w:pPr>
+              <w:spacing w:after="0" w:line="252" w:lineRule="auto"/>
+              <w:jc w:val="center"/>
+            </w:pPr>
+            <w:r>
+              <w:rPr>
+                <w:b w:val="0"/>
+                <w:sz w:val="21"/>
+              </w:rPr>
+              <w:t>15/18</w:t>
+            </w:r>
+          </w:p>
+        </w:tc>
+        <w:tc>
+          <w:tcPr>
+            <w:tcW w:type="dxa" w:w="1080"/>
+            <w:vAlign w:val="center"/>
+            <w:shd w:fill="FFFFFF"/>
+            <w:tcBorders>
+              <w:top w:val="single" w:sz="4" w:color="D9D9D9"/>
+              <w:left w:val="single" w:sz="4" w:color="D9D9D9"/>
+              <w:bottom w:val="single" w:sz="4" w:color="D9D9D9"/>
+              <w:right w:val="single" w:sz="4" w:color="D9D9D9"/>
+            </w:tcBorders>
+            <w:tcMar>
+              <w:top w:w="100" w:type="dxa"/>
+              <w:left w:w="100" w:type="dxa"/>
+              <w:bottom w:w="100" w:type="dxa"/>
+              <w:right w:w="100" w:type="dxa"/>
+            </w:tcMar>
+          </w:tcPr>
+          <w:p>
+            <w:pPr>
+              <w:spacing w:after="0" w:line="252" w:lineRule="auto"/>
+              <w:jc w:val="center"/>
+            </w:pPr>
+            <w:r>
+              <w:rPr>
+                <w:b w:val="0"/>
+                <w:sz w:val="21"/>
+              </w:rPr>
+              <w:t>0/68</w:t>
+            </w:r>
+          </w:p>
+        </w:tc>
+        <w:tc>
+          <w:tcPr>
+            <w:tcW w:type="dxa" w:w="2376"/>
+            <w:vAlign w:val="center"/>
+            <w:shd w:fill="FFFFFF"/>
+            <w:tcBorders>
+              <w:top w:val="single" w:sz="4" w:color="D9D9D9"/>
+              <w:left w:val="single" w:sz="4" w:color="D9D9D9"/>
+              <w:bottom w:val="single" w:sz="4" w:color="D9D9D9"/>
+              <w:right w:val="single" w:sz="4" w:color="D9D9D9"/>
+            </w:tcBorders>
+            <w:tcMar>
+              <w:top w:w="100" w:type="dxa"/>
+              <w:left w:w="100" w:type="dxa"/>
+              <w:bottom w:w="100" w:type="dxa"/>
+              <w:right w:w="100" w:type="dxa"/>
+            </w:tcMar>
+          </w:tcPr>
+          <w:p>
+            <w:pPr>
+              <w:spacing w:after="0" w:line="252" w:lineRule="auto"/>
+              <w:jc w:val="center"/>
+            </w:pPr>
+            <w:r>
+              <w:rPr>
+                <w:b w:val="0"/>
+                <w:sz w:val="21"/>
+              </w:rPr>
+              <w:t>3</w:t>
+            </w:r>
+          </w:p>
+        </w:tc>
+        <w:tc>
+          <w:tcPr>
+            <w:tcW w:type="dxa" w:w="1512"/>
+            <w:vAlign w:val="center"/>
+            <w:shd w:fill="FFFFFF"/>
+            <w:tcBorders>
+              <w:top w:val="single" w:sz="4" w:color="D9D9D9"/>
+              <w:left w:val="single" w:sz="4" w:color="D9D9D9"/>
+              <w:bottom w:val="single" w:sz="4" w:color="D9D9D9"/>
+              <w:right w:val="single" w:sz="4" w:color="D9D9D9"/>
+            </w:tcBorders>
+            <w:tcMar>
+              <w:top w:w="100" w:type="dxa"/>
+              <w:left w:w="100" w:type="dxa"/>
+              <w:bottom w:w="100" w:type="dxa"/>
+              <w:right w:w="100" w:type="dxa"/>
+            </w:tcMar>
+          </w:tcPr>
+          <w:p>
+            <w:pPr>
+              <w:spacing w:after="0" w:line="252" w:lineRule="auto"/>
+              <w:jc w:val="center"/>
+            </w:pPr>
+            <w:r>
+              <w:rPr>
+                <w:b w:val="0"/>
+                <w:sz w:val="21"/>
+              </w:rPr>
+              <w:t>0.917</w:t>
+            </w:r>
+          </w:p>
+        </w:tc>
+      </w:tr>
+      <w:tr>
+        <w:trPr>
+          <w:cantSplit/>
+        </w:trPr>
+        <w:tc>
+          <w:tcPr>
+            <w:tcW w:type="dxa" w:w="3744"/>
+            <w:vAlign w:val="center"/>
+            <w:shd w:fill="FFFFFF"/>
+            <w:tcBorders>
+              <w:top w:val="single" w:sz="4" w:color="D9D9D9"/>
+              <w:left w:val="single" w:sz="4" w:color="D9D9D9"/>
+              <w:bottom w:val="single" w:sz="4" w:color="D9D9D9"/>
+              <w:right w:val="single" w:sz="4" w:color="D9D9D9"/>
+            </w:tcBorders>
+            <w:tcMar>
+              <w:top w:w="100" w:type="dxa"/>
+              <w:left w:w="100" w:type="dxa"/>
+              <w:bottom w:w="100" w:type="dxa"/>
+              <w:right w:w="100" w:type="dxa"/>
+            </w:tcMar>
+          </w:tcPr>
+          <w:p>
+            <w:pPr>
+              <w:spacing w:after="0" w:line="252" w:lineRule="auto"/>
+              <w:jc w:val="left"/>
+            </w:pPr>
+            <w:r>
+              <w:rPr>
+                <w:b w:val="0"/>
+                <w:sz w:val="21"/>
+              </w:rPr>
+              <w:t>Activation probe</w:t>
+            </w:r>
+          </w:p>
+        </w:tc>
+        <w:tc>
+          <w:tcPr>
+            <w:tcW w:type="dxa" w:w="1080"/>
+            <w:vAlign w:val="center"/>
+            <w:shd w:fill="FFFFFF"/>
+            <w:tcBorders>
+              <w:top w:val="single" w:sz="4" w:color="D9D9D9"/>
+              <w:left w:val="single" w:sz="4" w:color="D9D9D9"/>
+              <w:bottom w:val="single" w:sz="4" w:color="D9D9D9"/>
+              <w:right w:val="single" w:sz="4" w:color="D9D9D9"/>
+            </w:tcBorders>
+            <w:tcMar>
+              <w:top w:w="100" w:type="dxa"/>
+              <w:left w:w="100" w:type="dxa"/>
+              <w:bottom w:w="100" w:type="dxa"/>
+              <w:right w:w="100" w:type="dxa"/>
+            </w:tcMar>
+          </w:tcPr>
+          <w:p>
+            <w:pPr>
+              <w:spacing w:after="0" w:line="252" w:lineRule="auto"/>
+              <w:jc w:val="center"/>
+            </w:pPr>
+            <w:r>
+              <w:rPr>
+                <w:b w:val="0"/>
+                <w:sz w:val="21"/>
+              </w:rPr>
+              <w:t>18/18</w:t>
+            </w:r>
+          </w:p>
+        </w:tc>
+        <w:tc>
+          <w:tcPr>
+            <w:tcW w:type="dxa" w:w="1080"/>
+            <w:vAlign w:val="center"/>
+            <w:shd w:fill="FFFFFF"/>
+            <w:tcBorders>
+              <w:top w:val="single" w:sz="4" w:color="D9D9D9"/>
+              <w:left w:val="single" w:sz="4" w:color="D9D9D9"/>
+              <w:bottom w:val="single" w:sz="4" w:color="D9D9D9"/>
+              <w:right w:val="single" w:sz="4" w:color="D9D9D9"/>
+            </w:tcBorders>
+            <w:tcMar>
+              <w:top w:w="100" w:type="dxa"/>
+              <w:left w:w="100" w:type="dxa"/>
+              <w:bottom w:w="100" w:type="dxa"/>
+              <w:right w:w="100" w:type="dxa"/>
+            </w:tcMar>
+          </w:tcPr>
+          <w:p>
+            <w:pPr>
+              <w:spacing w:after="0" w:line="252" w:lineRule="auto"/>
+              <w:jc w:val="center"/>
+            </w:pPr>
+            <w:r>
+              <w:rPr>
+                <w:b w:val="0"/>
+                <w:sz w:val="21"/>
+              </w:rPr>
+              <w:t>2/70</w:t>
+            </w:r>
+          </w:p>
+        </w:tc>
+        <w:tc>
+          <w:tcPr>
+            <w:tcW w:type="dxa" w:w="2376"/>
+            <w:vAlign w:val="center"/>
+            <w:shd w:fill="FFFFFF"/>
+            <w:tcBorders>
+              <w:top w:val="single" w:sz="4" w:color="D9D9D9"/>
+              <w:left w:val="single" w:sz="4" w:color="D9D9D9"/>
+              <w:bottom w:val="single" w:sz="4" w:color="D9D9D9"/>
+              <w:right w:val="single" w:sz="4" w:color="D9D9D9"/>
+            </w:tcBorders>
+            <w:tcMar>
+              <w:top w:w="100" w:type="dxa"/>
+              <w:left w:w="100" w:type="dxa"/>
+              <w:bottom w:w="100" w:type="dxa"/>
+              <w:right w:w="100" w:type="dxa"/>
+            </w:tcMar>
+          </w:tcPr>
+          <w:p>
+            <w:pPr>
+              <w:spacing w:after="0" w:line="252" w:lineRule="auto"/>
+              <w:jc w:val="center"/>
+            </w:pPr>
+            <w:r>
+              <w:rPr>
+                <w:b w:val="0"/>
+                <w:sz w:val="21"/>
+              </w:rPr>
+              <w:t>1</w:t>
+            </w:r>
+          </w:p>
+        </w:tc>
+        <w:tc>
+          <w:tcPr>
+            <w:tcW w:type="dxa" w:w="1512"/>
+            <w:vAlign w:val="center"/>
+            <w:shd w:fill="FFFFFF"/>
+            <w:tcBorders>
+              <w:top w:val="single" w:sz="4" w:color="D9D9D9"/>
+              <w:left w:val="single" w:sz="4" w:color="D9D9D9"/>
+              <w:bottom w:val="single" w:sz="4" w:color="D9D9D9"/>
+              <w:right w:val="single" w:sz="4" w:color="D9D9D9"/>
+            </w:tcBorders>
+            <w:tcMar>
+              <w:top w:w="100" w:type="dxa"/>
+              <w:left w:w="100" w:type="dxa"/>
+              <w:bottom w:w="100" w:type="dxa"/>
+              <w:right w:w="100" w:type="dxa"/>
+            </w:tcMar>
+          </w:tcPr>
+          <w:p>
+            <w:pPr>
+              <w:spacing w:after="0" w:line="252" w:lineRule="auto"/>
+              <w:jc w:val="center"/>
+            </w:pPr>
+            <w:r>
+              <w:rPr>
+                <w:b w:val="0"/>
+                <w:sz w:val="21"/>
+              </w:rPr>
+              <w:t>1.000</w:t>
+            </w:r>
+          </w:p>
+        </w:tc>
+      </w:tr>
+      <w:tr>
+        <w:trPr>
+          <w:cantSplit/>
+        </w:trPr>
+        <w:tc>
+          <w:tcPr>
+            <w:tcW w:type="dxa" w:w="3744"/>
+            <w:vAlign w:val="center"/>
+            <w:shd w:fill="FFFFFF"/>
+            <w:tcBorders>
+              <w:top w:val="single" w:sz="4" w:color="D9D9D9"/>
+              <w:left w:val="single" w:sz="4" w:color="D9D9D9"/>
+              <w:bottom w:val="single" w:sz="4" w:color="D9D9D9"/>
+              <w:right w:val="single" w:sz="4" w:color="D9D9D9"/>
+            </w:tcBorders>
+            <w:tcMar>
+              <w:top w:w="100" w:type="dxa"/>
+              <w:left w:w="100" w:type="dxa"/>
+              <w:bottom w:w="100" w:type="dxa"/>
+              <w:right w:w="100" w:type="dxa"/>
+            </w:tcMar>
+          </w:tcPr>
+          <w:p>
+            <w:pPr>
+              <w:spacing w:after="0" w:line="252" w:lineRule="auto"/>
+              <w:jc w:val="left"/>
+            </w:pPr>
+            <w:r>
+              <w:rPr>
+                <w:b w:val="0"/>
+                <w:sz w:val="21"/>
+              </w:rPr>
+              <w:t>Original J view</w:t>
+            </w:r>
+          </w:p>
+        </w:tc>
+        <w:tc>
+          <w:tcPr>
+            <w:tcW w:type="dxa" w:w="1080"/>
+            <w:vAlign w:val="center"/>
+            <w:shd w:fill="FFFFFF"/>
+            <w:tcBorders>
+              <w:top w:val="single" w:sz="4" w:color="D9D9D9"/>
+              <w:left w:val="single" w:sz="4" w:color="D9D9D9"/>
+              <w:bottom w:val="single" w:sz="4" w:color="D9D9D9"/>
+              <w:right w:val="single" w:sz="4" w:color="D9D9D9"/>
+            </w:tcBorders>
+            <w:tcMar>
+              <w:top w:w="100" w:type="dxa"/>
+              <w:left w:w="100" w:type="dxa"/>
+              <w:bottom w:w="100" w:type="dxa"/>
+              <w:right w:w="100" w:type="dxa"/>
+            </w:tcMar>
+          </w:tcPr>
+          <w:p>
+            <w:pPr>
+              <w:spacing w:after="0" w:line="252" w:lineRule="auto"/>
+              <w:jc w:val="center"/>
+            </w:pPr>
+            <w:r>
+              <w:rPr>
+                <w:b w:val="0"/>
+                <w:sz w:val="21"/>
+              </w:rPr>
+              <w:t>18/18</w:t>
+            </w:r>
+          </w:p>
+        </w:tc>
+        <w:tc>
+          <w:tcPr>
+            <w:tcW w:type="dxa" w:w="1080"/>
+            <w:vAlign w:val="center"/>
+            <w:shd w:fill="FFFFFF"/>
+            <w:tcBorders>
+              <w:top w:val="single" w:sz="4" w:color="D9D9D9"/>
+              <w:left w:val="single" w:sz="4" w:color="D9D9D9"/>
+              <w:bottom w:val="single" w:sz="4" w:color="D9D9D9"/>
+              <w:right w:val="single" w:sz="4" w:color="D9D9D9"/>
+            </w:tcBorders>
+            <w:tcMar>
+              <w:top w:w="100" w:type="dxa"/>
+              <w:left w:w="100" w:type="dxa"/>
+              <w:bottom w:w="100" w:type="dxa"/>
+              <w:right w:w="100" w:type="dxa"/>
+            </w:tcMar>
+          </w:tcPr>
+          <w:p>
+            <w:pPr>
+              <w:spacing w:after="0" w:line="252" w:lineRule="auto"/>
+              <w:jc w:val="center"/>
+            </w:pPr>
+            <w:r>
+              <w:rPr>
+                <w:b w:val="0"/>
+                <w:sz w:val="21"/>
+              </w:rPr>
+              <w:t>0/70</w:t>
+            </w:r>
+          </w:p>
+        </w:tc>
+        <w:tc>
+          <w:tcPr>
+            <w:tcW w:type="dxa" w:w="2376"/>
+            <w:vAlign w:val="center"/>
+            <w:shd w:fill="FFFFFF"/>
+            <w:tcBorders>
+              <w:top w:val="single" w:sz="4" w:color="D9D9D9"/>
+              <w:left w:val="single" w:sz="4" w:color="D9D9D9"/>
+              <w:bottom w:val="single" w:sz="4" w:color="D9D9D9"/>
+              <w:right w:val="single" w:sz="4" w:color="D9D9D9"/>
+            </w:tcBorders>
+            <w:tcMar>
+              <w:top w:w="100" w:type="dxa"/>
+              <w:left w:w="100" w:type="dxa"/>
+              <w:bottom w:w="100" w:type="dxa"/>
+              <w:right w:w="100" w:type="dxa"/>
+            </w:tcMar>
+          </w:tcPr>
+          <w:p>
+            <w:pPr>
+              <w:spacing w:after="0" w:line="252" w:lineRule="auto"/>
+              <w:jc w:val="center"/>
+            </w:pPr>
+            <w:r>
+              <w:rPr>
+                <w:b w:val="0"/>
+                <w:sz w:val="21"/>
+              </w:rPr>
+              <w:t>1</w:t>
+            </w:r>
+          </w:p>
+        </w:tc>
+        <w:tc>
+          <w:tcPr>
+            <w:tcW w:type="dxa" w:w="1512"/>
+            <w:vAlign w:val="center"/>
+            <w:shd w:fill="FFFFFF"/>
+            <w:tcBorders>
+              <w:top w:val="single" w:sz="4" w:color="D9D9D9"/>
+              <w:left w:val="single" w:sz="4" w:color="D9D9D9"/>
+              <w:bottom w:val="single" w:sz="4" w:color="D9D9D9"/>
+              <w:right w:val="single" w:sz="4" w:color="D9D9D9"/>
+            </w:tcBorders>
+            <w:tcMar>
+              <w:top w:w="100" w:type="dxa"/>
+              <w:left w:w="100" w:type="dxa"/>
+              <w:bottom w:w="100" w:type="dxa"/>
+              <w:right w:w="100" w:type="dxa"/>
+            </w:tcMar>
+          </w:tcPr>
+          <w:p>
+            <w:pPr>
+              <w:spacing w:after="0" w:line="252" w:lineRule="auto"/>
+              <w:jc w:val="center"/>
+            </w:pPr>
+            <w:r>
+              <w:rPr>
+                <w:b w:val="0"/>
+                <w:sz w:val="21"/>
+              </w:rPr>
+              <w:t>1.000</w:t>
+            </w:r>
+          </w:p>
+        </w:tc>
+      </w:tr>
+      <w:tr>
+        <w:trPr>
+          <w:cantSplit/>
+        </w:trPr>
+        <w:tc>
+          <w:tcPr>
+            <w:tcW w:type="dxa" w:w="3744"/>
+            <w:vAlign w:val="center"/>
+            <w:shd w:fill="FFFFFF"/>
+            <w:tcBorders>
+              <w:top w:val="single" w:sz="4" w:color="D9D9D9"/>
+              <w:left w:val="single" w:sz="4" w:color="D9D9D9"/>
+              <w:bottom w:val="single" w:sz="4" w:color="D9D9D9"/>
+              <w:right w:val="single" w:sz="4" w:color="D9D9D9"/>
+            </w:tcBorders>
+            <w:tcMar>
+              <w:top w:w="100" w:type="dxa"/>
+              <w:left w:w="100" w:type="dxa"/>
+              <w:bottom w:w="100" w:type="dxa"/>
+              <w:right w:w="100" w:type="dxa"/>
+            </w:tcMar>
+          </w:tcPr>
+          <w:p>
+            <w:pPr>
+              <w:spacing w:after="0" w:line="252" w:lineRule="auto"/>
+              <w:jc w:val="left"/>
+            </w:pPr>
+            <w:r>
+              <w:rPr>
+                <w:b w:val="0"/>
+                <w:sz w:val="21"/>
+              </w:rPr>
+              <w:t>Context only</w:t>
+            </w:r>
+          </w:p>
+        </w:tc>
+        <w:tc>
+          <w:tcPr>
+            <w:tcW w:type="dxa" w:w="1080"/>
+            <w:vAlign w:val="center"/>
+            <w:shd w:fill="FFFFFF"/>
+            <w:tcBorders>
+              <w:top w:val="single" w:sz="4" w:color="D9D9D9"/>
+              <w:left w:val="single" w:sz="4" w:color="D9D9D9"/>
+              <w:bottom w:val="single" w:sz="4" w:color="D9D9D9"/>
+              <w:right w:val="single" w:sz="4" w:color="D9D9D9"/>
+            </w:tcBorders>
+            <w:tcMar>
+              <w:top w:w="100" w:type="dxa"/>
+              <w:left w:w="100" w:type="dxa"/>
+              <w:bottom w:w="100" w:type="dxa"/>
+              <w:right w:w="100" w:type="dxa"/>
+            </w:tcMar>
+          </w:tcPr>
+          <w:p>
+            <w:pPr>
+              <w:spacing w:after="0" w:line="252" w:lineRule="auto"/>
+              <w:jc w:val="center"/>
+            </w:pPr>
+            <w:r>
+              <w:rPr>
+                <w:b w:val="0"/>
+                <w:sz w:val="21"/>
+              </w:rPr>
+              <w:t>18/18</w:t>
+            </w:r>
+          </w:p>
+        </w:tc>
+        <w:tc>
+          <w:tcPr>
+            <w:tcW w:type="dxa" w:w="1080"/>
+            <w:vAlign w:val="center"/>
+            <w:shd w:fill="FFFFFF"/>
+            <w:tcBorders>
+              <w:top w:val="single" w:sz="4" w:color="D9D9D9"/>
+              <w:left w:val="single" w:sz="4" w:color="D9D9D9"/>
+              <w:bottom w:val="single" w:sz="4" w:color="D9D9D9"/>
+              <w:right w:val="single" w:sz="4" w:color="D9D9D9"/>
+            </w:tcBorders>
+            <w:tcMar>
+              <w:top w:w="100" w:type="dxa"/>
+              <w:left w:w="100" w:type="dxa"/>
+              <w:bottom w:w="100" w:type="dxa"/>
+              <w:right w:w="100" w:type="dxa"/>
+            </w:tcMar>
+          </w:tcPr>
+          <w:p>
+            <w:pPr>
+              <w:spacing w:after="0" w:line="252" w:lineRule="auto"/>
+              <w:jc w:val="center"/>
+            </w:pPr>
+            <w:r>
+              <w:rPr>
+                <w:b w:val="0"/>
+                <w:sz w:val="21"/>
+              </w:rPr>
+              <w:t>2/70</w:t>
+            </w:r>
+          </w:p>
+        </w:tc>
+        <w:tc>
+          <w:tcPr>
+            <w:tcW w:type="dxa" w:w="2376"/>
+            <w:vAlign w:val="center"/>
+            <w:shd w:fill="FFFFFF"/>
+            <w:tcBorders>
+              <w:top w:val="single" w:sz="4" w:color="D9D9D9"/>
+              <w:left w:val="single" w:sz="4" w:color="D9D9D9"/>
+              <w:bottom w:val="single" w:sz="4" w:color="D9D9D9"/>
+              <w:right w:val="single" w:sz="4" w:color="D9D9D9"/>
+            </w:tcBorders>
+            <w:tcMar>
+              <w:top w:w="100" w:type="dxa"/>
+              <w:left w:w="100" w:type="dxa"/>
+              <w:bottom w:w="100" w:type="dxa"/>
+              <w:right w:w="100" w:type="dxa"/>
+            </w:tcMar>
+          </w:tcPr>
+          <w:p>
+            <w:pPr>
+              <w:spacing w:after="0" w:line="252" w:lineRule="auto"/>
+              <w:jc w:val="center"/>
+            </w:pPr>
+            <w:r>
+              <w:rPr>
+                <w:b w:val="0"/>
+                <w:sz w:val="21"/>
+              </w:rPr>
+              <w:t>1</w:t>
+            </w:r>
+          </w:p>
+        </w:tc>
+        <w:tc>
+          <w:tcPr>
+            <w:tcW w:type="dxa" w:w="1512"/>
+            <w:vAlign w:val="center"/>
+            <w:shd w:fill="FFFFFF"/>
+            <w:tcBorders>
+              <w:top w:val="single" w:sz="4" w:color="D9D9D9"/>
+              <w:left w:val="single" w:sz="4" w:color="D9D9D9"/>
+              <w:bottom w:val="single" w:sz="4" w:color="D9D9D9"/>
+              <w:right w:val="single" w:sz="4" w:color="D9D9D9"/>
+            </w:tcBorders>
+            <w:tcMar>
+              <w:top w:w="100" w:type="dxa"/>
+              <w:left w:w="100" w:type="dxa"/>
+              <w:bottom w:w="100" w:type="dxa"/>
+              <w:right w:w="100" w:type="dxa"/>
+            </w:tcMar>
+          </w:tcPr>
+          <w:p>
+            <w:pPr>
+              <w:spacing w:after="0" w:line="252" w:lineRule="auto"/>
+              <w:jc w:val="center"/>
+            </w:pPr>
+            <w:r>
+              <w:rPr>
+                <w:b w:val="0"/>
+                <w:sz w:val="21"/>
+              </w:rPr>
+              <w:t>0.994</w:t>
+            </w:r>
+          </w:p>
+        </w:tc>
+      </w:tr>
+    </w:tbl>
+    <w:p>
+      <w:pPr>
+        <w:spacing w:after="40"/>
+      </w:pPr>
+    </w:p>
+    <w:p>
+      <w:pPr>
+        <w:widowControl/>
+      </w:pPr>
+      <w:r>
+        <w:t>On the template challenge, summary sensitivity is 11.11 percentage points below the original J view on 88 paired cases, with a 95 percent family bootstrap interval from minus 23.53 to zero. Both have zero false positives among 70 available benign cases. The original J view detects all 18 available positives. Summary plus tokens detects 16 of 17 available positives; that denominator differs because of missing judgments. Blind summaries detect none. Correct summaries exceed shuffled summaries by 5.56 sensitivity points, with an interval from zero to 21.05. This small panel does not establish equivalence or a general sensitivity benefit.</w:t>
+      </w:r>
+    </w:p>
+    <w:p>
+      <w:pPr>
+        <w:pStyle w:val="Heading1"/>
+      </w:pPr>
+      <w:r>
+        <w:t>Code onset continuation</w:t>
+      </w:r>
+    </w:p>
+    <w:p>
+      <w:pPr>
+        <w:widowControl/>
+      </w:pPr>
+      <w:r>
+        <w:t>The requested cohort contains 786 episodes, of which 727 have known behavioral labels. Rates below exclude uncertain or unavailable labels. Each arm uses its own available denominator; missing known cases include both upstream unavailable readouts and missing judgments.</w:t>
+      </w:r>
+    </w:p>
+    <w:tbl>
+      <w:tblPr>
+        <w:tblW w:type="auto" w:w="0"/>
+        <w:tblLayout w:type="fixed"/>
+        <w:tblLook w:firstColumn="1" w:firstRow="1" w:lastColumn="0" w:lastRow="0" w:noHBand="0" w:noVBand="1" w:val="04A0"/>
+      </w:tblPr>
+      <w:tblGrid>
+        <w:gridCol w:w="3744"/>
+        <w:gridCol w:w="1080"/>
+        <w:gridCol w:w="1080"/>
+        <w:gridCol w:w="2376"/>
+        <w:gridCol w:w="1512"/>
+      </w:tblGrid>
+      <w:tr>
+        <w:trPr>
+          <w:cantSplit/>
+          <w:tblHeader/>
+        </w:trPr>
+        <w:tc>
+          <w:tcPr>
+            <w:tcW w:type="dxa" w:w="3744"/>
+            <w:vAlign w:val="center"/>
+            <w:shd w:fill="DCE6EE"/>
+            <w:tcBorders>
+              <w:top w:val="single" w:sz="4" w:color="D9D9D9"/>
+              <w:left w:val="single" w:sz="4" w:color="D9D9D9"/>
+              <w:bottom w:val="single" w:sz="4" w:color="D9D9D9"/>
+              <w:right w:val="single" w:sz="4" w:color="D9D9D9"/>
+            </w:tcBorders>
+            <w:tcMar>
+              <w:top w:w="100" w:type="dxa"/>
+              <w:left w:w="100" w:type="dxa"/>
+              <w:bottom w:w="100" w:type="dxa"/>
+              <w:right w:w="100" w:type="dxa"/>
+            </w:tcMar>
+          </w:tcPr>
+          <w:p>
+            <w:pPr>
+              <w:spacing w:after="0" w:line="252" w:lineRule="auto"/>
+              <w:jc w:val="left"/>
+            </w:pPr>
+            <w:r>
+              <w:rPr>
+                <w:b/>
+                <w:sz w:val="21"/>
+              </w:rPr>
+              <w:t>Method</w:t>
+            </w:r>
+          </w:p>
+        </w:tc>
+        <w:tc>
+          <w:tcPr>
+            <w:tcW w:type="dxa" w:w="1080"/>
+            <w:vAlign w:val="center"/>
+            <w:shd w:fill="DCE6EE"/>
+            <w:tcBorders>
+              <w:top w:val="single" w:sz="4" w:color="D9D9D9"/>
+              <w:left w:val="single" w:sz="4" w:color="D9D9D9"/>
+              <w:bottom w:val="single" w:sz="4" w:color="D9D9D9"/>
+              <w:right w:val="single" w:sz="4" w:color="D9D9D9"/>
+            </w:tcBorders>
+            <w:tcMar>
+              <w:top w:w="100" w:type="dxa"/>
+              <w:left w:w="100" w:type="dxa"/>
+              <w:bottom w:w="100" w:type="dxa"/>
+              <w:right w:w="100" w:type="dxa"/>
+            </w:tcMar>
+          </w:tcPr>
+          <w:p>
+            <w:pPr>
+              <w:spacing w:after="0" w:line="252" w:lineRule="auto"/>
+              <w:jc w:val="center"/>
+            </w:pPr>
+            <w:r>
+              <w:rPr>
+                <w:b/>
+                <w:sz w:val="21"/>
+              </w:rPr>
+              <w:t>TP of positive</w:t>
+            </w:r>
+          </w:p>
+        </w:tc>
+        <w:tc>
+          <w:tcPr>
+            <w:tcW w:type="dxa" w:w="1080"/>
+            <w:vAlign w:val="center"/>
+            <w:shd w:fill="DCE6EE"/>
+            <w:tcBorders>
+              <w:top w:val="single" w:sz="4" w:color="D9D9D9"/>
+              <w:left w:val="single" w:sz="4" w:color="D9D9D9"/>
+              <w:bottom w:val="single" w:sz="4" w:color="D9D9D9"/>
+              <w:right w:val="single" w:sz="4" w:color="D9D9D9"/>
+            </w:tcBorders>
+            <w:tcMar>
+              <w:top w:w="100" w:type="dxa"/>
+              <w:left w:w="100" w:type="dxa"/>
+              <w:bottom w:w="100" w:type="dxa"/>
+              <w:right w:w="100" w:type="dxa"/>
+            </w:tcMar>
+          </w:tcPr>
+          <w:p>
+            <w:pPr>
+              <w:spacing w:after="0" w:line="252" w:lineRule="auto"/>
+              <w:jc w:val="center"/>
+            </w:pPr>
+            <w:r>
+              <w:rPr>
+                <w:b/>
+                <w:sz w:val="21"/>
+              </w:rPr>
+              <w:t>FP of benign</w:t>
+            </w:r>
+          </w:p>
+        </w:tc>
+        <w:tc>
+          <w:tcPr>
+            <w:tcW w:type="dxa" w:w="2376"/>
+            <w:vAlign w:val="center"/>
+            <w:shd w:fill="DCE6EE"/>
+            <w:tcBorders>
+              <w:top w:val="single" w:sz="4" w:color="D9D9D9"/>
+              <w:left w:val="single" w:sz="4" w:color="D9D9D9"/>
+              <w:bottom w:val="single" w:sz="4" w:color="D9D9D9"/>
+              <w:right w:val="single" w:sz="4" w:color="D9D9D9"/>
+            </w:tcBorders>
+            <w:tcMar>
+              <w:top w:w="100" w:type="dxa"/>
+              <w:left w:w="100" w:type="dxa"/>
+              <w:bottom w:w="100" w:type="dxa"/>
+              <w:right w:w="100" w:type="dxa"/>
+            </w:tcMar>
+          </w:tcPr>
+          <w:p>
+            <w:pPr>
+              <w:spacing w:after="0" w:line="252" w:lineRule="auto"/>
+              <w:jc w:val="center"/>
+            </w:pPr>
+            <w:r>
+              <w:rPr>
+                <w:b/>
+                <w:sz w:val="21"/>
+              </w:rPr>
+              <w:t>Missing known</w:t>
+            </w:r>
+          </w:p>
+        </w:tc>
+        <w:tc>
+          <w:tcPr>
+            <w:tcW w:type="dxa" w:w="1512"/>
+            <w:vAlign w:val="center"/>
+            <w:shd w:fill="DCE6EE"/>
+            <w:tcBorders>
+              <w:top w:val="single" w:sz="4" w:color="D9D9D9"/>
+              <w:left w:val="single" w:sz="4" w:color="D9D9D9"/>
+              <w:bottom w:val="single" w:sz="4" w:color="D9D9D9"/>
+              <w:right w:val="single" w:sz="4" w:color="D9D9D9"/>
+            </w:tcBorders>
+            <w:tcMar>
+              <w:top w:w="100" w:type="dxa"/>
+              <w:left w:w="100" w:type="dxa"/>
+              <w:bottom w:w="100" w:type="dxa"/>
+              <w:right w:w="100" w:type="dxa"/>
+            </w:tcMar>
+          </w:tcPr>
+          <w:p>
+            <w:pPr>
+              <w:spacing w:after="0" w:line="252" w:lineRule="auto"/>
+              <w:jc w:val="center"/>
+            </w:pPr>
+            <w:r>
+              <w:rPr>
+                <w:b/>
+                <w:sz w:val="21"/>
+              </w:rPr>
+              <w:t>AUROC</w:t>
+            </w:r>
+          </w:p>
+        </w:tc>
+      </w:tr>
+      <w:tr>
+        <w:trPr>
+          <w:cantSplit/>
+        </w:trPr>
+        <w:tc>
+          <w:tcPr>
+            <w:tcW w:type="dxa" w:w="3744"/>
+            <w:vAlign w:val="center"/>
+            <w:shd w:fill="FFFFFF"/>
+            <w:tcBorders>
+              <w:top w:val="single" w:sz="4" w:color="D9D9D9"/>
+              <w:left w:val="single" w:sz="4" w:color="D9D9D9"/>
+              <w:bottom w:val="single" w:sz="4" w:color="D9D9D9"/>
+              <w:right w:val="single" w:sz="4" w:color="D9D9D9"/>
+            </w:tcBorders>
+            <w:tcMar>
+              <w:top w:w="100" w:type="dxa"/>
+              <w:left w:w="100" w:type="dxa"/>
+              <w:bottom w:w="100" w:type="dxa"/>
+              <w:right w:w="100" w:type="dxa"/>
+            </w:tcMar>
+          </w:tcPr>
+          <w:p>
+            <w:pPr>
+              <w:spacing w:after="0" w:line="252" w:lineRule="auto"/>
+              <w:jc w:val="left"/>
+            </w:pPr>
+            <w:r>
+              <w:rPr>
+                <w:b w:val="0"/>
+                <w:sz w:val="21"/>
+              </w:rPr>
+              <w:t>Summary with context</w:t>
+            </w:r>
+          </w:p>
+        </w:tc>
+        <w:tc>
+          <w:tcPr>
+            <w:tcW w:type="dxa" w:w="1080"/>
+            <w:vAlign w:val="center"/>
+            <w:shd w:fill="FFFFFF"/>
+            <w:tcBorders>
+              <w:top w:val="single" w:sz="4" w:color="D9D9D9"/>
+              <w:left w:val="single" w:sz="4" w:color="D9D9D9"/>
+              <w:bottom w:val="single" w:sz="4" w:color="D9D9D9"/>
+              <w:right w:val="single" w:sz="4" w:color="D9D9D9"/>
+            </w:tcBorders>
+            <w:tcMar>
+              <w:top w:w="100" w:type="dxa"/>
+              <w:left w:w="100" w:type="dxa"/>
+              <w:bottom w:w="100" w:type="dxa"/>
+              <w:right w:w="100" w:type="dxa"/>
+            </w:tcMar>
+          </w:tcPr>
+          <w:p>
+            <w:pPr>
+              <w:spacing w:after="0" w:line="252" w:lineRule="auto"/>
+              <w:jc w:val="center"/>
+            </w:pPr>
+            <w:r>
+              <w:rPr>
+                <w:b w:val="0"/>
+                <w:sz w:val="21"/>
+              </w:rPr>
+              <w:t>459/462</w:t>
+            </w:r>
+          </w:p>
+        </w:tc>
+        <w:tc>
+          <w:tcPr>
+            <w:tcW w:type="dxa" w:w="1080"/>
+            <w:vAlign w:val="center"/>
+            <w:shd w:fill="FFFFFF"/>
+            <w:tcBorders>
+              <w:top w:val="single" w:sz="4" w:color="D9D9D9"/>
+              <w:left w:val="single" w:sz="4" w:color="D9D9D9"/>
+              <w:bottom w:val="single" w:sz="4" w:color="D9D9D9"/>
+              <w:right w:val="single" w:sz="4" w:color="D9D9D9"/>
+            </w:tcBorders>
+            <w:tcMar>
+              <w:top w:w="100" w:type="dxa"/>
+              <w:left w:w="100" w:type="dxa"/>
+              <w:bottom w:w="100" w:type="dxa"/>
+              <w:right w:w="100" w:type="dxa"/>
+            </w:tcMar>
+          </w:tcPr>
+          <w:p>
+            <w:pPr>
+              <w:spacing w:after="0" w:line="252" w:lineRule="auto"/>
+              <w:jc w:val="center"/>
+            </w:pPr>
+            <w:r>
+              <w:rPr>
+                <w:b w:val="0"/>
+                <w:sz w:val="21"/>
+              </w:rPr>
+              <w:t>0/259</w:t>
+            </w:r>
+          </w:p>
+        </w:tc>
+        <w:tc>
+          <w:tcPr>
+            <w:tcW w:type="dxa" w:w="2376"/>
+            <w:vAlign w:val="center"/>
+            <w:shd w:fill="FFFFFF"/>
+            <w:tcBorders>
+              <w:top w:val="single" w:sz="4" w:color="D9D9D9"/>
+              <w:left w:val="single" w:sz="4" w:color="D9D9D9"/>
+              <w:bottom w:val="single" w:sz="4" w:color="D9D9D9"/>
+              <w:right w:val="single" w:sz="4" w:color="D9D9D9"/>
+            </w:tcBorders>
+            <w:tcMar>
+              <w:top w:w="100" w:type="dxa"/>
+              <w:left w:w="100" w:type="dxa"/>
+              <w:bottom w:w="100" w:type="dxa"/>
+              <w:right w:w="100" w:type="dxa"/>
+            </w:tcMar>
+          </w:tcPr>
+          <w:p>
+            <w:pPr>
+              <w:spacing w:after="0" w:line="252" w:lineRule="auto"/>
+              <w:jc w:val="center"/>
+            </w:pPr>
+            <w:r>
+              <w:rPr>
+                <w:b w:val="0"/>
+                <w:sz w:val="21"/>
+              </w:rPr>
+              <w:t>6</w:t>
+            </w:r>
+          </w:p>
+        </w:tc>
+        <w:tc>
+          <w:tcPr>
+            <w:tcW w:type="dxa" w:w="1512"/>
+            <w:vAlign w:val="center"/>
+            <w:shd w:fill="FFFFFF"/>
+            <w:tcBorders>
+              <w:top w:val="single" w:sz="4" w:color="D9D9D9"/>
+              <w:left w:val="single" w:sz="4" w:color="D9D9D9"/>
+              <w:bottom w:val="single" w:sz="4" w:color="D9D9D9"/>
+              <w:right w:val="single" w:sz="4" w:color="D9D9D9"/>
+            </w:tcBorders>
+            <w:tcMar>
+              <w:top w:w="100" w:type="dxa"/>
+              <w:left w:w="100" w:type="dxa"/>
+              <w:bottom w:w="100" w:type="dxa"/>
+              <w:right w:w="100" w:type="dxa"/>
+            </w:tcMar>
+          </w:tcPr>
+          <w:p>
+            <w:pPr>
+              <w:spacing w:after="0" w:line="252" w:lineRule="auto"/>
+              <w:jc w:val="center"/>
+            </w:pPr>
+            <w:r>
+              <w:rPr>
+                <w:b w:val="0"/>
+                <w:sz w:val="21"/>
+              </w:rPr>
+              <w:t>0.997</w:t>
+            </w:r>
+          </w:p>
+        </w:tc>
+      </w:tr>
+      <w:tr>
+        <w:trPr>
+          <w:cantSplit/>
+        </w:trPr>
+        <w:tc>
+          <w:tcPr>
+            <w:tcW w:type="dxa" w:w="3744"/>
+            <w:vAlign w:val="center"/>
+            <w:shd w:fill="FFFFFF"/>
+            <w:tcBorders>
+              <w:top w:val="single" w:sz="4" w:color="D9D9D9"/>
+              <w:left w:val="single" w:sz="4" w:color="D9D9D9"/>
+              <w:bottom w:val="single" w:sz="4" w:color="D9D9D9"/>
+              <w:right w:val="single" w:sz="4" w:color="D9D9D9"/>
+            </w:tcBorders>
+            <w:tcMar>
+              <w:top w:w="100" w:type="dxa"/>
+              <w:left w:w="100" w:type="dxa"/>
+              <w:bottom w:w="100" w:type="dxa"/>
+              <w:right w:w="100" w:type="dxa"/>
+            </w:tcMar>
+          </w:tcPr>
+          <w:p>
+            <w:pPr>
+              <w:spacing w:after="0" w:line="252" w:lineRule="auto"/>
+              <w:jc w:val="left"/>
+            </w:pPr>
+            <w:r>
+              <w:rPr>
+                <w:b w:val="0"/>
+                <w:sz w:val="21"/>
+              </w:rPr>
+              <w:t>Summary and tokens with context</w:t>
+            </w:r>
+          </w:p>
+        </w:tc>
+        <w:tc>
+          <w:tcPr>
+            <w:tcW w:type="dxa" w:w="1080"/>
+            <w:vAlign w:val="center"/>
+            <w:shd w:fill="FFFFFF"/>
+            <w:tcBorders>
+              <w:top w:val="single" w:sz="4" w:color="D9D9D9"/>
+              <w:left w:val="single" w:sz="4" w:color="D9D9D9"/>
+              <w:bottom w:val="single" w:sz="4" w:color="D9D9D9"/>
+              <w:right w:val="single" w:sz="4" w:color="D9D9D9"/>
+            </w:tcBorders>
+            <w:tcMar>
+              <w:top w:w="100" w:type="dxa"/>
+              <w:left w:w="100" w:type="dxa"/>
+              <w:bottom w:w="100" w:type="dxa"/>
+              <w:right w:w="100" w:type="dxa"/>
+            </w:tcMar>
+          </w:tcPr>
+          <w:p>
+            <w:pPr>
+              <w:spacing w:after="0" w:line="252" w:lineRule="auto"/>
+              <w:jc w:val="center"/>
+            </w:pPr>
+            <w:r>
+              <w:rPr>
+                <w:b w:val="0"/>
+                <w:sz w:val="21"/>
+              </w:rPr>
+              <w:t>461/464</w:t>
+            </w:r>
+          </w:p>
+        </w:tc>
+        <w:tc>
+          <w:tcPr>
+            <w:tcW w:type="dxa" w:w="1080"/>
+            <w:vAlign w:val="center"/>
+            <w:shd w:fill="FFFFFF"/>
+            <w:tcBorders>
+              <w:top w:val="single" w:sz="4" w:color="D9D9D9"/>
+              <w:left w:val="single" w:sz="4" w:color="D9D9D9"/>
+              <w:bottom w:val="single" w:sz="4" w:color="D9D9D9"/>
+              <w:right w:val="single" w:sz="4" w:color="D9D9D9"/>
+            </w:tcBorders>
+            <w:tcMar>
+              <w:top w:w="100" w:type="dxa"/>
+              <w:left w:w="100" w:type="dxa"/>
+              <w:bottom w:w="100" w:type="dxa"/>
+              <w:right w:w="100" w:type="dxa"/>
+            </w:tcMar>
+          </w:tcPr>
+          <w:p>
+            <w:pPr>
+              <w:spacing w:after="0" w:line="252" w:lineRule="auto"/>
+              <w:jc w:val="center"/>
+            </w:pPr>
+            <w:r>
+              <w:rPr>
+                <w:b w:val="0"/>
+                <w:sz w:val="21"/>
+              </w:rPr>
+              <w:t>0/257</w:t>
+            </w:r>
+          </w:p>
+        </w:tc>
+        <w:tc>
+          <w:tcPr>
+            <w:tcW w:type="dxa" w:w="2376"/>
+            <w:vAlign w:val="center"/>
+            <w:shd w:fill="FFFFFF"/>
+            <w:tcBorders>
+              <w:top w:val="single" w:sz="4" w:color="D9D9D9"/>
+              <w:left w:val="single" w:sz="4" w:color="D9D9D9"/>
+              <w:bottom w:val="single" w:sz="4" w:color="D9D9D9"/>
+              <w:right w:val="single" w:sz="4" w:color="D9D9D9"/>
+            </w:tcBorders>
+            <w:tcMar>
+              <w:top w:w="100" w:type="dxa"/>
+              <w:left w:w="100" w:type="dxa"/>
+              <w:bottom w:w="100" w:type="dxa"/>
+              <w:right w:w="100" w:type="dxa"/>
+            </w:tcMar>
+          </w:tcPr>
+          <w:p>
+            <w:pPr>
+              <w:spacing w:after="0" w:line="252" w:lineRule="auto"/>
+              <w:jc w:val="center"/>
+            </w:pPr>
+            <w:r>
+              <w:rPr>
+                <w:b w:val="0"/>
+                <w:sz w:val="21"/>
+              </w:rPr>
+              <w:t>6</w:t>
+            </w:r>
+          </w:p>
+        </w:tc>
+        <w:tc>
+          <w:tcPr>
+            <w:tcW w:type="dxa" w:w="1512"/>
+            <w:vAlign w:val="center"/>
+            <w:shd w:fill="FFFFFF"/>
+            <w:tcBorders>
+              <w:top w:val="single" w:sz="4" w:color="D9D9D9"/>
+              <w:left w:val="single" w:sz="4" w:color="D9D9D9"/>
+              <w:bottom w:val="single" w:sz="4" w:color="D9D9D9"/>
+              <w:right w:val="single" w:sz="4" w:color="D9D9D9"/>
+            </w:tcBorders>
+            <w:tcMar>
+              <w:top w:w="100" w:type="dxa"/>
+              <w:left w:w="100" w:type="dxa"/>
+              <w:bottom w:w="100" w:type="dxa"/>
+              <w:right w:w="100" w:type="dxa"/>
+            </w:tcMar>
+          </w:tcPr>
+          <w:p>
+            <w:pPr>
+              <w:spacing w:after="0" w:line="252" w:lineRule="auto"/>
+              <w:jc w:val="center"/>
+            </w:pPr>
+            <w:r>
+              <w:rPr>
+                <w:b w:val="0"/>
+                <w:sz w:val="21"/>
+              </w:rPr>
+              <w:t>0.997</w:t>
+            </w:r>
+          </w:p>
+        </w:tc>
+      </w:tr>
+      <w:tr>
+        <w:trPr>
+          <w:cantSplit/>
+        </w:trPr>
+        <w:tc>
+          <w:tcPr>
+            <w:tcW w:type="dxa" w:w="3744"/>
+            <w:vAlign w:val="center"/>
+            <w:shd w:fill="FFFFFF"/>
+            <w:tcBorders>
+              <w:top w:val="single" w:sz="4" w:color="D9D9D9"/>
+              <w:left w:val="single" w:sz="4" w:color="D9D9D9"/>
+              <w:bottom w:val="single" w:sz="4" w:color="D9D9D9"/>
+              <w:right w:val="single" w:sz="4" w:color="D9D9D9"/>
+            </w:tcBorders>
+            <w:tcMar>
+              <w:top w:w="100" w:type="dxa"/>
+              <w:left w:w="100" w:type="dxa"/>
+              <w:bottom w:w="100" w:type="dxa"/>
+              <w:right w:w="100" w:type="dxa"/>
+            </w:tcMar>
+          </w:tcPr>
+          <w:p>
+            <w:pPr>
+              <w:spacing w:after="0" w:line="252" w:lineRule="auto"/>
+              <w:jc w:val="left"/>
+            </w:pPr>
+            <w:r>
+              <w:rPr>
+                <w:b w:val="0"/>
+                <w:sz w:val="21"/>
+              </w:rPr>
+              <w:t>Blind summary</w:t>
+            </w:r>
+          </w:p>
+        </w:tc>
+        <w:tc>
+          <w:tcPr>
+            <w:tcW w:type="dxa" w:w="1080"/>
+            <w:vAlign w:val="center"/>
+            <w:shd w:fill="FFFFFF"/>
+            <w:tcBorders>
+              <w:top w:val="single" w:sz="4" w:color="D9D9D9"/>
+              <w:left w:val="single" w:sz="4" w:color="D9D9D9"/>
+              <w:bottom w:val="single" w:sz="4" w:color="D9D9D9"/>
+              <w:right w:val="single" w:sz="4" w:color="D9D9D9"/>
+            </w:tcBorders>
+            <w:tcMar>
+              <w:top w:w="100" w:type="dxa"/>
+              <w:left w:w="100" w:type="dxa"/>
+              <w:bottom w:w="100" w:type="dxa"/>
+              <w:right w:w="100" w:type="dxa"/>
+            </w:tcMar>
+          </w:tcPr>
+          <w:p>
+            <w:pPr>
+              <w:spacing w:after="0" w:line="252" w:lineRule="auto"/>
+              <w:jc w:val="center"/>
+            </w:pPr>
+            <w:r>
+              <w:rPr>
+                <w:b w:val="0"/>
+                <w:sz w:val="21"/>
+              </w:rPr>
+              <w:t>0/464</w:t>
+            </w:r>
+          </w:p>
+        </w:tc>
+        <w:tc>
+          <w:tcPr>
+            <w:tcW w:type="dxa" w:w="1080"/>
+            <w:vAlign w:val="center"/>
+            <w:shd w:fill="FFFFFF"/>
+            <w:tcBorders>
+              <w:top w:val="single" w:sz="4" w:color="D9D9D9"/>
+              <w:left w:val="single" w:sz="4" w:color="D9D9D9"/>
+              <w:bottom w:val="single" w:sz="4" w:color="D9D9D9"/>
+              <w:right w:val="single" w:sz="4" w:color="D9D9D9"/>
+            </w:tcBorders>
+            <w:tcMar>
+              <w:top w:w="100" w:type="dxa"/>
+              <w:left w:w="100" w:type="dxa"/>
+              <w:bottom w:w="100" w:type="dxa"/>
+              <w:right w:w="100" w:type="dxa"/>
+            </w:tcMar>
+          </w:tcPr>
+          <w:p>
+            <w:pPr>
+              <w:spacing w:after="0" w:line="252" w:lineRule="auto"/>
+              <w:jc w:val="center"/>
+            </w:pPr>
+            <w:r>
+              <w:rPr>
+                <w:b w:val="0"/>
+                <w:sz w:val="21"/>
+              </w:rPr>
+              <w:t>0/259</w:t>
+            </w:r>
+          </w:p>
+        </w:tc>
+        <w:tc>
+          <w:tcPr>
+            <w:tcW w:type="dxa" w:w="2376"/>
+            <w:vAlign w:val="center"/>
+            <w:shd w:fill="FFFFFF"/>
+            <w:tcBorders>
+              <w:top w:val="single" w:sz="4" w:color="D9D9D9"/>
+              <w:left w:val="single" w:sz="4" w:color="D9D9D9"/>
+              <w:bottom w:val="single" w:sz="4" w:color="D9D9D9"/>
+              <w:right w:val="single" w:sz="4" w:color="D9D9D9"/>
+            </w:tcBorders>
+            <w:tcMar>
+              <w:top w:w="100" w:type="dxa"/>
+              <w:left w:w="100" w:type="dxa"/>
+              <w:bottom w:w="100" w:type="dxa"/>
+              <w:right w:w="100" w:type="dxa"/>
+            </w:tcMar>
+          </w:tcPr>
+          <w:p>
+            <w:pPr>
+              <w:spacing w:after="0" w:line="252" w:lineRule="auto"/>
+              <w:jc w:val="center"/>
+            </w:pPr>
+            <w:r>
+              <w:rPr>
+                <w:b w:val="0"/>
+                <w:sz w:val="21"/>
+              </w:rPr>
+              <w:t>4</w:t>
+            </w:r>
+          </w:p>
+        </w:tc>
+        <w:tc>
+          <w:tcPr>
+            <w:tcW w:type="dxa" w:w="1512"/>
+            <w:vAlign w:val="center"/>
+            <w:shd w:fill="FFFFFF"/>
+            <w:tcBorders>
+              <w:top w:val="single" w:sz="4" w:color="D9D9D9"/>
+              <w:left w:val="single" w:sz="4" w:color="D9D9D9"/>
+              <w:bottom w:val="single" w:sz="4" w:color="D9D9D9"/>
+              <w:right w:val="single" w:sz="4" w:color="D9D9D9"/>
+            </w:tcBorders>
+            <w:tcMar>
+              <w:top w:w="100" w:type="dxa"/>
+              <w:left w:w="100" w:type="dxa"/>
+              <w:bottom w:w="100" w:type="dxa"/>
+              <w:right w:w="100" w:type="dxa"/>
+            </w:tcMar>
+          </w:tcPr>
+          <w:p>
+            <w:pPr>
+              <w:spacing w:after="0" w:line="252" w:lineRule="auto"/>
+              <w:jc w:val="center"/>
+            </w:pPr>
+            <w:r>
+              <w:rPr>
+                <w:b w:val="0"/>
+                <w:sz w:val="21"/>
+              </w:rPr>
+              <w:t>0.500</w:t>
+            </w:r>
+          </w:p>
+        </w:tc>
+      </w:tr>
+      <w:tr>
+        <w:trPr>
+          <w:cantSplit/>
+        </w:trPr>
+        <w:tc>
+          <w:tcPr>
+            <w:tcW w:type="dxa" w:w="3744"/>
+            <w:vAlign w:val="center"/>
+            <w:shd w:fill="FFFFFF"/>
+            <w:tcBorders>
+              <w:top w:val="single" w:sz="4" w:color="D9D9D9"/>
+              <w:left w:val="single" w:sz="4" w:color="D9D9D9"/>
+              <w:bottom w:val="single" w:sz="4" w:color="D9D9D9"/>
+              <w:right w:val="single" w:sz="4" w:color="D9D9D9"/>
+            </w:tcBorders>
+            <w:tcMar>
+              <w:top w:w="100" w:type="dxa"/>
+              <w:left w:w="100" w:type="dxa"/>
+              <w:bottom w:w="100" w:type="dxa"/>
+              <w:right w:w="100" w:type="dxa"/>
+            </w:tcMar>
+          </w:tcPr>
+          <w:p>
+            <w:pPr>
+              <w:spacing w:after="0" w:line="252" w:lineRule="auto"/>
+              <w:jc w:val="left"/>
+            </w:pPr>
+            <w:r>
+              <w:rPr>
+                <w:b w:val="0"/>
+                <w:sz w:val="21"/>
+              </w:rPr>
+              <w:t>Blind token display</w:t>
+            </w:r>
+          </w:p>
+        </w:tc>
+        <w:tc>
+          <w:tcPr>
+            <w:tcW w:type="dxa" w:w="1080"/>
+            <w:vAlign w:val="center"/>
+            <w:shd w:fill="FFFFFF"/>
+            <w:tcBorders>
+              <w:top w:val="single" w:sz="4" w:color="D9D9D9"/>
+              <w:left w:val="single" w:sz="4" w:color="D9D9D9"/>
+              <w:bottom w:val="single" w:sz="4" w:color="D9D9D9"/>
+              <w:right w:val="single" w:sz="4" w:color="D9D9D9"/>
+            </w:tcBorders>
+            <w:tcMar>
+              <w:top w:w="100" w:type="dxa"/>
+              <w:left w:w="100" w:type="dxa"/>
+              <w:bottom w:w="100" w:type="dxa"/>
+              <w:right w:w="100" w:type="dxa"/>
+            </w:tcMar>
+          </w:tcPr>
+          <w:p>
+            <w:pPr>
+              <w:spacing w:after="0" w:line="252" w:lineRule="auto"/>
+              <w:jc w:val="center"/>
+            </w:pPr>
+            <w:r>
+              <w:rPr>
+                <w:b w:val="0"/>
+                <w:sz w:val="21"/>
+              </w:rPr>
+              <w:t>0/463</w:t>
+            </w:r>
+          </w:p>
+        </w:tc>
+        <w:tc>
+          <w:tcPr>
+            <w:tcW w:type="dxa" w:w="1080"/>
+            <w:vAlign w:val="center"/>
+            <w:shd w:fill="FFFFFF"/>
+            <w:tcBorders>
+              <w:top w:val="single" w:sz="4" w:color="D9D9D9"/>
+              <w:left w:val="single" w:sz="4" w:color="D9D9D9"/>
+              <w:bottom w:val="single" w:sz="4" w:color="D9D9D9"/>
+              <w:right w:val="single" w:sz="4" w:color="D9D9D9"/>
+            </w:tcBorders>
+            <w:tcMar>
+              <w:top w:w="100" w:type="dxa"/>
+              <w:left w:w="100" w:type="dxa"/>
+              <w:bottom w:w="100" w:type="dxa"/>
+              <w:right w:w="100" w:type="dxa"/>
+            </w:tcMar>
+          </w:tcPr>
+          <w:p>
+            <w:pPr>
+              <w:spacing w:after="0" w:line="252" w:lineRule="auto"/>
+              <w:jc w:val="center"/>
+            </w:pPr>
+            <w:r>
+              <w:rPr>
+                <w:b w:val="0"/>
+                <w:sz w:val="21"/>
+              </w:rPr>
+              <w:t>0/258</w:t>
+            </w:r>
+          </w:p>
+        </w:tc>
+        <w:tc>
+          <w:tcPr>
+            <w:tcW w:type="dxa" w:w="2376"/>
+            <w:vAlign w:val="center"/>
+            <w:shd w:fill="FFFFFF"/>
+            <w:tcBorders>
+              <w:top w:val="single" w:sz="4" w:color="D9D9D9"/>
+              <w:left w:val="single" w:sz="4" w:color="D9D9D9"/>
+              <w:bottom w:val="single" w:sz="4" w:color="D9D9D9"/>
+              <w:right w:val="single" w:sz="4" w:color="D9D9D9"/>
+            </w:tcBorders>
+            <w:tcMar>
+              <w:top w:w="100" w:type="dxa"/>
+              <w:left w:w="100" w:type="dxa"/>
+              <w:bottom w:w="100" w:type="dxa"/>
+              <w:right w:w="100" w:type="dxa"/>
+            </w:tcMar>
+          </w:tcPr>
+          <w:p>
+            <w:pPr>
+              <w:spacing w:after="0" w:line="252" w:lineRule="auto"/>
+              <w:jc w:val="center"/>
+            </w:pPr>
+            <w:r>
+              <w:rPr>
+                <w:b w:val="0"/>
+                <w:sz w:val="21"/>
+              </w:rPr>
+              <w:t>6</w:t>
+            </w:r>
+          </w:p>
+        </w:tc>
+        <w:tc>
+          <w:tcPr>
+            <w:tcW w:type="dxa" w:w="1512"/>
+            <w:vAlign w:val="center"/>
+            <w:shd w:fill="FFFFFF"/>
+            <w:tcBorders>
+              <w:top w:val="single" w:sz="4" w:color="D9D9D9"/>
+              <w:left w:val="single" w:sz="4" w:color="D9D9D9"/>
+              <w:bottom w:val="single" w:sz="4" w:color="D9D9D9"/>
+              <w:right w:val="single" w:sz="4" w:color="D9D9D9"/>
+            </w:tcBorders>
+            <w:tcMar>
+              <w:top w:w="100" w:type="dxa"/>
+              <w:left w:w="100" w:type="dxa"/>
+              <w:bottom w:w="100" w:type="dxa"/>
+              <w:right w:w="100" w:type="dxa"/>
+            </w:tcMar>
+          </w:tcPr>
+          <w:p>
+            <w:pPr>
+              <w:spacing w:after="0" w:line="252" w:lineRule="auto"/>
+              <w:jc w:val="center"/>
+            </w:pPr>
+            <w:r>
+              <w:rPr>
+                <w:b w:val="0"/>
+                <w:sz w:val="21"/>
+              </w:rPr>
+              <w:t>0.689</w:t>
+            </w:r>
+          </w:p>
+        </w:tc>
+      </w:tr>
+      <w:tr>
+        <w:trPr>
+          <w:cantSplit/>
+        </w:trPr>
+        <w:tc>
+          <w:tcPr>
+            <w:tcW w:type="dxa" w:w="3744"/>
+            <w:vAlign w:val="center"/>
+            <w:shd w:fill="FFFFFF"/>
+            <w:tcBorders>
+              <w:top w:val="single" w:sz="4" w:color="D9D9D9"/>
+              <w:left w:val="single" w:sz="4" w:color="D9D9D9"/>
+              <w:bottom w:val="single" w:sz="4" w:color="D9D9D9"/>
+              <w:right w:val="single" w:sz="4" w:color="D9D9D9"/>
+            </w:tcBorders>
+            <w:tcMar>
+              <w:top w:w="100" w:type="dxa"/>
+              <w:left w:w="100" w:type="dxa"/>
+              <w:bottom w:w="100" w:type="dxa"/>
+              <w:right w:w="100" w:type="dxa"/>
+            </w:tcMar>
+          </w:tcPr>
+          <w:p>
+            <w:pPr>
+              <w:spacing w:after="0" w:line="252" w:lineRule="auto"/>
+              <w:jc w:val="left"/>
+            </w:pPr>
+            <w:r>
+              <w:rPr>
+                <w:b w:val="0"/>
+                <w:sz w:val="21"/>
+              </w:rPr>
+              <w:t>Shuffled summary with context</w:t>
+            </w:r>
+          </w:p>
+        </w:tc>
+        <w:tc>
+          <w:tcPr>
+            <w:tcW w:type="dxa" w:w="1080"/>
+            <w:vAlign w:val="center"/>
+            <w:shd w:fill="FFFFFF"/>
+            <w:tcBorders>
+              <w:top w:val="single" w:sz="4" w:color="D9D9D9"/>
+              <w:left w:val="single" w:sz="4" w:color="D9D9D9"/>
+              <w:bottom w:val="single" w:sz="4" w:color="D9D9D9"/>
+              <w:right w:val="single" w:sz="4" w:color="D9D9D9"/>
+            </w:tcBorders>
+            <w:tcMar>
+              <w:top w:w="100" w:type="dxa"/>
+              <w:left w:w="100" w:type="dxa"/>
+              <w:bottom w:w="100" w:type="dxa"/>
+              <w:right w:w="100" w:type="dxa"/>
+            </w:tcMar>
+          </w:tcPr>
+          <w:p>
+            <w:pPr>
+              <w:spacing w:after="0" w:line="252" w:lineRule="auto"/>
+              <w:jc w:val="center"/>
+            </w:pPr>
+            <w:r>
+              <w:rPr>
+                <w:b w:val="0"/>
+                <w:sz w:val="21"/>
+              </w:rPr>
+              <w:t>457/463</w:t>
+            </w:r>
+          </w:p>
+        </w:tc>
+        <w:tc>
+          <w:tcPr>
+            <w:tcW w:type="dxa" w:w="1080"/>
+            <w:vAlign w:val="center"/>
+            <w:shd w:fill="FFFFFF"/>
+            <w:tcBorders>
+              <w:top w:val="single" w:sz="4" w:color="D9D9D9"/>
+              <w:left w:val="single" w:sz="4" w:color="D9D9D9"/>
+              <w:bottom w:val="single" w:sz="4" w:color="D9D9D9"/>
+              <w:right w:val="single" w:sz="4" w:color="D9D9D9"/>
+            </w:tcBorders>
+            <w:tcMar>
+              <w:top w:w="100" w:type="dxa"/>
+              <w:left w:w="100" w:type="dxa"/>
+              <w:bottom w:w="100" w:type="dxa"/>
+              <w:right w:w="100" w:type="dxa"/>
+            </w:tcMar>
+          </w:tcPr>
+          <w:p>
+            <w:pPr>
+              <w:spacing w:after="0" w:line="252" w:lineRule="auto"/>
+              <w:jc w:val="center"/>
+            </w:pPr>
+            <w:r>
+              <w:rPr>
+                <w:b w:val="0"/>
+                <w:sz w:val="21"/>
+              </w:rPr>
+              <w:t>0/259</w:t>
+            </w:r>
+          </w:p>
+        </w:tc>
+        <w:tc>
+          <w:tcPr>
+            <w:tcW w:type="dxa" w:w="2376"/>
+            <w:vAlign w:val="center"/>
+            <w:shd w:fill="FFFFFF"/>
+            <w:tcBorders>
+              <w:top w:val="single" w:sz="4" w:color="D9D9D9"/>
+              <w:left w:val="single" w:sz="4" w:color="D9D9D9"/>
+              <w:bottom w:val="single" w:sz="4" w:color="D9D9D9"/>
+              <w:right w:val="single" w:sz="4" w:color="D9D9D9"/>
+            </w:tcBorders>
+            <w:tcMar>
+              <w:top w:w="100" w:type="dxa"/>
+              <w:left w:w="100" w:type="dxa"/>
+              <w:bottom w:w="100" w:type="dxa"/>
+              <w:right w:w="100" w:type="dxa"/>
+            </w:tcMar>
+          </w:tcPr>
+          <w:p>
+            <w:pPr>
+              <w:spacing w:after="0" w:line="252" w:lineRule="auto"/>
+              <w:jc w:val="center"/>
+            </w:pPr>
+            <w:r>
+              <w:rPr>
+                <w:b w:val="0"/>
+                <w:sz w:val="21"/>
+              </w:rPr>
+              <w:t>5</w:t>
+            </w:r>
+          </w:p>
+        </w:tc>
+        <w:tc>
+          <w:tcPr>
+            <w:tcW w:type="dxa" w:w="1512"/>
+            <w:vAlign w:val="center"/>
+            <w:shd w:fill="FFFFFF"/>
+            <w:tcBorders>
+              <w:top w:val="single" w:sz="4" w:color="D9D9D9"/>
+              <w:left w:val="single" w:sz="4" w:color="D9D9D9"/>
+              <w:bottom w:val="single" w:sz="4" w:color="D9D9D9"/>
+              <w:right w:val="single" w:sz="4" w:color="D9D9D9"/>
+            </w:tcBorders>
+            <w:tcMar>
+              <w:top w:w="100" w:type="dxa"/>
+              <w:left w:w="100" w:type="dxa"/>
+              <w:bottom w:w="100" w:type="dxa"/>
+              <w:right w:w="100" w:type="dxa"/>
+            </w:tcMar>
+          </w:tcPr>
+          <w:p>
+            <w:pPr>
+              <w:spacing w:after="0" w:line="252" w:lineRule="auto"/>
+              <w:jc w:val="center"/>
+            </w:pPr>
+            <w:r>
+              <w:rPr>
+                <w:b w:val="0"/>
+                <w:sz w:val="21"/>
+              </w:rPr>
+              <w:t>0.994</w:t>
+            </w:r>
+          </w:p>
+        </w:tc>
+      </w:tr>
+      <w:tr>
+        <w:trPr>
+          <w:cantSplit/>
+        </w:trPr>
+        <w:tc>
+          <w:tcPr>
+            <w:tcW w:type="dxa" w:w="3744"/>
+            <w:vAlign w:val="center"/>
+            <w:shd w:fill="FFFFFF"/>
+            <w:tcBorders>
+              <w:top w:val="single" w:sz="4" w:color="D9D9D9"/>
+              <w:left w:val="single" w:sz="4" w:color="D9D9D9"/>
+              <w:bottom w:val="single" w:sz="4" w:color="D9D9D9"/>
+              <w:right w:val="single" w:sz="4" w:color="D9D9D9"/>
+            </w:tcBorders>
+            <w:tcMar>
+              <w:top w:w="100" w:type="dxa"/>
+              <w:left w:w="100" w:type="dxa"/>
+              <w:bottom w:w="100" w:type="dxa"/>
+              <w:right w:w="100" w:type="dxa"/>
+            </w:tcMar>
+          </w:tcPr>
+          <w:p>
+            <w:pPr>
+              <w:spacing w:after="0" w:line="252" w:lineRule="auto"/>
+              <w:jc w:val="left"/>
+            </w:pPr>
+            <w:r>
+              <w:rPr>
+                <w:b w:val="0"/>
+                <w:sz w:val="21"/>
+              </w:rPr>
+              <w:t>Activation probe</w:t>
+            </w:r>
+          </w:p>
+        </w:tc>
+        <w:tc>
+          <w:tcPr>
+            <w:tcW w:type="dxa" w:w="1080"/>
+            <w:vAlign w:val="center"/>
+            <w:shd w:fill="FFFFFF"/>
+            <w:tcBorders>
+              <w:top w:val="single" w:sz="4" w:color="D9D9D9"/>
+              <w:left w:val="single" w:sz="4" w:color="D9D9D9"/>
+              <w:bottom w:val="single" w:sz="4" w:color="D9D9D9"/>
+              <w:right w:val="single" w:sz="4" w:color="D9D9D9"/>
+            </w:tcBorders>
+            <w:tcMar>
+              <w:top w:w="100" w:type="dxa"/>
+              <w:left w:w="100" w:type="dxa"/>
+              <w:bottom w:w="100" w:type="dxa"/>
+              <w:right w:w="100" w:type="dxa"/>
+            </w:tcMar>
+          </w:tcPr>
+          <w:p>
+            <w:pPr>
+              <w:spacing w:after="0" w:line="252" w:lineRule="auto"/>
+              <w:jc w:val="center"/>
+            </w:pPr>
+            <w:r>
+              <w:rPr>
+                <w:b w:val="0"/>
+                <w:sz w:val="21"/>
+              </w:rPr>
+              <w:t>464/464</w:t>
+            </w:r>
+          </w:p>
+        </w:tc>
+        <w:tc>
+          <w:tcPr>
+            <w:tcW w:type="dxa" w:w="1080"/>
+            <w:vAlign w:val="center"/>
+            <w:shd w:fill="FFFFFF"/>
+            <w:tcBorders>
+              <w:top w:val="single" w:sz="4" w:color="D9D9D9"/>
+              <w:left w:val="single" w:sz="4" w:color="D9D9D9"/>
+              <w:bottom w:val="single" w:sz="4" w:color="D9D9D9"/>
+              <w:right w:val="single" w:sz="4" w:color="D9D9D9"/>
+            </w:tcBorders>
+            <w:tcMar>
+              <w:top w:w="100" w:type="dxa"/>
+              <w:left w:w="100" w:type="dxa"/>
+              <w:bottom w:w="100" w:type="dxa"/>
+              <w:right w:w="100" w:type="dxa"/>
+            </w:tcMar>
+          </w:tcPr>
+          <w:p>
+            <w:pPr>
+              <w:spacing w:after="0" w:line="252" w:lineRule="auto"/>
+              <w:jc w:val="center"/>
+            </w:pPr>
+            <w:r>
+              <w:rPr>
+                <w:b w:val="0"/>
+                <w:sz w:val="21"/>
+              </w:rPr>
+              <w:t>13/259</w:t>
+            </w:r>
+          </w:p>
+        </w:tc>
+        <w:tc>
+          <w:tcPr>
+            <w:tcW w:type="dxa" w:w="2376"/>
+            <w:vAlign w:val="center"/>
+            <w:shd w:fill="FFFFFF"/>
+            <w:tcBorders>
+              <w:top w:val="single" w:sz="4" w:color="D9D9D9"/>
+              <w:left w:val="single" w:sz="4" w:color="D9D9D9"/>
+              <w:bottom w:val="single" w:sz="4" w:color="D9D9D9"/>
+              <w:right w:val="single" w:sz="4" w:color="D9D9D9"/>
+            </w:tcBorders>
+            <w:tcMar>
+              <w:top w:w="100" w:type="dxa"/>
+              <w:left w:w="100" w:type="dxa"/>
+              <w:bottom w:w="100" w:type="dxa"/>
+              <w:right w:w="100" w:type="dxa"/>
+            </w:tcMar>
+          </w:tcPr>
+          <w:p>
+            <w:pPr>
+              <w:spacing w:after="0" w:line="252" w:lineRule="auto"/>
+              <w:jc w:val="center"/>
+            </w:pPr>
+            <w:r>
+              <w:rPr>
+                <w:b w:val="0"/>
+                <w:sz w:val="21"/>
+              </w:rPr>
+              <w:t>4</w:t>
+            </w:r>
+          </w:p>
+        </w:tc>
+        <w:tc>
+          <w:tcPr>
+            <w:tcW w:type="dxa" w:w="1512"/>
+            <w:vAlign w:val="center"/>
+            <w:shd w:fill="FFFFFF"/>
+            <w:tcBorders>
+              <w:top w:val="single" w:sz="4" w:color="D9D9D9"/>
+              <w:left w:val="single" w:sz="4" w:color="D9D9D9"/>
+              <w:bottom w:val="single" w:sz="4" w:color="D9D9D9"/>
+              <w:right w:val="single" w:sz="4" w:color="D9D9D9"/>
+            </w:tcBorders>
+            <w:tcMar>
+              <w:top w:w="100" w:type="dxa"/>
+              <w:left w:w="100" w:type="dxa"/>
+              <w:bottom w:w="100" w:type="dxa"/>
+              <w:right w:w="100" w:type="dxa"/>
+            </w:tcMar>
+          </w:tcPr>
+          <w:p>
+            <w:pPr>
+              <w:spacing w:after="0" w:line="252" w:lineRule="auto"/>
+              <w:jc w:val="center"/>
+            </w:pPr>
+            <w:r>
+              <w:rPr>
+                <w:b w:val="0"/>
+                <w:sz w:val="21"/>
+              </w:rPr>
+              <w:t>1.000</w:t>
+            </w:r>
+          </w:p>
+        </w:tc>
+      </w:tr>
+      <w:tr>
+        <w:trPr>
+          <w:cantSplit/>
+        </w:trPr>
+        <w:tc>
+          <w:tcPr>
+            <w:tcW w:type="dxa" w:w="3744"/>
+            <w:vAlign w:val="center"/>
+            <w:shd w:fill="FFFFFF"/>
+            <w:tcBorders>
+              <w:top w:val="single" w:sz="4" w:color="D9D9D9"/>
+              <w:left w:val="single" w:sz="4" w:color="D9D9D9"/>
+              <w:bottom w:val="single" w:sz="4" w:color="D9D9D9"/>
+              <w:right w:val="single" w:sz="4" w:color="D9D9D9"/>
+            </w:tcBorders>
+            <w:tcMar>
+              <w:top w:w="100" w:type="dxa"/>
+              <w:left w:w="100" w:type="dxa"/>
+              <w:bottom w:w="100" w:type="dxa"/>
+              <w:right w:w="100" w:type="dxa"/>
+            </w:tcMar>
+          </w:tcPr>
+          <w:p>
+            <w:pPr>
+              <w:spacing w:after="0" w:line="252" w:lineRule="auto"/>
+              <w:jc w:val="left"/>
+            </w:pPr>
+            <w:r>
+              <w:rPr>
+                <w:b w:val="0"/>
+                <w:sz w:val="21"/>
+              </w:rPr>
+              <w:t>Original J view</w:t>
+            </w:r>
+          </w:p>
+        </w:tc>
+        <w:tc>
+          <w:tcPr>
+            <w:tcW w:type="dxa" w:w="1080"/>
+            <w:vAlign w:val="center"/>
+            <w:shd w:fill="FFFFFF"/>
+            <w:tcBorders>
+              <w:top w:val="single" w:sz="4" w:color="D9D9D9"/>
+              <w:left w:val="single" w:sz="4" w:color="D9D9D9"/>
+              <w:bottom w:val="single" w:sz="4" w:color="D9D9D9"/>
+              <w:right w:val="single" w:sz="4" w:color="D9D9D9"/>
+            </w:tcBorders>
+            <w:tcMar>
+              <w:top w:w="100" w:type="dxa"/>
+              <w:left w:w="100" w:type="dxa"/>
+              <w:bottom w:w="100" w:type="dxa"/>
+              <w:right w:w="100" w:type="dxa"/>
+            </w:tcMar>
+          </w:tcPr>
+          <w:p>
+            <w:pPr>
+              <w:spacing w:after="0" w:line="252" w:lineRule="auto"/>
+              <w:jc w:val="center"/>
+            </w:pPr>
+            <w:r>
+              <w:rPr>
+                <w:b w:val="0"/>
+                <w:sz w:val="21"/>
+              </w:rPr>
+              <w:t>464/464</w:t>
+            </w:r>
+          </w:p>
+        </w:tc>
+        <w:tc>
+          <w:tcPr>
+            <w:tcW w:type="dxa" w:w="1080"/>
+            <w:vAlign w:val="center"/>
+            <w:shd w:fill="FFFFFF"/>
+            <w:tcBorders>
+              <w:top w:val="single" w:sz="4" w:color="D9D9D9"/>
+              <w:left w:val="single" w:sz="4" w:color="D9D9D9"/>
+              <w:bottom w:val="single" w:sz="4" w:color="D9D9D9"/>
+              <w:right w:val="single" w:sz="4" w:color="D9D9D9"/>
+            </w:tcBorders>
+            <w:tcMar>
+              <w:top w:w="100" w:type="dxa"/>
+              <w:left w:w="100" w:type="dxa"/>
+              <w:bottom w:w="100" w:type="dxa"/>
+              <w:right w:w="100" w:type="dxa"/>
+            </w:tcMar>
+          </w:tcPr>
+          <w:p>
+            <w:pPr>
+              <w:spacing w:after="0" w:line="252" w:lineRule="auto"/>
+              <w:jc w:val="center"/>
+            </w:pPr>
+            <w:r>
+              <w:rPr>
+                <w:b w:val="0"/>
+                <w:sz w:val="21"/>
+              </w:rPr>
+              <w:t>3/259</w:t>
+            </w:r>
+          </w:p>
+        </w:tc>
+        <w:tc>
+          <w:tcPr>
+            <w:tcW w:type="dxa" w:w="2376"/>
+            <w:vAlign w:val="center"/>
+            <w:shd w:fill="FFFFFF"/>
+            <w:tcBorders>
+              <w:top w:val="single" w:sz="4" w:color="D9D9D9"/>
+              <w:left w:val="single" w:sz="4" w:color="D9D9D9"/>
+              <w:bottom w:val="single" w:sz="4" w:color="D9D9D9"/>
+              <w:right w:val="single" w:sz="4" w:color="D9D9D9"/>
+            </w:tcBorders>
+            <w:tcMar>
+              <w:top w:w="100" w:type="dxa"/>
+              <w:left w:w="100" w:type="dxa"/>
+              <w:bottom w:w="100" w:type="dxa"/>
+              <w:right w:w="100" w:type="dxa"/>
+            </w:tcMar>
+          </w:tcPr>
+          <w:p>
+            <w:pPr>
+              <w:spacing w:after="0" w:line="252" w:lineRule="auto"/>
+              <w:jc w:val="center"/>
+            </w:pPr>
+            <w:r>
+              <w:rPr>
+                <w:b w:val="0"/>
+                <w:sz w:val="21"/>
+              </w:rPr>
+              <w:t>4</w:t>
+            </w:r>
+          </w:p>
+        </w:tc>
+        <w:tc>
+          <w:tcPr>
+            <w:tcW w:type="dxa" w:w="1512"/>
+            <w:vAlign w:val="center"/>
+            <w:shd w:fill="FFFFFF"/>
+            <w:tcBorders>
+              <w:top w:val="single" w:sz="4" w:color="D9D9D9"/>
+              <w:left w:val="single" w:sz="4" w:color="D9D9D9"/>
+              <w:bottom w:val="single" w:sz="4" w:color="D9D9D9"/>
+              <w:right w:val="single" w:sz="4" w:color="D9D9D9"/>
+            </w:tcBorders>
+            <w:tcMar>
+              <w:top w:w="100" w:type="dxa"/>
+              <w:left w:w="100" w:type="dxa"/>
+              <w:bottom w:w="100" w:type="dxa"/>
+              <w:right w:w="100" w:type="dxa"/>
+            </w:tcMar>
+          </w:tcPr>
+          <w:p>
+            <w:pPr>
+              <w:spacing w:after="0" w:line="252" w:lineRule="auto"/>
+              <w:jc w:val="center"/>
+            </w:pPr>
+            <w:r>
+              <w:rPr>
+                <w:b w:val="0"/>
+                <w:sz w:val="21"/>
+              </w:rPr>
+              <w:t>0.998</w:t>
+            </w:r>
+          </w:p>
+        </w:tc>
+      </w:tr>
+      <w:tr>
+        <w:trPr>
+          <w:cantSplit/>
+        </w:trPr>
+        <w:tc>
+          <w:tcPr>
+            <w:tcW w:type="dxa" w:w="3744"/>
+            <w:vAlign w:val="center"/>
+            <w:shd w:fill="FFFFFF"/>
+            <w:tcBorders>
+              <w:top w:val="single" w:sz="4" w:color="D9D9D9"/>
+              <w:left w:val="single" w:sz="4" w:color="D9D9D9"/>
+              <w:bottom w:val="single" w:sz="4" w:color="D9D9D9"/>
+              <w:right w:val="single" w:sz="4" w:color="D9D9D9"/>
+            </w:tcBorders>
+            <w:tcMar>
+              <w:top w:w="100" w:type="dxa"/>
+              <w:left w:w="100" w:type="dxa"/>
+              <w:bottom w:w="100" w:type="dxa"/>
+              <w:right w:w="100" w:type="dxa"/>
+            </w:tcMar>
+          </w:tcPr>
+          <w:p>
+            <w:pPr>
+              <w:spacing w:after="0" w:line="252" w:lineRule="auto"/>
+              <w:jc w:val="left"/>
+            </w:pPr>
+            <w:r>
+              <w:rPr>
+                <w:b w:val="0"/>
+                <w:sz w:val="21"/>
+              </w:rPr>
+              <w:t>Context only</w:t>
+            </w:r>
+          </w:p>
+        </w:tc>
+        <w:tc>
+          <w:tcPr>
+            <w:tcW w:type="dxa" w:w="1080"/>
+            <w:vAlign w:val="center"/>
+            <w:shd w:fill="FFFFFF"/>
+            <w:tcBorders>
+              <w:top w:val="single" w:sz="4" w:color="D9D9D9"/>
+              <w:left w:val="single" w:sz="4" w:color="D9D9D9"/>
+              <w:bottom w:val="single" w:sz="4" w:color="D9D9D9"/>
+              <w:right w:val="single" w:sz="4" w:color="D9D9D9"/>
+            </w:tcBorders>
+            <w:tcMar>
+              <w:top w:w="100" w:type="dxa"/>
+              <w:left w:w="100" w:type="dxa"/>
+              <w:bottom w:w="100" w:type="dxa"/>
+              <w:right w:w="100" w:type="dxa"/>
+            </w:tcMar>
+          </w:tcPr>
+          <w:p>
+            <w:pPr>
+              <w:spacing w:after="0" w:line="252" w:lineRule="auto"/>
+              <w:jc w:val="center"/>
+            </w:pPr>
+            <w:r>
+              <w:rPr>
+                <w:b w:val="0"/>
+                <w:sz w:val="21"/>
+              </w:rPr>
+              <w:t>464/464</w:t>
+            </w:r>
+          </w:p>
+        </w:tc>
+        <w:tc>
+          <w:tcPr>
+            <w:tcW w:type="dxa" w:w="1080"/>
+            <w:vAlign w:val="center"/>
+            <w:shd w:fill="FFFFFF"/>
+            <w:tcBorders>
+              <w:top w:val="single" w:sz="4" w:color="D9D9D9"/>
+              <w:left w:val="single" w:sz="4" w:color="D9D9D9"/>
+              <w:bottom w:val="single" w:sz="4" w:color="D9D9D9"/>
+              <w:right w:val="single" w:sz="4" w:color="D9D9D9"/>
+            </w:tcBorders>
+            <w:tcMar>
+              <w:top w:w="100" w:type="dxa"/>
+              <w:left w:w="100" w:type="dxa"/>
+              <w:bottom w:w="100" w:type="dxa"/>
+              <w:right w:w="100" w:type="dxa"/>
+            </w:tcMar>
+          </w:tcPr>
+          <w:p>
+            <w:pPr>
+              <w:spacing w:after="0" w:line="252" w:lineRule="auto"/>
+              <w:jc w:val="center"/>
+            </w:pPr>
+            <w:r>
+              <w:rPr>
+                <w:b w:val="0"/>
+                <w:sz w:val="21"/>
+              </w:rPr>
+              <w:t>7/259</w:t>
+            </w:r>
+          </w:p>
+        </w:tc>
+        <w:tc>
+          <w:tcPr>
+            <w:tcW w:type="dxa" w:w="2376"/>
+            <w:vAlign w:val="center"/>
+            <w:shd w:fill="FFFFFF"/>
+            <w:tcBorders>
+              <w:top w:val="single" w:sz="4" w:color="D9D9D9"/>
+              <w:left w:val="single" w:sz="4" w:color="D9D9D9"/>
+              <w:bottom w:val="single" w:sz="4" w:color="D9D9D9"/>
+              <w:right w:val="single" w:sz="4" w:color="D9D9D9"/>
+            </w:tcBorders>
+            <w:tcMar>
+              <w:top w:w="100" w:type="dxa"/>
+              <w:left w:w="100" w:type="dxa"/>
+              <w:bottom w:w="100" w:type="dxa"/>
+              <w:right w:w="100" w:type="dxa"/>
+            </w:tcMar>
+          </w:tcPr>
+          <w:p>
+            <w:pPr>
+              <w:spacing w:after="0" w:line="252" w:lineRule="auto"/>
+              <w:jc w:val="center"/>
+            </w:pPr>
+            <w:r>
+              <w:rPr>
+                <w:b w:val="0"/>
+                <w:sz w:val="21"/>
+              </w:rPr>
+              <w:t>4</w:t>
+            </w:r>
+          </w:p>
+        </w:tc>
+        <w:tc>
+          <w:tcPr>
+            <w:tcW w:type="dxa" w:w="1512"/>
+            <w:vAlign w:val="center"/>
+            <w:shd w:fill="FFFFFF"/>
+            <w:tcBorders>
+              <w:top w:val="single" w:sz="4" w:color="D9D9D9"/>
+              <w:left w:val="single" w:sz="4" w:color="D9D9D9"/>
+              <w:bottom w:val="single" w:sz="4" w:color="D9D9D9"/>
+              <w:right w:val="single" w:sz="4" w:color="D9D9D9"/>
+            </w:tcBorders>
+            <w:tcMar>
+              <w:top w:w="100" w:type="dxa"/>
+              <w:left w:w="100" w:type="dxa"/>
+              <w:bottom w:w="100" w:type="dxa"/>
+              <w:right w:w="100" w:type="dxa"/>
+            </w:tcMar>
+          </w:tcPr>
+          <w:p>
+            <w:pPr>
+              <w:spacing w:after="0" w:line="252" w:lineRule="auto"/>
+              <w:jc w:val="center"/>
+            </w:pPr>
+            <w:r>
+              <w:rPr>
+                <w:b w:val="0"/>
+                <w:sz w:val="21"/>
+              </w:rPr>
+              <w:t>1.000</w:t>
+            </w:r>
+          </w:p>
+        </w:tc>
+      </w:tr>
+    </w:tbl>
+    <w:p>
+      <w:pPr>
+        <w:spacing w:after="40"/>
+      </w:pPr>
+    </w:p>
+    <w:p>
+      <w:pPr>
+        <w:widowControl/>
+      </w:pPr>
+      <w:r>
+        <w:t>At code onset, contextual summaries detect 459 of 462 available positives with zero false positives among 259 available benign cases. The original J view detects all 464 available positives with three false positives among 259 benign cases, while the probe flags 13 benign cases. On the common 721 cases, summary sensitivity differs from J view by minus 0.65 percentage points, with a 95 percent family interval from minus 1.30 to zero; its false positive rate differs by minus 1.16 points, from minus 2.80 to zero. These are operating point tradeoffs, not evidence that one reader is complete.</w:t>
+      </w:r>
+    </w:p>
+    <w:p>
+      <w:pPr>
+        <w:widowControl/>
+      </w:pPr>
+      <w:r>
+        <w:t>Shuffled contextual summaries detect 457 of 463 available code onset positives. The paired correct minus shuffled sensitivity difference is only 0.65 points, with a 95 percent family interval from minus 0.43 to plus 1.69. Blind summaries detect zero of 464. The result therefore does not establish added detection information from correctly paired summaries beyond context. Zero observed false positives and degenerate bootstrap intervals do not imply zero population error. Family resampling uses 15 authored families and 2000 replicates; it does not establish broad deployment generalization or correct all exploratory comparisons for multiplicity.</w:t>
+      </w:r>
+    </w:p>
+    <w:p>
+      <w:pPr>
+        <w:widowControl/>
+      </w:pPr>
+      <w:r>
+        <w:t>The continuation registered 4068 new unique reviewer calls and reused 4768 exact cached responses. Of the new calls, 4040 yielded usable judgments and 28 remained unavailable; four prior failed unique requests were retained without retry. The registered jobs span 8960 episode arm model slots; exact cache reuse supplies 8808 usable unique reviews, with unavailable slots retained. Per-arm missingness, worst and best case bounds, uncertain-as-benign analyses, pairwise comparisons and deterministic disagreement examples are retained in the machine readable reports. No missing response was converted to a negative label.</w:t>
+      </w:r>
+    </w:p>
+    <w:p>
+      <w:pPr>
+        <w:pStyle w:val="Heading1"/>
+      </w:pPr>
+      <w:r>
         <w:t>Execution stages and completion criteria</w:t>
       </w:r>
     </w:p>
@@ -11077,7 +14167,7 @@
         <w:widowControl/>
       </w:pPr>
       <w:r>
-        <w:t>Stage five has completed the targeted qualitative fidelity audit and two legacy specificity panels. Causal intervention remains conditional and unexecuted. The template challenge and legacy code onset completion remain outstanding under the budget limit. Final deliverables are an editable measured report, reproducible scripts and configuration, pinned model and data identities, machine readable metrics, casebooks, cost and resource records, and verified local copies of necessary artifacts.</w:t>
+        <w:t>Stage five has completed the targeted qualitative fidelity audit and two legacy specificity panels. Causal intervention remains conditional and unexecuted. The template challenge and full requested legacy code onset continuation have now completed registered inference and frozen evaluation, with unavailable cases retained. Final deliverables are an editable measured report, reproducible scripts and configuration, pinned model and data identities, machine readable metrics, casebooks, cost and resource records, and verified local copies of necessary artifacts.</w:t>
       </w:r>
     </w:p>
     <w:p>
@@ -11117,7 +14207,7 @@
         <w:widowControl/>
       </w:pPr>
       <w:r>
-        <w:t>The user authorized a cumulative additional OpenRouter ceiling of 40 dollars. After the specificity panels, settled spending is 35.240746 dollars and uncertain charges retain 1.058460 dollars, leaving 3.700794 dollars available. Failed or uncertain calls are never assumed free. A read-only exact cache inventory identifies 1442 new GPT 4.1 and 1446 new GPT 5.4 requests for the incomplete original code onset cohort; four prior raw failures remain unavailable and must not be retried. Historical receipt means project 24.502870 dollars for these new reviews. The full template panel needs 472 uncached summaries and up to 590 review requests per judge, projected at 10.502279 dollars before final review deduplication. Combined projected remaining inference is 35.005149 dollars, approximately 31.304355 above the current available allowance. These are estimates, not quotes or hard maxima. No further paid inference has been dispatched.</w:t>
+        <w:t>The user increased the cumulative additional OpenRouter ceiling to 80 dollars. Final settled spending is 69.538016 dollars, with 1.058460 dollars still reserved for uncertain earlier charges, leaving 9.403524 dollars unallocated. The final template summary stage cost 0.462819 dollars and the remaining review stage cost 33.834451 dollars. These additional-budget figures exclude earlier API spending and GPU or storage costs. All registered new requests were attempted once; unavailable replies and uncertain charges remain recorded. No further inference is needed for the registered comparison.</w:t>
       </w:r>
     </w:p>
     <w:p>
@@ -11125,7 +14215,7 @@
         <w:widowControl/>
       </w:pPr>
       <w:r>
-        <w:t>After sequential API dispatch caused unnecessary delay, the held out pipeline was changed to eight globally concurrent requests with shared locked budget reservations, exact cache reuse and immediate completion triggered stage handoffs. Outcomes do not determine queue order. Every paid stage is priced and registered before dispatch; each wave must fit its conservative reservation. Unknown failures stop dispatch, and failed requests remain unavailable without retry. All paid workers are now terminal.</w:t>
+        <w:t>After sequential API dispatch caused unnecessary delay, the held out pipeline was changed to eight globally concurrent requests with shared locked budget reservations, exact cache reuse and immediate completion triggered stage handoffs. Outcomes do not determine queue order. Every paid stage is priced and registered before dispatch; each request must fit its conservative reservation. Clusters of failures stop dispatch, and failed requests remain unavailable without retry. All paid workers are now terminal.</w:t>
       </w:r>
     </w:p>
     <w:p>
@@ -11141,7 +14231,7 @@
         <w:widowControl/>
       </w:pPr>
       <w:r>
-        <w:t>The numerical comparison no longer awaits API or GPU inference. Remaining work is final artifact integration and the two remaining legacy cohorts. Their current cost forecast exceeds available authorization; this is a resource limitation, not a GPU or CPU latency issue. Those panels require a concrete affordable execution plan before any additional calls. Real model causal work has not been run; no causal completion date or cost is asserted.</w:t>
+        <w:t>All registered numerical comparisons are complete. Final evidence verification and document integration close out the execution. Reconstruction fidelity, broad subject transfer and real model causal interventions are unmeasured extensions; no causal finding or comprehensive access to hidden intentions is claimed. Future research should use episodes with distinguishable pre action states, more independent families and targeted interventions with real model zero dose qualification before interpreting a detector direction causally.</w:t>
       </w:r>
     </w:p>
     <w:p>
